--- a/zht/docx/132.content.docx
+++ b/zht/docx/132.content.docx
@@ -149,27 +149,7 @@
         <w:rPr>
           <w:lang w:val="zh_TW" w:bidi="zh_TW"/>
         </w:rPr>
-        <w:t>xu</w:t>
-      </w:r>
-      <w:r>
-        <w:rPr>
-          <w:lang w:val="zh_TW" w:bidi="zh_TW"/>
-        </w:rPr>
-      </w:r>
-    </w:p>
-    <w:p>
-      <w:pPr/>
-      <w:r>
-        <w:rPr>
-          <w:lang w:val="zh_TW" w:bidi="zh_TW"/>
-        </w:rPr>
-      </w:r>
-      <w:r>
-        <w:rPr>
-          <w:i/>
-          <w:lang w:val="zh_TW" w:bidi="zh_TW"/>
-        </w:rPr>
-        <w:t>許願、願, 敘利腓尼基, 敘利亞，敘利亞人</w:t>
+        <w:t>tie</w:t>
       </w:r>
       <w:r>
         <w:rPr>
@@ -232,7 +212,7 @@
         <w:rPr>
           <w:lang w:val="zh_TW" w:bidi="zh_TW"/>
         </w:rPr>
-        <w:t>許願、願</w:t>
+        <w:t>帖撒羅尼迦後書</w:t>
       </w:r>
       <w:r>
         <w:rPr>
@@ -251,18 +231,7 @@
         <w:rPr>
           <w:lang w:val="zh_TW" w:bidi="zh_TW"/>
         </w:rPr>
-        <w:t>向神所作嚴肅的承諾或宣誓。</w:t>
-      </w:r>
-    </w:p>
-    <w:p>
-      <w:pPr>
-        <w:pStyle w:val="Heading3"/>
-      </w:pPr>
-      <w:r>
-        <w:rPr>
-          <w:lang w:val="zh_TW" w:bidi="zh_TW"/>
-        </w:rPr>
-        <w:t>宗教實踐中的許願</w:t>
+        <w:t>保羅寫給帖撒羅尼迦教會的第二封信。</w:t>
       </w:r>
     </w:p>
     <w:p>
@@ -276,7 +245,90 @@
         <w:rPr>
           <w:lang w:val="zh_TW" w:bidi="zh_TW"/>
         </w:rPr>
-        <w:t>向神許願是在聖經中經常提到的宗教做法。大多數關於許願的經文都出現在舊約聖經，尤其是在詩篇中。新約聖經中也提到了一些許願。</w:t>
+        <w:t>概述</w:t>
+      </w:r>
+    </w:p>
+    <w:p>
+      <w:pPr>
+        <w:pStyle w:val="ListBullet"/>
+        <w:spacing w:line="240" w:lineRule="auto"/>
+        <w:ind w:left="720"/>
+      </w:pPr>
+      <w:r>
+        <w:rPr>
+          <w:lang w:val="zh_TW" w:bidi="zh_TW"/>
+        </w:rPr>
+      </w:r>
+      <w:r>
+        <w:rPr>
+          <w:lang w:val="zh_TW" w:bidi="zh_TW"/>
+        </w:rPr>
+        <w:t>作者</w:t>
+      </w:r>
+    </w:p>
+    <w:p>
+      <w:pPr>
+        <w:pStyle w:val="ListBullet"/>
+        <w:spacing w:line="240" w:lineRule="auto"/>
+        <w:ind w:left="720"/>
+      </w:pPr>
+      <w:r>
+        <w:rPr>
+          <w:lang w:val="zh_TW" w:bidi="zh_TW"/>
+        </w:rPr>
+      </w:r>
+      <w:r>
+        <w:rPr>
+          <w:lang w:val="zh_TW" w:bidi="zh_TW"/>
+        </w:rPr>
+        <w:t>日期、起源與寫作對象</w:t>
+      </w:r>
+    </w:p>
+    <w:p>
+      <w:pPr>
+        <w:pStyle w:val="ListBullet"/>
+        <w:spacing w:line="240" w:lineRule="auto"/>
+        <w:ind w:left="720"/>
+      </w:pPr>
+      <w:r>
+        <w:rPr>
+          <w:lang w:val="zh_TW" w:bidi="zh_TW"/>
+        </w:rPr>
+      </w:r>
+      <w:r>
+        <w:rPr>
+          <w:lang w:val="zh_TW" w:bidi="zh_TW"/>
+        </w:rPr>
+        <w:t>目的</w:t>
+      </w:r>
+    </w:p>
+    <w:p>
+      <w:pPr>
+        <w:pStyle w:val="ListBullet"/>
+        <w:spacing w:line="240" w:lineRule="auto"/>
+        <w:ind w:left="720"/>
+      </w:pPr>
+      <w:r>
+        <w:rPr>
+          <w:lang w:val="zh_TW" w:bidi="zh_TW"/>
+        </w:rPr>
+      </w:r>
+      <w:r>
+        <w:rPr>
+          <w:lang w:val="zh_TW" w:bidi="zh_TW"/>
+        </w:rPr>
+        <w:t>內容</w:t>
+      </w:r>
+    </w:p>
+    <w:p>
+      <w:pPr>
+        <w:pStyle w:val="Heading3"/>
+      </w:pPr>
+      <w:r>
+        <w:rPr>
+          <w:lang w:val="zh_TW" w:bidi="zh_TW"/>
+        </w:rPr>
+        <w:t>作者簡介</w:t>
       </w:r>
     </w:p>
     <w:p>
@@ -290,7 +342,7 @@
         <w:rPr>
           <w:lang w:val="zh_TW" w:bidi="zh_TW"/>
         </w:rPr>
-        <w:t>十一奉獻、祭祀和供物、守安息日和割禮都是摩西律法所命令的。許願（或譯：立誓）則不是。比如，</w:t>
+        <w:t>與帖撒羅尼迦前書一樣，這封信以保羅、西拉和提摩太的名字開始；並且像前書一樣，這封信經常使用複數代名詞「我們」和「我們的」，但也有使用單數代名詞「我」（例如</w:t>
       </w:r>
       <w:hyperlink r:id="rId13">
         <w:r>
@@ -301,37 +353,44 @@
             <w:color w:val="0000EE"/>
             <w:u w:val="single"/>
           </w:rPr>
-          <w:t>詩篇五十篇14節</w:t>
+          <w:t>帖後2:5</w:t>
         </w:r>
       </w:hyperlink>
       <w:r>
         <w:rPr>
           <w:lang w:val="zh_TW" w:bidi="zh_TW"/>
         </w:rPr>
-        <w:t>說：「</w:t>
-      </w:r>
-      <w:r>
-        <w:rPr>
-          <w:lang w:val="zh_TW" w:bidi="zh_TW"/>
-        </w:rPr>
-        <w:t>你們要以感謝為祭獻與神， 又要向至高者還你的願。</w:t>
-      </w:r>
-      <w:r>
-        <w:rPr>
-          <w:lang w:val="zh_TW" w:bidi="zh_TW"/>
-        </w:rPr>
-        <w:t>」命令是要遵守或履行已經做出的承諾。神沒有沒有命令要做出承諾，只是在做出承諾時必須履行。這種做法是可以接受的，也有規條提到，但不是要求一定要做的。</w:t>
-      </w:r>
-    </w:p>
-    <w:p>
-      <w:pPr>
-        <w:pStyle w:val="Heading3"/>
-      </w:pPr>
-      <w:r>
-        <w:rPr>
-          <w:lang w:val="zh_TW" w:bidi="zh_TW"/>
-        </w:rPr>
-        <w:t>聖經中的許願類型</w:t>
+        <w:t>）。信的結尾寫道：「</w:t>
+      </w:r>
+      <w:r>
+        <w:rPr>
+          <w:lang w:val="zh_TW" w:bidi="zh_TW"/>
+        </w:rPr>
+        <w:t>我－ 保羅親筆問你們安。凡我的信都以此為記，我的筆跡就是這樣</w:t>
+      </w:r>
+      <w:r>
+        <w:rPr>
+          <w:lang w:val="zh_TW" w:bidi="zh_TW"/>
+        </w:rPr>
+        <w:t>」（</w:t>
+      </w:r>
+      <w:hyperlink r:id="rId14">
+        <w:r>
+          <w:rPr>
+            <w:lang w:val="zh_TW" w:bidi="zh_TW"/>
+          </w:rPr>
+          <w:rPr>
+            <w:color w:val="0000EE"/>
+            <w:u w:val="single"/>
+          </w:rPr>
+          <w:t>3:17</w:t>
+        </w:r>
+      </w:hyperlink>
+      <w:r>
+        <w:rPr>
+          <w:lang w:val="zh_TW" w:bidi="zh_TW"/>
+        </w:rPr>
+        <w:t>）。</w:t>
       </w:r>
     </w:p>
     <w:p>
@@ -345,7 +404,7 @@
         <w:rPr>
           <w:lang w:val="zh_TW" w:bidi="zh_TW"/>
         </w:rPr>
-        <w:t>許願是為了得到耶和華的喜悅，表達對祂某種拯救或恩惠的感恩，或表明對祂的絕對委身。個人的委身和分別自己歸於耶和華是拿細耳人許願的主要特徵。參孫、撒母耳和施洗約翰是用這種方式許願的最常見例子。</w:t>
+        <w:t>有些學者質疑這封書信是否出自保羅之手，主要原因在於這書關於未來的教導，與帖撒羅尼迦前書的教導有所不同。根據</w:t>
       </w:r>
       <w:hyperlink r:id="rId14">
         <w:r>
@@ -356,68 +415,25 @@
             <w:color w:val="0000EE"/>
             <w:u w:val="single"/>
           </w:rPr>
-          <w:t>民數記六章1至8節</w:t>
+          <w:t>帖撒羅尼迦後書三章17節</w:t>
         </w:r>
       </w:hyperlink>
       <w:r>
         <w:rPr>
           <w:lang w:val="zh_TW" w:bidi="zh_TW"/>
         </w:rPr>
-        <w:t>總結了這種許願的條件。</w:t>
-      </w:r>
-      <w:hyperlink r:id="rId15">
-        <w:r>
-          <w:rPr>
-            <w:lang w:val="zh_TW" w:bidi="zh_TW"/>
-          </w:rPr>
-          <w:rPr>
-            <w:color w:val="0000EE"/>
-            <w:u w:val="single"/>
-          </w:rPr>
-          <w:t>13至21</w:t>
-        </w:r>
-      </w:hyperlink>
-      <w:r>
-        <w:rPr>
-          <w:lang w:val="zh_TW" w:bidi="zh_TW"/>
-        </w:rPr>
-        <w:t>節說明如何離俗。婦女也可以這樣許願（</w:t>
-      </w:r>
-      <w:hyperlink r:id="rId16">
-        <w:r>
-          <w:rPr>
-            <w:lang w:val="zh_TW" w:bidi="zh_TW"/>
-          </w:rPr>
-          <w:rPr>
-            <w:color w:val="0000EE"/>
-            <w:u w:val="single"/>
-          </w:rPr>
-          <w:t>2</w:t>
-        </w:r>
-      </w:hyperlink>
-      <w:r>
-        <w:rPr>
-          <w:lang w:val="zh_TW" w:bidi="zh_TW"/>
-        </w:rPr>
-        <w:t>節），而且可能只是在指定時間內許願。利甲族許願過簡樸、不蓋房屋居住的生活。他們是對以色列的神忠心的有力見證（</w:t>
-      </w:r>
-      <w:hyperlink r:id="rId17">
-        <w:r>
-          <w:rPr>
-            <w:lang w:val="zh_TW" w:bidi="zh_TW"/>
-          </w:rPr>
-          <w:rPr>
-            <w:color w:val="0000EE"/>
-            <w:u w:val="single"/>
-          </w:rPr>
-          <w:t>耶利米書35</w:t>
-        </w:r>
-      </w:hyperlink>
-      <w:r>
-        <w:rPr>
-          <w:lang w:val="zh_TW" w:bidi="zh_TW"/>
-        </w:rPr>
-        <w:t>）。</w:t>
+        <w:t>的說法，第一封信必須被視為偽造。然而，事實並非如此，早期教會從未質疑這兩封信是否出由保羅所寫。</w:t>
+      </w:r>
+    </w:p>
+    <w:p>
+      <w:pPr>
+        <w:pStyle w:val="Heading3"/>
+      </w:pPr>
+      <w:r>
+        <w:rPr>
+          <w:lang w:val="zh_TW" w:bidi="zh_TW"/>
+        </w:rPr>
+        <w:t>日期、起源與寫作對象</w:t>
       </w:r>
     </w:p>
     <w:p>
@@ -431,7 +447,177 @@
         <w:rPr>
           <w:lang w:val="zh_TW" w:bidi="zh_TW"/>
         </w:rPr>
-        <w:t>有些許願被視為是在某種意義上與神的討價還價。在伯特利，雅各許願說，假如神保護他並供應他的需要，他就敬拜神並奉獻十分之一（</w:t>
+        <w:t>與帖撒羅尼迦前書相同，這封信的第一節便說這是寫給「帖撒羅尼迦的教會」。與前書不同的是，這封信沒有提供關於保羅和他同工行蹤的個人細節。因此，沒有直接證據確定這封信的成書日期和地點。</w:t>
+      </w:r>
+    </w:p>
+    <w:p>
+      <w:pPr/>
+      <w:r>
+        <w:rPr>
+          <w:lang w:val="zh_TW" w:bidi="zh_TW"/>
+        </w:rPr>
+      </w:r>
+      <w:r>
+        <w:rPr>
+          <w:lang w:val="zh_TW" w:bidi="zh_TW"/>
+        </w:rPr>
+        <w:t>由於這封書的教導與帖撒羅尼迦前書不同，因此有人質疑此信是否為保羅所寫，並且提出了幾種有關日期和寫作對象的推測：</w:t>
+      </w:r>
+    </w:p>
+    <w:p>
+      <w:pPr>
+        <w:pStyle w:val="ListNumber"/>
+        <w:numPr>
+          <w:ilvl w:val="0"/>
+          <w:numId w:val="14"/>
+        </w:numPr>
+        <w:spacing w:line="240" w:lineRule="auto"/>
+        <w:ind w:left="720"/>
+      </w:pPr>
+      <w:r>
+        <w:rPr>
+          <w:lang w:val="zh_TW" w:bidi="zh_TW"/>
+        </w:rPr>
+      </w:r>
+      <w:r>
+        <w:rPr>
+          <w:lang w:val="zh_TW" w:bidi="zh_TW"/>
+        </w:rPr>
+        <w:t>這封信是在帖撒羅尼迦前書寫成許久之後才寫的。然而，這種可能性不大，因為西拉和提摩太仍然與保羅同在。</w:t>
+      </w:r>
+    </w:p>
+    <w:p>
+      <w:pPr>
+        <w:pStyle w:val="ListNumber"/>
+        <w:spacing w:line="240" w:lineRule="auto"/>
+        <w:ind w:left="720"/>
+      </w:pPr>
+      <w:r>
+        <w:rPr>
+          <w:lang w:val="zh_TW" w:bidi="zh_TW"/>
+        </w:rPr>
+      </w:r>
+      <w:r>
+        <w:rPr>
+          <w:lang w:val="zh_TW" w:bidi="zh_TW"/>
+        </w:rPr>
+        <w:t>這封信的寫作時間早於帖撒羅尼迦前書。然而，</w:t>
+      </w:r>
+      <w:hyperlink r:id="rId15">
+        <w:r>
+          <w:rPr>
+            <w:lang w:val="zh_TW" w:bidi="zh_TW"/>
+          </w:rPr>
+          <w:rPr>
+            <w:color w:val="0000EE"/>
+            <w:u w:val="single"/>
+          </w:rPr>
+          <w:t>二章15節</w:t>
+        </w:r>
+      </w:hyperlink>
+      <w:r>
+        <w:rPr>
+          <w:lang w:val="zh_TW" w:bidi="zh_TW"/>
+        </w:rPr>
+        <w:t>提到一封先前寫給帖撒羅尼迦的信。而且，從第二世紀開始，早期教會確實稱這封信為帖撒羅尼迦後書。</w:t>
+      </w:r>
+    </w:p>
+    <w:p>
+      <w:pPr>
+        <w:pStyle w:val="ListNumber"/>
+        <w:spacing w:line="240" w:lineRule="auto"/>
+        <w:ind w:left="720"/>
+      </w:pPr>
+      <w:r>
+        <w:rPr>
+          <w:lang w:val="zh_TW" w:bidi="zh_TW"/>
+        </w:rPr>
+      </w:r>
+      <w:r>
+        <w:rPr>
+          <w:lang w:val="zh_TW" w:bidi="zh_TW"/>
+        </w:rPr>
+        <w:t>這封信的寫作對象是帖撒羅尼迦的猶太基督徒，而帖撒羅尼迦前書則是寫給外邦基督徒的。然而，這種說法極不可能，因為這位使徒一向十分重視基督徒在同一地區應當合一（例如</w:t>
+      </w:r>
+      <w:hyperlink r:id="rId16">
+        <w:r>
+          <w:rPr>
+            <w:lang w:val="zh_TW" w:bidi="zh_TW"/>
+          </w:rPr>
+          <w:rPr>
+            <w:color w:val="0000EE"/>
+            <w:u w:val="single"/>
+          </w:rPr>
+          <w:t>林前1–3</w:t>
+        </w:r>
+      </w:hyperlink>
+      <w:r>
+        <w:rPr>
+          <w:lang w:val="zh_TW" w:bidi="zh_TW"/>
+        </w:rPr>
+        <w:t>），並特別重視猶太信徒與外邦信徒的合一（見</w:t>
+      </w:r>
+      <w:hyperlink r:id="rId17">
+        <w:r>
+          <w:rPr>
+            <w:lang w:val="zh_TW" w:bidi="zh_TW"/>
+          </w:rPr>
+          <w:rPr>
+            <w:color w:val="0000EE"/>
+            <w:u w:val="single"/>
+          </w:rPr>
+          <w:t>弗2:11–22</w:t>
+        </w:r>
+      </w:hyperlink>
+      <w:r>
+        <w:rPr>
+          <w:lang w:val="zh_TW" w:bidi="zh_TW"/>
+        </w:rPr>
+        <w:t>），所以他不可能這樣做。</w:t>
+      </w:r>
+    </w:p>
+    <w:p>
+      <w:pPr>
+        <w:pStyle w:val="ListNumber"/>
+        <w:spacing w:line="240" w:lineRule="auto"/>
+        <w:ind w:left="720"/>
+      </w:pPr>
+      <w:r>
+        <w:rPr>
+          <w:lang w:val="zh_TW" w:bidi="zh_TW"/>
+        </w:rPr>
+      </w:r>
+      <w:r>
+        <w:rPr>
+          <w:lang w:val="zh_TW" w:bidi="zh_TW"/>
+        </w:rPr>
+        <w:t>這封信是寫給別處的基督徒（庇哩亞和腓立比），後來傳到帖撒羅尼迦的基督徒手中。然而，沒有任何證據顯示這封信最初是寫給其它地方的基督徒，而非帖撒羅尼迦的信徒。</w:t>
+      </w:r>
+    </w:p>
+    <w:p>
+      <w:pPr/>
+      <w:r>
+        <w:rPr>
+          <w:lang w:val="zh_TW" w:bidi="zh_TW"/>
+        </w:rPr>
+      </w:r>
+      <w:r>
+        <w:rPr>
+          <w:lang w:val="zh_TW" w:bidi="zh_TW"/>
+        </w:rPr>
+        <w:t>寫這封信時，</w:t>
+      </w:r>
+      <w:r>
+        <w:rPr>
+          <w:lang w:val="zh_TW" w:bidi="zh_TW"/>
+        </w:rPr>
+        <w:t>保羅身邊的同工與寫帖撒羅尼迦前書時相同</w:t>
+      </w:r>
+      <w:r>
+        <w:rPr>
+          <w:lang w:val="zh_TW" w:bidi="zh_TW"/>
+        </w:rPr>
+        <w:t>（</w:t>
       </w:r>
       <w:hyperlink r:id="rId18">
         <w:r>
@@ -442,9 +628,60 @@
             <w:color w:val="0000EE"/>
             <w:u w:val="single"/>
           </w:rPr>
-          <w:t>創世記28:20</w:t>
+          <w:t>帖後1:1</w:t>
         </w:r>
       </w:hyperlink>
+      <w:r>
+        <w:rPr>
+          <w:lang w:val="zh_TW" w:bidi="zh_TW"/>
+        </w:rPr>
+        <w:t>）。</w:t>
+      </w:r>
+      <w:r>
+        <w:rPr>
+          <w:lang w:val="zh_TW" w:bidi="zh_TW"/>
+        </w:rPr>
+        <w:t>這表明，保羅在寫完前書後不久，聽到了帖撒羅尼迦基督徒面臨的新問題，出於對他們的關心，就寫了這第二封信。</w:t>
+      </w:r>
+    </w:p>
+    <w:p>
+      <w:pPr>
+        <w:pStyle w:val="Heading3"/>
+      </w:pPr>
+      <w:r>
+        <w:rPr>
+          <w:lang w:val="zh_TW" w:bidi="zh_TW"/>
+        </w:rPr>
+        <w:t>目的</w:t>
+      </w:r>
+    </w:p>
+    <w:p>
+      <w:pPr/>
+      <w:r>
+        <w:rPr>
+          <w:lang w:val="zh_TW" w:bidi="zh_TW"/>
+        </w:rPr>
+      </w:r>
+      <w:r>
+        <w:rPr>
+          <w:lang w:val="zh_TW" w:bidi="zh_TW"/>
+        </w:rPr>
+        <w:t>使徒保羅寫這封信時，心中有三個主要的關注。</w:t>
+      </w:r>
+    </w:p>
+    <w:p>
+      <w:pPr/>
+      <w:r>
+        <w:rPr>
+          <w:lang w:val="zh_TW" w:bidi="zh_TW"/>
+        </w:rPr>
+      </w:r>
+      <w:r>
+        <w:rPr>
+          <w:lang w:val="zh_TW" w:bidi="zh_TW"/>
+        </w:rPr>
+        <w:t>首先，與他所有書信一樣，他希望鼓勵讀者在信仰上站立得穩（</w:t>
+      </w:r>
       <w:hyperlink r:id="rId15">
         <w:r>
           <w:rPr>
@@ -454,10 +691,16 @@
             <w:color w:val="0000EE"/>
             <w:u w:val="single"/>
           </w:rPr>
-          <w:t>–</w:t>
+          <w:t>2:15）</w:t>
         </w:r>
       </w:hyperlink>
-      <w:hyperlink r:id="rId18">
+      <w:r>
+        <w:rPr>
+          <w:lang w:val="zh_TW" w:bidi="zh_TW"/>
+        </w:rPr>
+        <w:t>。他感謝神在他們生命中的工作（</w:t>
+      </w:r>
+      <w:hyperlink r:id="rId19">
         <w:r>
           <w:rPr>
             <w:lang w:val="zh_TW" w:bidi="zh_TW"/>
@@ -466,79 +709,7 @@
             <w:color w:val="0000EE"/>
             <w:u w:val="single"/>
           </w:rPr>
-          <w:t>22</w:t>
-        </w:r>
-      </w:hyperlink>
-      <w:r>
-        <w:rPr>
-          <w:lang w:val="zh_TW" w:bidi="zh_TW"/>
-        </w:rPr>
-        <w:t>）。哈拿許願說，假如神賜給她一個兒子，她將把他歸給神（</w:t>
-      </w:r>
-      <w:hyperlink r:id="rId19">
-        <w:r>
-          <w:rPr>
-            <w:lang w:val="zh_TW" w:bidi="zh_TW"/>
-          </w:rPr>
-          <w:rPr>
-            <w:color w:val="0000EE"/>
-            <w:u w:val="single"/>
-          </w:rPr>
-          <w:t>撒母耳記上1:11、27</w:t>
-        </w:r>
-      </w:hyperlink>
-      <w:hyperlink r:id="rId15">
-        <w:r>
-          <w:rPr>
-            <w:lang w:val="zh_TW" w:bidi="zh_TW"/>
-          </w:rPr>
-          <w:rPr>
-            <w:color w:val="0000EE"/>
-            <w:u w:val="single"/>
-          </w:rPr>
-          <w:t>–</w:t>
-        </w:r>
-      </w:hyperlink>
-      <w:hyperlink r:id="rId19">
-        <w:r>
-          <w:rPr>
-            <w:lang w:val="zh_TW" w:bidi="zh_TW"/>
-          </w:rPr>
-          <w:rPr>
-            <w:color w:val="0000EE"/>
-            <w:u w:val="single"/>
-          </w:rPr>
-          <w:t>28</w:t>
-        </w:r>
-      </w:hyperlink>
-      <w:r>
-        <w:rPr>
-          <w:lang w:val="zh_TW" w:bidi="zh_TW"/>
-        </w:rPr>
-        <w:t>）。在詩篇中，還願通常與因為從危險或痛苦中得救而感恩有關（比如，</w:t>
-      </w:r>
-      <w:hyperlink r:id="rId20">
-        <w:r>
-          <w:rPr>
-            <w:lang w:val="zh_TW" w:bidi="zh_TW"/>
-          </w:rPr>
-          <w:rPr>
-            <w:color w:val="0000EE"/>
-            <w:u w:val="single"/>
-          </w:rPr>
-          <w:t>詩篇22:24</w:t>
-        </w:r>
-      </w:hyperlink>
-      <w:hyperlink r:id="rId15">
-        <w:r>
-          <w:rPr>
-            <w:lang w:val="zh_TW" w:bidi="zh_TW"/>
-          </w:rPr>
-          <w:rPr>
-            <w:color w:val="0000EE"/>
-            <w:u w:val="single"/>
-          </w:rPr>
-          <w:t>–</w:t>
+          <w:t>1:3，</w:t>
         </w:r>
       </w:hyperlink>
       <w:hyperlink r:id="rId20">
@@ -550,14 +721,14 @@
             <w:color w:val="0000EE"/>
             <w:u w:val="single"/>
           </w:rPr>
-          <w:t>25</w:t>
+          <w:t>2:13</w:t>
         </w:r>
       </w:hyperlink>
       <w:r>
         <w:rPr>
           <w:lang w:val="zh_TW" w:bidi="zh_TW"/>
         </w:rPr>
-        <w:t>；</w:t>
+        <w:t>），這工作表現在他們的信心、愛心，以及在逼迫中堅忍的態度（</w:t>
       </w:r>
       <w:hyperlink r:id="rId21">
         <w:r>
@@ -568,10 +739,16 @@
             <w:color w:val="0000EE"/>
             <w:u w:val="single"/>
           </w:rPr>
-          <w:t>56:12</w:t>
+          <w:t>1:4</w:t>
         </w:r>
       </w:hyperlink>
-      <w:hyperlink r:id="rId15">
+      <w:r>
+        <w:rPr>
+          <w:lang w:val="zh_TW" w:bidi="zh_TW"/>
+        </w:rPr>
+        <w:t>）。保羅向他們保證，神終將施行公義審判。信徒的責任是以生命榮耀耶穌的名；當主再來時，衪將在忠心的子民中得榮耀（</w:t>
+      </w:r>
+      <w:hyperlink r:id="rId22">
         <w:r>
           <w:rPr>
             <w:lang w:val="zh_TW" w:bidi="zh_TW"/>
@@ -580,26 +757,14 @@
             <w:color w:val="0000EE"/>
             <w:u w:val="single"/>
           </w:rPr>
-          <w:t>–</w:t>
+          <w:t>5–12</w:t>
         </w:r>
       </w:hyperlink>
-      <w:hyperlink r:id="rId21">
-        <w:r>
-          <w:rPr>
-            <w:lang w:val="zh_TW" w:bidi="zh_TW"/>
-          </w:rPr>
-          <w:rPr>
-            <w:color w:val="0000EE"/>
-            <w:u w:val="single"/>
-          </w:rPr>
-          <w:t>13</w:t>
-        </w:r>
-      </w:hyperlink>
-      <w:r>
-        <w:rPr>
-          <w:lang w:val="zh_TW" w:bidi="zh_TW"/>
-        </w:rPr>
-        <w:t>）。</w:t>
+      <w:r>
+        <w:rPr>
+          <w:lang w:val="zh_TW" w:bidi="zh_TW"/>
+        </w:rPr>
+        <w:t>節）。</w:t>
       </w:r>
     </w:p>
     <w:p>
@@ -613,13 +778,13 @@
         <w:rPr>
           <w:lang w:val="zh_TW" w:bidi="zh_TW"/>
         </w:rPr>
-        <w:t>一旦許了願，就必須嚴肅遵行。</w:t>
-      </w:r>
-      <w:r>
-        <w:rPr>
-          <w:lang w:val="zh_TW" w:bidi="zh_TW"/>
-        </w:rPr>
-        <w:t>若不許願，倒無罪</w:t>
+        <w:t>其次，教會中流傳著錯誤的教導，甚至有人假冒保羅的名義，宣稱</w:t>
+      </w:r>
+      <w:r>
+        <w:rPr>
+          <w:lang w:val="zh_TW" w:bidi="zh_TW"/>
+        </w:rPr>
+        <w:t>主的日子現在到了</w:t>
       </w:r>
       <w:r>
         <w:rPr>
@@ -627,7 +792,7 @@
         </w:rPr>
         <w:t>（</w:t>
       </w:r>
-      <w:hyperlink r:id="rId22">
+      <w:hyperlink r:id="rId23">
         <w:r>
           <w:rPr>
             <w:lang w:val="zh_TW" w:bidi="zh_TW"/>
@@ -636,16 +801,40 @@
             <w:color w:val="0000EE"/>
             <w:u w:val="single"/>
           </w:rPr>
-          <w:t>申命記23:22</w:t>
+          <w:t>2:2</w:t>
         </w:r>
       </w:hyperlink>
       <w:r>
         <w:rPr>
           <w:lang w:val="zh_TW" w:bidi="zh_TW"/>
         </w:rPr>
-        <w:t>）。一旦許了願，就必須遵守償還（</w:t>
-      </w:r>
-      <w:hyperlink r:id="rId23">
+        <w:t>）。這位使徒駁斥這種教導，並指出在基督再來之前必須發生一些特定的事情。他提到，一個被稱為「</w:t>
+      </w:r>
+      <w:r>
+        <w:rPr>
+          <w:lang w:val="zh_TW" w:bidi="zh_TW"/>
+        </w:rPr>
+        <w:t>大罪人</w:t>
+      </w:r>
+      <w:r>
+        <w:rPr>
+          <w:lang w:val="zh_TW" w:bidi="zh_TW"/>
+        </w:rPr>
+        <w:t>」或「</w:t>
+      </w:r>
+      <w:r>
+        <w:rPr>
+          <w:lang w:val="zh_TW" w:bidi="zh_TW"/>
+        </w:rPr>
+        <w:t>沉淪之子</w:t>
+      </w:r>
+      <w:r>
+        <w:rPr>
+          <w:lang w:val="zh_TW" w:bidi="zh_TW"/>
+        </w:rPr>
+        <w:t>」的人將會顯現，這個人將否定一切真正的敬拜，行神蹟奇事，甚至自稱為神。目前，仍有一種力量在抑制牠。然而，到了適當的時候，「大罪人」將被揭露。然後，當主再來時，「大罪人」將被征服和摧毀。這（</w:t>
+      </w:r>
+      <w:hyperlink r:id="rId24">
         <w:r>
           <w:rPr>
             <w:lang w:val="zh_TW" w:bidi="zh_TW"/>
@@ -654,10 +843,16 @@
             <w:color w:val="0000EE"/>
             <w:u w:val="single"/>
           </w:rPr>
-          <w:t>申命記23:21</w:t>
+          <w:t>1–12</w:t>
         </w:r>
       </w:hyperlink>
-      <w:hyperlink r:id="rId15">
+      <w:r>
+        <w:rPr>
+          <w:lang w:val="zh_TW" w:bidi="zh_TW"/>
+        </w:rPr>
+        <w:t>節）與福音書中關於敵基督的描述類似，牠將假冒基督，以神蹟奇事欺騙人（</w:t>
+      </w:r>
+      <w:hyperlink r:id="rId25">
         <w:r>
           <w:rPr>
             <w:lang w:val="zh_TW" w:bidi="zh_TW"/>
@@ -666,10 +861,16 @@
             <w:color w:val="0000EE"/>
             <w:u w:val="single"/>
           </w:rPr>
-          <w:t>–</w:t>
+          <w:t>太24:5、23–26</w:t>
         </w:r>
       </w:hyperlink>
-      <w:hyperlink r:id="rId23">
+      <w:r>
+        <w:rPr>
+          <w:lang w:val="zh_TW" w:bidi="zh_TW"/>
+        </w:rPr>
+        <w:t>；</w:t>
+      </w:r>
+      <w:hyperlink r:id="rId26">
         <w:r>
           <w:rPr>
             <w:lang w:val="zh_TW" w:bidi="zh_TW"/>
@@ -678,16 +879,16 @@
             <w:color w:val="0000EE"/>
             <w:u w:val="single"/>
           </w:rPr>
-          <w:t>23</w:t>
+          <w:t>可13:5–6、20–23</w:t>
         </w:r>
       </w:hyperlink>
       <w:r>
         <w:rPr>
           <w:lang w:val="zh_TW" w:bidi="zh_TW"/>
         </w:rPr>
-        <w:t>；另見</w:t>
-      </w:r>
-      <w:hyperlink r:id="rId24">
+        <w:t>）。在帖撒羅尼迦前書中，保羅強調主再來的時間是沒有人知道的，因此信徒必須隨時準備好迎接衪。在這裡，為了反駁主已經再來的觀念，保羅強調基督再來前必然發生的事件。耶穌在講論未來時，也同時強調這兩個方面（</w:t>
+      </w:r>
+      <w:hyperlink r:id="rId27">
         <w:r>
           <w:rPr>
             <w:lang w:val="zh_TW" w:bidi="zh_TW"/>
@@ -696,7 +897,7 @@
             <w:color w:val="0000EE"/>
             <w:u w:val="single"/>
           </w:rPr>
-          <w:t>民數記30:2</w:t>
+          <w:t>太24</w:t>
         </w:r>
       </w:hyperlink>
       <w:r>
@@ -705,7 +906,7 @@
         </w:rPr>
         <w:t>；</w:t>
       </w:r>
-      <w:hyperlink r:id="rId25">
+      <w:hyperlink r:id="rId28">
         <w:r>
           <w:rPr>
             <w:lang w:val="zh_TW" w:bidi="zh_TW"/>
@@ -714,10 +915,16 @@
             <w:color w:val="0000EE"/>
             <w:u w:val="single"/>
           </w:rPr>
-          <w:t>傳道書5:4</w:t>
+          <w:t>可13</w:t>
         </w:r>
       </w:hyperlink>
-      <w:hyperlink r:id="rId15">
+      <w:r>
+        <w:rPr>
+          <w:lang w:val="zh_TW" w:bidi="zh_TW"/>
+        </w:rPr>
+        <w:t>；</w:t>
+      </w:r>
+      <w:hyperlink r:id="rId29">
         <w:r>
           <w:rPr>
             <w:lang w:val="zh_TW" w:bidi="zh_TW"/>
@@ -726,37 +933,14 @@
             <w:color w:val="0000EE"/>
             <w:u w:val="single"/>
           </w:rPr>
-          <w:t>–</w:t>
+          <w:t>路21</w:t>
         </w:r>
       </w:hyperlink>
-      <w:hyperlink r:id="rId25">
-        <w:r>
-          <w:rPr>
-            <w:lang w:val="zh_TW" w:bidi="zh_TW"/>
-          </w:rPr>
-          <w:rPr>
-            <w:color w:val="0000EE"/>
-            <w:u w:val="single"/>
-          </w:rPr>
-          <w:t>6</w:t>
-        </w:r>
-      </w:hyperlink>
       <w:r>
         <w:rPr>
           <w:lang w:val="zh_TW" w:bidi="zh_TW"/>
         </w:rPr>
         <w:t>）。</w:t>
-      </w:r>
-    </w:p>
-    <w:p>
-      <w:pPr>
-        <w:pStyle w:val="Heading3"/>
-      </w:pPr>
-      <w:r>
-        <w:rPr>
-          <w:lang w:val="zh_TW" w:bidi="zh_TW"/>
-        </w:rPr>
-        <w:t>新約聖經中的許願</w:t>
       </w:r>
     </w:p>
     <w:p>
@@ -770,9 +954,9 @@
         <w:rPr>
           <w:lang w:val="zh_TW" w:bidi="zh_TW"/>
         </w:rPr>
-        <w:t>「許願」在新約聖經中只出現兩次。這兩次都與使徒保羅有關（</w:t>
-      </w:r>
-      <w:hyperlink r:id="rId26">
+        <w:t>最後，基督徒群體中的懶惰問題仍然存在，甚至可能有所加劇（參</w:t>
+      </w:r>
+      <w:hyperlink r:id="rId30">
         <w:r>
           <w:rPr>
             <w:lang w:val="zh_TW" w:bidi="zh_TW"/>
@@ -781,7 +965,7 @@
             <w:color w:val="0000EE"/>
             <w:u w:val="single"/>
           </w:rPr>
-          <w:t>使徒行傳18:18</w:t>
+          <w:t>帖前4:11</w:t>
         </w:r>
       </w:hyperlink>
       <w:r>
@@ -790,7 +974,7 @@
         </w:rPr>
         <w:t>，</w:t>
       </w:r>
-      <w:hyperlink r:id="rId27">
+      <w:hyperlink r:id="rId31">
         <w:r>
           <w:rPr>
             <w:lang w:val="zh_TW" w:bidi="zh_TW"/>
@@ -799,10 +983,28 @@
             <w:color w:val="0000EE"/>
             <w:u w:val="single"/>
           </w:rPr>
-          <w:t>21:23</w:t>
+          <w:t>5:14</w:t>
         </w:r>
       </w:hyperlink>
-      <w:hyperlink r:id="rId15">
+      <w:r>
+        <w:rPr>
+          <w:lang w:val="zh_TW" w:bidi="zh_TW"/>
+        </w:rPr>
+        <w:t>）。保羅再次提醒他們，他與同工們的榜樣——他們親自工作賺取生活費，而不是依賴他們的福音對象。保羅提出了一個簡單的原則：「</w:t>
+      </w:r>
+      <w:r>
+        <w:rPr>
+          <w:lang w:val="zh_TW" w:bidi="zh_TW"/>
+        </w:rPr>
+        <w:t>若有人不肯做工，就不可吃飯</w:t>
+      </w:r>
+      <w:r>
+        <w:rPr>
+          <w:lang w:val="zh_TW" w:bidi="zh_TW"/>
+        </w:rPr>
+        <w:t>」（</w:t>
+      </w:r>
+      <w:hyperlink r:id="rId32">
         <w:r>
           <w:rPr>
             <w:lang w:val="zh_TW" w:bidi="zh_TW"/>
@@ -811,10 +1013,38 @@
             <w:color w:val="0000EE"/>
             <w:u w:val="single"/>
           </w:rPr>
-          <w:t>–</w:t>
+          <w:t>帖後3:10</w:t>
         </w:r>
       </w:hyperlink>
-      <w:hyperlink r:id="rId27">
+      <w:r>
+        <w:rPr>
+          <w:lang w:val="zh_TW" w:bidi="zh_TW"/>
+        </w:rPr>
+        <w:t>）。</w:t>
+      </w:r>
+    </w:p>
+    <w:p>
+      <w:pPr>
+        <w:pStyle w:val="Heading3"/>
+      </w:pPr>
+      <w:r>
+        <w:rPr>
+          <w:lang w:val="zh_TW" w:bidi="zh_TW"/>
+        </w:rPr>
+        <w:t>內容</w:t>
+      </w:r>
+    </w:p>
+    <w:p>
+      <w:pPr>
+        <w:pStyle w:val="Heading4"/>
+      </w:pPr>
+      <w:r>
+        <w:rPr>
+          <w:lang w:val="zh_TW" w:bidi="zh_TW"/>
+        </w:rPr>
+        <w:t>為他們的基督徒生活感恩（</w:t>
+      </w:r>
+      <w:hyperlink r:id="rId33">
         <w:r>
           <w:rPr>
             <w:lang w:val="zh_TW" w:bidi="zh_TW"/>
@@ -823,98 +1053,14 @@
             <w:color w:val="0000EE"/>
             <w:u w:val="single"/>
           </w:rPr>
-          <w:t>24</w:t>
+          <w:t>1:3–4</w:t>
         </w:r>
       </w:hyperlink>
       <w:r>
         <w:rPr>
           <w:lang w:val="zh_TW" w:bidi="zh_TW"/>
         </w:rPr>
-        <w:t>）。但在「各耳板」這個詞的情況中涉及相同的原則（</w:t>
-      </w:r>
-      <w:hyperlink r:id="rId28">
-        <w:r>
-          <w:rPr>
-            <w:lang w:val="zh_TW" w:bidi="zh_TW"/>
-          </w:rPr>
-          <w:rPr>
-            <w:color w:val="0000EE"/>
-            <w:u w:val="single"/>
-          </w:rPr>
-          <w:t>馬可福音7:11</w:t>
-        </w:r>
-      </w:hyperlink>
-      <w:hyperlink r:id="rId15">
-        <w:r>
-          <w:rPr>
-            <w:lang w:val="zh_TW" w:bidi="zh_TW"/>
-          </w:rPr>
-          <w:rPr>
-            <w:color w:val="0000EE"/>
-            <w:u w:val="single"/>
-          </w:rPr>
-          <w:t>–</w:t>
-        </w:r>
-      </w:hyperlink>
-      <w:hyperlink r:id="rId28">
-        <w:r>
-          <w:rPr>
-            <w:lang w:val="zh_TW" w:bidi="zh_TW"/>
-          </w:rPr>
-          <w:rPr>
-            <w:color w:val="0000EE"/>
-            <w:u w:val="single"/>
-          </w:rPr>
-          <w:t>13</w:t>
-        </w:r>
-      </w:hyperlink>
-      <w:r>
-        <w:rPr>
-          <w:lang w:val="zh_TW" w:bidi="zh_TW"/>
-        </w:rPr>
-        <w:t>；比較</w:t>
-      </w:r>
-      <w:hyperlink r:id="rId29">
-        <w:r>
-          <w:rPr>
-            <w:lang w:val="zh_TW" w:bidi="zh_TW"/>
-          </w:rPr>
-          <w:rPr>
-            <w:color w:val="0000EE"/>
-            <w:u w:val="single"/>
-          </w:rPr>
-          <w:t>馬太福音15:5</w:t>
-        </w:r>
-      </w:hyperlink>
-      <w:hyperlink r:id="rId15">
-        <w:r>
-          <w:rPr>
-            <w:lang w:val="zh_TW" w:bidi="zh_TW"/>
-          </w:rPr>
-          <w:rPr>
-            <w:color w:val="0000EE"/>
-            <w:u w:val="single"/>
-          </w:rPr>
-          <w:t>–</w:t>
-        </w:r>
-      </w:hyperlink>
-      <w:hyperlink r:id="rId29">
-        <w:r>
-          <w:rPr>
-            <w:lang w:val="zh_TW" w:bidi="zh_TW"/>
-          </w:rPr>
-          <w:rPr>
-            <w:color w:val="0000EE"/>
-            <w:u w:val="single"/>
-          </w:rPr>
-          <w:t>6</w:t>
-        </w:r>
-      </w:hyperlink>
-      <w:r>
-        <w:rPr>
-          <w:lang w:val="zh_TW" w:bidi="zh_TW"/>
-        </w:rPr>
-        <w:t>）。在這兩段經文中，耶穌責備那些許願的人，因為許願是一種逃避其它責任的方法。這樣的「禮物」或「供物」涉及金錢。但耶穌說，神不希望這種經過設計從而不照顧人的禮物。</w:t>
+        <w:t>）</w:t>
       </w:r>
     </w:p>
     <w:p>
@@ -928,7 +1074,36 @@
         <w:rPr>
           <w:lang w:val="zh_TW" w:bidi="zh_TW"/>
         </w:rPr>
-        <w:t>保羅可能許了願，以避免猶太人和猶太基督徒信徒對他常有的反對。他們經常反對保羅解除外邦信徒遵行摩西律法的義務。保羅在耶路撒冷受到猶太當局的監視。他特意與其他四位猶太信徒一起在聖殿中還願。他的敵人隨後指控保羅將外邦人帶入聖潔的聖殿。</w:t>
+        <w:t>因為帖撒羅尼迦人的信心增長，彼此之間的愛心加增，並且在逼迫中展現忍耐，所以保羅讚美神。</w:t>
+      </w:r>
+    </w:p>
+    <w:p>
+      <w:pPr>
+        <w:pStyle w:val="Heading4"/>
+      </w:pPr>
+      <w:r>
+        <w:rPr>
+          <w:lang w:val="zh_TW" w:bidi="zh_TW"/>
+        </w:rPr>
+        <w:t>逼迫者與被逼迫者的角色逆轉（</w:t>
+      </w:r>
+      <w:hyperlink r:id="rId34">
+        <w:r>
+          <w:rPr>
+            <w:lang w:val="zh_TW" w:bidi="zh_TW"/>
+          </w:rPr>
+          <w:rPr>
+            <w:color w:val="0000EE"/>
+            <w:u w:val="single"/>
+          </w:rPr>
+          <w:t>1:5–10</w:t>
+        </w:r>
+      </w:hyperlink>
+      <w:r>
+        <w:rPr>
+          <w:lang w:val="zh_TW" w:bidi="zh_TW"/>
+        </w:rPr>
+        <w:t>）</w:t>
       </w:r>
     </w:p>
     <w:p>
@@ -940,34 +1115,63 @@
       </w:r>
       <w:r>
         <w:rPr>
-          <w:i/>
-          <w:lang w:val="zh_TW" w:bidi="zh_TW"/>
-        </w:rPr>
-        <w:t>另見</w:t>
-      </w:r>
-      <w:r>
-        <w:rPr>
-          <w:lang w:val="zh_TW" w:bidi="zh_TW"/>
-        </w:rPr>
-        <w:t xml:space="preserve"> </w:t>
-      </w:r>
-      <w:r>
-        <w:rPr>
-          <w:lang w:val="zh_TW" w:bidi="zh_TW"/>
-        </w:rPr>
-        <w:t>盟約</w:t>
-      </w:r>
-      <w:r>
-        <w:rPr>
-          <w:lang w:val="zh_TW" w:bidi="zh_TW"/>
-        </w:rPr>
-        <w:t>；</w:t>
-      </w:r>
-      <w:r>
-        <w:rPr>
-          <w:lang w:val="zh_TW" w:bidi="zh_TW"/>
-        </w:rPr>
-        <w:t>誓言</w:t>
+          <w:lang w:val="zh_TW" w:bidi="zh_TW"/>
+        </w:rPr>
+        <w:t>當時，帖撒羅尼迦的基督徒正遭受苦難，但逼迫他們的人將在主耶穌帶著「</w:t>
+      </w:r>
+      <w:r>
+        <w:rPr>
+          <w:lang w:val="zh_TW" w:bidi="zh_TW"/>
+        </w:rPr>
+        <w:t>同他有能力的天使</w:t>
+      </w:r>
+      <w:r>
+        <w:rPr>
+          <w:lang w:val="zh_TW" w:bidi="zh_TW"/>
+        </w:rPr>
+        <w:t>」降臨時，面對神公義的審判。</w:t>
+      </w:r>
+      <w:r>
+        <w:rPr>
+          <w:lang w:val="zh_TW" w:bidi="zh_TW"/>
+        </w:rPr>
+        <w:t>那些拒絕神和福音救恩的人，將</w:t>
+      </w:r>
+      <w:r>
+        <w:rPr>
+          <w:lang w:val="zh_TW" w:bidi="zh_TW"/>
+        </w:rPr>
+        <w:t>「</w:t>
+      </w:r>
+      <w:r>
+        <w:rPr>
+          <w:lang w:val="zh_TW" w:bidi="zh_TW"/>
+        </w:rPr>
+        <w:t>要受刑罰，就是永遠沉淪</w:t>
+      </w:r>
+      <w:r>
+        <w:rPr>
+          <w:lang w:val="zh_TW" w:bidi="zh_TW"/>
+        </w:rPr>
+        <w:t>」。祂的子民將</w:t>
+      </w:r>
+      <w:r>
+        <w:rPr>
+          <w:lang w:val="zh_TW" w:bidi="zh_TW"/>
+        </w:rPr>
+        <w:t>經歷</w:t>
+      </w:r>
+      <w:r>
+        <w:rPr>
+          <w:lang w:val="zh_TW" w:bidi="zh_TW"/>
+        </w:rPr>
+        <w:t>祂再來的榮耀，並意識到他們的堅持所信和受苦並非徒</w:t>
+      </w:r>
+      <w:r>
+        <w:rPr>
+          <w:lang w:val="zh_TW" w:bidi="zh_TW"/>
+        </w:rPr>
+        <w:t>然</w:t>
       </w:r>
       <w:r>
         <w:rPr>
@@ -975,15 +1179,34 @@
         </w:rPr>
         <w:t>。</w:t>
       </w:r>
-      <w:r>
-        <w:rPr>
-          <w:lang w:val="zh_TW" w:bidi="zh_TW"/>
-        </w:rPr>
-      </w:r>
-      <w:r>
-        <w:rPr>
-          <w:lang w:val="zh_TW" w:bidi="zh_TW"/>
-        </w:rPr>
+    </w:p>
+    <w:p>
+      <w:pPr>
+        <w:pStyle w:val="Heading4"/>
+      </w:pPr>
+      <w:r>
+        <w:rPr>
+          <w:lang w:val="zh_TW" w:bidi="zh_TW"/>
+        </w:rPr>
+        <w:t>禱告主耶穌得榮耀（</w:t>
+      </w:r>
+      <w:hyperlink r:id="rId35">
+        <w:r>
+          <w:rPr>
+            <w:lang w:val="zh_TW" w:bidi="zh_TW"/>
+          </w:rPr>
+          <w:rPr>
+            <w:color w:val="0000EE"/>
+            <w:u w:val="single"/>
+          </w:rPr>
+          <w:t>1:11–12</w:t>
+        </w:r>
+      </w:hyperlink>
+      <w:r>
+        <w:rPr>
+          <w:lang w:val="zh_TW" w:bidi="zh_TW"/>
+        </w:rPr>
+        <w:t>）</w:t>
       </w:r>
     </w:p>
     <w:p>
@@ -993,21 +1216,40 @@
           <w:lang w:val="zh_TW" w:bidi="zh_TW"/>
         </w:rPr>
       </w:r>
+      <w:r>
+        <w:rPr>
+          <w:lang w:val="zh_TW" w:bidi="zh_TW"/>
+        </w:rPr>
+        <w:t>這是保羅為帖撒羅尼迦基督徒的禱告——願他們過著配得上呼召的生活，實現他們的決心，並藉著神的恩典，使基督的名字在他們身上得榮耀。</w:t>
+      </w:r>
     </w:p>
     <w:p>
       <w:pPr>
-        <w:pStyle w:val="Heading2"/>
-      </w:pPr>
-      <w:r>
-        <w:rPr>
-          <w:lang w:val="zh_TW" w:bidi="zh_TW"/>
-        </w:rPr>
-        <w:t>敘利腓尼基</w:t>
-      </w:r>
-      <w:r>
-        <w:rPr>
-          <w:lang w:val="zh_TW" w:bidi="zh_TW"/>
-        </w:rPr>
+        <w:pStyle w:val="Heading4"/>
+      </w:pPr>
+      <w:r>
+        <w:rPr>
+          <w:lang w:val="zh_TW" w:bidi="zh_TW"/>
+        </w:rPr>
+        <w:t>在基督再來之前必須發生的事（</w:t>
+      </w:r>
+      <w:hyperlink r:id="rId24">
+        <w:r>
+          <w:rPr>
+            <w:lang w:val="zh_TW" w:bidi="zh_TW"/>
+          </w:rPr>
+          <w:rPr>
+            <w:color w:val="0000EE"/>
+            <w:u w:val="single"/>
+          </w:rPr>
+          <w:t>2:1–12</w:t>
+        </w:r>
+      </w:hyperlink>
+      <w:r>
+        <w:rPr>
+          <w:lang w:val="zh_TW" w:bidi="zh_TW"/>
+        </w:rPr>
+        <w:t>）</w:t>
       </w:r>
     </w:p>
     <w:p>
@@ -1021,9 +1263,57 @@
         <w:rPr>
           <w:lang w:val="zh_TW" w:bidi="zh_TW"/>
         </w:rPr>
-        <w:t>在泰爾和西頓附近，求耶穌將鬼從她女兒身上趕出去的希臘婦女（</w:t>
-      </w:r>
-      <w:hyperlink r:id="rId30">
+        <w:t>在這個段落，保羅駁斥那錯誤教導說</w:t>
+      </w:r>
+      <w:r>
+        <w:rPr>
+          <w:lang w:val="zh_TW" w:bidi="zh_TW"/>
+        </w:rPr>
+        <w:t>主的日子現在到了</w:t>
+      </w:r>
+      <w:r>
+        <w:rPr>
+          <w:lang w:val="zh_TW" w:bidi="zh_TW"/>
+        </w:rPr>
+        <w:t>，強調在此之前，「</w:t>
+      </w:r>
+      <w:r>
+        <w:rPr>
+          <w:lang w:val="zh_TW" w:bidi="zh_TW"/>
+        </w:rPr>
+        <w:t>那大罪人</w:t>
+      </w:r>
+      <w:r>
+        <w:rPr>
+          <w:lang w:val="zh_TW" w:bidi="zh_TW"/>
+        </w:rPr>
+        <w:t>」必須被揭示，也就是所謂的敵基督（不過需要注意的是，新約中也提到「</w:t>
+      </w:r>
+      <w:r>
+        <w:rPr>
+          <w:lang w:val="zh_TW" w:bidi="zh_TW"/>
+        </w:rPr>
+        <w:t>好些敵基督</w:t>
+      </w:r>
+      <w:r>
+        <w:rPr>
+          <w:lang w:val="zh_TW" w:bidi="zh_TW"/>
+        </w:rPr>
+        <w:t>」和「</w:t>
+      </w:r>
+      <w:r>
+        <w:rPr>
+          <w:lang w:val="zh_TW" w:bidi="zh_TW"/>
+        </w:rPr>
+        <w:t>那</w:t>
+      </w:r>
+      <w:r>
+        <w:rPr>
+          <w:lang w:val="zh_TW" w:bidi="zh_TW"/>
+        </w:rPr>
+        <w:t>敵基督者的靈」——</w:t>
+      </w:r>
+      <w:hyperlink r:id="rId36">
         <w:r>
           <w:rPr>
             <w:lang w:val="zh_TW" w:bidi="zh_TW"/>
@@ -1032,14 +1322,62 @@
             <w:color w:val="0000EE"/>
             <w:u w:val="single"/>
           </w:rPr>
-          <w:t>馬可福音7:26</w:t>
+          <w:t>約一2:18</w:t>
         </w:r>
       </w:hyperlink>
       <w:r>
         <w:rPr>
           <w:lang w:val="zh_TW" w:bidi="zh_TW"/>
         </w:rPr>
-        <w:t>）的家鄉。腓尼基地區位於羅馬省的敘利亞。</w:t>
+        <w:t>，</w:t>
+      </w:r>
+      <w:hyperlink r:id="rId37">
+        <w:r>
+          <w:rPr>
+            <w:lang w:val="zh_TW" w:bidi="zh_TW"/>
+          </w:rPr>
+          <w:rPr>
+            <w:color w:val="0000EE"/>
+            <w:u w:val="single"/>
+          </w:rPr>
+          <w:t>4:3</w:t>
+        </w:r>
+      </w:hyperlink>
+      <w:r>
+        <w:rPr>
+          <w:lang w:val="zh_TW" w:bidi="zh_TW"/>
+        </w:rPr>
+        <w:t>）。保羅說：「</w:t>
+      </w:r>
+      <w:r>
+        <w:rPr>
+          <w:lang w:val="zh_TW" w:bidi="zh_TW"/>
+        </w:rPr>
+        <w:t>因為那日子以前，必有離道反教的事，並有那大罪人，就是沉淪之子，顯露出來</w:t>
+      </w:r>
+      <w:r>
+        <w:rPr>
+          <w:lang w:val="zh_TW" w:bidi="zh_TW"/>
+        </w:rPr>
+        <w:t>」（</w:t>
+      </w:r>
+      <w:hyperlink r:id="rId38">
+        <w:r>
+          <w:rPr>
+            <w:lang w:val="zh_TW" w:bidi="zh_TW"/>
+          </w:rPr>
+          <w:rPr>
+            <w:color w:val="0000EE"/>
+            <w:u w:val="single"/>
+          </w:rPr>
+          <w:t>帖後2:3</w:t>
+        </w:r>
+      </w:hyperlink>
+      <w:r>
+        <w:rPr>
+          <w:lang w:val="zh_TW" w:bidi="zh_TW"/>
+        </w:rPr>
+        <w:t>）。</w:t>
       </w:r>
     </w:p>
     <w:p>
@@ -1053,9 +1391,33 @@
         <w:rPr>
           <w:lang w:val="zh_TW" w:bidi="zh_TW"/>
         </w:rPr>
-        <w:t>我們不清楚為什麼馬可特別指出她的家鄉是敘利腓尼基。另一個北非省份被稱為利比亞腓尼基（Libyaphoenicia）。這可能會引起混淆。在平行經文中，這位婦女被稱為迦南人。腓尼基人自稱為迦南人（</w:t>
-      </w:r>
-      <w:hyperlink r:id="rId31">
+        <w:t>目前，不法的</w:t>
+      </w:r>
+      <w:r>
+        <w:rPr>
+          <w:lang w:val="zh_TW" w:bidi="zh_TW"/>
+        </w:rPr>
+        <w:t>隱意正</w:t>
+      </w:r>
+      <w:r>
+        <w:rPr>
+          <w:lang w:val="zh_TW" w:bidi="zh_TW"/>
+        </w:rPr>
+        <w:t>被</w:t>
+      </w:r>
+      <w:r>
+        <w:rPr>
+          <w:lang w:val="zh_TW" w:bidi="zh_TW"/>
+        </w:rPr>
+        <w:t>攔阻</w:t>
+      </w:r>
+      <w:r>
+        <w:rPr>
+          <w:lang w:val="zh_TW" w:bidi="zh_TW"/>
+        </w:rPr>
+        <w:t>（</w:t>
+      </w:r>
+      <w:hyperlink r:id="rId39">
         <w:r>
           <w:rPr>
             <w:lang w:val="zh_TW" w:bidi="zh_TW"/>
@@ -1064,24 +1426,85 @@
             <w:color w:val="0000EE"/>
             <w:u w:val="single"/>
           </w:rPr>
-          <w:t>馬太福音15:22</w:t>
+          <w:t>6–7</w:t>
         </w:r>
       </w:hyperlink>
       <w:r>
         <w:rPr>
           <w:lang w:val="zh_TW" w:bidi="zh_TW"/>
         </w:rPr>
-        <w:t>）。</w:t>
-      </w:r>
-      <w:r>
-        <w:rPr>
-          <w:lang w:val="zh_TW" w:bidi="zh_TW"/>
-        </w:rPr>
-      </w:r>
-      <w:r>
-        <w:rPr>
-          <w:lang w:val="zh_TW" w:bidi="zh_TW"/>
-        </w:rPr>
+        <w:t>節）；但在未來——就是在主再來之前，這種</w:t>
+      </w:r>
+      <w:r>
+        <w:rPr>
+          <w:lang w:val="zh_TW" w:bidi="zh_TW"/>
+        </w:rPr>
+        <w:t>攔阻</w:t>
+      </w:r>
+      <w:r>
+        <w:rPr>
+          <w:lang w:val="zh_TW" w:bidi="zh_TW"/>
+        </w:rPr>
+        <w:t>將被解除。換句話說，邪惡將徹底爆發。基督徒必須預備好面對極端邪惡的顯現，這種顯現會伴隨著「</w:t>
+      </w:r>
+      <w:r>
+        <w:rPr>
+          <w:lang w:val="zh_TW" w:bidi="zh_TW"/>
+        </w:rPr>
+        <w:t>一切虛假的奇事</w:t>
+      </w:r>
+      <w:r>
+        <w:rPr>
+          <w:lang w:val="zh_TW" w:bidi="zh_TW"/>
+        </w:rPr>
+        <w:t>」（</w:t>
+      </w:r>
+      <w:hyperlink r:id="rId40">
+        <w:r>
+          <w:rPr>
+            <w:lang w:val="zh_TW" w:bidi="zh_TW"/>
+          </w:rPr>
+          <w:rPr>
+            <w:color w:val="0000EE"/>
+            <w:u w:val="single"/>
+          </w:rPr>
+          <w:t>9</w:t>
+        </w:r>
+      </w:hyperlink>
+      <w:r>
+        <w:rPr>
+          <w:lang w:val="zh_TW" w:bidi="zh_TW"/>
+        </w:rPr>
+        <w:t>節），許多人將因此被欺騙。基督的再來將帶來邪惡的終結，並審判那些敵擋真理、樂於不義之人。</w:t>
+      </w:r>
+    </w:p>
+    <w:p>
+      <w:pPr>
+        <w:pStyle w:val="Heading4"/>
+      </w:pPr>
+      <w:r>
+        <w:rPr>
+          <w:lang w:val="zh_TW" w:bidi="zh_TW"/>
+        </w:rPr>
+        <w:t>更新的感恩、鼓勵和禱告（</w:t>
+      </w:r>
+      <w:hyperlink r:id="rId41">
+        <w:r>
+          <w:rPr>
+            <w:lang w:val="zh_TW" w:bidi="zh_TW"/>
+          </w:rPr>
+          <w:rPr>
+            <w:color w:val="0000EE"/>
+            <w:u w:val="single"/>
+          </w:rPr>
+          <w:t>2:13–3:5</w:t>
+        </w:r>
+      </w:hyperlink>
+      <w:r>
+        <w:rPr>
+          <w:lang w:val="zh_TW" w:bidi="zh_TW"/>
+        </w:rPr>
+        <w:t>）</w:t>
       </w:r>
     </w:p>
     <w:p>
@@ -1091,21 +1514,71 @@
           <w:lang w:val="zh_TW" w:bidi="zh_TW"/>
         </w:rPr>
       </w:r>
+      <w:r>
+        <w:rPr>
+          <w:lang w:val="zh_TW" w:bidi="zh_TW"/>
+        </w:rPr>
+        <w:t>保羅討論邪惡力量對人們生活的影響之後，他感謝神的靈在帖撒羅尼迦基督徒生活中工作。他勉勵他們持守自己所教導的一切，無論是親身教導還是以書信傳遞的信息。保羅的禱告是求這位賜安慰與盼望的神，使他們在一切善行與</w:t>
+      </w:r>
+      <w:r>
+        <w:rPr>
+          <w:lang w:val="zh_TW" w:bidi="zh_TW"/>
+        </w:rPr>
+        <w:t>善言</w:t>
+      </w:r>
+      <w:r>
+        <w:rPr>
+          <w:lang w:val="zh_TW" w:bidi="zh_TW"/>
+        </w:rPr>
+        <w:t>上</w:t>
+      </w:r>
+      <w:r>
+        <w:rPr>
+          <w:lang w:val="zh_TW" w:bidi="zh_TW"/>
+        </w:rPr>
+        <w:t>堅固</w:t>
+      </w:r>
+      <w:r>
+        <w:rPr>
+          <w:lang w:val="zh_TW" w:bidi="zh_TW"/>
+        </w:rPr>
+        <w:t>他們。他也表達自己需要他們的禱告，希望神能繼續使他所傳講的道興旺，並保守他脫離惡人的手。又求神保守帖撒羅尼迦的基督徒，讓他們可以確信神的信實。保羅為他們禱告，願他們在所學之道上堅定不移，被引導進入神的愛與基督所賜的忍耐之中。</w:t>
+      </w:r>
     </w:p>
     <w:p>
       <w:pPr>
-        <w:pStyle w:val="Heading2"/>
-      </w:pPr>
-      <w:r>
-        <w:rPr>
-          <w:lang w:val="zh_TW" w:bidi="zh_TW"/>
-        </w:rPr>
-        <w:t>敘利亞，敘利亞人</w:t>
-      </w:r>
-      <w:r>
-        <w:rPr>
-          <w:lang w:val="zh_TW" w:bidi="zh_TW"/>
-        </w:rPr>
+        <w:pStyle w:val="Heading4"/>
+      </w:pPr>
+      <w:r>
+        <w:rPr>
+          <w:b/>
+          <w:lang w:val="zh_TW" w:bidi="zh_TW"/>
+        </w:rPr>
+        <w:t>警告不守規矩與懶惰的人</w:t>
+      </w:r>
+      <w:r>
+        <w:rPr>
+          <w:lang w:val="zh_TW" w:bidi="zh_TW"/>
+        </w:rPr>
+        <w:t>（</w:t>
+      </w:r>
+      <w:hyperlink r:id="rId42">
+        <w:r>
+          <w:rPr>
+            <w:lang w:val="zh_TW" w:bidi="zh_TW"/>
+          </w:rPr>
+          <w:rPr>
+            <w:color w:val="0000EE"/>
+            <w:u w:val="single"/>
+          </w:rPr>
+          <w:t>3:6–15</w:t>
+        </w:r>
+      </w:hyperlink>
+      <w:r>
+        <w:rPr>
+          <w:lang w:val="zh_TW" w:bidi="zh_TW"/>
+        </w:rPr>
+        <w:t>）</w:t>
       </w:r>
     </w:p>
     <w:p>
@@ -1119,18 +1592,78 @@
         <w:rPr>
           <w:lang w:val="zh_TW" w:bidi="zh_TW"/>
         </w:rPr>
-        <w:t>在七十士譯本和一些英文翻譯中用來翻譯亞蘭，亞蘭人的詞。</w:t>
+        <w:t>保羅寫作的另一個特別目的，是強調基督徒的生活不應懶惰。他不僅這樣教導，也以自己的生活作為榜樣。基督徒應該「</w:t>
+      </w:r>
+      <w:r>
+        <w:rPr>
+          <w:lang w:val="zh_TW" w:bidi="zh_TW"/>
+        </w:rPr>
+        <w:t>安靜做工，吃自己的飯」</w:t>
+      </w:r>
+      <w:r>
+        <w:rPr>
+          <w:lang w:val="zh_TW" w:bidi="zh_TW"/>
+        </w:rPr>
+        <w:t>，並且「</w:t>
+      </w:r>
+      <w:r>
+        <w:rPr>
+          <w:lang w:val="zh_TW" w:bidi="zh_TW"/>
+        </w:rPr>
+        <w:t>行善不可喪志</w:t>
+      </w:r>
+      <w:r>
+        <w:rPr>
+          <w:lang w:val="zh_TW" w:bidi="zh_TW"/>
+        </w:rPr>
+        <w:t>」（</w:t>
+      </w:r>
+      <w:hyperlink r:id="rId43">
+        <w:r>
+          <w:rPr>
+            <w:lang w:val="zh_TW" w:bidi="zh_TW"/>
+          </w:rPr>
+          <w:rPr>
+            <w:color w:val="0000EE"/>
+            <w:u w:val="single"/>
+          </w:rPr>
+          <w:t>12–13</w:t>
+        </w:r>
+      </w:hyperlink>
+      <w:r>
+        <w:rPr>
+          <w:lang w:val="zh_TW" w:bidi="zh_TW"/>
+        </w:rPr>
+        <w:t>節）。基督徒不應與拒絕這教導的人來往，但應當以弟兄的身份勸戒，而不是將他們視為敵人。</w:t>
       </w:r>
     </w:p>
     <w:p>
       <w:pPr>
-        <w:pStyle w:val="Heading3"/>
-      </w:pPr>
-      <w:r>
-        <w:rPr>
-          <w:lang w:val="zh_TW" w:bidi="zh_TW"/>
-        </w:rPr>
-        <w:t>亞蘭人的歷史</w:t>
+        <w:pStyle w:val="Heading4"/>
+      </w:pPr>
+      <w:r>
+        <w:rPr>
+          <w:lang w:val="zh_TW" w:bidi="zh_TW"/>
+        </w:rPr>
+        <w:t>結論（</w:t>
+      </w:r>
+      <w:hyperlink r:id="rId44">
+        <w:r>
+          <w:rPr>
+            <w:lang w:val="zh_TW" w:bidi="zh_TW"/>
+          </w:rPr>
+          <w:rPr>
+            <w:color w:val="0000EE"/>
+            <w:u w:val="single"/>
+          </w:rPr>
+          <w:t>3:16–18</w:t>
+        </w:r>
+      </w:hyperlink>
+      <w:r>
+        <w:rPr>
+          <w:lang w:val="zh_TW" w:bidi="zh_TW"/>
+        </w:rPr>
+        <w:t>）</w:t>
       </w:r>
     </w:p>
     <w:p>
@@ -1144,9 +1677,9 @@
         <w:rPr>
           <w:lang w:val="zh_TW" w:bidi="zh_TW"/>
         </w:rPr>
-        <w:t>根據</w:t>
-      </w:r>
-      <w:hyperlink r:id="rId32">
+        <w:t>保羅以禱告求恩典與平安，並親筆署名，為書信畫下句點。他在第</w:t>
+      </w:r>
+      <w:hyperlink r:id="rId14">
         <w:r>
           <w:rPr>
             <w:lang w:val="zh_TW" w:bidi="zh_TW"/>
@@ -1155,16 +1688,16 @@
             <w:color w:val="0000EE"/>
             <w:u w:val="single"/>
           </w:rPr>
-          <w:t>創世記十章22至23節</w:t>
+          <w:t>17</w:t>
         </w:r>
       </w:hyperlink>
       <w:r>
         <w:rPr>
           <w:lang w:val="zh_TW" w:bidi="zh_TW"/>
         </w:rPr>
-        <w:t>的「國家列表」，亞蘭人（Arameans）是閃族的一支，是閃的後裔。在</w:t>
-      </w:r>
-      <w:hyperlink r:id="rId33">
+        <w:t>節提到親筆寫信，這很可能是指在此之前，他一直由他人代筆，而這最後的部分則由他親自寫下（參</w:t>
+      </w:r>
+      <w:hyperlink r:id="rId45">
         <w:r>
           <w:rPr>
             <w:lang w:val="zh_TW" w:bidi="zh_TW"/>
@@ -1173,16 +1706,16 @@
             <w:color w:val="0000EE"/>
             <w:u w:val="single"/>
           </w:rPr>
-          <w:t>創世記二十二章20至21節</w:t>
+          <w:t>林前16:21</w:t>
         </w:r>
       </w:hyperlink>
       <w:r>
         <w:rPr>
           <w:lang w:val="zh_TW" w:bidi="zh_TW"/>
         </w:rPr>
-        <w:t>的另一個家譜中，亞蘭是拿鶴的後裔。根據</w:t>
-      </w:r>
-      <w:hyperlink r:id="rId34">
+        <w:t>；</w:t>
+      </w:r>
+      <w:hyperlink r:id="rId46">
         <w:r>
           <w:rPr>
             <w:lang w:val="zh_TW" w:bidi="zh_TW"/>
@@ -1191,68 +1724,14 @@
             <w:color w:val="0000EE"/>
             <w:u w:val="single"/>
           </w:rPr>
-          <w:t>阿摩司屬九章7節</w:t>
+          <w:t>西4:18</w:t>
         </w:r>
       </w:hyperlink>
       <w:r>
         <w:rPr>
           <w:lang w:val="zh_TW" w:bidi="zh_TW"/>
         </w:rPr>
-        <w:t>，亞蘭人（敘利亞人）來自吉珥，這與</w:t>
-      </w:r>
-      <w:hyperlink r:id="rId35">
-        <w:r>
-          <w:rPr>
-            <w:lang w:val="zh_TW" w:bidi="zh_TW"/>
-          </w:rPr>
-          <w:rPr>
-            <w:color w:val="0000EE"/>
-            <w:u w:val="single"/>
-          </w:rPr>
-          <w:t>以賽亞書二十二章6節</w:t>
-        </w:r>
-      </w:hyperlink>
-      <w:r>
-        <w:rPr>
-          <w:lang w:val="zh_TW" w:bidi="zh_TW"/>
-        </w:rPr>
-        <w:t>中的以攔有關。亞蘭人被擄到吉珥（</w:t>
-      </w:r>
-      <w:hyperlink r:id="rId36">
-        <w:r>
-          <w:rPr>
-            <w:lang w:val="zh_TW" w:bidi="zh_TW"/>
-          </w:rPr>
-          <w:rPr>
-            <w:color w:val="0000EE"/>
-            <w:u w:val="single"/>
-          </w:rPr>
-          <w:t>列王紀下16:9</w:t>
-        </w:r>
-      </w:hyperlink>
-      <w:r>
-        <w:rPr>
-          <w:lang w:val="zh_TW" w:bidi="zh_TW"/>
-        </w:rPr>
-        <w:t>；</w:t>
-      </w:r>
-      <w:hyperlink r:id="rId37">
-        <w:r>
-          <w:rPr>
-            <w:lang w:val="zh_TW" w:bidi="zh_TW"/>
-          </w:rPr>
-          <w:rPr>
-            <w:color w:val="0000EE"/>
-            <w:u w:val="single"/>
-          </w:rPr>
-          <w:t>阿摩司書1:5</w:t>
-        </w:r>
-      </w:hyperlink>
-      <w:r>
-        <w:rPr>
-          <w:lang w:val="zh_TW" w:bidi="zh_TW"/>
-        </w:rPr>
-        <w:t>）可能暗示他們要回到他們原來的家園。然而，這群人的確切起源在歷史中已經失傳。當他們清晰地被載入歷史時，他們定居在幼發拉底河中部，從那裡向東方、西方和北方擴展。</w:t>
+        <w:t>）。</w:t>
       </w:r>
     </w:p>
     <w:p>
@@ -1264,135 +1743,86 @@
       </w:r>
       <w:r>
         <w:rPr>
-          <w:lang w:val="zh_TW" w:bidi="zh_TW"/>
-        </w:rPr>
-        <w:t>亞蘭族在傳統上被認為是在公元前第二個千年的前半期建立於上美索不達米亞。彼土利和拉班被稱為亞蘭人（</w:t>
-      </w:r>
-      <w:hyperlink r:id="rId38">
-        <w:r>
-          <w:rPr>
-            <w:lang w:val="zh_TW" w:bidi="zh_TW"/>
-          </w:rPr>
-          <w:rPr>
-            <w:color w:val="0000EE"/>
-            <w:u w:val="single"/>
-          </w:rPr>
-          <w:t>創世記25:20</w:t>
-        </w:r>
-      </w:hyperlink>
+          <w:i/>
+          <w:lang w:val="zh_TW" w:bidi="zh_TW"/>
+        </w:rPr>
+        <w:t>另見</w:t>
+      </w:r>
+      <w:r>
+        <w:rPr>
+          <w:lang w:val="zh_TW" w:bidi="zh_TW"/>
+        </w:rPr>
+        <w:t xml:space="preserve"> </w:t>
+      </w:r>
+      <w:r>
+        <w:rPr>
+          <w:lang w:val="zh_TW" w:bidi="zh_TW"/>
+        </w:rPr>
+        <w:t>末世論</w:t>
+      </w:r>
       <w:r>
         <w:rPr>
           <w:lang w:val="zh_TW" w:bidi="zh_TW"/>
         </w:rPr>
         <w:t>，</w:t>
       </w:r>
-      <w:hyperlink r:id="rId39">
-        <w:r>
-          <w:rPr>
-            <w:lang w:val="zh_TW" w:bidi="zh_TW"/>
-          </w:rPr>
-          <w:rPr>
-            <w:color w:val="0000EE"/>
-            <w:u w:val="single"/>
-          </w:rPr>
-          <w:t>28:1–7</w:t>
-        </w:r>
-      </w:hyperlink>
-      <w:r>
-        <w:rPr>
-          <w:lang w:val="zh_TW" w:bidi="zh_TW"/>
-        </w:rPr>
-        <w:t>）；彼土利的家在巴旦‧亞蘭（</w:t>
-      </w:r>
-      <w:hyperlink r:id="rId38">
-        <w:r>
-          <w:rPr>
-            <w:lang w:val="zh_TW" w:bidi="zh_TW"/>
-          </w:rPr>
-          <w:rPr>
-            <w:color w:val="0000EE"/>
-            <w:u w:val="single"/>
-          </w:rPr>
-          <w:t>25:20</w:t>
-        </w:r>
-      </w:hyperlink>
-      <w:r>
-        <w:rPr>
-          <w:lang w:val="zh_TW" w:bidi="zh_TW"/>
-        </w:rPr>
-        <w:t>）。先知何西阿回顧了歷史，指出雅各逃往「</w:t>
-      </w:r>
-      <w:r>
-        <w:rPr>
-          <w:lang w:val="zh_TW" w:bidi="zh_TW"/>
-        </w:rPr>
-        <w:t>亞蘭地</w:t>
-      </w:r>
-      <w:r>
-        <w:rPr>
-          <w:lang w:val="zh_TW" w:bidi="zh_TW"/>
-        </w:rPr>
-        <w:t>」（</w:t>
-      </w:r>
-      <w:hyperlink r:id="rId40">
-        <w:r>
-          <w:rPr>
-            <w:lang w:val="zh_TW" w:bidi="zh_TW"/>
-          </w:rPr>
-          <w:rPr>
-            <w:color w:val="0000EE"/>
-            <w:u w:val="single"/>
-          </w:rPr>
-          <w:t>何西阿書12:12</w:t>
-        </w:r>
-      </w:hyperlink>
-      <w:r>
-        <w:rPr>
-          <w:lang w:val="zh_TW" w:bidi="zh_TW"/>
-        </w:rPr>
-        <w:t>）或「亞蘭一納哈拉音」（兩河間的亞蘭），這是美索不達米亞北部位於幼發拉底河和底格里斯河之間的地區。在</w:t>
-      </w:r>
-      <w:hyperlink r:id="rId41">
-        <w:r>
-          <w:rPr>
-            <w:lang w:val="zh_TW" w:bidi="zh_TW"/>
-          </w:rPr>
-          <w:rPr>
-            <w:color w:val="0000EE"/>
-            <w:u w:val="single"/>
-          </w:rPr>
-          <w:t>申命記二十六章5節</w:t>
-        </w:r>
-      </w:hyperlink>
-      <w:r>
-        <w:rPr>
-          <w:lang w:val="zh_TW" w:bidi="zh_TW"/>
-        </w:rPr>
-        <w:t>中的認信宣告中，帶來初熟果子的以色列人承認：「</w:t>
-      </w:r>
-      <w:r>
-        <w:rPr>
-          <w:lang w:val="zh_TW" w:bidi="zh_TW"/>
-        </w:rPr>
-        <w:t>我祖</w:t>
-      </w:r>
-      <w:r>
-        <w:rPr>
-          <w:lang w:val="zh_TW" w:bidi="zh_TW"/>
-        </w:rPr>
-        <w:t>〔可能是雅各〕</w:t>
-      </w:r>
-      <w:r>
-        <w:rPr>
-          <w:lang w:val="zh_TW" w:bidi="zh_TW"/>
-        </w:rPr>
-        <w:t>原是一個將亡的亞蘭人</w:t>
-      </w:r>
-      <w:r>
-        <w:rPr>
-          <w:lang w:val="zh_TW" w:bidi="zh_TW"/>
-        </w:rPr>
-        <w:t>。」</w:t>
+      <w:r>
+        <w:rPr>
+          <w:lang w:val="zh_TW" w:bidi="zh_TW"/>
+        </w:rPr>
+        <w:t>使徒保羅</w:t>
+      </w:r>
+      <w:r>
+        <w:rPr>
+          <w:lang w:val="zh_TW" w:bidi="zh_TW"/>
+        </w:rPr>
+        <w:t>，</w:t>
+      </w:r>
+      <w:r>
+        <w:rPr>
+          <w:lang w:val="zh_TW" w:bidi="zh_TW"/>
+        </w:rPr>
+        <w:t>基督的再來</w:t>
+      </w:r>
+      <w:r>
+        <w:rPr>
+          <w:lang w:val="zh_TW" w:bidi="zh_TW"/>
+        </w:rPr>
+        <w:t>，</w:t>
+      </w:r>
+      <w:r>
+        <w:rPr>
+          <w:lang w:val="zh_TW" w:bidi="zh_TW"/>
+        </w:rPr>
+        <w:t>帖撒羅尼迦前書</w:t>
+      </w:r>
+      <w:r>
+        <w:rPr>
+          <w:lang w:val="zh_TW" w:bidi="zh_TW"/>
+        </w:rPr>
+        <w:t>，</w:t>
+      </w:r>
+      <w:r>
+        <w:rPr>
+          <w:lang w:val="zh_TW" w:bidi="zh_TW"/>
+        </w:rPr>
+        <w:t>帖撒羅尼迦</w:t>
+      </w:r>
+      <w:r>
+        <w:rPr>
+          <w:lang w:val="zh_TW" w:bidi="zh_TW"/>
+        </w:rPr>
+        <w:t>。</w:t>
+      </w:r>
+      <w:r>
+        <w:rPr>
+          <w:lang w:val="zh_TW" w:bidi="zh_TW"/>
+        </w:rPr>
+      </w:r>
+      <w:r>
+        <w:rPr>
+          <w:lang w:val="zh_TW" w:bidi="zh_TW"/>
+        </w:rPr>
       </w:r>
     </w:p>
     <w:p>
@@ -1402,11 +1832,21 @@
           <w:lang w:val="zh_TW" w:bidi="zh_TW"/>
         </w:rPr>
       </w:r>
-      <w:r>
-        <w:rPr>
-          <w:lang w:val="zh_TW" w:bidi="zh_TW"/>
-        </w:rPr>
-        <w:t>提革拉‧毗列色一世（Tiglath-pileser I）可能是這個地區早期亞蘭人存在的最佳證據。在他第四年的編年史中（公元前1112年），他提到在幼發拉底河中游地區進行了一次針對「阿赫拉瑪，亞蘭人（Akhlama, Arameans）」的戰役，並洗劫了比什里山區（Mt Bishri）的六個亞蘭村莊。</w:t>
+    </w:p>
+    <w:p>
+      <w:pPr>
+        <w:pStyle w:val="Heading2"/>
+      </w:pPr>
+      <w:r>
+        <w:rPr>
+          <w:lang w:val="zh_TW" w:bidi="zh_TW"/>
+        </w:rPr>
+        <w:t>鐵匠</w:t>
+      </w:r>
+      <w:r>
+        <w:rPr>
+          <w:lang w:val="zh_TW" w:bidi="zh_TW"/>
+        </w:rPr>
       </w:r>
     </w:p>
     <w:p>
@@ -1420,35 +1860,9 @@
         <w:rPr>
           <w:lang w:val="zh_TW" w:bidi="zh_TW"/>
         </w:rPr>
-        <w:t>上美索不達米亞的亞蘭人在聖經歷史中變得重要。他們建立了若干獨立的亞蘭國家，其中兩個對以色列百姓尤為重要—大衛時代的亞蘭-瑣巴，以及從所羅門時代開始的亞蘭-大馬士革。</w:t>
-      </w:r>
-    </w:p>
-    <w:p>
-      <w:pPr/>
-      <w:r>
-        <w:rPr>
-          <w:lang w:val="zh_TW" w:bidi="zh_TW"/>
-        </w:rPr>
-      </w:r>
-      <w:r>
-        <w:rPr>
-          <w:lang w:val="zh_TW" w:bidi="zh_TW"/>
-        </w:rPr>
-        <w:t>大約在公元前1100年，亞蘭部落已經遍布敘利亞，並擴展到約旦河東岸北部，在那裡他們與以色列人發生了衝突。在亞蘭-瑣巴王哈大底謝的鼎盛時期，他有幾個附庸國，如大馬士革、瑪迦和</w:t>
-      </w:r>
-      <w:r>
-        <w:rPr>
-          <w:lang w:val="zh_TW" w:bidi="zh_TW"/>
-        </w:rPr>
-        <w:t>陀伯</w:t>
-      </w:r>
-      <w:r>
-        <w:rPr>
-          <w:lang w:val="zh_TW" w:bidi="zh_TW"/>
-        </w:rPr>
-        <w:t>。他最終被大衛王擊敗（</w:t>
-      </w:r>
-      <w:hyperlink r:id="rId42">
+        <w:t>一般從事鐵製品加工的工匠（</w:t>
+      </w:r>
+      <w:hyperlink r:id="rId47">
         <w:r>
           <w:rPr>
             <w:lang w:val="zh_TW" w:bidi="zh_TW"/>
@@ -1457,16 +1871,16 @@
             <w:color w:val="0000EE"/>
             <w:u w:val="single"/>
           </w:rPr>
-          <w:t>撒母耳記下8:3–4</w:t>
+          <w:t>賽44:12</w:t>
         </w:r>
       </w:hyperlink>
       <w:r>
         <w:rPr>
           <w:lang w:val="zh_TW" w:bidi="zh_TW"/>
         </w:rPr>
-        <w:t>；</w:t>
-      </w:r>
-      <w:hyperlink r:id="rId43">
+        <w:t>），也就是打鐵的匠人。土八‧該隱（</w:t>
+      </w:r>
+      <w:hyperlink r:id="rId48">
         <w:r>
           <w:rPr>
             <w:lang w:val="zh_TW" w:bidi="zh_TW"/>
@@ -1475,30 +1889,16 @@
             <w:color w:val="0000EE"/>
             <w:u w:val="single"/>
           </w:rPr>
-          <w:t>10:17–19</w:t>
+          <w:t>創4:22</w:t>
         </w:r>
       </w:hyperlink>
       <w:r>
         <w:rPr>
           <w:lang w:val="zh_TW" w:bidi="zh_TW"/>
         </w:rPr>
-        <w:t>）。</w:t>
-      </w:r>
-    </w:p>
-    <w:p>
-      <w:pPr/>
-      <w:r>
-        <w:rPr>
-          <w:lang w:val="zh_TW" w:bidi="zh_TW"/>
-        </w:rPr>
-      </w:r>
-      <w:r>
-        <w:rPr>
-          <w:lang w:val="zh_TW" w:bidi="zh_TW"/>
-        </w:rPr>
-        <w:t>以色列和猶大發生的事件對大馬士革有一些影響。所羅門去世後，曾經統一的王國分裂為猶大和以色列，兩個小國之間出現了緊張的關係。戰爭在公元前890–880年間爆發，巴沙的以色列與亞撒的猶大之間發生了衝突。亞撒尋求大馬士革的便‧哈達一世的援助（</w:t>
-      </w:r>
-      <w:hyperlink r:id="rId44">
+        <w:t>）是聖經裡第一位從事鐵匠的人。在以色列，人們大約在公元前11世紀開始廣泛認識和使用鐵（</w:t>
+      </w:r>
+      <w:hyperlink r:id="rId49">
         <w:r>
           <w:rPr>
             <w:lang w:val="zh_TW" w:bidi="zh_TW"/>
@@ -1507,16 +1907,16 @@
             <w:color w:val="0000EE"/>
             <w:u w:val="single"/>
           </w:rPr>
-          <w:t>列王紀上15:18</w:t>
+          <w:t>申3:11</w:t>
         </w:r>
       </w:hyperlink>
       <w:r>
         <w:rPr>
           <w:lang w:val="zh_TW" w:bidi="zh_TW"/>
         </w:rPr>
-        <w:t>）。約旦河東岸的土地多次易手。以色列王暗利的繼任者——即亞哈、亞哈謝、約蘭、耶戶、約哈斯和約阿施——與大馬士革發生了許多衝突。亞哈與便‧哈達及圍攻撒馬利亞的32個盟友作戰（</w:t>
-      </w:r>
-      <w:hyperlink r:id="rId45">
+        <w:t>；</w:t>
+      </w:r>
+      <w:hyperlink r:id="rId50">
         <w:r>
           <w:rPr>
             <w:lang w:val="zh_TW" w:bidi="zh_TW"/>
@@ -1525,28 +1925,10 @@
             <w:color w:val="0000EE"/>
             <w:u w:val="single"/>
           </w:rPr>
-          <w:t>20:1</w:t>
+          <w:t>書6:19、24，</w:t>
         </w:r>
       </w:hyperlink>
-      <w:r>
-        <w:rPr>
-          <w:lang w:val="zh_TW" w:bidi="zh_TW"/>
-        </w:rPr>
-        <w:t>），但以色列擊敗了便‧哈達。第二次，便‧哈達進入以色列領土並到達</w:t>
-      </w:r>
-      <w:r>
-        <w:rPr>
-          <w:lang w:val="zh_TW" w:bidi="zh_TW"/>
-        </w:rPr>
-        <w:t>亞弗</w:t>
-      </w:r>
-      <w:r>
-        <w:rPr>
-          <w:lang w:val="zh_TW" w:bidi="zh_TW"/>
-        </w:rPr>
-        <w:t>（</w:t>
-      </w:r>
-      <w:hyperlink r:id="rId46">
+      <w:hyperlink r:id="rId51">
         <w:r>
           <w:rPr>
             <w:lang w:val="zh_TW" w:bidi="zh_TW"/>
@@ -1555,16 +1937,16 @@
             <w:color w:val="0000EE"/>
             <w:u w:val="single"/>
           </w:rPr>
-          <w:t>20:26</w:t>
+          <w:t>17:16</w:t>
         </w:r>
       </w:hyperlink>
       <w:r>
         <w:rPr>
           <w:lang w:val="zh_TW" w:bidi="zh_TW"/>
         </w:rPr>
-        <w:t>），但他再次被擊敗並被俘。由於他戰敗，並被釋放，作為代價，他被迫在大馬士革開設市場供以色列貿易。在以色列和大馬士革之間三年的平安之後，敵對行動再次爆發，並導致亞哈在基列的拉末地區的戰鬥中被殺（</w:t>
-      </w:r>
-      <w:hyperlink r:id="rId47">
+        <w:t>；</w:t>
+      </w:r>
+      <w:hyperlink r:id="rId52">
         <w:r>
           <w:rPr>
             <w:lang w:val="zh_TW" w:bidi="zh_TW"/>
@@ -1573,16 +1955,10 @@
             <w:color w:val="0000EE"/>
             <w:u w:val="single"/>
           </w:rPr>
-          <w:t>22:29–37</w:t>
+          <w:t>士1:19，</w:t>
         </w:r>
       </w:hyperlink>
-      <w:r>
-        <w:rPr>
-          <w:lang w:val="zh_TW" w:bidi="zh_TW"/>
-        </w:rPr>
-        <w:t>）。亞蘭-大馬士革最終被以色列王約阿施擊敗（</w:t>
-      </w:r>
-      <w:hyperlink r:id="rId48">
+      <w:hyperlink r:id="rId53">
         <w:r>
           <w:rPr>
             <w:lang w:val="zh_TW" w:bidi="zh_TW"/>
@@ -1591,7 +1967,7 @@
             <w:color w:val="0000EE"/>
             <w:u w:val="single"/>
           </w:rPr>
-          <w:t>列王紀下13:25</w:t>
+          <w:t>4:3、13</w:t>
         </w:r>
       </w:hyperlink>
       <w:r>
@@ -1600,381 +1976,18 @@
         </w:rPr>
         <w:t>）。</w:t>
       </w:r>
-    </w:p>
-    <w:p>
-      <w:pPr>
-        <w:pStyle w:val="Heading3"/>
-      </w:pPr>
-      <w:r>
-        <w:rPr>
-          <w:lang w:val="zh_TW" w:bidi="zh_TW"/>
-        </w:rPr>
-        <w:t>亞蘭王國崩潰後的敘利亞</w:t>
-      </w:r>
-    </w:p>
-    <w:p>
-      <w:pPr/>
-      <w:r>
-        <w:rPr>
-          <w:lang w:val="zh_TW" w:bidi="zh_TW"/>
-        </w:rPr>
-      </w:r>
-      <w:r>
-        <w:rPr>
-          <w:lang w:val="zh_TW" w:bidi="zh_TW"/>
-        </w:rPr>
-        <w:t>在公元前733至732年，亞蘭-大馬士革崩潰後，整個地區的政治特性發生了變化。在隨後的幾個世紀中，直到基督教時代，該地區先後被幾個大國控制，沒有獨立的亞蘭國家存留。當亞述在公元前612至609年崩潰時，該地區短暫地被巴比倫控制。隨著波斯王居魯士崛起，敘利亞地區迅速被波斯軍隊佔領。巴勒斯坦、小亞細亞和埃及同時被納入波斯帝國。</w:t>
-      </w:r>
-    </w:p>
-    <w:p>
-      <w:pPr/>
-      <w:r>
-        <w:rPr>
-          <w:lang w:val="zh_TW" w:bidi="zh_TW"/>
-        </w:rPr>
-      </w:r>
-      <w:r>
-        <w:rPr>
-          <w:lang w:val="zh_TW" w:bidi="zh_TW"/>
-        </w:rPr>
-        <w:t>對該地區產生影響的下一個重要政治變革是於公元前360年出現的馬其頓的腓力。他的兒子亞歷山大大帝（公元前336–323年）鞏固了希臘在整個西亞細亞以及遠至印度邊界的勢力。當年僅33歲的他於公元前323年去世後，西亞細亞的控制權落入亞歷山大的將軍手中。將軍塞琉古一世（Seleucus I，公元前312–280年）控制了小亞細亞的南部、敘利亞地區、美索不達米亞，並向東延伸至印度邊界。因此，敘利亞落入了希臘化統治者塞琉古的影響之下，他在安提阿建立了一個新的首都。</w:t>
-      </w:r>
-    </w:p>
-    <w:p>
-      <w:pPr/>
-      <w:r>
-        <w:rPr>
-          <w:lang w:val="zh_TW" w:bidi="zh_TW"/>
-        </w:rPr>
-      </w:r>
-      <w:r>
-        <w:rPr>
-          <w:lang w:val="zh_TW" w:bidi="zh_TW"/>
-        </w:rPr>
-        <w:t>再往西，羅馬正在崛起並將目光投向東方。龐培將軍擊敗了本都年輕的王米特里達梯（Mithridates），並著手摧毀塞琉古王國的殘餘勢力。敘利亞的西部地區在公元前64年被劃為羅馬省。龐培最終進入巴勒斯坦，該地在公元前63年落入羅馬的控制之下。</w:t>
-      </w:r>
-    </w:p>
-    <w:p>
-      <w:pPr/>
-      <w:r>
-        <w:rPr>
-          <w:lang w:val="zh_TW" w:bidi="zh_TW"/>
-        </w:rPr>
-      </w:r>
-      <w:r>
-        <w:rPr>
-          <w:lang w:val="zh_TW" w:bidi="zh_TW"/>
-        </w:rPr>
-        <w:t>羅馬的敘利亞省包括基利家，這是位於小亞細亞東南角的條形領土。北部邊界延伸到幼發拉底河，邊界向南一直延伸到大馬士革，然後向西轉，約在死海中途，繼續向西到地中海。敘利亞的西部邊界是地中海，直到亞歷山大港灣，然後向西。敘利亞省和基利家省（</w:t>
-      </w:r>
-      <w:hyperlink r:id="rId49">
-        <w:r>
-          <w:rPr>
-            <w:lang w:val="zh_TW" w:bidi="zh_TW"/>
-          </w:rPr>
-          <w:rPr>
-            <w:color w:val="0000EE"/>
-            <w:u w:val="single"/>
-          </w:rPr>
-          <w:t>使徒行傳15:23、41</w:t>
-        </w:r>
-      </w:hyperlink>
-      <w:r>
-        <w:rPr>
-          <w:lang w:val="zh_TW" w:bidi="zh_TW"/>
-        </w:rPr>
-        <w:t>；</w:t>
-      </w:r>
-      <w:hyperlink r:id="rId50">
-        <w:r>
-          <w:rPr>
-            <w:lang w:val="zh_TW" w:bidi="zh_TW"/>
-          </w:rPr>
-          <w:rPr>
-            <w:color w:val="0000EE"/>
-            <w:u w:val="single"/>
-          </w:rPr>
-          <w:t>加拉太書1:21</w:t>
-        </w:r>
-      </w:hyperlink>
-      <w:r>
-        <w:rPr>
-          <w:lang w:val="zh_TW" w:bidi="zh_TW"/>
-        </w:rPr>
-        <w:t>）由一位帝國將軍（</w:t>
-      </w:r>
       <w:r>
         <w:rPr>
           <w:i/>
           <w:lang w:val="zh_TW" w:bidi="zh_TW"/>
         </w:rPr>
-        <w:t>legatis</w:t>
-      </w:r>
-      <w:r>
-        <w:rPr>
-          <w:lang w:val="zh_TW" w:bidi="zh_TW"/>
-        </w:rPr>
-        <w:t>）統治，他指揮著一支強大的軍團部隊。這樣的一位巡撫居里扭（Quirinius），在凱撒奧古斯都的人口普查時期統治敘利亞；這次人口普查使約瑟和馬利亞來到伯利恆，在那裡耶穌誕生了（</w:t>
-      </w:r>
-      <w:hyperlink r:id="rId51">
-        <w:r>
-          <w:rPr>
-            <w:lang w:val="zh_TW" w:bidi="zh_TW"/>
-          </w:rPr>
-          <w:rPr>
-            <w:color w:val="0000EE"/>
-            <w:u w:val="single"/>
-          </w:rPr>
-          <w:t>路加福音2:2</w:t>
-        </w:r>
-      </w:hyperlink>
-      <w:r>
-        <w:rPr>
-          <w:lang w:val="zh_TW" w:bidi="zh_TW"/>
-        </w:rPr>
-        <w:t>）。</w:t>
-      </w:r>
-    </w:p>
-    <w:p>
-      <w:pPr/>
-      <w:r>
-        <w:rPr>
-          <w:lang w:val="zh_TW" w:bidi="zh_TW"/>
-        </w:rPr>
-      </w:r>
-      <w:r>
-        <w:rPr>
-          <w:lang w:val="zh_TW" w:bidi="zh_TW"/>
-        </w:rPr>
-        <w:t>在接下來的幾個世紀中，大馬士革的人口被基督教化，基督教傳播到羅馬的敘利亞省，形成了至今仍存在的古敘利亞教會。那裡留下了用亞蘭文寫成的基督教文學的非凡遺產。古老的亞蘭文仍然存在，雖然使用了修改過的字母來書寫。</w:t>
-      </w:r>
-    </w:p>
-    <w:p>
-      <w:pPr/>
-      <w:r>
-        <w:rPr>
-          <w:lang w:val="zh_TW" w:bidi="zh_TW"/>
-        </w:rPr>
-      </w:r>
-      <w:r>
-        <w:rPr>
-          <w:lang w:val="zh_TW" w:bidi="zh_TW"/>
-        </w:rPr>
-        <w:t>七世紀伊斯蘭教興起，導致敘利亞教會明顯削弱，不過它從未被完全摧毀。散居的亞蘭文使用者群體仍然在敘利亞的部分地區生存，而現代考古工作已經使許多基督教教堂的遺跡重見光明。</w:t>
-      </w:r>
-    </w:p>
-    <w:p>
-      <w:pPr>
-        <w:pStyle w:val="Heading3"/>
-      </w:pPr>
-      <w:r>
-        <w:rPr>
-          <w:lang w:val="zh_TW" w:bidi="zh_TW"/>
-        </w:rPr>
-        <w:t>語言與文化</w:t>
-      </w:r>
-    </w:p>
-    <w:p>
-      <w:pPr/>
-      <w:r>
-        <w:rPr>
-          <w:lang w:val="zh_TW" w:bidi="zh_TW"/>
-        </w:rPr>
-      </w:r>
-      <w:r>
-        <w:rPr>
-          <w:lang w:val="zh_TW" w:bidi="zh_TW"/>
-        </w:rPr>
-        <w:t>亞蘭文是亞蘭人的語言，目前已發現許多銘文。以色列人採用了亞蘭文字母，該語言成為整個近東外交和行政的國際語言。在波斯時期，從埃及到印度，它是通用語言，在耶穌的時代廣泛使用於巴勒斯坦。「</w:t>
-      </w:r>
-      <w:r>
-        <w:rPr>
-          <w:lang w:val="zh_TW" w:bidi="zh_TW"/>
-        </w:rPr>
-        <w:t>大利大，古米〔</w:t>
-      </w:r>
-      <w:r>
-        <w:rPr>
-          <w:i/>
-          <w:lang w:val="zh_TW" w:bidi="zh_TW"/>
-        </w:rPr>
-        <w:t>talitha cumi</w:t>
-      </w:r>
-      <w:r>
-        <w:rPr>
-          <w:lang w:val="zh_TW" w:bidi="zh_TW"/>
-        </w:rPr>
-        <w:t>〕</w:t>
-      </w:r>
-      <w:r>
-        <w:rPr>
-          <w:lang w:val="zh_TW" w:bidi="zh_TW"/>
-        </w:rPr>
-        <w:t>」（</w:t>
-      </w:r>
-      <w:hyperlink r:id="rId52">
-        <w:r>
-          <w:rPr>
-            <w:lang w:val="zh_TW" w:bidi="zh_TW"/>
-          </w:rPr>
-          <w:rPr>
-            <w:color w:val="0000EE"/>
-            <w:u w:val="single"/>
-          </w:rPr>
-          <w:t>馬可福音5:41</w:t>
-        </w:r>
-      </w:hyperlink>
-      <w:r>
-        <w:rPr>
-          <w:lang w:val="zh_TW" w:bidi="zh_TW"/>
-        </w:rPr>
-        <w:t>）和「主必要來</w:t>
-      </w:r>
-      <w:r>
-        <w:rPr>
-          <w:lang w:val="zh_TW" w:bidi="zh_TW"/>
-        </w:rPr>
-        <w:t>〔</w:t>
-      </w:r>
-      <w:r>
-        <w:rPr>
-          <w:i/>
-          <w:lang w:val="zh_TW" w:bidi="zh_TW"/>
-        </w:rPr>
-        <w:t>marana tha</w:t>
-      </w:r>
-      <w:r>
-        <w:rPr>
-          <w:lang w:val="zh_TW" w:bidi="zh_TW"/>
-        </w:rPr>
-        <w:t>〕</w:t>
-      </w:r>
-      <w:r>
-        <w:rPr>
-          <w:lang w:val="zh_TW" w:bidi="zh_TW"/>
-        </w:rPr>
-        <w:t>」（</w:t>
-      </w:r>
-      <w:hyperlink r:id="rId53">
-        <w:r>
-          <w:rPr>
-            <w:lang w:val="zh_TW" w:bidi="zh_TW"/>
-          </w:rPr>
-          <w:rPr>
-            <w:color w:val="0000EE"/>
-            <w:u w:val="single"/>
-          </w:rPr>
-          <w:t>哥林多前書16:22</w:t>
-        </w:r>
-      </w:hyperlink>
-      <w:r>
-        <w:rPr>
-          <w:lang w:val="zh_TW" w:bidi="zh_TW"/>
-        </w:rPr>
-        <w:t>）是亞蘭文。</w:t>
-      </w:r>
-    </w:p>
-    <w:p>
-      <w:pPr/>
-      <w:r>
-        <w:rPr>
-          <w:lang w:val="zh_TW" w:bidi="zh_TW"/>
-        </w:rPr>
-      </w:r>
-      <w:r>
-        <w:rPr>
-          <w:lang w:val="zh_TW" w:bidi="zh_TW"/>
-        </w:rPr>
-        <w:t>在許多地點的發掘提供了對亞蘭建築、雕塑、陶器和其他藝術的良好了解。亞蘭人的宗教是多神教。人們也崇拜許多外國神祇。主要的亞蘭神祇是古代西閃族的風暴神哈大（Hadad）。在猶大的亞哈斯時代，當基於大馬士革</w:t>
-      </w:r>
-      <w:r>
-        <w:rPr>
-          <w:lang w:val="zh_TW" w:bidi="zh_TW"/>
-        </w:rPr>
-        <w:t>規模樣式</w:t>
-      </w:r>
-      <w:r>
-        <w:rPr>
-          <w:lang w:val="zh_TW" w:bidi="zh_TW"/>
-        </w:rPr>
-        <w:t>的壇被放在聖殿時，大馬士革的崇拜被強加給耶路撒冷的百姓（</w:t>
-      </w:r>
-      <w:hyperlink r:id="rId54">
-        <w:r>
-          <w:rPr>
-            <w:lang w:val="zh_TW" w:bidi="zh_TW"/>
-          </w:rPr>
-          <w:rPr>
-            <w:color w:val="0000EE"/>
-            <w:u w:val="single"/>
-          </w:rPr>
-          <w:t>列王紀下16:10–13</w:t>
-        </w:r>
-      </w:hyperlink>
-      <w:r>
-        <w:rPr>
-          <w:lang w:val="zh_TW" w:bidi="zh_TW"/>
-        </w:rPr>
-        <w:t>）。被亞述統治者撒珥根（Sargon）擄到撒馬利亞的亞蘭人，則帶來了外國的亞蘭崇拜（</w:t>
-      </w:r>
-      <w:hyperlink r:id="rId55">
-        <w:r>
-          <w:rPr>
-            <w:lang w:val="zh_TW" w:bidi="zh_TW"/>
-          </w:rPr>
-          <w:rPr>
-            <w:color w:val="0000EE"/>
-            <w:u w:val="single"/>
-          </w:rPr>
-          <w:t>17:24–34</w:t>
-        </w:r>
-      </w:hyperlink>
-      <w:r>
-        <w:rPr>
-          <w:lang w:val="zh_TW" w:bidi="zh_TW"/>
-        </w:rPr>
-        <w:t>）。</w:t>
-      </w:r>
-    </w:p>
-    <w:p>
-      <w:pPr/>
-      <w:r>
-        <w:rPr>
-          <w:lang w:val="zh_TW" w:bidi="zh_TW"/>
-        </w:rPr>
-      </w:r>
-      <w:r>
-        <w:rPr>
-          <w:lang w:val="zh_TW" w:bidi="zh_TW"/>
-        </w:rPr>
-        <w:t>在亞蘭國家消失後的幾個世紀中，亞蘭文依然存活。基督教形式的亞蘭文，即敘利亞語，留下了大量的文學、歷史、神學、註釋、論文和翻譯作品，這些作品被小心地保存在古老的修道院圖書館中，尤其是在敘利亞北部、伊拉克北部和土耳其南部。</w:t>
-      </w:r>
-    </w:p>
-    <w:p>
-      <w:pPr/>
-      <w:r>
-        <w:rPr>
-          <w:lang w:val="zh_TW" w:bidi="zh_TW"/>
-        </w:rPr>
-      </w:r>
-      <w:r>
-        <w:rPr>
-          <w:i/>
-          <w:lang w:val="zh_TW" w:bidi="zh_TW"/>
-        </w:rPr>
-        <w:t>另見</w:t>
-      </w:r>
-      <w:r>
-        <w:rPr>
-          <w:lang w:val="zh_TW" w:bidi="zh_TW"/>
-        </w:rPr>
-        <w:t xml:space="preserve"> </w:t>
-      </w:r>
-      <w:r>
-        <w:rPr>
-          <w:lang w:val="zh_TW" w:bidi="zh_TW"/>
-        </w:rPr>
-        <w:t>亞蘭文</w:t>
+        <w:t>見</w:t>
+      </w:r>
+      <w:r>
+        <w:rPr>
+          <w:lang w:val="zh_TW" w:bidi="zh_TW"/>
+        </w:rPr>
+        <w:t>礦物和金屬</w:t>
       </w:r>
       <w:r>
         <w:rPr>
@@ -3882,6 +3895,12 @@
   </w:num>
   <w:num w:numId="13" w16cid:durableId="592781308">
     <w:abstractNumId w:val="11"/>
+  </w:num>
+  <w:num w:numId="14">
+    <w:abstractNumId w:val="3"/>
+    <w:lvlOverride w:ilvl="0">
+      <w:startOverride w:val="1"/>
+    </w:lvlOverride>
   </w:num>
   <w:numIdMacAtCleanup w:val="10"/>
 </w:numbering>

--- a/zht/docx/132.content.docx
+++ b/zht/docx/132.content.docx
@@ -19,7 +19,7 @@
         <w:rPr>
           <w:lang w:val="zh_TW" w:bidi="zh_TW"/>
         </w:rPr>
-        <w:t>Resource: 聖經詞典 (Tyndale)</w:t>
+        <w:t>Resource: Tyndale Open Bible Dictionary</w:t>
       </w:r>
       <w:r>
         <w:rPr>
@@ -112,7 +112,7 @@
         <w:rPr>
           <w:lang w:val="zh_TW" w:bidi="zh_TW"/>
         </w:rPr>
-        <w:t>聖經詞典 (Tyndale)</w:t>
+        <w:t>Tyndale Open Bible Dictionary</w:t>
       </w:r>
     </w:p>
     <w:p>
@@ -149,7 +149,7 @@
         <w:rPr>
           <w:lang w:val="zh_TW" w:bidi="zh_TW"/>
         </w:rPr>
-        <w:t>tie</w:t>
+        <w:t>ta</w:t>
       </w:r>
       <w:r>
         <w:rPr>
@@ -212,7 +212,7 @@
         <w:rPr>
           <w:lang w:val="zh_TW" w:bidi="zh_TW"/>
         </w:rPr>
-        <w:t>帖撒羅尼迦後書</w:t>
+        <w:t>他泊山</w:t>
       </w:r>
       <w:r>
         <w:rPr>
@@ -231,7 +231,7 @@
         <w:rPr>
           <w:lang w:val="zh_TW" w:bidi="zh_TW"/>
         </w:rPr>
-        <w:t>保羅寫給帖撒羅尼迦教會的第二封信。</w:t>
+        <w:t>下加利利地區一座重要山崗，位於耶斯列谷的東北區域。他泊山位於拿撒勒以東約六英里（9.7公里），從周圍的平地突然升起。雖然他泊山在該地區不是最高的山，海拔只有587.9米（1,929英尺），但他泊山是一個重要的地標。</w:t>
       </w:r>
     </w:p>
     <w:p>
@@ -245,104 +245,7 @@
         <w:rPr>
           <w:lang w:val="zh_TW" w:bidi="zh_TW"/>
         </w:rPr>
-        <w:t>概述</w:t>
-      </w:r>
-    </w:p>
-    <w:p>
-      <w:pPr>
-        <w:pStyle w:val="ListBullet"/>
-        <w:spacing w:line="240" w:lineRule="auto"/>
-        <w:ind w:left="720"/>
-      </w:pPr>
-      <w:r>
-        <w:rPr>
-          <w:lang w:val="zh_TW" w:bidi="zh_TW"/>
-        </w:rPr>
-      </w:r>
-      <w:r>
-        <w:rPr>
-          <w:lang w:val="zh_TW" w:bidi="zh_TW"/>
-        </w:rPr>
-        <w:t>作者</w:t>
-      </w:r>
-    </w:p>
-    <w:p>
-      <w:pPr>
-        <w:pStyle w:val="ListBullet"/>
-        <w:spacing w:line="240" w:lineRule="auto"/>
-        <w:ind w:left="720"/>
-      </w:pPr>
-      <w:r>
-        <w:rPr>
-          <w:lang w:val="zh_TW" w:bidi="zh_TW"/>
-        </w:rPr>
-      </w:r>
-      <w:r>
-        <w:rPr>
-          <w:lang w:val="zh_TW" w:bidi="zh_TW"/>
-        </w:rPr>
-        <w:t>日期、起源與寫作對象</w:t>
-      </w:r>
-    </w:p>
-    <w:p>
-      <w:pPr>
-        <w:pStyle w:val="ListBullet"/>
-        <w:spacing w:line="240" w:lineRule="auto"/>
-        <w:ind w:left="720"/>
-      </w:pPr>
-      <w:r>
-        <w:rPr>
-          <w:lang w:val="zh_TW" w:bidi="zh_TW"/>
-        </w:rPr>
-      </w:r>
-      <w:r>
-        <w:rPr>
-          <w:lang w:val="zh_TW" w:bidi="zh_TW"/>
-        </w:rPr>
-        <w:t>目的</w:t>
-      </w:r>
-    </w:p>
-    <w:p>
-      <w:pPr>
-        <w:pStyle w:val="ListBullet"/>
-        <w:spacing w:line="240" w:lineRule="auto"/>
-        <w:ind w:left="720"/>
-      </w:pPr>
-      <w:r>
-        <w:rPr>
-          <w:lang w:val="zh_TW" w:bidi="zh_TW"/>
-        </w:rPr>
-      </w:r>
-      <w:r>
-        <w:rPr>
-          <w:lang w:val="zh_TW" w:bidi="zh_TW"/>
-        </w:rPr>
-        <w:t>內容</w:t>
-      </w:r>
-    </w:p>
-    <w:p>
-      <w:pPr>
-        <w:pStyle w:val="Heading3"/>
-      </w:pPr>
-      <w:r>
-        <w:rPr>
-          <w:lang w:val="zh_TW" w:bidi="zh_TW"/>
-        </w:rPr>
-        <w:t>作者簡介</w:t>
-      </w:r>
-    </w:p>
-    <w:p>
-      <w:pPr/>
-      <w:r>
-        <w:rPr>
-          <w:lang w:val="zh_TW" w:bidi="zh_TW"/>
-        </w:rPr>
-      </w:r>
-      <w:r>
-        <w:rPr>
-          <w:lang w:val="zh_TW" w:bidi="zh_TW"/>
-        </w:rPr>
-        <w:t>與帖撒羅尼迦前書一樣，這封信以保羅、西拉和提摩太的名字開始；並且像前書一樣，這封信經常使用複數代名詞「我們」和「我們的」，但也有使用單數代名詞「我」（例如</w:t>
+        <w:t>他泊山界定了以薩迦支派（Issachar）西部的邊界（</w:t>
       </w:r>
       <w:hyperlink r:id="rId13">
         <w:r>
@@ -353,26 +256,14 @@
             <w:color w:val="0000EE"/>
             <w:u w:val="single"/>
           </w:rPr>
-          <w:t>帖後2:5</w:t>
+          <w:t>約書亞記19:22</w:t>
         </w:r>
       </w:hyperlink>
       <w:r>
         <w:rPr>
           <w:lang w:val="zh_TW" w:bidi="zh_TW"/>
         </w:rPr>
-        <w:t>）。信的結尾寫道：「</w:t>
-      </w:r>
-      <w:r>
-        <w:rPr>
-          <w:lang w:val="zh_TW" w:bidi="zh_TW"/>
-        </w:rPr>
-        <w:t>我－ 保羅親筆問你們安。凡我的信都以此為記，我的筆跡就是這樣</w:t>
-      </w:r>
-      <w:r>
-        <w:rPr>
-          <w:lang w:val="zh_TW" w:bidi="zh_TW"/>
-        </w:rPr>
-        <w:t>」（</w:t>
+        <w:t>）。它是跨地區的海岸公路——馬里斯大道（Via Maris）上有用的導航工具。這條公路經過加利利的米吉多，通往夏瑣。他泊山有時與遠在北方的黑門山相比（</w:t>
       </w:r>
       <w:hyperlink r:id="rId14">
         <w:r>
@@ -383,125 +274,14 @@
             <w:color w:val="0000EE"/>
             <w:u w:val="single"/>
           </w:rPr>
-          <w:t>3:17</w:t>
+          <w:t>詩篇89:12</w:t>
         </w:r>
       </w:hyperlink>
       <w:r>
         <w:rPr>
           <w:lang w:val="zh_TW" w:bidi="zh_TW"/>
         </w:rPr>
-        <w:t>）。</w:t>
-      </w:r>
-    </w:p>
-    <w:p>
-      <w:pPr/>
-      <w:r>
-        <w:rPr>
-          <w:lang w:val="zh_TW" w:bidi="zh_TW"/>
-        </w:rPr>
-      </w:r>
-      <w:r>
-        <w:rPr>
-          <w:lang w:val="zh_TW" w:bidi="zh_TW"/>
-        </w:rPr>
-        <w:t>有些學者質疑這封書信是否出自保羅之手，主要原因在於這書關於未來的教導，與帖撒羅尼迦前書的教導有所不同。根據</w:t>
-      </w:r>
-      <w:hyperlink r:id="rId14">
-        <w:r>
-          <w:rPr>
-            <w:lang w:val="zh_TW" w:bidi="zh_TW"/>
-          </w:rPr>
-          <w:rPr>
-            <w:color w:val="0000EE"/>
-            <w:u w:val="single"/>
-          </w:rPr>
-          <w:t>帖撒羅尼迦後書三章17節</w:t>
-        </w:r>
-      </w:hyperlink>
-      <w:r>
-        <w:rPr>
-          <w:lang w:val="zh_TW" w:bidi="zh_TW"/>
-        </w:rPr>
-        <w:t>的說法，第一封信必須被視為偽造。然而，事實並非如此，早期教會從未質疑這兩封信是否出由保羅所寫。</w:t>
-      </w:r>
-    </w:p>
-    <w:p>
-      <w:pPr>
-        <w:pStyle w:val="Heading3"/>
-      </w:pPr>
-      <w:r>
-        <w:rPr>
-          <w:lang w:val="zh_TW" w:bidi="zh_TW"/>
-        </w:rPr>
-        <w:t>日期、起源與寫作對象</w:t>
-      </w:r>
-    </w:p>
-    <w:p>
-      <w:pPr/>
-      <w:r>
-        <w:rPr>
-          <w:lang w:val="zh_TW" w:bidi="zh_TW"/>
-        </w:rPr>
-      </w:r>
-      <w:r>
-        <w:rPr>
-          <w:lang w:val="zh_TW" w:bidi="zh_TW"/>
-        </w:rPr>
-        <w:t>與帖撒羅尼迦前書相同，這封信的第一節便說這是寫給「帖撒羅尼迦的教會」。與前書不同的是，這封信沒有提供關於保羅和他同工行蹤的個人細節。因此，沒有直接證據確定這封信的成書日期和地點。</w:t>
-      </w:r>
-    </w:p>
-    <w:p>
-      <w:pPr/>
-      <w:r>
-        <w:rPr>
-          <w:lang w:val="zh_TW" w:bidi="zh_TW"/>
-        </w:rPr>
-      </w:r>
-      <w:r>
-        <w:rPr>
-          <w:lang w:val="zh_TW" w:bidi="zh_TW"/>
-        </w:rPr>
-        <w:t>由於這封書的教導與帖撒羅尼迦前書不同，因此有人質疑此信是否為保羅所寫，並且提出了幾種有關日期和寫作對象的推測：</w:t>
-      </w:r>
-    </w:p>
-    <w:p>
-      <w:pPr>
-        <w:pStyle w:val="ListNumber"/>
-        <w:numPr>
-          <w:ilvl w:val="0"/>
-          <w:numId w:val="14"/>
-        </w:numPr>
-        <w:spacing w:line="240" w:lineRule="auto"/>
-        <w:ind w:left="720"/>
-      </w:pPr>
-      <w:r>
-        <w:rPr>
-          <w:lang w:val="zh_TW" w:bidi="zh_TW"/>
-        </w:rPr>
-      </w:r>
-      <w:r>
-        <w:rPr>
-          <w:lang w:val="zh_TW" w:bidi="zh_TW"/>
-        </w:rPr>
-        <w:t>這封信是在帖撒羅尼迦前書寫成許久之後才寫的。然而，這種可能性不大，因為西拉和提摩太仍然與保羅同在。</w:t>
-      </w:r>
-    </w:p>
-    <w:p>
-      <w:pPr>
-        <w:pStyle w:val="ListNumber"/>
-        <w:spacing w:line="240" w:lineRule="auto"/>
-        <w:ind w:left="720"/>
-      </w:pPr>
-      <w:r>
-        <w:rPr>
-          <w:lang w:val="zh_TW" w:bidi="zh_TW"/>
-        </w:rPr>
-      </w:r>
-      <w:r>
-        <w:rPr>
-          <w:lang w:val="zh_TW" w:bidi="zh_TW"/>
-        </w:rPr>
-        <w:t>這封信的寫作時間早於帖撒羅尼迦前書。然而，</w:t>
+        <w:t>；比較</w:t>
       </w:r>
       <w:hyperlink r:id="rId15">
         <w:r>
@@ -512,32 +292,39 @@
             <w:color w:val="0000EE"/>
             <w:u w:val="single"/>
           </w:rPr>
-          <w:t>二章15節</w:t>
+          <w:t>耶利米書46:18</w:t>
         </w:r>
       </w:hyperlink>
       <w:r>
         <w:rPr>
           <w:lang w:val="zh_TW" w:bidi="zh_TW"/>
         </w:rPr>
-        <w:t>提到一封先前寫給帖撒羅尼迦的信。而且，從第二世紀開始，早期教會確實稱這封信為帖撒羅尼迦後書。</w:t>
+        <w:t>）。</w:t>
       </w:r>
     </w:p>
     <w:p>
       <w:pPr>
-        <w:pStyle w:val="ListNumber"/>
-        <w:spacing w:line="240" w:lineRule="auto"/>
-        <w:ind w:left="720"/>
-      </w:pPr>
-      <w:r>
-        <w:rPr>
-          <w:lang w:val="zh_TW" w:bidi="zh_TW"/>
-        </w:rPr>
-      </w:r>
-      <w:r>
-        <w:rPr>
-          <w:lang w:val="zh_TW" w:bidi="zh_TW"/>
-        </w:rPr>
-        <w:t>這封信的寫作對象是帖撒羅尼迦的猶太基督徒，而帖撒羅尼迦前書則是寫給外邦基督徒的。然而，這種說法極不可能，因為這位使徒一向十分重視基督徒在同一地區應當合一（例如</w:t>
+        <w:pStyle w:val="Heading3"/>
+      </w:pPr>
+      <w:r>
+        <w:rPr>
+          <w:lang w:val="zh_TW" w:bidi="zh_TW"/>
+        </w:rPr>
+        <w:t>在他泊山發生了哪些重要事件？</w:t>
+      </w:r>
+    </w:p>
+    <w:p>
+      <w:pPr/>
+      <w:r>
+        <w:rPr>
+          <w:lang w:val="zh_TW" w:bidi="zh_TW"/>
+        </w:rPr>
+      </w:r>
+      <w:r>
+        <w:rPr>
+          <w:lang w:val="zh_TW" w:bidi="zh_TW"/>
+        </w:rPr>
+        <w:t>在舊約聖經中，在士師記中，當底波拉和巴拉與迦南人的軍隊作戰時，提到了他泊山。來自夏瑣的迦南軍隊指揮官西西拉率領軍隊（</w:t>
       </w:r>
       <w:hyperlink r:id="rId16">
         <w:r>
@@ -548,14 +335,14 @@
             <w:color w:val="0000EE"/>
             <w:u w:val="single"/>
           </w:rPr>
-          <w:t>林前1–3</w:t>
+          <w:t>士師記4:1–24</w:t>
         </w:r>
       </w:hyperlink>
       <w:r>
         <w:rPr>
           <w:lang w:val="zh_TW" w:bidi="zh_TW"/>
         </w:rPr>
-        <w:t>），並特別重視猶太信徒與外邦信徒的合一（見</w:t>
+        <w:t>）。巴拉的部隊來自附近的拿弗他利和西布倫支派，會合於他泊山。在底波拉的命令下，以色列人對西西拉發動了一場成功的戰役。基甸最終在他泊山面對殺害他兄弟的米甸王西巴和撒慕拿（</w:t>
       </w:r>
       <w:hyperlink r:id="rId17">
         <w:r>
@@ -566,32 +353,14 @@
             <w:color w:val="0000EE"/>
             <w:u w:val="single"/>
           </w:rPr>
-          <w:t>弗2:11–22</w:t>
+          <w:t>士師記8:18</w:t>
         </w:r>
       </w:hyperlink>
       <w:r>
         <w:rPr>
           <w:lang w:val="zh_TW" w:bidi="zh_TW"/>
         </w:rPr>
-        <w:t>），所以他不可能這樣做。</w:t>
-      </w:r>
-    </w:p>
-    <w:p>
-      <w:pPr>
-        <w:pStyle w:val="ListNumber"/>
-        <w:spacing w:line="240" w:lineRule="auto"/>
-        <w:ind w:left="720"/>
-      </w:pPr>
-      <w:r>
-        <w:rPr>
-          <w:lang w:val="zh_TW" w:bidi="zh_TW"/>
-        </w:rPr>
-      </w:r>
-      <w:r>
-        <w:rPr>
-          <w:lang w:val="zh_TW" w:bidi="zh_TW"/>
-        </w:rPr>
-        <w:t>這封信是寫給別處的基督徒（庇哩亞和腓立比），後來傳到帖撒羅尼迦的基督徒手中。然而，沒有任何證據顯示這封信最初是寫給其它地方的基督徒，而非帖撒羅尼迦的信徒。</w:t>
+        <w:t>）。</w:t>
       </w:r>
     </w:p>
     <w:p>
@@ -605,19 +374,7 @@
         <w:rPr>
           <w:lang w:val="zh_TW" w:bidi="zh_TW"/>
         </w:rPr>
-        <w:t>寫這封信時，</w:t>
-      </w:r>
-      <w:r>
-        <w:rPr>
-          <w:lang w:val="zh_TW" w:bidi="zh_TW"/>
-        </w:rPr>
-        <w:t>保羅身邊的同工與寫帖撒羅尼迦前書時相同</w:t>
-      </w:r>
-      <w:r>
-        <w:rPr>
-          <w:lang w:val="zh_TW" w:bidi="zh_TW"/>
-        </w:rPr>
-        <w:t>（</w:t>
+        <w:t>他泊山的山頂面積為1.3平方公里（半平方英里）。它地理位置優越，易於設防。在舊約的王國時期，那裡可能有敬拜的神龕（見</w:t>
       </w:r>
       <w:hyperlink r:id="rId18">
         <w:r>
@@ -628,31 +385,25 @@
             <w:color w:val="0000EE"/>
             <w:u w:val="single"/>
           </w:rPr>
-          <w:t>帖後1:1</w:t>
+          <w:t>何西阿書5:1</w:t>
         </w:r>
       </w:hyperlink>
       <w:r>
         <w:rPr>
           <w:lang w:val="zh_TW" w:bidi="zh_TW"/>
         </w:rPr>
-        <w:t>）。</w:t>
-      </w:r>
-      <w:r>
-        <w:rPr>
-          <w:lang w:val="zh_TW" w:bidi="zh_TW"/>
-        </w:rPr>
-        <w:t>這表明，保羅在寫完前書後不久，聽到了帖撒羅尼迦基督徒面臨的新問題，出於對他們的關心，就寫了這第二封信。</w:t>
+        <w:t>），但到了希臘時代，則有軍事防禦。托勒密王朝加強了它的防禦，到安條克三世時期（公元前218年），他泊可能已成為耶斯列谷的行政中心。在羅馬時代，許多衝突發生在他泊山。在公元66年重要的猶太戰爭中，約瑟夫用一堵大牆加固了這座山，至今仍可見。</w:t>
       </w:r>
     </w:p>
     <w:p>
       <w:pPr>
-        <w:pStyle w:val="Heading3"/>
-      </w:pPr>
-      <w:r>
-        <w:rPr>
-          <w:lang w:val="zh_TW" w:bidi="zh_TW"/>
-        </w:rPr>
-        <w:t>目的</w:t>
+        <w:pStyle w:val="Heading4"/>
+      </w:pPr>
+      <w:r>
+        <w:rPr>
+          <w:lang w:val="zh_TW" w:bidi="zh_TW"/>
+        </w:rPr>
+        <w:t>耶穌的變相是否發生在他泊山？</w:t>
       </w:r>
     </w:p>
     <w:p>
@@ -666,39 +417,7 @@
         <w:rPr>
           <w:lang w:val="zh_TW" w:bidi="zh_TW"/>
         </w:rPr>
-        <w:t>使徒保羅寫這封信時，心中有三個主要的關注。</w:t>
-      </w:r>
-    </w:p>
-    <w:p>
-      <w:pPr/>
-      <w:r>
-        <w:rPr>
-          <w:lang w:val="zh_TW" w:bidi="zh_TW"/>
-        </w:rPr>
-      </w:r>
-      <w:r>
-        <w:rPr>
-          <w:lang w:val="zh_TW" w:bidi="zh_TW"/>
-        </w:rPr>
-        <w:t>首先，與他所有書信一樣，他希望鼓勵讀者在信仰上站立得穩（</w:t>
-      </w:r>
-      <w:hyperlink r:id="rId15">
-        <w:r>
-          <w:rPr>
-            <w:lang w:val="zh_TW" w:bidi="zh_TW"/>
-          </w:rPr>
-          <w:rPr>
-            <w:color w:val="0000EE"/>
-            <w:u w:val="single"/>
-          </w:rPr>
-          <w:t>2:15）</w:t>
-        </w:r>
-      </w:hyperlink>
-      <w:r>
-        <w:rPr>
-          <w:lang w:val="zh_TW" w:bidi="zh_TW"/>
-        </w:rPr>
-        <w:t>。他感謝神在他們生命中的工作（</w:t>
+        <w:t>自四世紀以來，人們相信他泊山是變相的神跡發生之處——當耶穌的形象突然改變並發光，充滿天上的光（</w:t>
       </w:r>
       <w:hyperlink r:id="rId19">
         <w:r>
@@ -709,9 +428,80 @@
             <w:color w:val="0000EE"/>
             <w:u w:val="single"/>
           </w:rPr>
-          <w:t>1:3，</w:t>
+          <w:t>馬可福音9:2–13</w:t>
         </w:r>
       </w:hyperlink>
+      <w:r>
+        <w:rPr>
+          <w:lang w:val="zh_TW" w:bidi="zh_TW"/>
+        </w:rPr>
+        <w:t>）。這一點尚不確定，因為新約聖經並未提及他泊山的名字。康士坦丁大帝的母親海倫娜宣稱以色列和巴勒斯坦的許多地方為歷史遺址。她確信變相事件發生在他泊山，並於公元326年在該地建造了一座教堂。山上建立了祭壇、修道院和教堂，直到12世紀末亞阿拉伯征服者薩拉丁將其摧毀。今天，在山上可以看到一座19世紀的希臘東正教修道院和拉丁教堂。</w:t>
+      </w:r>
+      <w:r>
+        <w:rPr>
+          <w:lang w:val="zh_TW" w:bidi="zh_TW"/>
+        </w:rPr>
+      </w:r>
+      <w:r>
+        <w:rPr>
+          <w:lang w:val="zh_TW" w:bidi="zh_TW"/>
+        </w:rPr>
+      </w:r>
+    </w:p>
+    <w:p>
+      <w:pPr/>
+      <w:r>
+        <w:rPr>
+          <w:lang w:val="zh_TW" w:bidi="zh_TW"/>
+        </w:rPr>
+      </w:r>
+    </w:p>
+    <w:p>
+      <w:pPr>
+        <w:pStyle w:val="Heading2"/>
+      </w:pPr>
+      <w:r>
+        <w:rPr>
+          <w:lang w:val="zh_TW" w:bidi="zh_TW"/>
+        </w:rPr>
+        <w:t>他轄（Tahash）</w:t>
+      </w:r>
+      <w:r>
+        <w:rPr>
+          <w:lang w:val="zh_TW" w:bidi="zh_TW"/>
+        </w:rPr>
+      </w:r>
+    </w:p>
+    <w:p>
+      <w:pPr>
+        <w:pStyle w:val="Heading2"/>
+      </w:pPr>
+      <w:r>
+        <w:rPr>
+          <w:lang w:val="zh_TW" w:bidi="zh_TW"/>
+        </w:rPr>
+        <w:t>他轄</w:t>
+      </w:r>
+      <w:r>
+        <w:rPr>
+          <w:lang w:val="zh_TW" w:bidi="zh_TW"/>
+        </w:rPr>
+        <w:t>（Tahash）</w:t>
+      </w:r>
+    </w:p>
+    <w:p>
+      <w:pPr/>
+      <w:r>
+        <w:rPr>
+          <w:lang w:val="zh_TW" w:bidi="zh_TW"/>
+        </w:rPr>
+      </w:r>
+      <w:r>
+        <w:rPr>
+          <w:lang w:val="zh_TW" w:bidi="zh_TW"/>
+        </w:rPr>
+        <w:t>拿鶴和他的妾流瑪的兒子；亞伯拉罕的兄弟（</w:t>
+      </w:r>
       <w:hyperlink r:id="rId20">
         <w:r>
           <w:rPr>
@@ -721,14 +511,201 @@
             <w:color w:val="0000EE"/>
             <w:u w:val="single"/>
           </w:rPr>
-          <w:t>2:13</w:t>
+          <w:t>創22:24</w:t>
         </w:r>
       </w:hyperlink>
       <w:r>
         <w:rPr>
           <w:lang w:val="zh_TW" w:bidi="zh_TW"/>
         </w:rPr>
-        <w:t>），這工作表現在他們的信心、愛心，以及在逼迫中堅忍的態度（</w:t>
+        <w:t>）。</w:t>
+      </w:r>
+      <w:r>
+        <w:rPr>
+          <w:lang w:val="zh_TW" w:bidi="zh_TW"/>
+        </w:rPr>
+      </w:r>
+      <w:r>
+        <w:rPr>
+          <w:lang w:val="zh_TW" w:bidi="zh_TW"/>
+        </w:rPr>
+      </w:r>
+    </w:p>
+    <w:p>
+      <w:pPr/>
+      <w:r>
+        <w:rPr>
+          <w:lang w:val="zh_TW" w:bidi="zh_TW"/>
+        </w:rPr>
+      </w:r>
+    </w:p>
+    <w:p>
+      <w:pPr>
+        <w:pStyle w:val="Heading2"/>
+      </w:pPr>
+      <w:r>
+        <w:rPr>
+          <w:lang w:val="zh_TW" w:bidi="zh_TW"/>
+        </w:rPr>
+        <w:t>他轄（Thahash）</w:t>
+      </w:r>
+      <w:r>
+        <w:rPr>
+          <w:lang w:val="zh_TW" w:bidi="zh_TW"/>
+        </w:rPr>
+      </w:r>
+    </w:p>
+    <w:p>
+      <w:pPr/>
+      <w:r>
+        <w:rPr>
+          <w:lang w:val="zh_TW" w:bidi="zh_TW"/>
+        </w:rPr>
+      </w:r>
+      <w:hyperlink r:id="rId20">
+        <w:r>
+          <w:rPr>
+            <w:lang w:val="zh_TW" w:bidi="zh_TW"/>
+          </w:rPr>
+          <w:rPr>
+            <w:color w:val="0000EE"/>
+            <w:u w:val="single"/>
+          </w:rPr>
+          <w:t>創世記二十二章24節</w:t>
+        </w:r>
+      </w:hyperlink>
+      <w:r>
+        <w:rPr>
+          <w:lang w:val="zh_TW" w:bidi="zh_TW"/>
+        </w:rPr>
+        <w:t>中，流瑪的兒子他轄的另一種拼寫方式。</w:t>
+      </w:r>
+    </w:p>
+    <w:p>
+      <w:pPr/>
+      <w:r>
+        <w:rPr>
+          <w:lang w:val="zh_TW" w:bidi="zh_TW"/>
+        </w:rPr>
+      </w:r>
+      <w:r>
+        <w:rPr>
+          <w:i/>
+          <w:lang w:val="zh_TW" w:bidi="zh_TW"/>
+        </w:rPr>
+        <w:t>見</w:t>
+      </w:r>
+      <w:r>
+        <w:rPr>
+          <w:lang w:val="zh_TW" w:bidi="zh_TW"/>
+        </w:rPr>
+        <w:t>他轄（Tahash）</w:t>
+      </w:r>
+      <w:r>
+        <w:rPr>
+          <w:lang w:val="zh_TW" w:bidi="zh_TW"/>
+        </w:rPr>
+        <w:t>。</w:t>
+      </w:r>
+      <w:r>
+        <w:rPr>
+          <w:lang w:val="zh_TW" w:bidi="zh_TW"/>
+        </w:rPr>
+      </w:r>
+      <w:r>
+        <w:rPr>
+          <w:lang w:val="zh_TW" w:bidi="zh_TW"/>
+        </w:rPr>
+      </w:r>
+    </w:p>
+    <w:p>
+      <w:pPr/>
+      <w:r>
+        <w:rPr>
+          <w:lang w:val="zh_TW" w:bidi="zh_TW"/>
+        </w:rPr>
+      </w:r>
+    </w:p>
+    <w:p>
+      <w:pPr>
+        <w:pStyle w:val="Heading2"/>
+      </w:pPr>
+      <w:r>
+        <w:rPr>
+          <w:lang w:val="zh_TW" w:bidi="zh_TW"/>
+        </w:rPr>
+        <w:t>塔木德</w:t>
+      </w:r>
+      <w:r>
+        <w:rPr>
+          <w:lang w:val="zh_TW" w:bidi="zh_TW"/>
+        </w:rPr>
+      </w:r>
+    </w:p>
+    <w:p>
+      <w:pPr/>
+      <w:r>
+        <w:rPr>
+          <w:lang w:val="zh_TW" w:bidi="zh_TW"/>
+        </w:rPr>
+      </w:r>
+      <w:r>
+        <w:rPr>
+          <w:lang w:val="zh_TW" w:bidi="zh_TW"/>
+        </w:rPr>
+        <w:t>「塔木德」一詞意為「學習」或「研讀」。塔木德是一部用希伯來文和亞蘭文寫成的文獻集。它包括對舊約聖經律法部分的解釋以及源自許多拉比來源的智慧言論。它涵蓋的時期始於以斯拉之後不久，約公元前400年，到約公元500年代。</w:t>
+      </w:r>
+    </w:p>
+    <w:p>
+      <w:pPr>
+        <w:pStyle w:val="Heading3"/>
+      </w:pPr>
+      <w:r>
+        <w:rPr>
+          <w:lang w:val="zh_TW" w:bidi="zh_TW"/>
+        </w:rPr>
+        <w:t>口傳律法的起源與發展</w:t>
+      </w:r>
+    </w:p>
+    <w:p>
+      <w:pPr/>
+      <w:r>
+        <w:rPr>
+          <w:lang w:val="zh_TW" w:bidi="zh_TW"/>
+        </w:rPr>
+      </w:r>
+      <w:r>
+        <w:rPr>
+          <w:lang w:val="zh_TW" w:bidi="zh_TW"/>
+        </w:rPr>
+        <w:t>傳統猶太人相信摩西除了書面律法外，還領受了一部口傳律法。這部口傳律法是歷世歷代流傳下來的。塔木德主張這部口傳律法有早期的起源，《先賢篇》（</w:t>
+      </w:r>
+      <w:r>
+        <w:rPr>
+          <w:i/>
+          <w:lang w:val="zh_TW" w:bidi="zh_TW"/>
+        </w:rPr>
+        <w:t>Pirke Aboth）一章</w:t>
+      </w:r>
+      <w:r>
+        <w:rPr>
+          <w:lang w:val="zh_TW" w:bidi="zh_TW"/>
+        </w:rPr>
+        <w:t>1節將其歸於摩西。然而，一些學者認為這部口傳律法是在以斯拉之後發展起來的。比如，生活在被擄時期前的先知，從未提到人們未能遵循口傳律法。然而，這些先知經常警告人們忽視摩西所賜的書面律法。這表明在巴比倫被擄之前，並不存在一套口傳傳統。</w:t>
+      </w:r>
+    </w:p>
+    <w:p>
+      <w:pPr/>
+      <w:r>
+        <w:rPr>
+          <w:lang w:val="zh_TW" w:bidi="zh_TW"/>
+        </w:rPr>
+      </w:r>
+      <w:r>
+        <w:rPr>
+          <w:lang w:val="zh_TW" w:bidi="zh_TW"/>
+        </w:rPr>
+        <w:t>在以斯拉（「通達摩西律法書的文士」</w:t>
       </w:r>
       <w:hyperlink r:id="rId21">
         <w:r>
@@ -739,14 +716,135 @@
             <w:color w:val="0000EE"/>
             <w:u w:val="single"/>
           </w:rPr>
-          <w:t>1:4</w:t>
+          <w:t>以斯拉記7:6</w:t>
         </w:r>
       </w:hyperlink>
       <w:r>
         <w:rPr>
           <w:lang w:val="zh_TW" w:bidi="zh_TW"/>
         </w:rPr>
-        <w:t>）。保羅向他們保證，神終將施行公義審判。信徒的責任是以生命榮耀耶穌的名；當主再來時，衪將在忠心的子民中得榮耀（</w:t>
+        <w:t>）之後，會堂和學校的教師教授舊約聖經，他們的教導被記憶下來。多年來，人們使用不同的方法來背誦和記憶不斷增多的教導和解釋。</w:t>
+      </w:r>
+    </w:p>
+    <w:p>
+      <w:pPr/>
+      <w:r>
+        <w:rPr>
+          <w:lang w:val="zh_TW" w:bidi="zh_TW"/>
+        </w:rPr>
+      </w:r>
+      <w:r>
+        <w:rPr>
+          <w:lang w:val="zh_TW" w:bidi="zh_TW"/>
+        </w:rPr>
+        <w:t>隨著更多的教導不斷增加，即使是最好的記憶也無法保留所有的材料。為了讓後代更容易獲得豐富的知識、宗教見解和智慧以獲得指導和啟發，有必要創建一個包含過去世代所有重要教導的總結。這個總結被稱為塔木德（Talmud），是口傳律法的主要合集。猶太人將其視為僅次於聖經的著作。塔木德被視為國家和宗教思想的非凡成就，深刻地塑造了猶太人的世界觀。</w:t>
+      </w:r>
+    </w:p>
+    <w:p>
+      <w:pPr>
+        <w:pStyle w:val="Heading3"/>
+      </w:pPr>
+      <w:r>
+        <w:rPr>
+          <w:lang w:val="zh_TW" w:bidi="zh_TW"/>
+        </w:rPr>
+        <w:t>口傳律法的理由</w:t>
+      </w:r>
+    </w:p>
+    <w:p>
+      <w:pPr/>
+      <w:r>
+        <w:rPr>
+          <w:lang w:val="zh_TW" w:bidi="zh_TW"/>
+        </w:rPr>
+      </w:r>
+      <w:r>
+        <w:rPr>
+          <w:lang w:val="zh_TW" w:bidi="zh_TW"/>
+        </w:rPr>
+        <w:t>在被擄歸回的先知停止預言之後，以色列的生命變得複雜。需要擴展摩西五經的律法。口傳律法最初是為了幫助人們遵守神的書面話語。</w:t>
+      </w:r>
+    </w:p>
+    <w:p>
+      <w:pPr/>
+      <w:r>
+        <w:rPr>
+          <w:lang w:val="zh_TW" w:bidi="zh_TW"/>
+        </w:rPr>
+      </w:r>
+      <w:r>
+        <w:rPr>
+          <w:lang w:val="zh_TW" w:bidi="zh_TW"/>
+        </w:rPr>
+        <w:t>口傳律法包含在塔木德中有兩個目的：</w:t>
+      </w:r>
+    </w:p>
+    <w:p>
+      <w:pPr>
+        <w:pStyle w:val="ListNumber"/>
+        <w:numPr>
+          <w:ilvl w:val="0"/>
+          <w:numId w:val="14"/>
+        </w:numPr>
+        <w:spacing w:line="240" w:lineRule="auto"/>
+        <w:ind w:left="720"/>
+      </w:pPr>
+      <w:r>
+        <w:rPr>
+          <w:lang w:val="zh_TW" w:bidi="zh_TW"/>
+        </w:rPr>
+      </w:r>
+      <w:r>
+        <w:rPr>
+          <w:lang w:val="zh_TW" w:bidi="zh_TW"/>
+        </w:rPr>
+        <w:t>它提供了對書面律法的解釋。根據拉比的說法，口傳律法使遵守書面律法成為可能。沒有口傳律法，就不可能遵守書面律法。這方面的一個好例子可以在聖經的安息日律法中找到。大家都知道人們不應該在安息日工作。然而，拉比們說需要口傳律法來解釋「工作」實際上是什麼意思。</w:t>
+      </w:r>
+    </w:p>
+    <w:p>
+      <w:pPr>
+        <w:pStyle w:val="ListNumber"/>
+        <w:spacing w:line="240" w:lineRule="auto"/>
+        <w:ind w:left="720"/>
+      </w:pPr>
+      <w:r>
+        <w:rPr>
+          <w:lang w:val="zh_TW" w:bidi="zh_TW"/>
+        </w:rPr>
+      </w:r>
+      <w:r>
+        <w:rPr>
+          <w:lang w:val="zh_TW" w:bidi="zh_TW"/>
+        </w:rPr>
+        <w:t>口傳律法的第二個目的在於更新和調整成文律法以適應新的情況。口傳律法旨在使成文律法適用於每一代人。沒有口傳律法，人們可能會認為成文律法已然過時。</w:t>
+      </w:r>
+    </w:p>
+    <w:p>
+      <w:pPr/>
+      <w:r>
+        <w:rPr>
+          <w:lang w:val="zh_TW" w:bidi="zh_TW"/>
+        </w:rPr>
+      </w:r>
+      <w:r>
+        <w:rPr>
+          <w:lang w:val="zh_TW" w:bidi="zh_TW"/>
+        </w:rPr>
+        <w:t>因此，口傳律法幫助人們理解什麼不應該做，以及良好的猶太教信仰應該是如何的樣貌。</w:t>
+      </w:r>
+    </w:p>
+    <w:p>
+      <w:pPr/>
+      <w:r>
+        <w:rPr>
+          <w:lang w:val="zh_TW" w:bidi="zh_TW"/>
+        </w:rPr>
+      </w:r>
+      <w:r>
+        <w:rPr>
+          <w:lang w:val="zh_TW" w:bidi="zh_TW"/>
+        </w:rPr>
+        <w:t>每一個世代都面臨新的社會、政治和經濟情況。這意味著神的話語需要以新的方式來應用。然而，神的話語本身不應該僅僅為了迎合人們的需求或解決新問題而改變。我們在公元一世紀看到了這個例子。耶穌批評猶太領袖將他們的口述傳統置於神的話語之上（</w:t>
       </w:r>
       <w:hyperlink r:id="rId22">
         <w:r>
@@ -757,14 +855,25 @@
             <w:color w:val="0000EE"/>
             <w:u w:val="single"/>
           </w:rPr>
-          <w:t>5–12</w:t>
+          <w:t>馬可福音7:9–13</w:t>
         </w:r>
       </w:hyperlink>
       <w:r>
         <w:rPr>
           <w:lang w:val="zh_TW" w:bidi="zh_TW"/>
         </w:rPr>
-        <w:t>節）。</w:t>
+        <w:t>）。</w:t>
+      </w:r>
+    </w:p>
+    <w:p>
+      <w:pPr>
+        <w:pStyle w:val="Heading3"/>
+      </w:pPr>
+      <w:r>
+        <w:rPr>
+          <w:lang w:val="zh_TW" w:bidi="zh_TW"/>
+        </w:rPr>
+        <w:t>塔木德的早期形式</w:t>
       </w:r>
     </w:p>
     <w:p>
@@ -778,19 +887,75 @@
         <w:rPr>
           <w:lang w:val="zh_TW" w:bidi="zh_TW"/>
         </w:rPr>
-        <w:t>其次，教會中流傳著錯誤的教導，甚至有人假冒保羅的名義，宣稱</w:t>
-      </w:r>
-      <w:r>
-        <w:rPr>
-          <w:lang w:val="zh_TW" w:bidi="zh_TW"/>
-        </w:rPr>
-        <w:t>主的日子現在到了</w:t>
-      </w:r>
-      <w:r>
-        <w:rPr>
-          <w:lang w:val="zh_TW" w:bidi="zh_TW"/>
-        </w:rPr>
-        <w:t>（</w:t>
+        <w:t>最早教授口傳律法的方法之一是透過米大示（Midrash），意思是「解釋」。米大示是一種對聖經經文的註釋（解釋或觀察）。米大示有兩種類型：</w:t>
+      </w:r>
+    </w:p>
+    <w:p>
+      <w:pPr>
+        <w:pStyle w:val="ListNumber"/>
+        <w:numPr>
+          <w:ilvl w:val="0"/>
+          <w:numId w:val="15"/>
+        </w:numPr>
+        <w:spacing w:line="240" w:lineRule="auto"/>
+        <w:ind w:left="720"/>
+      </w:pPr>
+      <w:r>
+        <w:rPr>
+          <w:lang w:val="zh_TW" w:bidi="zh_TW"/>
+        </w:rPr>
+      </w:r>
+      <w:r>
+        <w:rPr>
+          <w:b/>
+          <w:lang w:val="zh_TW" w:bidi="zh_TW"/>
+        </w:rPr>
+        <w:t>米大示哈拉卡：</w:t>
+      </w:r>
+      <w:r>
+        <w:rPr>
+          <w:lang w:val="zh_TW" w:bidi="zh_TW"/>
+        </w:rPr>
+        <w:t>解釋舊約聖經中的律法部分，著重於如何活。</w:t>
+      </w:r>
+    </w:p>
+    <w:p>
+      <w:pPr>
+        <w:pStyle w:val="ListNumber"/>
+        <w:spacing w:line="240" w:lineRule="auto"/>
+        <w:ind w:left="720"/>
+      </w:pPr>
+      <w:r>
+        <w:rPr>
+          <w:lang w:val="zh_TW" w:bidi="zh_TW"/>
+        </w:rPr>
+      </w:r>
+      <w:r>
+        <w:rPr>
+          <w:b/>
+          <w:lang w:val="zh_TW" w:bidi="zh_TW"/>
+        </w:rPr>
+        <w:t>米大示哈加達：</w:t>
+      </w:r>
+      <w:r>
+        <w:rPr>
+          <w:lang w:val="zh_TW" w:bidi="zh_TW"/>
+        </w:rPr>
+        <w:t>解釋非律法部分，如倫理和熱心所在，意思是「敘述」。</w:t>
+      </w:r>
+    </w:p>
+    <w:p>
+      <w:pPr/>
+      <w:r>
+        <w:rPr>
+          <w:lang w:val="zh_TW" w:bidi="zh_TW"/>
+        </w:rPr>
+      </w:r>
+      <w:r>
+        <w:rPr>
+          <w:lang w:val="zh_TW" w:bidi="zh_TW"/>
+        </w:rPr>
+        <w:t>以斯拉和接受教導的同伴在公元前444年在耶路撒冷城牆完成時，使用了米大示。他們「使百姓明白律法；百姓都站在自己的地方。他們清清楚楚地念神的律法書，講明意思，使百姓明白所念的」(</w:t>
       </w:r>
       <w:hyperlink r:id="rId23">
         <w:r>
@@ -801,40 +966,16 @@
             <w:color w:val="0000EE"/>
             <w:u w:val="single"/>
           </w:rPr>
-          <w:t>2:2</w:t>
+          <w:t>尼希米記8:7</w:t>
         </w:r>
       </w:hyperlink>
       <w:r>
         <w:rPr>
           <w:lang w:val="zh_TW" w:bidi="zh_TW"/>
         </w:rPr>
-        <w:t>）。這位使徒駁斥這種教導，並指出在基督再來之前必須發生一些特定的事情。他提到，一個被稱為「</w:t>
-      </w:r>
-      <w:r>
-        <w:rPr>
-          <w:lang w:val="zh_TW" w:bidi="zh_TW"/>
-        </w:rPr>
-        <w:t>大罪人</w:t>
-      </w:r>
-      <w:r>
-        <w:rPr>
-          <w:lang w:val="zh_TW" w:bidi="zh_TW"/>
-        </w:rPr>
-        <w:t>」或「</w:t>
-      </w:r>
-      <w:r>
-        <w:rPr>
-          <w:lang w:val="zh_TW" w:bidi="zh_TW"/>
-        </w:rPr>
-        <w:t>沉淪之子</w:t>
-      </w:r>
-      <w:r>
-        <w:rPr>
-          <w:lang w:val="zh_TW" w:bidi="zh_TW"/>
-        </w:rPr>
-        <w:t>」的人將會顯現，這個人將否定一切真正的敬拜，行神蹟奇事，甚至自稱為神。目前，仍有一種力量在抑制牠。然而，到了適當的時候，「大罪人」將被揭露。然後，當主再來時，「大罪人」將被征服和摧毀。這（</w:t>
-      </w:r>
-      <w:hyperlink r:id="rId24">
+        <w:t>–</w:t>
+      </w:r>
+      <w:hyperlink r:id="rId23">
         <w:r>
           <w:rPr>
             <w:lang w:val="zh_TW" w:bidi="zh_TW"/>
@@ -843,104 +984,14 @@
             <w:color w:val="0000EE"/>
             <w:u w:val="single"/>
           </w:rPr>
-          <w:t>1–12</w:t>
+          <w:t>8</w:t>
         </w:r>
       </w:hyperlink>
       <w:r>
         <w:rPr>
           <w:lang w:val="zh_TW" w:bidi="zh_TW"/>
         </w:rPr>
-        <w:t>節）與福音書中關於敵基督的描述類似，牠將假冒基督，以神蹟奇事欺騙人（</w:t>
-      </w:r>
-      <w:hyperlink r:id="rId25">
-        <w:r>
-          <w:rPr>
-            <w:lang w:val="zh_TW" w:bidi="zh_TW"/>
-          </w:rPr>
-          <w:rPr>
-            <w:color w:val="0000EE"/>
-            <w:u w:val="single"/>
-          </w:rPr>
-          <w:t>太24:5、23–26</w:t>
-        </w:r>
-      </w:hyperlink>
-      <w:r>
-        <w:rPr>
-          <w:lang w:val="zh_TW" w:bidi="zh_TW"/>
-        </w:rPr>
-        <w:t>；</w:t>
-      </w:r>
-      <w:hyperlink r:id="rId26">
-        <w:r>
-          <w:rPr>
-            <w:lang w:val="zh_TW" w:bidi="zh_TW"/>
-          </w:rPr>
-          <w:rPr>
-            <w:color w:val="0000EE"/>
-            <w:u w:val="single"/>
-          </w:rPr>
-          <w:t>可13:5–6、20–23</w:t>
-        </w:r>
-      </w:hyperlink>
-      <w:r>
-        <w:rPr>
-          <w:lang w:val="zh_TW" w:bidi="zh_TW"/>
-        </w:rPr>
-        <w:t>）。在帖撒羅尼迦前書中，保羅強調主再來的時間是沒有人知道的，因此信徒必須隨時準備好迎接衪。在這裡，為了反駁主已經再來的觀念，保羅強調基督再來前必然發生的事件。耶穌在講論未來時，也同時強調這兩個方面（</w:t>
-      </w:r>
-      <w:hyperlink r:id="rId27">
-        <w:r>
-          <w:rPr>
-            <w:lang w:val="zh_TW" w:bidi="zh_TW"/>
-          </w:rPr>
-          <w:rPr>
-            <w:color w:val="0000EE"/>
-            <w:u w:val="single"/>
-          </w:rPr>
-          <w:t>太24</w:t>
-        </w:r>
-      </w:hyperlink>
-      <w:r>
-        <w:rPr>
-          <w:lang w:val="zh_TW" w:bidi="zh_TW"/>
-        </w:rPr>
-        <w:t>；</w:t>
-      </w:r>
-      <w:hyperlink r:id="rId28">
-        <w:r>
-          <w:rPr>
-            <w:lang w:val="zh_TW" w:bidi="zh_TW"/>
-          </w:rPr>
-          <w:rPr>
-            <w:color w:val="0000EE"/>
-            <w:u w:val="single"/>
-          </w:rPr>
-          <w:t>可13</w:t>
-        </w:r>
-      </w:hyperlink>
-      <w:r>
-        <w:rPr>
-          <w:lang w:val="zh_TW" w:bidi="zh_TW"/>
-        </w:rPr>
-        <w:t>；</w:t>
-      </w:r>
-      <w:hyperlink r:id="rId29">
-        <w:r>
-          <w:rPr>
-            <w:lang w:val="zh_TW" w:bidi="zh_TW"/>
-          </w:rPr>
-          <w:rPr>
-            <w:color w:val="0000EE"/>
-            <w:u w:val="single"/>
-          </w:rPr>
-          <w:t>路21</w:t>
-        </w:r>
-      </w:hyperlink>
-      <w:r>
-        <w:rPr>
-          <w:lang w:val="zh_TW" w:bidi="zh_TW"/>
-        </w:rPr>
-        <w:t>）。</w:t>
+        <w:t>)。</w:t>
       </w:r>
     </w:p>
     <w:p>
@@ -954,113 +1005,7 @@
         <w:rPr>
           <w:lang w:val="zh_TW" w:bidi="zh_TW"/>
         </w:rPr>
-        <w:t>最後，基督徒群體中的懶惰問題仍然存在，甚至可能有所加劇（參</w:t>
-      </w:r>
-      <w:hyperlink r:id="rId30">
-        <w:r>
-          <w:rPr>
-            <w:lang w:val="zh_TW" w:bidi="zh_TW"/>
-          </w:rPr>
-          <w:rPr>
-            <w:color w:val="0000EE"/>
-            <w:u w:val="single"/>
-          </w:rPr>
-          <w:t>帖前4:11</w:t>
-        </w:r>
-      </w:hyperlink>
-      <w:r>
-        <w:rPr>
-          <w:lang w:val="zh_TW" w:bidi="zh_TW"/>
-        </w:rPr>
-        <w:t>，</w:t>
-      </w:r>
-      <w:hyperlink r:id="rId31">
-        <w:r>
-          <w:rPr>
-            <w:lang w:val="zh_TW" w:bidi="zh_TW"/>
-          </w:rPr>
-          <w:rPr>
-            <w:color w:val="0000EE"/>
-            <w:u w:val="single"/>
-          </w:rPr>
-          <w:t>5:14</w:t>
-        </w:r>
-      </w:hyperlink>
-      <w:r>
-        <w:rPr>
-          <w:lang w:val="zh_TW" w:bidi="zh_TW"/>
-        </w:rPr>
-        <w:t>）。保羅再次提醒他們，他與同工們的榜樣——他們親自工作賺取生活費，而不是依賴他們的福音對象。保羅提出了一個簡單的原則：「</w:t>
-      </w:r>
-      <w:r>
-        <w:rPr>
-          <w:lang w:val="zh_TW" w:bidi="zh_TW"/>
-        </w:rPr>
-        <w:t>若有人不肯做工，就不可吃飯</w:t>
-      </w:r>
-      <w:r>
-        <w:rPr>
-          <w:lang w:val="zh_TW" w:bidi="zh_TW"/>
-        </w:rPr>
-        <w:t>」（</w:t>
-      </w:r>
-      <w:hyperlink r:id="rId32">
-        <w:r>
-          <w:rPr>
-            <w:lang w:val="zh_TW" w:bidi="zh_TW"/>
-          </w:rPr>
-          <w:rPr>
-            <w:color w:val="0000EE"/>
-            <w:u w:val="single"/>
-          </w:rPr>
-          <w:t>帖後3:10</w:t>
-        </w:r>
-      </w:hyperlink>
-      <w:r>
-        <w:rPr>
-          <w:lang w:val="zh_TW" w:bidi="zh_TW"/>
-        </w:rPr>
-        <w:t>）。</w:t>
-      </w:r>
-    </w:p>
-    <w:p>
-      <w:pPr>
-        <w:pStyle w:val="Heading3"/>
-      </w:pPr>
-      <w:r>
-        <w:rPr>
-          <w:lang w:val="zh_TW" w:bidi="zh_TW"/>
-        </w:rPr>
-        <w:t>內容</w:t>
-      </w:r>
-    </w:p>
-    <w:p>
-      <w:pPr>
-        <w:pStyle w:val="Heading4"/>
-      </w:pPr>
-      <w:r>
-        <w:rPr>
-          <w:lang w:val="zh_TW" w:bidi="zh_TW"/>
-        </w:rPr>
-        <w:t>為他們的基督徒生活感恩（</w:t>
-      </w:r>
-      <w:hyperlink r:id="rId33">
-        <w:r>
-          <w:rPr>
-            <w:lang w:val="zh_TW" w:bidi="zh_TW"/>
-          </w:rPr>
-          <w:rPr>
-            <w:color w:val="0000EE"/>
-            <w:u w:val="single"/>
-          </w:rPr>
-          <w:t>1:3–4</w:t>
-        </w:r>
-      </w:hyperlink>
-      <w:r>
-        <w:rPr>
-          <w:lang w:val="zh_TW" w:bidi="zh_TW"/>
-        </w:rPr>
-        <w:t>）</w:t>
+        <w:t>在以斯拉之後，許多教師使用這種米大示的方法。這些宗教領袖被稱為經師（Soferim，「守書人」或「文士」），直到大約公元前200年。他們有時被稱為「大會堂」。他們教導以色列要避免崇拜假神或忘記神的律法。</w:t>
       </w:r>
     </w:p>
     <w:p>
@@ -1074,36 +1019,7 @@
         <w:rPr>
           <w:lang w:val="zh_TW" w:bidi="zh_TW"/>
         </w:rPr>
-        <w:t>因為帖撒羅尼迦人的信心增長，彼此之間的愛心加增，並且在逼迫中展現忍耐，所以保羅讚美神。</w:t>
-      </w:r>
-    </w:p>
-    <w:p>
-      <w:pPr>
-        <w:pStyle w:val="Heading4"/>
-      </w:pPr>
-      <w:r>
-        <w:rPr>
-          <w:lang w:val="zh_TW" w:bidi="zh_TW"/>
-        </w:rPr>
-        <w:t>逼迫者與被逼迫者的角色逆轉（</w:t>
-      </w:r>
-      <w:hyperlink r:id="rId34">
-        <w:r>
-          <w:rPr>
-            <w:lang w:val="zh_TW" w:bidi="zh_TW"/>
-          </w:rPr>
-          <w:rPr>
-            <w:color w:val="0000EE"/>
-            <w:u w:val="single"/>
-          </w:rPr>
-          <w:t>1:5–10</w:t>
-        </w:r>
-      </w:hyperlink>
-      <w:r>
-        <w:rPr>
-          <w:lang w:val="zh_TW" w:bidi="zh_TW"/>
-        </w:rPr>
-        <w:t>）</w:t>
+        <w:t>經師之後是哈西典（「虔誠者」），他們試圖鼓勵宗教委身。哈西典之後是公元前128年的法利賽人（「分離者」）。所有這些群體都對米大示方法有所貢獻。</w:t>
       </w:r>
     </w:p>
     <w:p>
@@ -1117,96 +1033,7 @@
         <w:rPr>
           <w:lang w:val="zh_TW" w:bidi="zh_TW"/>
         </w:rPr>
-        <w:t>當時，帖撒羅尼迦的基督徒正遭受苦難，但逼迫他們的人將在主耶穌帶著「</w:t>
-      </w:r>
-      <w:r>
-        <w:rPr>
-          <w:lang w:val="zh_TW" w:bidi="zh_TW"/>
-        </w:rPr>
-        <w:t>同他有能力的天使</w:t>
-      </w:r>
-      <w:r>
-        <w:rPr>
-          <w:lang w:val="zh_TW" w:bidi="zh_TW"/>
-        </w:rPr>
-        <w:t>」降臨時，面對神公義的審判。</w:t>
-      </w:r>
-      <w:r>
-        <w:rPr>
-          <w:lang w:val="zh_TW" w:bidi="zh_TW"/>
-        </w:rPr>
-        <w:t>那些拒絕神和福音救恩的人，將</w:t>
-      </w:r>
-      <w:r>
-        <w:rPr>
-          <w:lang w:val="zh_TW" w:bidi="zh_TW"/>
-        </w:rPr>
-        <w:t>「</w:t>
-      </w:r>
-      <w:r>
-        <w:rPr>
-          <w:lang w:val="zh_TW" w:bidi="zh_TW"/>
-        </w:rPr>
-        <w:t>要受刑罰，就是永遠沉淪</w:t>
-      </w:r>
-      <w:r>
-        <w:rPr>
-          <w:lang w:val="zh_TW" w:bidi="zh_TW"/>
-        </w:rPr>
-        <w:t>」。祂的子民將</w:t>
-      </w:r>
-      <w:r>
-        <w:rPr>
-          <w:lang w:val="zh_TW" w:bidi="zh_TW"/>
-        </w:rPr>
-        <w:t>經歷</w:t>
-      </w:r>
-      <w:r>
-        <w:rPr>
-          <w:lang w:val="zh_TW" w:bidi="zh_TW"/>
-        </w:rPr>
-        <w:t>祂再來的榮耀，並意識到他們的堅持所信和受苦並非徒</w:t>
-      </w:r>
-      <w:r>
-        <w:rPr>
-          <w:lang w:val="zh_TW" w:bidi="zh_TW"/>
-        </w:rPr>
-        <w:t>然</w:t>
-      </w:r>
-      <w:r>
-        <w:rPr>
-          <w:lang w:val="zh_TW" w:bidi="zh_TW"/>
-        </w:rPr>
-        <w:t>。</w:t>
-      </w:r>
-    </w:p>
-    <w:p>
-      <w:pPr>
-        <w:pStyle w:val="Heading4"/>
-      </w:pPr>
-      <w:r>
-        <w:rPr>
-          <w:lang w:val="zh_TW" w:bidi="zh_TW"/>
-        </w:rPr>
-        <w:t>禱告主耶穌得榮耀（</w:t>
-      </w:r>
-      <w:hyperlink r:id="rId35">
-        <w:r>
-          <w:rPr>
-            <w:lang w:val="zh_TW" w:bidi="zh_TW"/>
-          </w:rPr>
-          <w:rPr>
-            <w:color w:val="0000EE"/>
-            <w:u w:val="single"/>
-          </w:rPr>
-          <w:t>1:11–12</w:t>
-        </w:r>
-      </w:hyperlink>
-      <w:r>
-        <w:rPr>
-          <w:lang w:val="zh_TW" w:bidi="zh_TW"/>
-        </w:rPr>
-        <w:t>）</w:t>
+        <w:t>隨著時間的推移，需要記住的材料越來越多。人們通過不斷重複來學習。這種新方法被稱為米示拿（Mishnah），意思是「重複」。米示拿的教師被稱為他拿念（Tannaim），意思是「口頭傳授者」。</w:t>
       </w:r>
     </w:p>
     <w:p>
@@ -1220,36 +1047,7 @@
         <w:rPr>
           <w:lang w:val="zh_TW" w:bidi="zh_TW"/>
         </w:rPr>
-        <w:t>這是保羅為帖撒羅尼迦基督徒的禱告——願他們過著配得上呼召的生活，實現他們的決心，並藉著神的恩典，使基督的名字在他們身上得榮耀。</w:t>
-      </w:r>
-    </w:p>
-    <w:p>
-      <w:pPr>
-        <w:pStyle w:val="Heading4"/>
-      </w:pPr>
-      <w:r>
-        <w:rPr>
-          <w:lang w:val="zh_TW" w:bidi="zh_TW"/>
-        </w:rPr>
-        <w:t>在基督再來之前必須發生的事（</w:t>
-      </w:r>
-      <w:hyperlink r:id="rId24">
-        <w:r>
-          <w:rPr>
-            <w:lang w:val="zh_TW" w:bidi="zh_TW"/>
-          </w:rPr>
-          <w:rPr>
-            <w:color w:val="0000EE"/>
-            <w:u w:val="single"/>
-          </w:rPr>
-          <w:t>2:1–12</w:t>
-        </w:r>
-      </w:hyperlink>
-      <w:r>
-        <w:rPr>
-          <w:lang w:val="zh_TW" w:bidi="zh_TW"/>
-        </w:rPr>
-        <w:t>）</w:t>
+        <w:t>米大示和米示拿都被使用了許多年。口傳律法最終發展龐大到人們難以學習和記憶的地步。因此，它被書寫記錄下來。後來的拉比對米示拿進行了詳細的討論和解釋。這些討論被稱為革馬拉（Gemara，意為「完成」）。與最初的口傳律法一樣，革馬拉也是先口述傳承，然後才文字記錄。革馬拉和米示拿一起組成了塔木德。</w:t>
       </w:r>
     </w:p>
     <w:p>
@@ -1261,733 +1059,130 @@
       </w:r>
       <w:r>
         <w:rPr>
-          <w:lang w:val="zh_TW" w:bidi="zh_TW"/>
-        </w:rPr>
-        <w:t>在這個段落，保羅駁斥那錯誤教導說</w:t>
-      </w:r>
-      <w:r>
-        <w:rPr>
-          <w:lang w:val="zh_TW" w:bidi="zh_TW"/>
-        </w:rPr>
-        <w:t>主的日子現在到了</w:t>
-      </w:r>
-      <w:r>
-        <w:rPr>
-          <w:lang w:val="zh_TW" w:bidi="zh_TW"/>
-        </w:rPr>
-        <w:t>，強調在此之前，「</w:t>
-      </w:r>
-      <w:r>
-        <w:rPr>
-          <w:lang w:val="zh_TW" w:bidi="zh_TW"/>
-        </w:rPr>
-        <w:t>那大罪人</w:t>
-      </w:r>
-      <w:r>
-        <w:rPr>
-          <w:lang w:val="zh_TW" w:bidi="zh_TW"/>
-        </w:rPr>
-        <w:t>」必須被揭示，也就是所謂的敵基督（不過需要注意的是，新約中也提到「</w:t>
-      </w:r>
-      <w:r>
-        <w:rPr>
-          <w:lang w:val="zh_TW" w:bidi="zh_TW"/>
-        </w:rPr>
-        <w:t>好些敵基督</w:t>
-      </w:r>
-      <w:r>
-        <w:rPr>
-          <w:lang w:val="zh_TW" w:bidi="zh_TW"/>
-        </w:rPr>
-        <w:t>」和「</w:t>
-      </w:r>
-      <w:r>
-        <w:rPr>
-          <w:lang w:val="zh_TW" w:bidi="zh_TW"/>
-        </w:rPr>
-        <w:t>那</w:t>
-      </w:r>
-      <w:r>
-        <w:rPr>
-          <w:lang w:val="zh_TW" w:bidi="zh_TW"/>
-        </w:rPr>
-        <w:t>敵基督者的靈」——</w:t>
-      </w:r>
-      <w:hyperlink r:id="rId36">
-        <w:r>
-          <w:rPr>
-            <w:lang w:val="zh_TW" w:bidi="zh_TW"/>
-          </w:rPr>
-          <w:rPr>
-            <w:color w:val="0000EE"/>
-            <w:u w:val="single"/>
-          </w:rPr>
-          <w:t>約一2:18</w:t>
-        </w:r>
-      </w:hyperlink>
-      <w:r>
-        <w:rPr>
-          <w:lang w:val="zh_TW" w:bidi="zh_TW"/>
-        </w:rPr>
-        <w:t>，</w:t>
-      </w:r>
-      <w:hyperlink r:id="rId37">
-        <w:r>
-          <w:rPr>
-            <w:lang w:val="zh_TW" w:bidi="zh_TW"/>
-          </w:rPr>
-          <w:rPr>
-            <w:color w:val="0000EE"/>
-            <w:u w:val="single"/>
-          </w:rPr>
-          <w:t>4:3</w:t>
-        </w:r>
-      </w:hyperlink>
-      <w:r>
-        <w:rPr>
-          <w:lang w:val="zh_TW" w:bidi="zh_TW"/>
-        </w:rPr>
-        <w:t>）。保羅說：「</w:t>
-      </w:r>
-      <w:r>
-        <w:rPr>
-          <w:lang w:val="zh_TW" w:bidi="zh_TW"/>
-        </w:rPr>
-        <w:t>因為那日子以前，必有離道反教的事，並有那大罪人，就是沉淪之子，顯露出來</w:t>
-      </w:r>
-      <w:r>
-        <w:rPr>
-          <w:lang w:val="zh_TW" w:bidi="zh_TW"/>
-        </w:rPr>
-        <w:t>」（</w:t>
-      </w:r>
-      <w:hyperlink r:id="rId38">
-        <w:r>
-          <w:rPr>
-            <w:lang w:val="zh_TW" w:bidi="zh_TW"/>
-          </w:rPr>
-          <w:rPr>
-            <w:color w:val="0000EE"/>
-            <w:u w:val="single"/>
-          </w:rPr>
-          <w:t>帖後2:3</w:t>
-        </w:r>
-      </w:hyperlink>
-      <w:r>
-        <w:rPr>
-          <w:lang w:val="zh_TW" w:bidi="zh_TW"/>
-        </w:rPr>
-        <w:t>）。</w:t>
-      </w:r>
-    </w:p>
-    <w:p>
-      <w:pPr/>
-      <w:r>
-        <w:rPr>
-          <w:lang w:val="zh_TW" w:bidi="zh_TW"/>
-        </w:rPr>
-      </w:r>
-      <w:r>
-        <w:rPr>
-          <w:lang w:val="zh_TW" w:bidi="zh_TW"/>
-        </w:rPr>
-        <w:t>目前，不法的</w:t>
-      </w:r>
-      <w:r>
-        <w:rPr>
-          <w:lang w:val="zh_TW" w:bidi="zh_TW"/>
-        </w:rPr>
-        <w:t>隱意正</w:t>
-      </w:r>
-      <w:r>
-        <w:rPr>
-          <w:lang w:val="zh_TW" w:bidi="zh_TW"/>
-        </w:rPr>
-        <w:t>被</w:t>
-      </w:r>
-      <w:r>
-        <w:rPr>
-          <w:lang w:val="zh_TW" w:bidi="zh_TW"/>
-        </w:rPr>
-        <w:t>攔阻</w:t>
-      </w:r>
-      <w:r>
-        <w:rPr>
-          <w:lang w:val="zh_TW" w:bidi="zh_TW"/>
-        </w:rPr>
-        <w:t>（</w:t>
-      </w:r>
-      <w:hyperlink r:id="rId39">
-        <w:r>
-          <w:rPr>
-            <w:lang w:val="zh_TW" w:bidi="zh_TW"/>
-          </w:rPr>
-          <w:rPr>
-            <w:color w:val="0000EE"/>
-            <w:u w:val="single"/>
-          </w:rPr>
-          <w:t>6–7</w:t>
-        </w:r>
-      </w:hyperlink>
-      <w:r>
-        <w:rPr>
-          <w:lang w:val="zh_TW" w:bidi="zh_TW"/>
-        </w:rPr>
-        <w:t>節）；但在未來——就是在主再來之前，這種</w:t>
-      </w:r>
-      <w:r>
-        <w:rPr>
-          <w:lang w:val="zh_TW" w:bidi="zh_TW"/>
-        </w:rPr>
-        <w:t>攔阻</w:t>
-      </w:r>
-      <w:r>
-        <w:rPr>
-          <w:lang w:val="zh_TW" w:bidi="zh_TW"/>
-        </w:rPr>
-        <w:t>將被解除。換句話說，邪惡將徹底爆發。基督徒必須預備好面對極端邪惡的顯現，這種顯現會伴隨著「</w:t>
-      </w:r>
-      <w:r>
-        <w:rPr>
-          <w:lang w:val="zh_TW" w:bidi="zh_TW"/>
-        </w:rPr>
-        <w:t>一切虛假的奇事</w:t>
-      </w:r>
-      <w:r>
-        <w:rPr>
-          <w:lang w:val="zh_TW" w:bidi="zh_TW"/>
-        </w:rPr>
-        <w:t>」（</w:t>
-      </w:r>
-      <w:hyperlink r:id="rId40">
-        <w:r>
-          <w:rPr>
-            <w:lang w:val="zh_TW" w:bidi="zh_TW"/>
-          </w:rPr>
-          <w:rPr>
-            <w:color w:val="0000EE"/>
-            <w:u w:val="single"/>
-          </w:rPr>
-          <w:t>9</w:t>
-        </w:r>
-      </w:hyperlink>
-      <w:r>
-        <w:rPr>
-          <w:lang w:val="zh_TW" w:bidi="zh_TW"/>
-        </w:rPr>
-        <w:t>節），許多人將因此被欺騙。基督的再來將帶來邪惡的終結，並審判那些敵擋真理、樂於不義之人。</w:t>
-      </w:r>
-    </w:p>
-    <w:p>
-      <w:pPr>
-        <w:pStyle w:val="Heading4"/>
-      </w:pPr>
-      <w:r>
-        <w:rPr>
-          <w:lang w:val="zh_TW" w:bidi="zh_TW"/>
-        </w:rPr>
-        <w:t>更新的感恩、鼓勵和禱告（</w:t>
-      </w:r>
-      <w:hyperlink r:id="rId41">
-        <w:r>
-          <w:rPr>
-            <w:lang w:val="zh_TW" w:bidi="zh_TW"/>
-          </w:rPr>
-          <w:rPr>
-            <w:color w:val="0000EE"/>
-            <w:u w:val="single"/>
-          </w:rPr>
-          <w:t>2:13–3:5</w:t>
-        </w:r>
-      </w:hyperlink>
-      <w:r>
-        <w:rPr>
-          <w:lang w:val="zh_TW" w:bidi="zh_TW"/>
-        </w:rPr>
-        <w:t>）</w:t>
-      </w:r>
-    </w:p>
-    <w:p>
-      <w:pPr/>
-      <w:r>
-        <w:rPr>
-          <w:lang w:val="zh_TW" w:bidi="zh_TW"/>
-        </w:rPr>
-      </w:r>
-      <w:r>
-        <w:rPr>
-          <w:lang w:val="zh_TW" w:bidi="zh_TW"/>
-        </w:rPr>
-        <w:t>保羅討論邪惡力量對人們生活的影響之後，他感謝神的靈在帖撒羅尼迦基督徒生活中工作。他勉勵他們持守自己所教導的一切，無論是親身教導還是以書信傳遞的信息。保羅的禱告是求這位賜安慰與盼望的神，使他們在一切善行與</w:t>
-      </w:r>
-      <w:r>
-        <w:rPr>
-          <w:lang w:val="zh_TW" w:bidi="zh_TW"/>
-        </w:rPr>
-        <w:t>善言</w:t>
-      </w:r>
-      <w:r>
-        <w:rPr>
-          <w:lang w:val="zh_TW" w:bidi="zh_TW"/>
-        </w:rPr>
-        <w:t>上</w:t>
-      </w:r>
-      <w:r>
-        <w:rPr>
-          <w:lang w:val="zh_TW" w:bidi="zh_TW"/>
-        </w:rPr>
-        <w:t>堅固</w:t>
-      </w:r>
-      <w:r>
-        <w:rPr>
-          <w:lang w:val="zh_TW" w:bidi="zh_TW"/>
-        </w:rPr>
-        <w:t>他們。他也表達自己需要他們的禱告，希望神能繼續使他所傳講的道興旺，並保守他脫離惡人的手。又求神保守帖撒羅尼迦的基督徒，讓他們可以確信神的信實。保羅為他們禱告，願他們在所學之道上堅定不移，被引導進入神的愛與基督所賜的忍耐之中。</w:t>
-      </w:r>
-    </w:p>
-    <w:p>
-      <w:pPr>
-        <w:pStyle w:val="Heading4"/>
-      </w:pPr>
-      <w:r>
-        <w:rPr>
-          <w:b/>
-          <w:lang w:val="zh_TW" w:bidi="zh_TW"/>
-        </w:rPr>
-        <w:t>警告不守規矩與懶惰的人</w:t>
-      </w:r>
-      <w:r>
-        <w:rPr>
-          <w:lang w:val="zh_TW" w:bidi="zh_TW"/>
-        </w:rPr>
-        <w:t>（</w:t>
-      </w:r>
-      <w:hyperlink r:id="rId42">
-        <w:r>
-          <w:rPr>
-            <w:lang w:val="zh_TW" w:bidi="zh_TW"/>
-          </w:rPr>
-          <w:rPr>
-            <w:color w:val="0000EE"/>
-            <w:u w:val="single"/>
-          </w:rPr>
-          <w:t>3:6–15</w:t>
-        </w:r>
-      </w:hyperlink>
-      <w:r>
-        <w:rPr>
-          <w:lang w:val="zh_TW" w:bidi="zh_TW"/>
-        </w:rPr>
-        <w:t>）</w:t>
-      </w:r>
-    </w:p>
-    <w:p>
-      <w:pPr/>
-      <w:r>
-        <w:rPr>
-          <w:lang w:val="zh_TW" w:bidi="zh_TW"/>
-        </w:rPr>
-      </w:r>
-      <w:r>
-        <w:rPr>
-          <w:lang w:val="zh_TW" w:bidi="zh_TW"/>
-        </w:rPr>
-        <w:t>保羅寫作的另一個特別目的，是強調基督徒的生活不應懶惰。他不僅這樣教導，也以自己的生活作為榜樣。基督徒應該「</w:t>
-      </w:r>
-      <w:r>
-        <w:rPr>
-          <w:lang w:val="zh_TW" w:bidi="zh_TW"/>
-        </w:rPr>
-        <w:t>安靜做工，吃自己的飯」</w:t>
-      </w:r>
-      <w:r>
-        <w:rPr>
-          <w:lang w:val="zh_TW" w:bidi="zh_TW"/>
-        </w:rPr>
-        <w:t>，並且「</w:t>
-      </w:r>
-      <w:r>
-        <w:rPr>
-          <w:lang w:val="zh_TW" w:bidi="zh_TW"/>
-        </w:rPr>
-        <w:t>行善不可喪志</w:t>
-      </w:r>
-      <w:r>
-        <w:rPr>
-          <w:lang w:val="zh_TW" w:bidi="zh_TW"/>
-        </w:rPr>
-        <w:t>」（</w:t>
-      </w:r>
-      <w:hyperlink r:id="rId43">
-        <w:r>
-          <w:rPr>
-            <w:lang w:val="zh_TW" w:bidi="zh_TW"/>
-          </w:rPr>
-          <w:rPr>
-            <w:color w:val="0000EE"/>
-            <w:u w:val="single"/>
-          </w:rPr>
-          <w:t>12–13</w:t>
-        </w:r>
-      </w:hyperlink>
-      <w:r>
-        <w:rPr>
-          <w:lang w:val="zh_TW" w:bidi="zh_TW"/>
-        </w:rPr>
-        <w:t>節）。基督徒不應與拒絕這教導的人來往，但應當以弟兄的身份勸戒，而不是將他們視為敵人。</w:t>
-      </w:r>
-    </w:p>
-    <w:p>
-      <w:pPr>
-        <w:pStyle w:val="Heading4"/>
-      </w:pPr>
-      <w:r>
-        <w:rPr>
-          <w:lang w:val="zh_TW" w:bidi="zh_TW"/>
-        </w:rPr>
-        <w:t>結論（</w:t>
-      </w:r>
-      <w:hyperlink r:id="rId44">
-        <w:r>
-          <w:rPr>
-            <w:lang w:val="zh_TW" w:bidi="zh_TW"/>
-          </w:rPr>
-          <w:rPr>
-            <w:color w:val="0000EE"/>
-            <w:u w:val="single"/>
-          </w:rPr>
-          <w:t>3:16–18</w:t>
-        </w:r>
-      </w:hyperlink>
-      <w:r>
-        <w:rPr>
-          <w:lang w:val="zh_TW" w:bidi="zh_TW"/>
-        </w:rPr>
-        <w:t>）</w:t>
-      </w:r>
-    </w:p>
-    <w:p>
-      <w:pPr/>
-      <w:r>
-        <w:rPr>
-          <w:lang w:val="zh_TW" w:bidi="zh_TW"/>
-        </w:rPr>
-      </w:r>
-      <w:r>
-        <w:rPr>
-          <w:lang w:val="zh_TW" w:bidi="zh_TW"/>
-        </w:rPr>
-        <w:t>保羅以禱告求恩典與平安，並親筆署名，為書信畫下句點。他在第</w:t>
-      </w:r>
-      <w:hyperlink r:id="rId14">
-        <w:r>
-          <w:rPr>
-            <w:lang w:val="zh_TW" w:bidi="zh_TW"/>
-          </w:rPr>
-          <w:rPr>
-            <w:color w:val="0000EE"/>
-            <w:u w:val="single"/>
-          </w:rPr>
-          <w:t>17</w:t>
-        </w:r>
-      </w:hyperlink>
-      <w:r>
-        <w:rPr>
-          <w:lang w:val="zh_TW" w:bidi="zh_TW"/>
-        </w:rPr>
-        <w:t>節提到親筆寫信，這很可能是指在此之前，他一直由他人代筆，而這最後的部分則由他親自寫下（參</w:t>
-      </w:r>
-      <w:hyperlink r:id="rId45">
-        <w:r>
-          <w:rPr>
-            <w:lang w:val="zh_TW" w:bidi="zh_TW"/>
-          </w:rPr>
-          <w:rPr>
-            <w:color w:val="0000EE"/>
-            <w:u w:val="single"/>
-          </w:rPr>
-          <w:t>林前16:21</w:t>
-        </w:r>
-      </w:hyperlink>
+          <w:i/>
+          <w:lang w:val="zh_TW" w:bidi="zh_TW"/>
+        </w:rPr>
+        <w:t>另見</w:t>
+      </w:r>
+      <w:r>
+        <w:rPr>
+          <w:lang w:val="zh_TW" w:bidi="zh_TW"/>
+        </w:rPr>
+        <w:t xml:space="preserve"> </w:t>
+      </w:r>
+      <w:r>
+        <w:rPr>
+          <w:lang w:val="zh_TW" w:bidi="zh_TW"/>
+        </w:rPr>
+        <w:t>革馬拉</w:t>
+      </w:r>
       <w:r>
         <w:rPr>
           <w:lang w:val="zh_TW" w:bidi="zh_TW"/>
         </w:rPr>
         <w:t>；</w:t>
       </w:r>
-      <w:hyperlink r:id="rId46">
-        <w:r>
-          <w:rPr>
-            <w:lang w:val="zh_TW" w:bidi="zh_TW"/>
-          </w:rPr>
-          <w:rPr>
-            <w:color w:val="0000EE"/>
-            <w:u w:val="single"/>
-          </w:rPr>
-          <w:t>西4:18</w:t>
-        </w:r>
-      </w:hyperlink>
-      <w:r>
-        <w:rPr>
-          <w:lang w:val="zh_TW" w:bidi="zh_TW"/>
-        </w:rPr>
-        <w:t>）。</w:t>
-      </w:r>
-    </w:p>
-    <w:p>
-      <w:pPr/>
-      <w:r>
-        <w:rPr>
-          <w:lang w:val="zh_TW" w:bidi="zh_TW"/>
-        </w:rPr>
-      </w:r>
-      <w:r>
-        <w:rPr>
-          <w:i/>
-          <w:lang w:val="zh_TW" w:bidi="zh_TW"/>
-        </w:rPr>
-        <w:t>另見</w:t>
-      </w:r>
-      <w:r>
-        <w:rPr>
-          <w:lang w:val="zh_TW" w:bidi="zh_TW"/>
-        </w:rPr>
-        <w:t xml:space="preserve"> </w:t>
-      </w:r>
-      <w:r>
-        <w:rPr>
-          <w:lang w:val="zh_TW" w:bidi="zh_TW"/>
-        </w:rPr>
-        <w:t>末世論</w:t>
-      </w:r>
-      <w:r>
-        <w:rPr>
-          <w:lang w:val="zh_TW" w:bidi="zh_TW"/>
-        </w:rPr>
-        <w:t>，</w:t>
-      </w:r>
-      <w:r>
-        <w:rPr>
-          <w:lang w:val="zh_TW" w:bidi="zh_TW"/>
-        </w:rPr>
-        <w:t>使徒保羅</w:t>
-      </w:r>
-      <w:r>
-        <w:rPr>
-          <w:lang w:val="zh_TW" w:bidi="zh_TW"/>
-        </w:rPr>
-        <w:t>，</w:t>
-      </w:r>
-      <w:r>
-        <w:rPr>
-          <w:lang w:val="zh_TW" w:bidi="zh_TW"/>
-        </w:rPr>
-        <w:t>基督的再來</w:t>
-      </w:r>
-      <w:r>
-        <w:rPr>
-          <w:lang w:val="zh_TW" w:bidi="zh_TW"/>
-        </w:rPr>
-        <w:t>，</w:t>
-      </w:r>
-      <w:r>
-        <w:rPr>
-          <w:lang w:val="zh_TW" w:bidi="zh_TW"/>
-        </w:rPr>
-        <w:t>帖撒羅尼迦前書</w:t>
-      </w:r>
-      <w:r>
-        <w:rPr>
-          <w:lang w:val="zh_TW" w:bidi="zh_TW"/>
-        </w:rPr>
-        <w:t>，</w:t>
-      </w:r>
-      <w:r>
-        <w:rPr>
-          <w:lang w:val="zh_TW" w:bidi="zh_TW"/>
-        </w:rPr>
-        <w:t>帖撒羅尼迦</w:t>
-      </w:r>
-      <w:r>
-        <w:rPr>
-          <w:lang w:val="zh_TW" w:bidi="zh_TW"/>
-        </w:rPr>
-        <w:t>。</w:t>
-      </w:r>
-      <w:r>
-        <w:rPr>
-          <w:lang w:val="zh_TW" w:bidi="zh_TW"/>
-        </w:rPr>
-      </w:r>
-      <w:r>
-        <w:rPr>
-          <w:lang w:val="zh_TW" w:bidi="zh_TW"/>
-        </w:rPr>
-      </w:r>
-    </w:p>
-    <w:p>
-      <w:pPr/>
-      <w:r>
-        <w:rPr>
-          <w:lang w:val="zh_TW" w:bidi="zh_TW"/>
-        </w:rPr>
-      </w:r>
-    </w:p>
-    <w:p>
-      <w:pPr>
-        <w:pStyle w:val="Heading2"/>
-      </w:pPr>
-      <w:r>
-        <w:rPr>
-          <w:lang w:val="zh_TW" w:bidi="zh_TW"/>
-        </w:rPr>
-        <w:t>鐵匠</w:t>
-      </w:r>
-      <w:r>
-        <w:rPr>
-          <w:lang w:val="zh_TW" w:bidi="zh_TW"/>
-        </w:rPr>
-      </w:r>
-    </w:p>
-    <w:p>
-      <w:pPr/>
-      <w:r>
-        <w:rPr>
-          <w:lang w:val="zh_TW" w:bidi="zh_TW"/>
-        </w:rPr>
-      </w:r>
-      <w:r>
-        <w:rPr>
-          <w:lang w:val="zh_TW" w:bidi="zh_TW"/>
-        </w:rPr>
-        <w:t>一般從事鐵製品加工的工匠（</w:t>
-      </w:r>
-      <w:hyperlink r:id="rId47">
-        <w:r>
-          <w:rPr>
-            <w:lang w:val="zh_TW" w:bidi="zh_TW"/>
-          </w:rPr>
-          <w:rPr>
-            <w:color w:val="0000EE"/>
-            <w:u w:val="single"/>
-          </w:rPr>
-          <w:t>賽44:12</w:t>
-        </w:r>
-      </w:hyperlink>
-      <w:r>
-        <w:rPr>
-          <w:lang w:val="zh_TW" w:bidi="zh_TW"/>
-        </w:rPr>
-        <w:t>），也就是打鐵的匠人。土八‧該隱（</w:t>
-      </w:r>
-      <w:hyperlink r:id="rId48">
-        <w:r>
-          <w:rPr>
-            <w:lang w:val="zh_TW" w:bidi="zh_TW"/>
-          </w:rPr>
-          <w:rPr>
-            <w:color w:val="0000EE"/>
-            <w:u w:val="single"/>
-          </w:rPr>
-          <w:t>創4:22</w:t>
-        </w:r>
-      </w:hyperlink>
-      <w:r>
-        <w:rPr>
-          <w:lang w:val="zh_TW" w:bidi="zh_TW"/>
-        </w:rPr>
-        <w:t>）是聖經裡第一位從事鐵匠的人。在以色列，人們大約在公元前11世紀開始廣泛認識和使用鐵（</w:t>
-      </w:r>
-      <w:hyperlink r:id="rId49">
-        <w:r>
-          <w:rPr>
-            <w:lang w:val="zh_TW" w:bidi="zh_TW"/>
-          </w:rPr>
-          <w:rPr>
-            <w:color w:val="0000EE"/>
-            <w:u w:val="single"/>
-          </w:rPr>
-          <w:t>申3:11</w:t>
-        </w:r>
-      </w:hyperlink>
+      <w:r>
+        <w:rPr>
+          <w:lang w:val="zh_TW" w:bidi="zh_TW"/>
+        </w:rPr>
+        <w:t>哈加達</w:t>
+      </w:r>
       <w:r>
         <w:rPr>
           <w:lang w:val="zh_TW" w:bidi="zh_TW"/>
         </w:rPr>
         <w:t>；</w:t>
       </w:r>
-      <w:hyperlink r:id="rId50">
-        <w:r>
-          <w:rPr>
-            <w:lang w:val="zh_TW" w:bidi="zh_TW"/>
-          </w:rPr>
-          <w:rPr>
-            <w:color w:val="0000EE"/>
-            <w:u w:val="single"/>
-          </w:rPr>
-          <w:t>書6:19、24，</w:t>
-        </w:r>
-      </w:hyperlink>
-      <w:hyperlink r:id="rId51">
-        <w:r>
-          <w:rPr>
-            <w:lang w:val="zh_TW" w:bidi="zh_TW"/>
-          </w:rPr>
-          <w:rPr>
-            <w:color w:val="0000EE"/>
-            <w:u w:val="single"/>
-          </w:rPr>
-          <w:t>17:16</w:t>
-        </w:r>
-      </w:hyperlink>
+      <w:r>
+        <w:rPr>
+          <w:lang w:val="zh_TW" w:bidi="zh_TW"/>
+        </w:rPr>
+        <w:t>哈拉卡</w:t>
+      </w:r>
       <w:r>
         <w:rPr>
           <w:lang w:val="zh_TW" w:bidi="zh_TW"/>
         </w:rPr>
         <w:t>；</w:t>
       </w:r>
-      <w:hyperlink r:id="rId52">
-        <w:r>
-          <w:rPr>
-            <w:lang w:val="zh_TW" w:bidi="zh_TW"/>
-          </w:rPr>
-          <w:rPr>
-            <w:color w:val="0000EE"/>
-            <w:u w:val="single"/>
-          </w:rPr>
-          <w:t>士1:19，</w:t>
-        </w:r>
-      </w:hyperlink>
-      <w:hyperlink r:id="rId53">
-        <w:r>
-          <w:rPr>
-            <w:lang w:val="zh_TW" w:bidi="zh_TW"/>
-          </w:rPr>
-          <w:rPr>
-            <w:color w:val="0000EE"/>
-            <w:u w:val="single"/>
-          </w:rPr>
-          <w:t>4:3、13</w:t>
-        </w:r>
-      </w:hyperlink>
-      <w:r>
-        <w:rPr>
-          <w:lang w:val="zh_TW" w:bidi="zh_TW"/>
-        </w:rPr>
-        <w:t>）。</w:t>
-      </w:r>
-      <w:r>
-        <w:rPr>
-          <w:i/>
-          <w:lang w:val="zh_TW" w:bidi="zh_TW"/>
-        </w:rPr>
-        <w:t>見</w:t>
-      </w:r>
-      <w:r>
-        <w:rPr>
-          <w:lang w:val="zh_TW" w:bidi="zh_TW"/>
-        </w:rPr>
-        <w:t>礦物和金屬</w:t>
+      <w:r>
+        <w:rPr>
+          <w:lang w:val="zh_TW" w:bidi="zh_TW"/>
+        </w:rPr>
+        <w:t>聖經中的法律概念</w:t>
+      </w:r>
+      <w:r>
+        <w:rPr>
+          <w:lang w:val="zh_TW" w:bidi="zh_TW"/>
+        </w:rPr>
+        <w:t>；</w:t>
+      </w:r>
+      <w:r>
+        <w:rPr>
+          <w:lang w:val="zh_TW" w:bidi="zh_TW"/>
+        </w:rPr>
+        <w:t>米大示</w:t>
+      </w:r>
+      <w:r>
+        <w:rPr>
+          <w:lang w:val="zh_TW" w:bidi="zh_TW"/>
+        </w:rPr>
+        <w:t>；</w:t>
+      </w:r>
+      <w:r>
+        <w:rPr>
+          <w:lang w:val="zh_TW" w:bidi="zh_TW"/>
+        </w:rPr>
+        <w:t>米示拿</w:t>
+      </w:r>
+      <w:r>
+        <w:rPr>
+          <w:lang w:val="zh_TW" w:bidi="zh_TW"/>
+        </w:rPr>
+        <w:t>；</w:t>
+      </w:r>
+      <w:r>
+        <w:rPr>
+          <w:lang w:val="zh_TW" w:bidi="zh_TW"/>
+        </w:rPr>
+        <w:t>法利賽人</w:t>
+      </w:r>
+      <w:r>
+        <w:rPr>
+          <w:lang w:val="zh_TW" w:bidi="zh_TW"/>
+        </w:rPr>
+        <w:t>；</w:t>
+      </w:r>
+      <w:r>
+        <w:rPr>
+          <w:lang w:val="zh_TW" w:bidi="zh_TW"/>
+        </w:rPr>
+        <w:t>妥拉</w:t>
+      </w:r>
+      <w:r>
+        <w:rPr>
+          <w:lang w:val="zh_TW" w:bidi="zh_TW"/>
+        </w:rPr>
+        <w:t>；</w:t>
+      </w:r>
+      <w:r>
+        <w:rPr>
+          <w:lang w:val="zh_TW" w:bidi="zh_TW"/>
+        </w:rPr>
+        <w:t>傳統</w:t>
+      </w:r>
+      <w:r>
+        <w:rPr>
+          <w:lang w:val="zh_TW" w:bidi="zh_TW"/>
+        </w:rPr>
+        <w:t>；</w:t>
+      </w:r>
+      <w:r>
+        <w:rPr>
+          <w:lang w:val="zh_TW" w:bidi="zh_TW"/>
+        </w:rPr>
+        <w:t>口頭傳統</w:t>
       </w:r>
       <w:r>
         <w:rPr>
@@ -3897,6 +3092,12 @@
     <w:abstractNumId w:val="11"/>
   </w:num>
   <w:num w:numId="14">
+    <w:abstractNumId w:val="3"/>
+    <w:lvlOverride w:ilvl="0">
+      <w:startOverride w:val="1"/>
+    </w:lvlOverride>
+  </w:num>
+  <w:num w:numId="15">
     <w:abstractNumId w:val="3"/>
     <w:lvlOverride w:ilvl="0">
       <w:startOverride w:val="1"/>

--- a/zht/docx/132.content.docx
+++ b/zht/docx/132.content.docx
@@ -149,7 +149,7 @@
         <w:rPr>
           <w:lang w:val="zh_TW" w:bidi="zh_TW"/>
         </w:rPr>
-        <w:t>ta</w:t>
+        <w:t>shui</w:t>
       </w:r>
       <w:r>
         <w:rPr>
@@ -212,7 +212,7 @@
         <w:rPr>
           <w:lang w:val="zh_TW" w:bidi="zh_TW"/>
         </w:rPr>
-        <w:t>他泊山</w:t>
+        <w:t>水</w:t>
       </w:r>
       <w:r>
         <w:rPr>
@@ -231,7 +231,7 @@
         <w:rPr>
           <w:lang w:val="zh_TW" w:bidi="zh_TW"/>
         </w:rPr>
-        <w:t>下加利利地區一座重要山崗，位於耶斯列谷的東北區域。他泊山位於拿撒勒以東約六英里（9.7公里），從周圍的平地突然升起。雖然他泊山在該地區不是最高的山，海拔只有587.9米（1,929英尺），但他泊山是一個重要的地標。</w:t>
+        <w:t>生命的基本要素之一，覆蓋了地球表面的大部分，也是人體的主要組成部分。沒有水，生物只能存活幾天。</w:t>
       </w:r>
     </w:p>
     <w:p>
@@ -245,7 +245,7 @@
         <w:rPr>
           <w:lang w:val="zh_TW" w:bidi="zh_TW"/>
         </w:rPr>
-        <w:t>他泊山界定了以薩迦支派（Issachar）西部的邊界（</w:t>
+        <w:t>在創世之初，水覆蓋了地球，然後神使旱地從水中顯出來（</w:t>
       </w:r>
       <w:hyperlink r:id="rId13">
         <w:r>
@@ -256,14 +256,14 @@
             <w:color w:val="0000EE"/>
             <w:u w:val="single"/>
           </w:rPr>
-          <w:t>約書亞記19:22</w:t>
-        </w:r>
-      </w:hyperlink>
-      <w:r>
-        <w:rPr>
-          <w:lang w:val="zh_TW" w:bidi="zh_TW"/>
-        </w:rPr>
-        <w:t>）。它是跨地區的海岸公路——馬里斯大道（Via Maris）上有用的導航工具。這條公路經過加利利的米吉多，通往夏瑣。他泊山有時與遠在北方的黑門山相比（</w:t>
+          <w:t>創1:9–10</w:t>
+        </w:r>
+      </w:hyperlink>
+      <w:r>
+        <w:rPr>
+          <w:lang w:val="zh_TW" w:bidi="zh_TW"/>
+        </w:rPr>
+        <w:t>）。正如彼得所說：「憑神的命有了天，並從水而出、藉水而成的地」（</w:t>
       </w:r>
       <w:hyperlink r:id="rId14">
         <w:r>
@@ -274,25 +274,7 @@
             <w:color w:val="0000EE"/>
             <w:u w:val="single"/>
           </w:rPr>
-          <w:t>詩篇89:12</w:t>
-        </w:r>
-      </w:hyperlink>
-      <w:r>
-        <w:rPr>
-          <w:lang w:val="zh_TW" w:bidi="zh_TW"/>
-        </w:rPr>
-        <w:t>；比較</w:t>
-      </w:r>
-      <w:hyperlink r:id="rId15">
-        <w:r>
-          <w:rPr>
-            <w:lang w:val="zh_TW" w:bidi="zh_TW"/>
-          </w:rPr>
-          <w:rPr>
-            <w:color w:val="0000EE"/>
-            <w:u w:val="single"/>
-          </w:rPr>
-          <w:t>耶利米書46:18</w:t>
+          <w:t>彼後3:5</w:t>
         </w:r>
       </w:hyperlink>
       <w:r>
@@ -300,17 +282,6 @@
           <w:lang w:val="zh_TW" w:bidi="zh_TW"/>
         </w:rPr>
         <w:t>）。</w:t>
-      </w:r>
-    </w:p>
-    <w:p>
-      <w:pPr>
-        <w:pStyle w:val="Heading3"/>
-      </w:pPr>
-      <w:r>
-        <w:rPr>
-          <w:lang w:val="zh_TW" w:bidi="zh_TW"/>
-        </w:rPr>
-        <w:t>在他泊山發生了哪些重要事件？</w:t>
       </w:r>
     </w:p>
     <w:p>
@@ -324,7 +295,25 @@
         <w:rPr>
           <w:lang w:val="zh_TW" w:bidi="zh_TW"/>
         </w:rPr>
-        <w:t>在舊約聖經中，在士師記中，當底波拉和巴拉與迦南人的軍隊作戰時，提到了他泊山。來自夏瑣的迦南軍隊指揮官西西拉率領軍隊（</w:t>
+        <w:t>當神創造伊甸園時，祂造了一條河來滋潤園子，這條河分成四條河，其中兩條是幼發拉底河和底格里斯河，這兩條河至今仍滋養著美索不達米亞地區的農業（</w:t>
+      </w:r>
+      <w:hyperlink r:id="rId15">
+        <w:r>
+          <w:rPr>
+            <w:lang w:val="zh_TW" w:bidi="zh_TW"/>
+          </w:rPr>
+          <w:rPr>
+            <w:color w:val="0000EE"/>
+            <w:u w:val="single"/>
+          </w:rPr>
+          <w:t>創2:10–14</w:t>
+        </w:r>
+      </w:hyperlink>
+      <w:r>
+        <w:rPr>
+          <w:lang w:val="zh_TW" w:bidi="zh_TW"/>
+        </w:rPr>
+        <w:t>）。聖經記載，早期地球上沒有雨水，只有霧氣滋潤大地（</w:t>
       </w:r>
       <w:hyperlink r:id="rId16">
         <w:r>
@@ -335,14 +324,14 @@
             <w:color w:val="0000EE"/>
             <w:u w:val="single"/>
           </w:rPr>
-          <w:t>士師記4:1–24</w:t>
-        </w:r>
-      </w:hyperlink>
-      <w:r>
-        <w:rPr>
-          <w:lang w:val="zh_TW" w:bidi="zh_TW"/>
-        </w:rPr>
-        <w:t>）。巴拉的部隊來自附近的拿弗他利和西布倫支派，會合於他泊山。在底波拉的命令下，以色列人對西西拉發動了一場成功的戰役。基甸最終在他泊山面對殺害他兄弟的米甸王西巴和撒慕拿（</w:t>
+          <w:t>5–6</w:t>
+        </w:r>
+      </w:hyperlink>
+      <w:r>
+        <w:rPr>
+          <w:lang w:val="zh_TW" w:bidi="zh_TW"/>
+        </w:rPr>
+        <w:t>節）。在挪亞的時代，神用洪水（大量且迅猛的水流）毀滅了「當時的世界」（</w:t>
       </w:r>
       <w:hyperlink r:id="rId17">
         <w:r>
@@ -353,14 +342,14 @@
             <w:color w:val="0000EE"/>
             <w:u w:val="single"/>
           </w:rPr>
-          <w:t>士師記8:18</w:t>
-        </w:r>
-      </w:hyperlink>
-      <w:r>
-        <w:rPr>
-          <w:lang w:val="zh_TW" w:bidi="zh_TW"/>
-        </w:rPr>
-        <w:t>）。</w:t>
+          <w:t>彼後3:6</w:t>
+        </w:r>
+      </w:hyperlink>
+      <w:r>
+        <w:rPr>
+          <w:lang w:val="zh_TW" w:bidi="zh_TW"/>
+        </w:rPr>
+        <w:t>）。這是對世人邪惡的懲罰。</w:t>
       </w:r>
     </w:p>
     <w:p>
@@ -374,7 +363,7 @@
         <w:rPr>
           <w:lang w:val="zh_TW" w:bidi="zh_TW"/>
         </w:rPr>
-        <w:t>他泊山的山頂面積為1.3平方公里（半平方英里）。它地理位置優越，易於設防。在舊約的王國時期，那裡可能有敬拜的神龕（見</w:t>
+        <w:t>在近東地區，水尤為重要。因為該地區降雨量有限。例如，埃及的開羅每年僅降雨二到四英寸（或5.1到10.2厘米），而阿斯旺（Aswan）的年均降雨量幾乎為零。埃及依賴尼羅河，該河的水源來自赤道的降雨。相比較之下，巴勒斯坦則「有山有谷、雨水滋潤」（</w:t>
       </w:r>
       <w:hyperlink r:id="rId18">
         <w:r>
@@ -385,25 +374,14 @@
             <w:color w:val="0000EE"/>
             <w:u w:val="single"/>
           </w:rPr>
-          <w:t>何西阿書5:1</w:t>
-        </w:r>
-      </w:hyperlink>
-      <w:r>
-        <w:rPr>
-          <w:lang w:val="zh_TW" w:bidi="zh_TW"/>
-        </w:rPr>
-        <w:t>），但到了希臘時代，則有軍事防禦。托勒密王朝加強了它的防禦，到安條克三世時期（公元前218年），他泊可能已成為耶斯列谷的行政中心。在羅馬時代，許多衝突發生在他泊山。在公元66年重要的猶太戰爭中，約瑟夫用一堵大牆加固了這座山，至今仍可見。</w:t>
-      </w:r>
-    </w:p>
-    <w:p>
-      <w:pPr>
-        <w:pStyle w:val="Heading4"/>
-      </w:pPr>
-      <w:r>
-        <w:rPr>
-          <w:lang w:val="zh_TW" w:bidi="zh_TW"/>
-        </w:rPr>
-        <w:t>耶穌的變相是否發生在他泊山？</w:t>
+          <w:t>申11:10–11</w:t>
+        </w:r>
+      </w:hyperlink>
+      <w:r>
+        <w:rPr>
+          <w:lang w:val="zh_TW" w:bidi="zh_TW"/>
+        </w:rPr>
+        <w:t>）。</w:t>
       </w:r>
     </w:p>
     <w:p>
@@ -417,7 +395,7 @@
         <w:rPr>
           <w:lang w:val="zh_TW" w:bidi="zh_TW"/>
         </w:rPr>
-        <w:t>自四世紀以來，人們相信他泊山是變相的神跡發生之處——當耶穌的形象突然改變並發光，充滿天上的光（</w:t>
+        <w:t>水在聖經中有許多象徵性的用法。義人像一棵樹栽在溪水旁（</w:t>
       </w:r>
       <w:hyperlink r:id="rId19">
         <w:r>
@@ -428,24 +406,68 @@
             <w:color w:val="0000EE"/>
             <w:u w:val="single"/>
           </w:rPr>
-          <w:t>馬可福音9:2–13</w:t>
-        </w:r>
-      </w:hyperlink>
-      <w:r>
-        <w:rPr>
-          <w:lang w:val="zh_TW" w:bidi="zh_TW"/>
-        </w:rPr>
-        <w:t>）。這一點尚不確定，因為新約聖經並未提及他泊山的名字。康士坦丁大帝的母親海倫娜宣稱以色列和巴勒斯坦的許多地方為歷史遺址。她確信變相事件發生在他泊山，並於公元326年在該地建造了一座教堂。山上建立了祭壇、修道院和教堂，直到12世紀末亞阿拉伯征服者薩拉丁將其摧毀。今天，在山上可以看到一座19世紀的希臘東正教修道院和拉丁教堂。</w:t>
-      </w:r>
-      <w:r>
-        <w:rPr>
-          <w:lang w:val="zh_TW" w:bidi="zh_TW"/>
-        </w:rPr>
-      </w:r>
-      <w:r>
-        <w:rPr>
-          <w:lang w:val="zh_TW" w:bidi="zh_TW"/>
-        </w:rPr>
+          <w:t>詩1:3</w:t>
+        </w:r>
+      </w:hyperlink>
+      <w:r>
+        <w:rPr>
+          <w:lang w:val="zh_TW" w:bidi="zh_TW"/>
+        </w:rPr>
+        <w:t>；</w:t>
+      </w:r>
+      <w:hyperlink r:id="rId20">
+        <w:r>
+          <w:rPr>
+            <w:lang w:val="zh_TW" w:bidi="zh_TW"/>
+          </w:rPr>
+          <w:rPr>
+            <w:color w:val="0000EE"/>
+            <w:u w:val="single"/>
+          </w:rPr>
+          <w:t>耶17:8</w:t>
+        </w:r>
+      </w:hyperlink>
+      <w:r>
+        <w:rPr>
+          <w:lang w:val="zh_TW" w:bidi="zh_TW"/>
+        </w:rPr>
+        <w:t>）。靈魂對神的渴慕就像對水的渴求：「我要切切地尋求你，在乾旱疲乏無水之地，我渴想你； 我的心切慕你」（</w:t>
+      </w:r>
+      <w:hyperlink r:id="rId21">
+        <w:r>
+          <w:rPr>
+            <w:lang w:val="zh_TW" w:bidi="zh_TW"/>
+          </w:rPr>
+          <w:rPr>
+            <w:color w:val="0000EE"/>
+            <w:u w:val="single"/>
+          </w:rPr>
+          <w:t>詩63:1</w:t>
+        </w:r>
+      </w:hyperlink>
+      <w:r>
+        <w:rPr>
+          <w:lang w:val="zh_TW" w:bidi="zh_TW"/>
+        </w:rPr>
+        <w:t>）；「我的心渴想你， 如乾旱之地盼雨一樣」（</w:t>
+      </w:r>
+      <w:hyperlink r:id="rId22">
+        <w:r>
+          <w:rPr>
+            <w:lang w:val="zh_TW" w:bidi="zh_TW"/>
+          </w:rPr>
+          <w:rPr>
+            <w:color w:val="0000EE"/>
+            <w:u w:val="single"/>
+          </w:rPr>
+          <w:t>143:6</w:t>
+        </w:r>
+      </w:hyperlink>
+      <w:r>
+        <w:rPr>
+          <w:lang w:val="zh_TW" w:bidi="zh_TW"/>
+        </w:rPr>
+        <w:t>）。</w:t>
       </w:r>
     </w:p>
     <w:p>
@@ -455,38 +477,65 @@
           <w:lang w:val="zh_TW" w:bidi="zh_TW"/>
         </w:rPr>
       </w:r>
-    </w:p>
-    <w:p>
-      <w:pPr>
-        <w:pStyle w:val="Heading2"/>
-      </w:pPr>
-      <w:r>
-        <w:rPr>
-          <w:lang w:val="zh_TW" w:bidi="zh_TW"/>
-        </w:rPr>
-        <w:t>他轄（Tahash）</w:t>
-      </w:r>
-      <w:r>
-        <w:rPr>
-          <w:lang w:val="zh_TW" w:bidi="zh_TW"/>
-        </w:rPr>
-      </w:r>
-    </w:p>
-    <w:p>
-      <w:pPr>
-        <w:pStyle w:val="Heading2"/>
-      </w:pPr>
-      <w:r>
-        <w:rPr>
-          <w:lang w:val="zh_TW" w:bidi="zh_TW"/>
-        </w:rPr>
-        <w:t>他轄</w:t>
-      </w:r>
-      <w:r>
-        <w:rPr>
-          <w:lang w:val="zh_TW" w:bidi="zh_TW"/>
-        </w:rPr>
-        <w:t>（Tahash）</w:t>
+      <w:r>
+        <w:rPr>
+          <w:lang w:val="zh_TW" w:bidi="zh_TW"/>
+        </w:rPr>
+        <w:t>耶穌滿足了這個需求，並宣告說：「人若渴了，可以到我這裡來喝。信我的人就如經上所說：『從他腹中要流出活水的江河來。』」（</w:t>
+      </w:r>
+      <w:hyperlink r:id="rId23">
+        <w:r>
+          <w:rPr>
+            <w:lang w:val="zh_TW" w:bidi="zh_TW"/>
+          </w:rPr>
+          <w:rPr>
+            <w:color w:val="0000EE"/>
+            <w:u w:val="single"/>
+          </w:rPr>
+          <w:t>約7:37–38</w:t>
+        </w:r>
+      </w:hyperlink>
+      <w:r>
+        <w:rPr>
+          <w:lang w:val="zh_TW" w:bidi="zh_TW"/>
+        </w:rPr>
+        <w:t>）。耶穌說：「人若喝我所賜的水就永遠不渴。我所賜的水要在他裡頭成為泉源，直湧到永生。」（</w:t>
+      </w:r>
+      <w:hyperlink r:id="rId24">
+        <w:r>
+          <w:rPr>
+            <w:lang w:val="zh_TW" w:bidi="zh_TW"/>
+          </w:rPr>
+          <w:rPr>
+            <w:color w:val="0000EE"/>
+            <w:u w:val="single"/>
+          </w:rPr>
+          <w:t>4:14</w:t>
+        </w:r>
+      </w:hyperlink>
+      <w:r>
+        <w:rPr>
+          <w:lang w:val="zh_TW" w:bidi="zh_TW"/>
+        </w:rPr>
+        <w:t>）。耶穌的靈，就是那滿足人類靈魂渴慕的靈水（</w:t>
+      </w:r>
+      <w:hyperlink r:id="rId25">
+        <w:r>
+          <w:rPr>
+            <w:lang w:val="zh_TW" w:bidi="zh_TW"/>
+          </w:rPr>
+          <w:rPr>
+            <w:color w:val="0000EE"/>
+            <w:u w:val="single"/>
+          </w:rPr>
+          <w:t>7:38–39</w:t>
+        </w:r>
+      </w:hyperlink>
+      <w:r>
+        <w:rPr>
+          <w:lang w:val="zh_TW" w:bidi="zh_TW"/>
+        </w:rPr>
+        <w:t>）。</w:t>
       </w:r>
     </w:p>
     <w:p>
@@ -500,18 +549,36 @@
         <w:rPr>
           <w:lang w:val="zh_TW" w:bidi="zh_TW"/>
         </w:rPr>
-        <w:t>拿鶴和他的妾流瑪的兒子；亞伯拉罕的兄弟（</w:t>
-      </w:r>
-      <w:hyperlink r:id="rId20">
-        <w:r>
-          <w:rPr>
-            <w:lang w:val="zh_TW" w:bidi="zh_TW"/>
-          </w:rPr>
-          <w:rPr>
-            <w:color w:val="0000EE"/>
-            <w:u w:val="single"/>
-          </w:rPr>
-          <w:t>創22:24</w:t>
+        <w:t>神的話語也被描繪為水，能使我們靈性得潔淨。主說教會的潔凈是「用水藉著道把教會洗淨」（</w:t>
+      </w:r>
+      <w:hyperlink r:id="rId26">
+        <w:r>
+          <w:rPr>
+            <w:lang w:val="zh_TW" w:bidi="zh_TW"/>
+          </w:rPr>
+          <w:rPr>
+            <w:color w:val="0000EE"/>
+            <w:u w:val="single"/>
+          </w:rPr>
+          <w:t>弗5:26</w:t>
+        </w:r>
+      </w:hyperlink>
+      <w:r>
+        <w:rPr>
+          <w:lang w:val="zh_TW" w:bidi="zh_TW"/>
+        </w:rPr>
+        <w:t>）。保羅說人得救是「藉著重生的洗和聖靈的更新」（</w:t>
+      </w:r>
+      <w:hyperlink r:id="rId27">
+        <w:r>
+          <w:rPr>
+            <w:lang w:val="zh_TW" w:bidi="zh_TW"/>
+          </w:rPr>
+          <w:rPr>
+            <w:color w:val="0000EE"/>
+            <w:u w:val="single"/>
+          </w:rPr>
+          <w:t>多3:5</w:t>
         </w:r>
       </w:hyperlink>
       <w:r>
@@ -519,16 +586,6 @@
           <w:lang w:val="zh_TW" w:bidi="zh_TW"/>
         </w:rPr>
         <w:t>）。</w:t>
-      </w:r>
-      <w:r>
-        <w:rPr>
-          <w:lang w:val="zh_TW" w:bidi="zh_TW"/>
-        </w:rPr>
-      </w:r>
-      <w:r>
-        <w:rPr>
-          <w:lang w:val="zh_TW" w:bidi="zh_TW"/>
-        </w:rPr>
       </w:r>
     </w:p>
     <w:p>
@@ -538,16 +595,70 @@
           <w:lang w:val="zh_TW" w:bidi="zh_TW"/>
         </w:rPr>
       </w:r>
-    </w:p>
-    <w:p>
-      <w:pPr>
-        <w:pStyle w:val="Heading2"/>
-      </w:pPr>
-      <w:r>
-        <w:rPr>
-          <w:lang w:val="zh_TW" w:bidi="zh_TW"/>
-        </w:rPr>
-        <w:t>他轄（Thahash）</w:t>
+      <w:r>
+        <w:rPr>
+          <w:lang w:val="zh_TW" w:bidi="zh_TW"/>
+        </w:rPr>
+        <w:t>在聖經的最後一章，主宣告：「我要將生命泉的水白白賜給那口渴的人喝」（</w:t>
+      </w:r>
+      <w:hyperlink r:id="rId28">
+        <w:r>
+          <w:rPr>
+            <w:lang w:val="zh_TW" w:bidi="zh_TW"/>
+          </w:rPr>
+          <w:rPr>
+            <w:color w:val="0000EE"/>
+            <w:u w:val="single"/>
+          </w:rPr>
+          <w:t>啟21:6</w:t>
+        </w:r>
+      </w:hyperlink>
+      <w:r>
+        <w:rPr>
+          <w:lang w:val="zh_TW" w:bidi="zh_TW"/>
+        </w:rPr>
+        <w:t>）。甚至在描述天上的新耶路撒冷時，也提到水——生命水的河：「天使又指示我在城內街道當中一道生命水的河，明亮如水晶，從神和羔羊的寶座流出來。」（</w:t>
+      </w:r>
+      <w:hyperlink r:id="rId29">
+        <w:r>
+          <w:rPr>
+            <w:lang w:val="zh_TW" w:bidi="zh_TW"/>
+          </w:rPr>
+          <w:rPr>
+            <w:color w:val="0000EE"/>
+            <w:u w:val="single"/>
+          </w:rPr>
+          <w:t>22:1–2</w:t>
+        </w:r>
+      </w:hyperlink>
+      <w:r>
+        <w:rPr>
+          <w:lang w:val="zh_TW" w:bidi="zh_TW"/>
+        </w:rPr>
+        <w:t>）。同樣，聖經的最後邀請說：「口渴的人也當來；願意的，都可以白白取生命的水喝」（</w:t>
+      </w:r>
+      <w:hyperlink r:id="rId30">
+        <w:r>
+          <w:rPr>
+            <w:lang w:val="zh_TW" w:bidi="zh_TW"/>
+          </w:rPr>
+          <w:rPr>
+            <w:color w:val="0000EE"/>
+            <w:u w:val="single"/>
+          </w:rPr>
+          <w:t>17</w:t>
+        </w:r>
+      </w:hyperlink>
+      <w:r>
+        <w:rPr>
+          <w:lang w:val="zh_TW" w:bidi="zh_TW"/>
+        </w:rPr>
+        <w:t>節）。</w:t>
+      </w:r>
+      <w:r>
+        <w:rPr>
+          <w:lang w:val="zh_TW" w:bidi="zh_TW"/>
+        </w:rPr>
       </w:r>
       <w:r>
         <w:rPr>
@@ -562,23 +673,21 @@
           <w:lang w:val="zh_TW" w:bidi="zh_TW"/>
         </w:rPr>
       </w:r>
-      <w:hyperlink r:id="rId20">
-        <w:r>
-          <w:rPr>
-            <w:lang w:val="zh_TW" w:bidi="zh_TW"/>
-          </w:rPr>
-          <w:rPr>
-            <w:color w:val="0000EE"/>
-            <w:u w:val="single"/>
-          </w:rPr>
-          <w:t>創世記二十二章24節</w:t>
-        </w:r>
-      </w:hyperlink>
-      <w:r>
-        <w:rPr>
-          <w:lang w:val="zh_TW" w:bidi="zh_TW"/>
-        </w:rPr>
-        <w:t>中，流瑪的兒子他轄的另一種拼寫方式。</w:t>
+    </w:p>
+    <w:p>
+      <w:pPr>
+        <w:pStyle w:val="Heading2"/>
+      </w:pPr>
+      <w:r>
+        <w:rPr>
+          <w:lang w:val="zh_TW" w:bidi="zh_TW"/>
+        </w:rPr>
+        <w:t>水瓶</w:t>
+      </w:r>
+      <w:r>
+        <w:rPr>
+          <w:lang w:val="zh_TW" w:bidi="zh_TW"/>
+        </w:rPr>
       </w:r>
     </w:p>
     <w:p>
@@ -590,32 +699,45 @@
       </w:r>
       <w:r>
         <w:rPr>
-          <w:i/>
-          <w:lang w:val="zh_TW" w:bidi="zh_TW"/>
-        </w:rPr>
-        <w:t>見</w:t>
-      </w:r>
-      <w:r>
-        <w:rPr>
-          <w:lang w:val="zh_TW" w:bidi="zh_TW"/>
-        </w:rPr>
-        <w:t>他轄（Tahash）</w:t>
-      </w:r>
-      <w:r>
-        <w:rPr>
-          <w:lang w:val="zh_TW" w:bidi="zh_TW"/>
-        </w:rPr>
-        <w:t>。</w:t>
-      </w:r>
-      <w:r>
-        <w:rPr>
-          <w:lang w:val="zh_TW" w:bidi="zh_TW"/>
-        </w:rPr>
-      </w:r>
-      <w:r>
-        <w:rPr>
-          <w:lang w:val="zh_TW" w:bidi="zh_TW"/>
-        </w:rPr>
+          <w:lang w:val="zh_TW" w:bidi="zh_TW"/>
+        </w:rPr>
+        <w:t>水瓶是用來盛裝並傾倒液體的器皿，也可稱為罈或壺，常用來裝水或酒。水瓶多以陶土製成，也有金屬製的。人們會把水瓶扛在肩上，或頂在頭上攜帶。在聖經時代，婦女常拿著水瓶到井旁打水（</w:t>
+      </w:r>
+      <w:hyperlink r:id="rId31">
+        <w:r>
+          <w:rPr>
+            <w:lang w:val="zh_TW" w:bidi="zh_TW"/>
+          </w:rPr>
+          <w:rPr>
+            <w:color w:val="0000EE"/>
+            <w:u w:val="single"/>
+          </w:rPr>
+          <w:t>創24:14–20</w:t>
+        </w:r>
+      </w:hyperlink>
+      <w:r>
+        <w:rPr>
+          <w:lang w:val="zh_TW" w:bidi="zh_TW"/>
+        </w:rPr>
+        <w:t>；</w:t>
+      </w:r>
+      <w:hyperlink r:id="rId32">
+        <w:r>
+          <w:rPr>
+            <w:lang w:val="zh_TW" w:bidi="zh_TW"/>
+          </w:rPr>
+          <w:rPr>
+            <w:color w:val="0000EE"/>
+            <w:u w:val="single"/>
+          </w:rPr>
+          <w:t>可14:13</w:t>
+        </w:r>
+      </w:hyperlink>
+      <w:r>
+        <w:rPr>
+          <w:lang w:val="zh_TW" w:bidi="zh_TW"/>
+        </w:rPr>
+        <w:t>）。</w:t>
       </w:r>
     </w:p>
     <w:p>
@@ -625,16 +747,29 @@
           <w:lang w:val="zh_TW" w:bidi="zh_TW"/>
         </w:rPr>
       </w:r>
-    </w:p>
-    <w:p>
-      <w:pPr>
-        <w:pStyle w:val="Heading2"/>
-      </w:pPr>
-      <w:r>
-        <w:rPr>
-          <w:lang w:val="zh_TW" w:bidi="zh_TW"/>
-        </w:rPr>
-        <w:t>塔木德</w:t>
+      <w:r>
+        <w:rPr>
+          <w:i/>
+          <w:lang w:val="zh_TW" w:bidi="zh_TW"/>
+        </w:rPr>
+        <w:t xml:space="preserve">見 </w:t>
+      </w:r>
+      <w:r>
+        <w:rPr>
+          <w:lang w:val="zh_TW" w:bidi="zh_TW"/>
+        </w:rPr>
+        <w:t>陶器</w:t>
+      </w:r>
+      <w:r>
+        <w:rPr>
+          <w:lang w:val="zh_TW" w:bidi="zh_TW"/>
+        </w:rPr>
+        <w:t>。</w:t>
+      </w:r>
+      <w:r>
+        <w:rPr>
+          <w:lang w:val="zh_TW" w:bidi="zh_TW"/>
+        </w:rPr>
       </w:r>
       <w:r>
         <w:rPr>
@@ -649,22 +784,21 @@
           <w:lang w:val="zh_TW" w:bidi="zh_TW"/>
         </w:rPr>
       </w:r>
-      <w:r>
-        <w:rPr>
-          <w:lang w:val="zh_TW" w:bidi="zh_TW"/>
-        </w:rPr>
-        <w:t>「塔木德」一詞意為「學習」或「研讀」。塔木德是一部用希伯來文和亞蘭文寫成的文獻集。它包括對舊約聖經律法部分的解釋以及源自許多拉比來源的智慧言論。它涵蓋的時期始於以斯拉之後不久，約公元前400年，到約公元500年代。</w:t>
-      </w:r>
     </w:p>
     <w:p>
       <w:pPr>
-        <w:pStyle w:val="Heading3"/>
-      </w:pPr>
-      <w:r>
-        <w:rPr>
-          <w:lang w:val="zh_TW" w:bidi="zh_TW"/>
-        </w:rPr>
-        <w:t>口傳律法的起源與發展</w:t>
+        <w:pStyle w:val="Heading2"/>
+      </w:pPr>
+      <w:r>
+        <w:rPr>
+          <w:lang w:val="zh_TW" w:bidi="zh_TW"/>
+        </w:rPr>
+        <w:t>水手</w:t>
+      </w:r>
+      <w:r>
+        <w:rPr>
+          <w:lang w:val="zh_TW" w:bidi="zh_TW"/>
+        </w:rPr>
       </w:r>
     </w:p>
     <w:p>
@@ -678,20 +812,133 @@
         <w:rPr>
           <w:lang w:val="zh_TW" w:bidi="zh_TW"/>
         </w:rPr>
-        <w:t>傳統猶太人相信摩西除了書面律法外，還領受了一部口傳律法。這部口傳律法是歷世歷代流傳下來的。塔木德主張這部口傳律法有早期的起源，《先賢篇》（</w:t>
-      </w:r>
-      <w:r>
-        <w:rPr>
-          <w:i/>
-          <w:lang w:val="zh_TW" w:bidi="zh_TW"/>
-        </w:rPr>
-        <w:t>Pirke Aboth）一章</w:t>
-      </w:r>
-      <w:r>
-        <w:rPr>
-          <w:lang w:val="zh_TW" w:bidi="zh_TW"/>
-        </w:rPr>
-        <w:t>1節將其歸於摩西。然而，一些學者認為這部口傳律法是在以斯拉之後發展起來的。比如，生活在被擄時期前的先知，從未提到人們未能遵循口傳律法。然而，這些先知經常警告人們忽視摩西所賜的書面律法。這表明在巴比倫被擄之前，並不存在一套口傳傳統。</w:t>
+        <w:t>指受過訓練，能夠駕駛船隻在海上航行的人。以色列人通常不從事航海活動，他們的水上活動主要局限於加利利海和約旦河。他們偶爾可能會接觸到大船（</w:t>
+      </w:r>
+      <w:hyperlink r:id="rId33">
+        <w:r>
+          <w:rPr>
+            <w:lang w:val="zh_TW" w:bidi="zh_TW"/>
+          </w:rPr>
+          <w:rPr>
+            <w:color w:val="0000EE"/>
+            <w:u w:val="single"/>
+          </w:rPr>
+          <w:t>創49:13</w:t>
+        </w:r>
+      </w:hyperlink>
+      <w:r>
+        <w:rPr>
+          <w:lang w:val="zh_TW" w:bidi="zh_TW"/>
+        </w:rPr>
+        <w:t>；</w:t>
+      </w:r>
+      <w:hyperlink r:id="rId34">
+        <w:r>
+          <w:rPr>
+            <w:lang w:val="zh_TW" w:bidi="zh_TW"/>
+          </w:rPr>
+          <w:rPr>
+            <w:color w:val="0000EE"/>
+            <w:u w:val="single"/>
+          </w:rPr>
+          <w:t>士5:17</w:t>
+        </w:r>
+      </w:hyperlink>
+      <w:r>
+        <w:rPr>
+          <w:lang w:val="zh_TW" w:bidi="zh_TW"/>
+        </w:rPr>
+        <w:t>）。所羅門在亞喀巴灣（Gulf of Aqaba）的以旬迦別擁有一支船隊（</w:t>
+      </w:r>
+      <w:hyperlink r:id="rId35">
+        <w:r>
+          <w:rPr>
+            <w:lang w:val="zh_TW" w:bidi="zh_TW"/>
+          </w:rPr>
+          <w:rPr>
+            <w:color w:val="0000EE"/>
+            <w:u w:val="single"/>
+          </w:rPr>
+          <w:t>王上9:26–28</w:t>
+        </w:r>
+      </w:hyperlink>
+      <w:r>
+        <w:rPr>
+          <w:lang w:val="zh_TW" w:bidi="zh_TW"/>
+        </w:rPr>
+        <w:t>；</w:t>
+      </w:r>
+      <w:hyperlink r:id="rId36">
+        <w:r>
+          <w:rPr>
+            <w:lang w:val="zh_TW" w:bidi="zh_TW"/>
+          </w:rPr>
+          <w:rPr>
+            <w:color w:val="0000EE"/>
+            <w:u w:val="single"/>
+          </w:rPr>
+          <w:t>代下8:17–18</w:t>
+        </w:r>
+      </w:hyperlink>
+      <w:r>
+        <w:rPr>
+          <w:lang w:val="zh_TW" w:bidi="zh_TW"/>
+        </w:rPr>
+        <w:t>，</w:t>
+      </w:r>
+      <w:hyperlink r:id="rId37">
+        <w:r>
+          <w:rPr>
+            <w:lang w:val="zh_TW" w:bidi="zh_TW"/>
+          </w:rPr>
+          <w:rPr>
+            <w:color w:val="0000EE"/>
+            <w:u w:val="single"/>
+          </w:rPr>
+          <w:t>9:21</w:t>
+        </w:r>
+      </w:hyperlink>
+      <w:r>
+        <w:rPr>
+          <w:lang w:val="zh_TW" w:bidi="zh_TW"/>
+        </w:rPr>
+        <w:t>）。約沙法也在以旬迦別擁有一支船隊（</w:t>
+      </w:r>
+      <w:hyperlink r:id="rId38">
+        <w:r>
+          <w:rPr>
+            <w:lang w:val="zh_TW" w:bidi="zh_TW"/>
+          </w:rPr>
+          <w:rPr>
+            <w:color w:val="0000EE"/>
+            <w:u w:val="single"/>
+          </w:rPr>
+          <w:t>王上22:48</w:t>
+        </w:r>
+      </w:hyperlink>
+      <w:r>
+        <w:rPr>
+          <w:lang w:val="zh_TW" w:bidi="zh_TW"/>
+        </w:rPr>
+        <w:t>；</w:t>
+      </w:r>
+      <w:hyperlink r:id="rId39">
+        <w:r>
+          <w:rPr>
+            <w:lang w:val="zh_TW" w:bidi="zh_TW"/>
+          </w:rPr>
+          <w:rPr>
+            <w:color w:val="0000EE"/>
+            <w:u w:val="single"/>
+          </w:rPr>
+          <w:t>代下20:35–37</w:t>
+        </w:r>
+      </w:hyperlink>
+      <w:r>
+        <w:rPr>
+          <w:lang w:val="zh_TW" w:bidi="zh_TW"/>
+        </w:rPr>
+        <w:t>）。</w:t>
       </w:r>
     </w:p>
     <w:p>
@@ -705,25 +952,187 @@
         <w:rPr>
           <w:lang w:val="zh_TW" w:bidi="zh_TW"/>
         </w:rPr>
-        <w:t>在以斯拉（「通達摩西律法書的文士」</w:t>
-      </w:r>
-      <w:hyperlink r:id="rId21">
-        <w:r>
-          <w:rPr>
-            <w:lang w:val="zh_TW" w:bidi="zh_TW"/>
-          </w:rPr>
-          <w:rPr>
-            <w:color w:val="0000EE"/>
-            <w:u w:val="single"/>
-          </w:rPr>
-          <w:t>以斯拉記7:6</w:t>
-        </w:r>
-      </w:hyperlink>
-      <w:r>
-        <w:rPr>
-          <w:lang w:val="zh_TW" w:bidi="zh_TW"/>
-        </w:rPr>
-        <w:t>）之後，會堂和學校的教師教授舊約聖經，他們的教導被記憶下來。多年來，人們使用不同的方法來背誦和記憶不斷增多的教導和解釋。</w:t>
+        <w:t>新約多次提到船隻和水手——如加利利的眾多漁船（</w:t>
+      </w:r>
+      <w:hyperlink r:id="rId40">
+        <w:r>
+          <w:rPr>
+            <w:lang w:val="zh_TW" w:bidi="zh_TW"/>
+          </w:rPr>
+          <w:rPr>
+            <w:color w:val="0000EE"/>
+            <w:u w:val="single"/>
+          </w:rPr>
+          <w:t>太14:22</w:t>
+        </w:r>
+      </w:hyperlink>
+      <w:r>
+        <w:rPr>
+          <w:lang w:val="zh_TW" w:bidi="zh_TW"/>
+        </w:rPr>
+        <w:t>；</w:t>
+      </w:r>
+      <w:hyperlink r:id="rId41">
+        <w:r>
+          <w:rPr>
+            <w:lang w:val="zh_TW" w:bidi="zh_TW"/>
+          </w:rPr>
+          <w:rPr>
+            <w:color w:val="0000EE"/>
+            <w:u w:val="single"/>
+          </w:rPr>
+          <w:t>可1:19</w:t>
+        </w:r>
+      </w:hyperlink>
+      <w:r>
+        <w:rPr>
+          <w:lang w:val="zh_TW" w:bidi="zh_TW"/>
+        </w:rPr>
+        <w:t>，</w:t>
+      </w:r>
+      <w:hyperlink r:id="rId42">
+        <w:r>
+          <w:rPr>
+            <w:lang w:val="zh_TW" w:bidi="zh_TW"/>
+          </w:rPr>
+          <w:rPr>
+            <w:color w:val="0000EE"/>
+            <w:u w:val="single"/>
+          </w:rPr>
+          <w:t>3:9</w:t>
+        </w:r>
+      </w:hyperlink>
+      <w:r>
+        <w:rPr>
+          <w:lang w:val="zh_TW" w:bidi="zh_TW"/>
+        </w:rPr>
+        <w:t>；</w:t>
+      </w:r>
+      <w:hyperlink r:id="rId43">
+        <w:r>
+          <w:rPr>
+            <w:lang w:val="zh_TW" w:bidi="zh_TW"/>
+          </w:rPr>
+          <w:rPr>
+            <w:color w:val="0000EE"/>
+            <w:u w:val="single"/>
+          </w:rPr>
+          <w:t>路5:2</w:t>
+        </w:r>
+      </w:hyperlink>
+      <w:r>
+        <w:rPr>
+          <w:lang w:val="zh_TW" w:bidi="zh_TW"/>
+        </w:rPr>
+        <w:t>；</w:t>
+      </w:r>
+      <w:hyperlink r:id="rId44">
+        <w:r>
+          <w:rPr>
+            <w:lang w:val="zh_TW" w:bidi="zh_TW"/>
+          </w:rPr>
+          <w:rPr>
+            <w:color w:val="0000EE"/>
+            <w:u w:val="single"/>
+          </w:rPr>
+          <w:t>約6:19、22–24</w:t>
+        </w:r>
+      </w:hyperlink>
+      <w:r>
+        <w:rPr>
+          <w:lang w:val="zh_TW" w:bidi="zh_TW"/>
+        </w:rPr>
+        <w:t>，</w:t>
+      </w:r>
+      <w:hyperlink r:id="rId45">
+        <w:r>
+          <w:rPr>
+            <w:lang w:val="zh_TW" w:bidi="zh_TW"/>
+          </w:rPr>
+          <w:rPr>
+            <w:color w:val="0000EE"/>
+            <w:u w:val="single"/>
+          </w:rPr>
+          <w:t>21:8</w:t>
+        </w:r>
+      </w:hyperlink>
+      <w:r>
+        <w:rPr>
+          <w:lang w:val="zh_TW" w:bidi="zh_TW"/>
+        </w:rPr>
+        <w:t>），也有大船，如保羅前往羅馬所乘的大船（</w:t>
+      </w:r>
+      <w:hyperlink r:id="rId46">
+        <w:r>
+          <w:rPr>
+            <w:lang w:val="zh_TW" w:bidi="zh_TW"/>
+          </w:rPr>
+          <w:rPr>
+            <w:color w:val="0000EE"/>
+            <w:u w:val="single"/>
+          </w:rPr>
+          <w:t>徒27:6–44</w:t>
+        </w:r>
+      </w:hyperlink>
+      <w:r>
+        <w:rPr>
+          <w:lang w:val="zh_TW" w:bidi="zh_TW"/>
+        </w:rPr>
+        <w:t>）。</w:t>
+      </w:r>
+      <w:hyperlink r:id="rId47">
+        <w:r>
+          <w:rPr>
+            <w:lang w:val="zh_TW" w:bidi="zh_TW"/>
+          </w:rPr>
+          <w:rPr>
+            <w:color w:val="0000EE"/>
+            <w:u w:val="single"/>
+          </w:rPr>
+          <w:t>使徒行傳二十七章27、30節</w:t>
+        </w:r>
+      </w:hyperlink>
+      <w:r>
+        <w:rPr>
+          <w:lang w:val="zh_TW" w:bidi="zh_TW"/>
+        </w:rPr>
+        <w:t>中提到船員或水手。英文譯本中的mariner一詞指的是水手（</w:t>
+      </w:r>
+      <w:hyperlink r:id="rId48">
+        <w:r>
+          <w:rPr>
+            <w:lang w:val="zh_TW" w:bidi="zh_TW"/>
+          </w:rPr>
+          <w:rPr>
+            <w:color w:val="0000EE"/>
+            <w:u w:val="single"/>
+          </w:rPr>
+          <w:t>結27:9、27–29</w:t>
+        </w:r>
+      </w:hyperlink>
+      <w:r>
+        <w:rPr>
+          <w:lang w:val="zh_TW" w:bidi="zh_TW"/>
+        </w:rPr>
+        <w:t>；</w:t>
+      </w:r>
+      <w:hyperlink r:id="rId49">
+        <w:r>
+          <w:rPr>
+            <w:lang w:val="zh_TW" w:bidi="zh_TW"/>
+          </w:rPr>
+          <w:rPr>
+            <w:color w:val="0000EE"/>
+            <w:u w:val="single"/>
+          </w:rPr>
+          <w:t>拿1:5</w:t>
+        </w:r>
+      </w:hyperlink>
+      <w:r>
+        <w:rPr>
+          <w:lang w:val="zh_TW" w:bidi="zh_TW"/>
+        </w:rPr>
+        <w:t>）。</w:t>
       </w:r>
     </w:p>
     <w:p>
@@ -735,20 +1144,32 @@
       </w:r>
       <w:r>
         <w:rPr>
-          <w:lang w:val="zh_TW" w:bidi="zh_TW"/>
-        </w:rPr>
-        <w:t>隨著更多的教導不斷增加，即使是最好的記憶也無法保留所有的材料。為了讓後代更容易獲得豐富的知識、宗教見解和智慧以獲得指導和啟發，有必要創建一個包含過去世代所有重要教導的總結。這個總結被稱為塔木德（Talmud），是口傳律法的主要合集。猶太人將其視為僅次於聖經的著作。塔木德被視為國家和宗教思想的非凡成就，深刻地塑造了猶太人的世界觀。</w:t>
-      </w:r>
-    </w:p>
-    <w:p>
-      <w:pPr>
-        <w:pStyle w:val="Heading3"/>
-      </w:pPr>
-      <w:r>
-        <w:rPr>
-          <w:lang w:val="zh_TW" w:bidi="zh_TW"/>
-        </w:rPr>
-        <w:t>口傳律法的理由</w:t>
+          <w:i/>
+          <w:lang w:val="zh_TW" w:bidi="zh_TW"/>
+        </w:rPr>
+        <w:t>另見</w:t>
+      </w:r>
+      <w:r>
+        <w:rPr>
+          <w:lang w:val="zh_TW" w:bidi="zh_TW"/>
+        </w:rPr>
+        <w:t>旅行</w:t>
+      </w:r>
+      <w:r>
+        <w:rPr>
+          <w:lang w:val="zh_TW" w:bidi="zh_TW"/>
+        </w:rPr>
+        <w:t>。</w:t>
+      </w:r>
+      <w:r>
+        <w:rPr>
+          <w:lang w:val="zh_TW" w:bidi="zh_TW"/>
+        </w:rPr>
+      </w:r>
+      <w:r>
+        <w:rPr>
+          <w:lang w:val="zh_TW" w:bidi="zh_TW"/>
+        </w:rPr>
       </w:r>
     </w:p>
     <w:p>
@@ -758,11 +1179,21 @@
           <w:lang w:val="zh_TW" w:bidi="zh_TW"/>
         </w:rPr>
       </w:r>
-      <w:r>
-        <w:rPr>
-          <w:lang w:val="zh_TW" w:bidi="zh_TW"/>
-        </w:rPr>
-        <w:t>在被擄歸回的先知停止預言之後，以色列的生命變得複雜。需要擴展摩西五經的律法。口傳律法最初是為了幫助人們遵守神的書面話語。</w:t>
+    </w:p>
+    <w:p>
+      <w:pPr>
+        <w:pStyle w:val="Heading2"/>
+      </w:pPr>
+      <w:r>
+        <w:rPr>
+          <w:lang w:val="zh_TW" w:bidi="zh_TW"/>
+        </w:rPr>
+        <w:t>稅吏</w:t>
+      </w:r>
+      <w:r>
+        <w:rPr>
+          <w:lang w:val="zh_TW" w:bidi="zh_TW"/>
+        </w:rPr>
       </w:r>
     </w:p>
     <w:p>
@@ -776,7 +1207,1718 @@
         <w:rPr>
           <w:lang w:val="zh_TW" w:bidi="zh_TW"/>
         </w:rPr>
-        <w:t>口傳律法包含在塔木德中有兩個目的：</w:t>
+        <w:t>負責為政府徵收稅款的人。在新約時期，羅馬政府徵收各種稅款，他們自己的官員負責其中一些工作，但也將部分任務委派給私人，包括猶太人和其他人，這些人必須向當局上交一筆約定的稅款。然而，許多不誠實的稅吏徵收的稅款遠超過人們需要繳納的數額，因此稅吏成為一個被人厭惡的群體，特別是那些欺騙猶太同胞的猶太稅吏。撒該就是一個猶太人，他是「稅吏長」，在耶利哥一帶積累了相當的財富（</w:t>
+      </w:r>
+      <w:hyperlink r:id="rId50">
+        <w:r>
+          <w:rPr>
+            <w:lang w:val="zh_TW" w:bidi="zh_TW"/>
+          </w:rPr>
+          <w:rPr>
+            <w:color w:val="0000EE"/>
+            <w:u w:val="single"/>
+          </w:rPr>
+          <w:t>路19:2–10</w:t>
+        </w:r>
+      </w:hyperlink>
+      <w:r>
+        <w:rPr>
+          <w:lang w:val="zh_TW" w:bidi="zh_TW"/>
+        </w:rPr>
+        <w:t>）。這樣的人被視為罪人，常與「稅吏並罪人」這句法聯繫起來（</w:t>
+      </w:r>
+      <w:hyperlink r:id="rId51">
+        <w:r>
+          <w:rPr>
+            <w:lang w:val="zh_TW" w:bidi="zh_TW"/>
+          </w:rPr>
+          <w:rPr>
+            <w:color w:val="0000EE"/>
+            <w:u w:val="single"/>
+          </w:rPr>
+          <w:t>太9:10–11</w:t>
+        </w:r>
+      </w:hyperlink>
+      <w:r>
+        <w:rPr>
+          <w:lang w:val="zh_TW" w:bidi="zh_TW"/>
+        </w:rPr>
+        <w:t>，</w:t>
+      </w:r>
+      <w:hyperlink r:id="rId52">
+        <w:r>
+          <w:rPr>
+            <w:lang w:val="zh_TW" w:bidi="zh_TW"/>
+          </w:rPr>
+          <w:rPr>
+            <w:color w:val="0000EE"/>
+            <w:u w:val="single"/>
+          </w:rPr>
+          <w:t>11:19</w:t>
+        </w:r>
+      </w:hyperlink>
+      <w:r>
+        <w:rPr>
+          <w:lang w:val="zh_TW" w:bidi="zh_TW"/>
+        </w:rPr>
+        <w:t>；</w:t>
+      </w:r>
+      <w:hyperlink r:id="rId53">
+        <w:r>
+          <w:rPr>
+            <w:lang w:val="zh_TW" w:bidi="zh_TW"/>
+          </w:rPr>
+          <w:rPr>
+            <w:color w:val="0000EE"/>
+            <w:u w:val="single"/>
+          </w:rPr>
+          <w:t>可2:15–16</w:t>
+        </w:r>
+      </w:hyperlink>
+      <w:r>
+        <w:rPr>
+          <w:lang w:val="zh_TW" w:bidi="zh_TW"/>
+        </w:rPr>
+        <w:t>；</w:t>
+      </w:r>
+      <w:hyperlink r:id="rId54">
+        <w:r>
+          <w:rPr>
+            <w:lang w:val="zh_TW" w:bidi="zh_TW"/>
+          </w:rPr>
+          <w:rPr>
+            <w:color w:val="0000EE"/>
+            <w:u w:val="single"/>
+          </w:rPr>
+          <w:t>路5:30</w:t>
+        </w:r>
+      </w:hyperlink>
+      <w:r>
+        <w:rPr>
+          <w:lang w:val="zh_TW" w:bidi="zh_TW"/>
+        </w:rPr>
+        <w:t>，</w:t>
+      </w:r>
+      <w:hyperlink r:id="rId50">
+        <w:r>
+          <w:rPr>
+            <w:lang w:val="zh_TW" w:bidi="zh_TW"/>
+          </w:rPr>
+          <w:rPr>
+            <w:color w:val="0000EE"/>
+            <w:u w:val="single"/>
+          </w:rPr>
+          <w:t>19:2–10</w:t>
+        </w:r>
+      </w:hyperlink>
+      <w:r>
+        <w:rPr>
+          <w:lang w:val="zh_TW" w:bidi="zh_TW"/>
+        </w:rPr>
+        <w:t>）。</w:t>
+      </w:r>
+      <w:r>
+        <w:rPr>
+          <w:lang w:val="zh_TW" w:bidi="zh_TW"/>
+        </w:rPr>
+      </w:r>
+      <w:r>
+        <w:rPr>
+          <w:lang w:val="zh_TW" w:bidi="zh_TW"/>
+        </w:rPr>
+      </w:r>
+    </w:p>
+    <w:p>
+      <w:pPr/>
+      <w:r>
+        <w:rPr>
+          <w:lang w:val="zh_TW" w:bidi="zh_TW"/>
+        </w:rPr>
+      </w:r>
+    </w:p>
+    <w:p>
+      <w:pPr>
+        <w:pStyle w:val="Heading2"/>
+      </w:pPr>
+      <w:r>
+        <w:rPr>
+          <w:lang w:val="zh_TW" w:bidi="zh_TW"/>
+        </w:rPr>
+        <w:t>稅收與課稅</w:t>
+      </w:r>
+      <w:r>
+        <w:rPr>
+          <w:lang w:val="zh_TW" w:bidi="zh_TW"/>
+        </w:rPr>
+      </w:r>
+    </w:p>
+    <w:p>
+      <w:pPr/>
+      <w:r>
+        <w:rPr>
+          <w:lang w:val="zh_TW" w:bidi="zh_TW"/>
+        </w:rPr>
+      </w:r>
+      <w:r>
+        <w:rPr>
+          <w:lang w:val="zh_TW" w:bidi="zh_TW"/>
+        </w:rPr>
+        <w:t>稅收是強大的國家向居住在其境內的人民徵收的金錢或物品</w:t>
+      </w:r>
+      <w:r>
+        <w:rPr>
+          <w:lang w:val="zh_TW" w:bidi="zh_TW"/>
+        </w:rPr>
+        <w:t>。</w:t>
+      </w:r>
+      <w:r>
+        <w:rPr>
+          <w:lang w:val="zh_TW" w:bidi="zh_TW"/>
+        </w:rPr>
+        <w:t>這</w:t>
+      </w:r>
+      <w:r>
+        <w:rPr>
+          <w:lang w:val="zh_TW" w:bidi="zh_TW"/>
+        </w:rPr>
+        <w:t>筆款項</w:t>
+      </w:r>
+      <w:r>
+        <w:rPr>
+          <w:lang w:val="zh_TW" w:bidi="zh_TW"/>
+        </w:rPr>
+        <w:t>也稱為貢品</w:t>
+      </w:r>
+      <w:r>
+        <w:rPr>
+          <w:lang w:val="zh_TW" w:bidi="zh_TW"/>
+        </w:rPr>
+        <w:t>，通常包括金、銀、</w:t>
+      </w:r>
+      <w:r>
+        <w:rPr>
+          <w:lang w:val="zh_TW" w:bidi="zh_TW"/>
+        </w:rPr>
+        <w:t>牲畜</w:t>
+      </w:r>
+      <w:r>
+        <w:rPr>
+          <w:lang w:val="zh_TW" w:bidi="zh_TW"/>
+        </w:rPr>
+        <w:t>、農作物和強制勞動。統治者和祭司</w:t>
+      </w:r>
+      <w:r>
+        <w:rPr>
+          <w:lang w:val="zh_TW" w:bidi="zh_TW"/>
+        </w:rPr>
+        <w:t>也會徵稅</w:t>
+      </w:r>
+      <w:r>
+        <w:rPr>
+          <w:lang w:val="zh_TW" w:bidi="zh_TW"/>
+        </w:rPr>
+        <w:t>以維持聖殿的運作。</w:t>
+      </w:r>
+    </w:p>
+    <w:p>
+      <w:pPr/>
+      <w:r>
+        <w:rPr>
+          <w:lang w:val="zh_TW" w:bidi="zh_TW"/>
+        </w:rPr>
+      </w:r>
+      <w:r>
+        <w:rPr>
+          <w:lang w:val="zh_TW" w:bidi="zh_TW"/>
+        </w:rPr>
+        <w:t>「貢品」</w:t>
+      </w:r>
+      <w:r>
+        <w:rPr>
+          <w:lang w:val="zh_TW" w:bidi="zh_TW"/>
+        </w:rPr>
+        <w:t>（譯註：和合本譯為服苦的僕人）一詞首次在</w:t>
+      </w:r>
+      <w:hyperlink r:id="rId55">
+        <w:r>
+          <w:rPr>
+            <w:lang w:val="zh_TW" w:bidi="zh_TW"/>
+          </w:rPr>
+          <w:rPr>
+            <w:color w:val="0000EE"/>
+            <w:u w:val="single"/>
+          </w:rPr>
+          <w:t>創世記四十九章15節</w:t>
+        </w:r>
+      </w:hyperlink>
+      <w:r>
+        <w:rPr>
+          <w:lang w:val="zh_TW" w:bidi="zh_TW"/>
+        </w:rPr>
+        <w:t>出現。在</w:t>
+      </w:r>
+      <w:hyperlink r:id="rId56">
+        <w:r>
+          <w:rPr>
+            <w:lang w:val="zh_TW" w:bidi="zh_TW"/>
+          </w:rPr>
+          <w:rPr>
+            <w:color w:val="0000EE"/>
+            <w:u w:val="single"/>
+          </w:rPr>
+          <w:t>民數記三十一章28節</w:t>
+        </w:r>
+      </w:hyperlink>
+      <w:r>
+        <w:rPr>
+          <w:lang w:val="zh_TW" w:bidi="zh_TW"/>
+        </w:rPr>
+        <w:t>中，</w:t>
+      </w:r>
+      <w:r>
+        <w:rPr>
+          <w:lang w:val="zh_TW" w:bidi="zh_TW"/>
+        </w:rPr>
+        <w:t>戰利品被分配，其中一部分作為貢品獻給祭司</w:t>
+      </w:r>
+      <w:r>
+        <w:rPr>
+          <w:lang w:val="zh_TW" w:bidi="zh_TW"/>
+        </w:rPr>
+        <w:t>。</w:t>
+      </w:r>
+      <w:r>
+        <w:rPr>
+          <w:lang w:val="zh_TW" w:bidi="zh_TW"/>
+        </w:rPr>
+        <w:t>最初，希伯來人</w:t>
+      </w:r>
+      <w:r>
+        <w:rPr>
+          <w:lang w:val="zh_TW" w:bidi="zh_TW"/>
+        </w:rPr>
+        <w:t>是自願</w:t>
+      </w:r>
+      <w:r>
+        <w:rPr>
+          <w:lang w:val="zh_TW" w:bidi="zh_TW"/>
+        </w:rPr>
+        <w:t>將聖殿的貢品奉獻給主的</w:t>
+      </w:r>
+      <w:r>
+        <w:rPr>
+          <w:lang w:val="zh_TW" w:bidi="zh_TW"/>
+        </w:rPr>
+        <w:t>（</w:t>
+      </w:r>
+      <w:hyperlink r:id="rId57">
+        <w:r>
+          <w:rPr>
+            <w:lang w:val="zh_TW" w:bidi="zh_TW"/>
+          </w:rPr>
+          <w:rPr>
+            <w:color w:val="0000EE"/>
+            <w:u w:val="single"/>
+          </w:rPr>
+          <w:t>申16:10</w:t>
+        </w:r>
+      </w:hyperlink>
+      <w:r>
+        <w:rPr>
+          <w:lang w:val="zh_TW" w:bidi="zh_TW"/>
+        </w:rPr>
+        <w:t>）。</w:t>
+      </w:r>
+      <w:r>
+        <w:rPr>
+          <w:lang w:val="zh_TW" w:bidi="zh_TW"/>
+        </w:rPr>
+        <w:t>後來，這成為一種強制的稅收</w:t>
+      </w:r>
+      <w:r>
+        <w:rPr>
+          <w:lang w:val="zh_TW" w:bidi="zh_TW"/>
+        </w:rPr>
+        <w:t>（</w:t>
+      </w:r>
+      <w:hyperlink r:id="rId58">
+        <w:r>
+          <w:rPr>
+            <w:lang w:val="zh_TW" w:bidi="zh_TW"/>
+          </w:rPr>
+          <w:rPr>
+            <w:color w:val="0000EE"/>
+            <w:u w:val="single"/>
+          </w:rPr>
+          <w:t>太17:24</w:t>
+        </w:r>
+      </w:hyperlink>
+      <w:r>
+        <w:rPr>
+          <w:lang w:val="zh_TW" w:bidi="zh_TW"/>
+        </w:rPr>
+        <w:t>）。</w:t>
+      </w:r>
+    </w:p>
+    <w:p>
+      <w:pPr>
+        <w:pStyle w:val="Heading3"/>
+      </w:pPr>
+      <w:r>
+        <w:rPr>
+          <w:lang w:val="zh_TW" w:bidi="zh_TW"/>
+        </w:rPr>
+        <w:t>古代世界的</w:t>
+      </w:r>
+      <w:r>
+        <w:rPr>
+          <w:lang w:val="zh_TW" w:bidi="zh_TW"/>
+        </w:rPr>
+        <w:t>稅收</w:t>
+      </w:r>
+    </w:p>
+    <w:p>
+      <w:pPr/>
+      <w:r>
+        <w:rPr>
+          <w:lang w:val="zh_TW" w:bidi="zh_TW"/>
+        </w:rPr>
+      </w:r>
+      <w:r>
+        <w:rPr>
+          <w:lang w:val="zh_TW" w:bidi="zh_TW"/>
+        </w:rPr>
+        <w:t>早在公元前2500年，</w:t>
+      </w:r>
+      <w:r>
+        <w:rPr>
+          <w:lang w:val="zh_TW" w:bidi="zh_TW"/>
+        </w:rPr>
+        <w:t>稅收已經影響了拉加什（</w:t>
+      </w:r>
+      <w:r>
+        <w:rPr>
+          <w:lang w:val="zh_TW" w:bidi="zh_TW"/>
+        </w:rPr>
+        <w:t>Lagash）這個城市</w:t>
+      </w:r>
+      <w:r>
+        <w:rPr>
+          <w:lang w:val="zh_TW" w:bidi="zh_TW"/>
+        </w:rPr>
+        <w:t>生活的各個方面</w:t>
+      </w:r>
+      <w:r>
+        <w:rPr>
+          <w:lang w:val="zh_TW" w:bidi="zh_TW"/>
+        </w:rPr>
+        <w:t>，包括</w:t>
+      </w:r>
+      <w:r>
+        <w:rPr>
+          <w:lang w:val="zh_TW" w:bidi="zh_TW"/>
+        </w:rPr>
+        <w:t>收入、婚姻、離婚和死亡</w:t>
+      </w:r>
+      <w:r>
+        <w:rPr>
+          <w:lang w:val="zh_TW" w:bidi="zh_TW"/>
+        </w:rPr>
+        <w:t>。蘇美人（Sumerians）相信土地屬於神和國王，因此他們須支付租金或稅款。</w:t>
+      </w:r>
+    </w:p>
+    <w:p>
+      <w:pPr>
+        <w:pStyle w:val="Heading4"/>
+      </w:pPr>
+      <w:r>
+        <w:rPr>
+          <w:lang w:val="zh_TW" w:bidi="zh_TW"/>
+        </w:rPr>
+        <w:t>古代以色列的</w:t>
+      </w:r>
+      <w:r>
+        <w:rPr>
+          <w:lang w:val="zh_TW" w:bidi="zh_TW"/>
+        </w:rPr>
+        <w:t>稅收</w:t>
+      </w:r>
+    </w:p>
+    <w:p>
+      <w:pPr/>
+      <w:r>
+        <w:rPr>
+          <w:lang w:val="zh_TW" w:bidi="zh_TW"/>
+        </w:rPr>
+      </w:r>
+      <w:r>
+        <w:rPr>
+          <w:lang w:val="zh_TW" w:bidi="zh_TW"/>
+        </w:rPr>
+        <w:t>在埃及，約瑟在七個豐年期間徵收了20%的穀物，來為接下來的七個荒年做準備（</w:t>
+      </w:r>
+      <w:hyperlink r:id="rId59">
+        <w:r>
+          <w:rPr>
+            <w:lang w:val="zh_TW" w:bidi="zh_TW"/>
+          </w:rPr>
+          <w:rPr>
+            <w:color w:val="0000EE"/>
+            <w:u w:val="single"/>
+          </w:rPr>
+          <w:t>創41:25–42:5</w:t>
+        </w:r>
+      </w:hyperlink>
+      <w:r>
+        <w:rPr>
+          <w:lang w:val="zh_TW" w:bidi="zh_TW"/>
+        </w:rPr>
+        <w:t>）。後來，在飢荒期間，人民將土地賣給法老，因此他擁有了埃及大部分的土地。從那時起，人民耕種土地，並從收成中給法老20%的稅（創47:13–26）。</w:t>
+      </w:r>
+    </w:p>
+    <w:p>
+      <w:pPr/>
+      <w:r>
+        <w:rPr>
+          <w:lang w:val="zh_TW" w:bidi="zh_TW"/>
+        </w:rPr>
+      </w:r>
+      <w:r>
+        <w:rPr>
+          <w:lang w:val="zh_TW" w:bidi="zh_TW"/>
+        </w:rPr>
+        <w:t>像大衛這樣用血汗換取江山的國王，</w:t>
+      </w:r>
+      <w:r>
+        <w:rPr>
+          <w:lang w:val="zh_TW" w:bidi="zh_TW"/>
+        </w:rPr>
+        <w:t>無需向自己的百姓徵稅就能保持國庫充盈</w:t>
+      </w:r>
+      <w:r>
+        <w:rPr>
+          <w:lang w:val="zh_TW" w:bidi="zh_TW"/>
+        </w:rPr>
+        <w:t>。被征服的民族，如迦南人，</w:t>
+      </w:r>
+      <w:r>
+        <w:rPr>
+          <w:lang w:val="zh_TW" w:bidi="zh_TW"/>
+        </w:rPr>
+        <w:t>會向國庫貢獻財富</w:t>
+      </w:r>
+      <w:r>
+        <w:rPr>
+          <w:lang w:val="zh_TW" w:bidi="zh_TW"/>
+        </w:rPr>
+        <w:t>（</w:t>
+      </w:r>
+      <w:hyperlink r:id="rId60">
+        <w:r>
+          <w:rPr>
+            <w:lang w:val="zh_TW" w:bidi="zh_TW"/>
+          </w:rPr>
+          <w:rPr>
+            <w:color w:val="0000EE"/>
+            <w:u w:val="single"/>
+          </w:rPr>
+          <w:t>撒下8:6–14</w:t>
+        </w:r>
+      </w:hyperlink>
+      <w:r>
+        <w:rPr>
+          <w:lang w:val="zh_TW" w:bidi="zh_TW"/>
+        </w:rPr>
+        <w:t>；</w:t>
+      </w:r>
+      <w:hyperlink r:id="rId61">
+        <w:r>
+          <w:rPr>
+            <w:lang w:val="zh_TW" w:bidi="zh_TW"/>
+          </w:rPr>
+          <w:rPr>
+            <w:color w:val="0000EE"/>
+            <w:u w:val="single"/>
+          </w:rPr>
+          <w:t>代上27:25–31</w:t>
+        </w:r>
+      </w:hyperlink>
+      <w:r>
+        <w:rPr>
+          <w:lang w:val="zh_TW" w:bidi="zh_TW"/>
+        </w:rPr>
+        <w:t>）。</w:t>
+      </w:r>
+      <w:r>
+        <w:rPr>
+          <w:lang w:val="zh_TW" w:bidi="zh_TW"/>
+        </w:rPr>
+        <w:t>這些財富包括</w:t>
+      </w:r>
+      <w:r>
+        <w:rPr>
+          <w:lang w:val="zh_TW" w:bidi="zh_TW"/>
+        </w:rPr>
+        <w:t>金、銀、銅、1,700 名騎兵和 20,000名步兵。此外，大衛和他的繼任者經常</w:t>
+      </w:r>
+      <w:r>
+        <w:rPr>
+          <w:lang w:val="zh_TW" w:bidi="zh_TW"/>
+        </w:rPr>
+        <w:t>強迫以色列境內的</w:t>
+      </w:r>
+      <w:r>
+        <w:rPr>
+          <w:lang w:val="zh_TW" w:bidi="zh_TW"/>
+        </w:rPr>
+        <w:t>外邦人</w:t>
+      </w:r>
+      <w:r>
+        <w:rPr>
+          <w:lang w:val="zh_TW" w:bidi="zh_TW"/>
+        </w:rPr>
+        <w:t>做苦工</w:t>
+      </w:r>
+      <w:r>
+        <w:rPr>
+          <w:lang w:val="zh_TW" w:bidi="zh_TW"/>
+        </w:rPr>
+        <w:t>（</w:t>
+      </w:r>
+      <w:hyperlink r:id="rId62">
+        <w:r>
+          <w:rPr>
+            <w:lang w:val="zh_TW" w:bidi="zh_TW"/>
+          </w:rPr>
+          <w:rPr>
+            <w:color w:val="0000EE"/>
+            <w:u w:val="single"/>
+          </w:rPr>
+          <w:t>撒下20:24</w:t>
+        </w:r>
+      </w:hyperlink>
+      <w:r>
+        <w:rPr>
+          <w:lang w:val="zh_TW" w:bidi="zh_TW"/>
+        </w:rPr>
+        <w:t>；王上</w:t>
+      </w:r>
+      <w:hyperlink r:id="rId63">
+        <w:r>
+          <w:rPr>
+            <w:lang w:val="zh_TW" w:bidi="zh_TW"/>
+          </w:rPr>
+          <w:rPr>
+            <w:color w:val="0000EE"/>
+            <w:u w:val="single"/>
+          </w:rPr>
+          <w:t>9:20–21</w:t>
+        </w:r>
+      </w:hyperlink>
+      <w:r>
+        <w:rPr>
+          <w:lang w:val="zh_TW" w:bidi="zh_TW"/>
+        </w:rPr>
+        <w:t>）。</w:t>
+      </w:r>
+    </w:p>
+    <w:p>
+      <w:pPr/>
+      <w:r>
+        <w:rPr>
+          <w:lang w:val="zh_TW" w:bidi="zh_TW"/>
+        </w:rPr>
+      </w:r>
+      <w:r>
+        <w:rPr>
+          <w:lang w:val="zh_TW" w:bidi="zh_TW"/>
+        </w:rPr>
+        <w:t>以色列可能最早在所羅門統治時期就開始徵稅</w:t>
+      </w:r>
+      <w:r>
+        <w:rPr>
+          <w:lang w:val="zh_TW" w:bidi="zh_TW"/>
+        </w:rPr>
+        <w:t>。在這段時間，收入來自貢品，而非戰利品。為了支持宮廷和大型建築工程，所羅門將以色列分為12個地區，每個地區都</w:t>
+      </w:r>
+      <w:r>
+        <w:rPr>
+          <w:lang w:val="zh_TW" w:bidi="zh_TW"/>
+        </w:rPr>
+        <w:t>派</w:t>
+      </w:r>
+      <w:r>
+        <w:rPr>
+          <w:lang w:val="zh_TW" w:bidi="zh_TW"/>
+        </w:rPr>
+        <w:t>一名</w:t>
+      </w:r>
+      <w:r>
+        <w:rPr>
+          <w:lang w:val="zh_TW" w:bidi="zh_TW"/>
+        </w:rPr>
+        <w:t>官吏。</w:t>
+      </w:r>
+      <w:r>
+        <w:rPr>
+          <w:lang w:val="zh_TW" w:bidi="zh_TW"/>
+        </w:rPr>
+        <w:t>而這些官吏每年為王家提供一個月的食物和其它支持（</w:t>
+      </w:r>
+      <w:hyperlink r:id="rId64">
+        <w:r>
+          <w:rPr>
+            <w:lang w:val="zh_TW" w:bidi="zh_TW"/>
+          </w:rPr>
+          <w:rPr>
+            <w:color w:val="0000EE"/>
+            <w:u w:val="single"/>
+          </w:rPr>
+          <w:t>王上4:7</w:t>
+        </w:r>
+      </w:hyperlink>
+      <w:r>
+        <w:rPr>
+          <w:lang w:val="zh_TW" w:bidi="zh_TW"/>
+        </w:rPr>
+        <w:t>）。</w:t>
+      </w:r>
+    </w:p>
+    <w:p>
+      <w:pPr/>
+      <w:r>
+        <w:rPr>
+          <w:lang w:val="zh_TW" w:bidi="zh_TW"/>
+        </w:rPr>
+      </w:r>
+      <w:r>
+        <w:rPr>
+          <w:lang w:val="zh_TW" w:bidi="zh_TW"/>
+        </w:rPr>
+        <w:t>所羅門還通過對經過他王國的商隊徵稅來獲得收入</w:t>
+      </w:r>
+      <w:r>
+        <w:rPr>
+          <w:lang w:val="zh_TW" w:bidi="zh_TW"/>
+        </w:rPr>
+        <w:t>。此外，外邦人和以色列人都被迫</w:t>
+      </w:r>
+      <w:r>
+        <w:rPr>
+          <w:lang w:val="zh_TW" w:bidi="zh_TW"/>
+        </w:rPr>
+        <w:t>參與大型項目</w:t>
+      </w:r>
+      <w:r>
+        <w:rPr>
+          <w:lang w:val="zh_TW" w:bidi="zh_TW"/>
+        </w:rPr>
+        <w:t>，</w:t>
+      </w:r>
+      <w:r>
+        <w:rPr>
+          <w:lang w:val="zh_TW" w:bidi="zh_TW"/>
+        </w:rPr>
+        <w:t>特別是</w:t>
+      </w:r>
+      <w:r>
+        <w:rPr>
+          <w:lang w:val="zh_TW" w:bidi="zh_TW"/>
+        </w:rPr>
+        <w:t>聖殿</w:t>
+      </w:r>
+      <w:r>
+        <w:rPr>
+          <w:lang w:val="zh_TW" w:bidi="zh_TW"/>
+        </w:rPr>
+        <w:t>的建設</w:t>
+      </w:r>
+      <w:r>
+        <w:rPr>
+          <w:lang w:val="zh_TW" w:bidi="zh_TW"/>
+        </w:rPr>
+        <w:t>（</w:t>
+      </w:r>
+      <w:hyperlink r:id="rId65">
+        <w:r>
+          <w:rPr>
+            <w:lang w:val="zh_TW" w:bidi="zh_TW"/>
+          </w:rPr>
+          <w:rPr>
+            <w:color w:val="0000EE"/>
+            <w:u w:val="single"/>
+          </w:rPr>
+          <w:t>王上5:13</w:t>
+        </w:r>
+      </w:hyperlink>
+      <w:r>
+        <w:rPr>
+          <w:lang w:val="zh_TW" w:bidi="zh_TW"/>
+        </w:rPr>
+        <w:t>，</w:t>
+      </w:r>
+      <w:hyperlink r:id="rId63">
+        <w:r>
+          <w:rPr>
+            <w:lang w:val="zh_TW" w:bidi="zh_TW"/>
+          </w:rPr>
+          <w:rPr>
+            <w:color w:val="0000EE"/>
+            <w:u w:val="single"/>
+          </w:rPr>
+          <w:t>9:20–21</w:t>
+        </w:r>
+      </w:hyperlink>
+      <w:r>
+        <w:rPr>
+          <w:lang w:val="zh_TW" w:bidi="zh_TW"/>
+        </w:rPr>
+        <w:t>；</w:t>
+      </w:r>
+      <w:hyperlink r:id="rId66">
+        <w:r>
+          <w:rPr>
+            <w:lang w:val="zh_TW" w:bidi="zh_TW"/>
+          </w:rPr>
+          <w:rPr>
+            <w:color w:val="0000EE"/>
+            <w:u w:val="single"/>
+          </w:rPr>
+          <w:t>代下8:7–8</w:t>
+        </w:r>
+      </w:hyperlink>
+      <w:r>
+        <w:rPr>
+          <w:lang w:val="zh_TW" w:bidi="zh_TW"/>
+        </w:rPr>
+        <w:t>）。考古學家從出土罐子的罐柄上，找到了印有希伯來文「歸於王」的印記。這些很可能是用來收集作為王室徵收部分貨物的大罐子（</w:t>
+      </w:r>
+      <w:hyperlink r:id="rId67">
+        <w:r>
+          <w:rPr>
+            <w:lang w:val="zh_TW" w:bidi="zh_TW"/>
+          </w:rPr>
+          <w:rPr>
+            <w:color w:val="0000EE"/>
+            <w:u w:val="single"/>
+          </w:rPr>
+          <w:t>代下2:10</w:t>
+        </w:r>
+      </w:hyperlink>
+      <w:r>
+        <w:rPr>
+          <w:lang w:val="zh_TW" w:bidi="zh_TW"/>
+        </w:rPr>
+        <w:t>）。</w:t>
+      </w:r>
+    </w:p>
+    <w:p>
+      <w:pPr/>
+      <w:r>
+        <w:rPr>
+          <w:lang w:val="zh_TW" w:bidi="zh_TW"/>
+        </w:rPr>
+      </w:r>
+      <w:r>
+        <w:rPr>
+          <w:lang w:val="zh_TW" w:bidi="zh_TW"/>
+        </w:rPr>
+        <w:t>約沙法成功地在國內向人民徵稅（</w:t>
+      </w:r>
+      <w:hyperlink r:id="rId68">
+        <w:r>
+          <w:rPr>
+            <w:lang w:val="zh_TW" w:bidi="zh_TW"/>
+          </w:rPr>
+          <w:rPr>
+            <w:color w:val="0000EE"/>
+            <w:u w:val="single"/>
+          </w:rPr>
+          <w:t>代下17:5</w:t>
+        </w:r>
+      </w:hyperlink>
+      <w:r>
+        <w:rPr>
+          <w:lang w:val="zh_TW" w:bidi="zh_TW"/>
+        </w:rPr>
+        <w:t>）。</w:t>
+      </w:r>
+      <w:r>
+        <w:rPr>
+          <w:lang w:val="zh_TW" w:bidi="zh_TW"/>
+        </w:rPr>
+        <w:t>他還繼續收取來自外國的貢品，</w:t>
+      </w:r>
+      <w:r>
+        <w:rPr>
+          <w:lang w:val="zh_TW" w:bidi="zh_TW"/>
+        </w:rPr>
+        <w:t>包括來自非利士人的金和銀，以及來自阿拉伯人的7,700隻公</w:t>
+      </w:r>
+      <w:r>
+        <w:rPr>
+          <w:lang w:val="zh_TW" w:bidi="zh_TW"/>
+        </w:rPr>
+        <w:t>綿</w:t>
+      </w:r>
+      <w:r>
+        <w:rPr>
+          <w:lang w:val="zh_TW" w:bidi="zh_TW"/>
+        </w:rPr>
+        <w:t>羊和7,700隻公山羊（</w:t>
+      </w:r>
+      <w:hyperlink r:id="rId69">
+        <w:r>
+          <w:rPr>
+            <w:lang w:val="zh_TW" w:bidi="zh_TW"/>
+          </w:rPr>
+          <w:rPr>
+            <w:color w:val="0000EE"/>
+            <w:u w:val="single"/>
+          </w:rPr>
+          <w:t>代下17:11–12</w:t>
+        </w:r>
+      </w:hyperlink>
+      <w:r>
+        <w:rPr>
+          <w:lang w:val="zh_TW" w:bidi="zh_TW"/>
+        </w:rPr>
+        <w:t>）。隨著鄰國日漸壯大，猶大開始進貢給外邦列國。亞述王西拿基立要求</w:t>
+      </w:r>
+      <w:r>
+        <w:rPr>
+          <w:lang w:val="zh_TW" w:bidi="zh_TW"/>
+        </w:rPr>
+        <w:t>銀子</w:t>
+      </w:r>
+      <w:r>
+        <w:rPr>
+          <w:lang w:val="zh_TW" w:bidi="zh_TW"/>
+        </w:rPr>
+        <w:t>300他連得和</w:t>
+      </w:r>
+      <w:r>
+        <w:rPr>
+          <w:lang w:val="zh_TW" w:bidi="zh_TW"/>
+        </w:rPr>
+        <w:t>金子</w:t>
+      </w:r>
+      <w:r>
+        <w:rPr>
+          <w:lang w:val="zh_TW" w:bidi="zh_TW"/>
+        </w:rPr>
+        <w:t>30他連得，甚至使猶大國要把聖殿的門上的金子</w:t>
+      </w:r>
+      <w:r>
+        <w:rPr>
+          <w:lang w:val="zh_TW" w:bidi="zh_TW"/>
+        </w:rPr>
+        <w:t>刮下來</w:t>
+      </w:r>
+      <w:r>
+        <w:rPr>
+          <w:lang w:val="zh_TW" w:bidi="zh_TW"/>
+        </w:rPr>
+        <w:t>（</w:t>
+      </w:r>
+      <w:hyperlink r:id="rId70">
+        <w:r>
+          <w:rPr>
+            <w:lang w:val="zh_TW" w:bidi="zh_TW"/>
+          </w:rPr>
+          <w:rPr>
+            <w:color w:val="0000EE"/>
+            <w:u w:val="single"/>
+          </w:rPr>
+          <w:t>王下18:14–16</w:t>
+        </w:r>
+      </w:hyperlink>
+      <w:r>
+        <w:rPr>
+          <w:lang w:val="zh_TW" w:bidi="zh_TW"/>
+        </w:rPr>
+        <w:t>）。後來，法老尼哥要求</w:t>
+      </w:r>
+      <w:r>
+        <w:rPr>
+          <w:lang w:val="zh_TW" w:bidi="zh_TW"/>
+        </w:rPr>
+        <w:t>猶大國</w:t>
+      </w:r>
+      <w:r>
+        <w:rPr>
+          <w:lang w:val="zh_TW" w:bidi="zh_TW"/>
+        </w:rPr>
+        <w:t>提供</w:t>
+      </w:r>
+      <w:r>
+        <w:rPr>
+          <w:lang w:val="zh_TW" w:bidi="zh_TW"/>
+        </w:rPr>
+        <w:t>銀子</w:t>
+      </w:r>
+      <w:r>
+        <w:rPr>
+          <w:lang w:val="zh_TW" w:bidi="zh_TW"/>
+        </w:rPr>
+        <w:t>100他連得和</w:t>
+      </w:r>
+      <w:r>
+        <w:rPr>
+          <w:lang w:val="zh_TW" w:bidi="zh_TW"/>
+        </w:rPr>
+        <w:t>金子</w:t>
+      </w:r>
+      <w:r>
+        <w:rPr>
+          <w:lang w:val="zh_TW" w:bidi="zh_TW"/>
+        </w:rPr>
+        <w:t>一他連得（</w:t>
+      </w:r>
+      <w:hyperlink r:id="rId71">
+        <w:r>
+          <w:rPr>
+            <w:lang w:val="zh_TW" w:bidi="zh_TW"/>
+          </w:rPr>
+          <w:rPr>
+            <w:color w:val="0000EE"/>
+            <w:u w:val="single"/>
+          </w:rPr>
+          <w:t>王下23:33</w:t>
+        </w:r>
+      </w:hyperlink>
+      <w:r>
+        <w:rPr>
+          <w:lang w:val="zh_TW" w:bidi="zh_TW"/>
+        </w:rPr>
+        <w:t>）。不久之後，尼布甲尼撒奪走了聖殿和王宮</w:t>
+      </w:r>
+      <w:r>
+        <w:rPr>
+          <w:lang w:val="zh_TW" w:bidi="zh_TW"/>
+        </w:rPr>
+        <w:t>中的</w:t>
+      </w:r>
+      <w:r>
+        <w:rPr>
+          <w:lang w:val="zh_TW" w:bidi="zh_TW"/>
+        </w:rPr>
+        <w:t>所有的</w:t>
+      </w:r>
+      <w:r>
+        <w:rPr>
+          <w:lang w:val="zh_TW" w:bidi="zh_TW"/>
+        </w:rPr>
+        <w:t>寶物</w:t>
+      </w:r>
+      <w:r>
+        <w:rPr>
+          <w:lang w:val="zh_TW" w:bidi="zh_TW"/>
+        </w:rPr>
+        <w:t>，又帶走了10,000名俘虜、</w:t>
+      </w:r>
+      <w:r>
+        <w:rPr>
+          <w:lang w:val="zh_TW" w:bidi="zh_TW"/>
+        </w:rPr>
+        <w:t>木匠</w:t>
+      </w:r>
+      <w:r>
+        <w:rPr>
+          <w:lang w:val="zh_TW" w:bidi="zh_TW"/>
+        </w:rPr>
+        <w:t>和鐵匠。除了</w:t>
+      </w:r>
+      <w:r>
+        <w:rPr>
+          <w:lang w:val="zh_TW" w:bidi="zh_TW"/>
+        </w:rPr>
+        <w:t>極貧窮的人</w:t>
+      </w:r>
+      <w:r>
+        <w:rPr>
+          <w:lang w:val="zh_TW" w:bidi="zh_TW"/>
+        </w:rPr>
+        <w:t>外，耶路撒冷幾乎無人居住（</w:t>
+      </w:r>
+      <w:hyperlink r:id="rId72">
+        <w:r>
+          <w:rPr>
+            <w:lang w:val="zh_TW" w:bidi="zh_TW"/>
+          </w:rPr>
+          <w:rPr>
+            <w:color w:val="0000EE"/>
+            <w:u w:val="single"/>
+          </w:rPr>
+          <w:t>王下24:13–16</w:t>
+        </w:r>
+      </w:hyperlink>
+      <w:r>
+        <w:rPr>
+          <w:lang w:val="zh_TW" w:bidi="zh_TW"/>
+        </w:rPr>
+        <w:t>）。</w:t>
+      </w:r>
+    </w:p>
+    <w:p>
+      <w:pPr>
+        <w:pStyle w:val="Heading4"/>
+      </w:pPr>
+      <w:r>
+        <w:rPr>
+          <w:lang w:val="zh_TW" w:bidi="zh_TW"/>
+        </w:rPr>
+        <w:t>外國的</w:t>
+      </w:r>
+      <w:r>
+        <w:rPr>
+          <w:lang w:val="zh_TW" w:bidi="zh_TW"/>
+        </w:rPr>
+        <w:t>課稅</w:t>
+      </w:r>
+    </w:p>
+    <w:p>
+      <w:pPr/>
+      <w:r>
+        <w:rPr>
+          <w:lang w:val="zh_TW" w:bidi="zh_TW"/>
+        </w:rPr>
+      </w:r>
+      <w:r>
+        <w:rPr>
+          <w:lang w:val="zh_TW" w:bidi="zh_TW"/>
+        </w:rPr>
+        <w:t>波斯人建立了一個固定的稅制。在這個制度中，總督（各省的巡撫）</w:t>
+      </w:r>
+      <w:r>
+        <w:rPr>
+          <w:lang w:val="zh_TW" w:bidi="zh_TW"/>
+        </w:rPr>
+        <w:t>需要</w:t>
+      </w:r>
+      <w:r>
+        <w:rPr>
+          <w:lang w:val="zh_TW" w:bidi="zh_TW"/>
+        </w:rPr>
+        <w:t>向皇家庫房支付固定的金額（</w:t>
+      </w:r>
+      <w:hyperlink r:id="rId73">
+        <w:r>
+          <w:rPr>
+            <w:lang w:val="zh_TW" w:bidi="zh_TW"/>
+          </w:rPr>
+          <w:rPr>
+            <w:color w:val="0000EE"/>
+            <w:u w:val="single"/>
+          </w:rPr>
+          <w:t>斯10:1</w:t>
+        </w:r>
+      </w:hyperlink>
+      <w:r>
+        <w:rPr>
+          <w:lang w:val="zh_TW" w:bidi="zh_TW"/>
+        </w:rPr>
+        <w:t>）。亞達薛西一世</w:t>
+      </w:r>
+      <w:r>
+        <w:rPr>
+          <w:lang w:val="zh_TW" w:bidi="zh_TW"/>
+        </w:rPr>
+        <w:t>豁免了</w:t>
+      </w:r>
+      <w:r>
+        <w:rPr>
+          <w:lang w:val="zh_TW" w:bidi="zh_TW"/>
+        </w:rPr>
+        <w:t>祭司、利未人和聖殿工人的稅務責任（</w:t>
+      </w:r>
+      <w:hyperlink r:id="rId74">
+        <w:r>
+          <w:rPr>
+            <w:lang w:val="zh_TW" w:bidi="zh_TW"/>
+          </w:rPr>
+          <w:rPr>
+            <w:color w:val="0000EE"/>
+            <w:u w:val="single"/>
+          </w:rPr>
+          <w:t>拉7:24</w:t>
+        </w:r>
+      </w:hyperlink>
+      <w:r>
+        <w:rPr>
+          <w:lang w:val="zh_TW" w:bidi="zh_TW"/>
+        </w:rPr>
+        <w:t>）。</w:t>
+      </w:r>
+      <w:r>
+        <w:rPr>
+          <w:lang w:val="zh_TW" w:bidi="zh_TW"/>
+        </w:rPr>
+        <w:t>此外，有些</w:t>
+      </w:r>
+      <w:r>
+        <w:rPr>
+          <w:lang w:val="zh_TW" w:bidi="zh_TW"/>
+        </w:rPr>
+        <w:t>巡撫（譯註：和合本譯作「省長」）向</w:t>
+      </w:r>
+      <w:r>
+        <w:rPr>
+          <w:lang w:val="zh_TW" w:bidi="zh_TW"/>
+        </w:rPr>
+        <w:t>百姓索要</w:t>
+      </w:r>
+      <w:r>
+        <w:rPr>
+          <w:lang w:val="zh_TW" w:bidi="zh_TW"/>
+        </w:rPr>
+        <w:t>額外的稅</w:t>
+      </w:r>
+      <w:r>
+        <w:rPr>
+          <w:lang w:val="zh_TW" w:bidi="zh_TW"/>
+        </w:rPr>
+        <w:t>收</w:t>
+      </w:r>
+      <w:r>
+        <w:rPr>
+          <w:lang w:val="zh_TW" w:bidi="zh_TW"/>
+        </w:rPr>
+        <w:t>，</w:t>
+      </w:r>
+      <w:r>
+        <w:rPr>
+          <w:lang w:val="zh_TW" w:bidi="zh_TW"/>
+        </w:rPr>
+        <w:t>用以供應其家庭的開支，</w:t>
+      </w:r>
+      <w:r>
+        <w:rPr>
+          <w:lang w:val="zh_TW" w:bidi="zh_TW"/>
+        </w:rPr>
+        <w:t>包括糧物、酒和</w:t>
+      </w:r>
+      <w:r>
+        <w:rPr>
+          <w:lang w:val="zh_TW" w:bidi="zh_TW"/>
+        </w:rPr>
+        <w:t>銀子</w:t>
+      </w:r>
+      <w:r>
+        <w:rPr>
+          <w:lang w:val="zh_TW" w:bidi="zh_TW"/>
+        </w:rPr>
+        <w:t>40舍客勒（</w:t>
+      </w:r>
+      <w:hyperlink r:id="rId75">
+        <w:r>
+          <w:rPr>
+            <w:lang w:val="zh_TW" w:bidi="zh_TW"/>
+          </w:rPr>
+          <w:rPr>
+            <w:color w:val="0000EE"/>
+            <w:u w:val="single"/>
+          </w:rPr>
+          <w:t>尼5:14–15</w:t>
+        </w:r>
+      </w:hyperlink>
+      <w:r>
+        <w:rPr>
+          <w:lang w:val="zh_TW" w:bidi="zh_TW"/>
+        </w:rPr>
+        <w:t>）。但作為巡撫，尼希米並沒有領取這筆食物津貼，因為他認為當時百姓的稅務負擔已經十分沉重。人們不得不以他們的田地、葡萄園和房屋作抵押借款，以支付「王的稅項」。這意味著如果他們無法償還貸款，就有失去財產的風險。大流士允許猶太人使用王室的稅金來重建聖殿（</w:t>
+      </w:r>
+      <w:hyperlink r:id="rId76">
+        <w:r>
+          <w:rPr>
+            <w:lang w:val="zh_TW" w:bidi="zh_TW"/>
+          </w:rPr>
+          <w:rPr>
+            <w:color w:val="0000EE"/>
+            <w:u w:val="single"/>
+          </w:rPr>
+          <w:t>拉6:7–10</w:t>
+        </w:r>
+      </w:hyperlink>
+      <w:r>
+        <w:rPr>
+          <w:lang w:val="zh_TW" w:bidi="zh_TW"/>
+        </w:rPr>
+        <w:t>）。</w:t>
+      </w:r>
+    </w:p>
+    <w:p>
+      <w:pPr/>
+      <w:r>
+        <w:rPr>
+          <w:lang w:val="zh_TW" w:bidi="zh_TW"/>
+        </w:rPr>
+      </w:r>
+      <w:r>
+        <w:rPr>
+          <w:lang w:val="zh_TW" w:bidi="zh_TW"/>
+        </w:rPr>
+        <w:t>在西流古（Seleucids）、托勒密（Ptolemies）和羅馬的時代，收稅方式有所改變。稅吏的職位被賣給出價最高的人，然後他們從人民身上榨取最高的稅金來建立個人財富。猶太人繳納什一稅以維修聖殿，並</w:t>
+      </w:r>
+      <w:r>
+        <w:rPr>
+          <w:lang w:val="zh_TW" w:bidi="zh_TW"/>
+        </w:rPr>
+        <w:t>繳納</w:t>
+      </w:r>
+      <w:r>
+        <w:rPr>
+          <w:lang w:val="zh_TW" w:bidi="zh_TW"/>
+        </w:rPr>
+        <w:t>高達三分之一的穀物和一半的水果的稅。此外，他們還</w:t>
+      </w:r>
+      <w:r>
+        <w:rPr>
+          <w:lang w:val="zh_TW" w:bidi="zh_TW"/>
+        </w:rPr>
+        <w:t>需要</w:t>
+      </w:r>
+      <w:r>
+        <w:rPr>
+          <w:lang w:val="zh_TW" w:bidi="zh_TW"/>
+        </w:rPr>
+        <w:t>支付</w:t>
+      </w:r>
+      <w:r>
+        <w:rPr>
+          <w:lang w:val="zh_TW" w:bidi="zh_TW"/>
+        </w:rPr>
+        <w:t>消費稅、銷售稅和人頭稅</w:t>
+      </w:r>
+      <w:r>
+        <w:rPr>
+          <w:lang w:val="zh_TW" w:bidi="zh_TW"/>
+        </w:rPr>
+        <w:t>。</w:t>
+      </w:r>
+    </w:p>
+    <w:p>
+      <w:pPr>
+        <w:pStyle w:val="Heading4"/>
+      </w:pPr>
+      <w:r>
+        <w:rPr>
+          <w:lang w:val="zh_TW" w:bidi="zh_TW"/>
+        </w:rPr>
+        <w:t>猶太法律中的稅收與實踐</w:t>
+      </w:r>
+    </w:p>
+    <w:p>
+      <w:pPr/>
+      <w:r>
+        <w:rPr>
+          <w:lang w:val="zh_TW" w:bidi="zh_TW"/>
+        </w:rPr>
+      </w:r>
+      <w:r>
+        <w:rPr>
+          <w:lang w:val="zh_TW" w:bidi="zh_TW"/>
+        </w:rPr>
+        <w:t>除了</w:t>
+      </w:r>
+      <w:r>
+        <w:rPr>
+          <w:lang w:val="zh_TW" w:bidi="zh_TW"/>
+        </w:rPr>
+        <w:t>外國的</w:t>
+      </w:r>
+      <w:r>
+        <w:rPr>
+          <w:lang w:val="zh_TW" w:bidi="zh_TW"/>
+        </w:rPr>
+        <w:t>稅外，</w:t>
+      </w:r>
+      <w:r>
+        <w:rPr>
+          <w:lang w:val="zh_TW" w:bidi="zh_TW"/>
+        </w:rPr>
+        <w:t>世界各地的猶太人，凡20歲以上的</w:t>
+      </w:r>
+      <w:r>
+        <w:rPr>
+          <w:lang w:val="zh_TW" w:bidi="zh_TW"/>
+        </w:rPr>
+        <w:t>（</w:t>
+      </w:r>
+      <w:hyperlink r:id="rId77">
+        <w:r>
+          <w:rPr>
+            <w:lang w:val="zh_TW" w:bidi="zh_TW"/>
+          </w:rPr>
+          <w:rPr>
+            <w:color w:val="0000EE"/>
+            <w:u w:val="single"/>
+          </w:rPr>
+          <w:t>出30:11–16</w:t>
+        </w:r>
+      </w:hyperlink>
+      <w:r>
+        <w:rPr>
+          <w:lang w:val="zh_TW" w:bidi="zh_TW"/>
+        </w:rPr>
+        <w:t>）</w:t>
+      </w:r>
+      <w:r>
+        <w:rPr>
+          <w:lang w:val="zh_TW" w:bidi="zh_TW"/>
+        </w:rPr>
+        <w:t>，每年都要支付半舍客勒來支持耶路撒冷的聖殿</w:t>
+      </w:r>
+      <w:r>
+        <w:rPr>
+          <w:lang w:val="zh_TW" w:bidi="zh_TW"/>
+        </w:rPr>
+        <w:t>（</w:t>
+      </w:r>
+      <w:hyperlink r:id="rId58">
+        <w:r>
+          <w:rPr>
+            <w:lang w:val="zh_TW" w:bidi="zh_TW"/>
+          </w:rPr>
+          <w:rPr>
+            <w:color w:val="0000EE"/>
+            <w:u w:val="single"/>
+          </w:rPr>
+          <w:t>太17:24</w:t>
+        </w:r>
+      </w:hyperlink>
+      <w:r>
+        <w:rPr>
+          <w:lang w:val="zh_TW" w:bidi="zh_TW"/>
+        </w:rPr>
+        <w:t>）。</w:t>
+      </w:r>
+      <w:r>
+        <w:rPr>
+          <w:lang w:val="zh_TW" w:bidi="zh_TW"/>
+        </w:rPr>
+        <w:t>即使在公元70年聖殿被毀後，這項傳統仍然持續</w:t>
+      </w:r>
+      <w:r>
+        <w:rPr>
+          <w:lang w:val="zh_TW" w:bidi="zh_TW"/>
+        </w:rPr>
+        <w:t>。耶穌</w:t>
+      </w:r>
+      <w:r>
+        <w:rPr>
+          <w:lang w:val="zh_TW" w:bidi="zh_TW"/>
+        </w:rPr>
+        <w:t>曾被問及關於這項稅收的問題</w:t>
+      </w:r>
+      <w:r>
+        <w:rPr>
+          <w:lang w:val="zh_TW" w:bidi="zh_TW"/>
+        </w:rPr>
+        <w:t>（</w:t>
+      </w:r>
+      <w:hyperlink r:id="rId78">
+        <w:r>
+          <w:rPr>
+            <w:lang w:val="zh_TW" w:bidi="zh_TW"/>
+          </w:rPr>
+          <w:rPr>
+            <w:color w:val="0000EE"/>
+            <w:u w:val="single"/>
+          </w:rPr>
+          <w:t>太17:25</w:t>
+        </w:r>
+      </w:hyperlink>
+      <w:r>
+        <w:rPr>
+          <w:lang w:val="zh_TW" w:bidi="zh_TW"/>
+        </w:rPr>
+        <w:t>），以及向羅馬繳稅</w:t>
+      </w:r>
+      <w:r>
+        <w:rPr>
+          <w:lang w:val="zh_TW" w:bidi="zh_TW"/>
+        </w:rPr>
+        <w:t>是否合法</w:t>
+      </w:r>
+      <w:r>
+        <w:rPr>
+          <w:lang w:val="zh_TW" w:bidi="zh_TW"/>
+        </w:rPr>
+        <w:t>（</w:t>
+      </w:r>
+      <w:hyperlink r:id="rId79">
+        <w:r>
+          <w:rPr>
+            <w:lang w:val="zh_TW" w:bidi="zh_TW"/>
+          </w:rPr>
+          <w:rPr>
+            <w:color w:val="0000EE"/>
+            <w:u w:val="single"/>
+          </w:rPr>
+          <w:t>太22:17</w:t>
+        </w:r>
+      </w:hyperlink>
+      <w:r>
+        <w:rPr>
+          <w:lang w:val="zh_TW" w:bidi="zh_TW"/>
+        </w:rPr>
+        <w:t>；</w:t>
+      </w:r>
+      <w:hyperlink r:id="rId80">
+        <w:r>
+          <w:rPr>
+            <w:lang w:val="zh_TW" w:bidi="zh_TW"/>
+          </w:rPr>
+          <w:rPr>
+            <w:color w:val="0000EE"/>
+            <w:u w:val="single"/>
+          </w:rPr>
+          <w:t>可12:14–15</w:t>
+        </w:r>
+      </w:hyperlink>
+      <w:r>
+        <w:rPr>
+          <w:lang w:val="zh_TW" w:bidi="zh_TW"/>
+        </w:rPr>
+        <w:t>；</w:t>
+      </w:r>
+      <w:hyperlink r:id="rId81">
+        <w:r>
+          <w:rPr>
+            <w:lang w:val="zh_TW" w:bidi="zh_TW"/>
+          </w:rPr>
+          <w:rPr>
+            <w:color w:val="0000EE"/>
+            <w:u w:val="single"/>
+          </w:rPr>
+          <w:t>路20:22</w:t>
+        </w:r>
+      </w:hyperlink>
+      <w:r>
+        <w:rPr>
+          <w:lang w:val="zh_TW" w:bidi="zh_TW"/>
+        </w:rPr>
+        <w:t>）。儘管耶穌</w:t>
+      </w:r>
+      <w:r>
+        <w:rPr>
+          <w:lang w:val="zh_TW" w:bidi="zh_TW"/>
+        </w:rPr>
+        <w:t>以著名的回答──</w:t>
+      </w:r>
+      <w:r>
+        <w:rPr>
+          <w:lang w:val="zh_TW" w:bidi="zh_TW"/>
+        </w:rPr>
+        <w:t>「</w:t>
+      </w:r>
+      <w:r>
+        <w:rPr>
+          <w:lang w:val="zh_TW" w:bidi="zh_TW"/>
+        </w:rPr>
+        <w:t>凱撒的物當歸給凱撒；神的物當歸給神</w:t>
+      </w:r>
+      <w:r>
+        <w:rPr>
+          <w:lang w:val="zh_TW" w:bidi="zh_TW"/>
+        </w:rPr>
+        <w:t>」 (</w:t>
+      </w:r>
+      <w:hyperlink r:id="rId82">
+        <w:r>
+          <w:rPr>
+            <w:lang w:val="zh_TW" w:bidi="zh_TW"/>
+          </w:rPr>
+          <w:rPr>
+            <w:color w:val="0000EE"/>
+            <w:u w:val="single"/>
+          </w:rPr>
+          <w:t>太22:21</w:t>
+        </w:r>
+      </w:hyperlink>
+      <w:r>
+        <w:rPr>
+          <w:lang w:val="zh_TW" w:bidi="zh_TW"/>
+        </w:rPr>
+        <w:t>；</w:t>
+      </w:r>
+      <w:hyperlink r:id="rId83">
+        <w:r>
+          <w:rPr>
+            <w:lang w:val="zh_TW" w:bidi="zh_TW"/>
+          </w:rPr>
+          <w:rPr>
+            <w:color w:val="0000EE"/>
+            <w:u w:val="single"/>
+          </w:rPr>
+          <w:t>可12:17</w:t>
+        </w:r>
+      </w:hyperlink>
+      <w:r>
+        <w:rPr>
+          <w:lang w:val="zh_TW" w:bidi="zh_TW"/>
+        </w:rPr>
+        <w:t>；</w:t>
+      </w:r>
+      <w:hyperlink r:id="rId84">
+        <w:r>
+          <w:rPr>
+            <w:lang w:val="zh_TW" w:bidi="zh_TW"/>
+          </w:rPr>
+          <w:rPr>
+            <w:color w:val="0000EE"/>
+            <w:u w:val="single"/>
+          </w:rPr>
+          <w:t xml:space="preserve">路 20:25) </w:t>
+        </w:r>
+      </w:hyperlink>
+      <w:r>
+        <w:rPr>
+          <w:lang w:val="zh_TW" w:bidi="zh_TW"/>
+        </w:rPr>
+        <w:t>──回應 ，但他仍在彼拉多面前被指控禁止納稅給凱撒（</w:t>
+      </w:r>
+      <w:hyperlink r:id="rId85">
+        <w:r>
+          <w:rPr>
+            <w:lang w:val="zh_TW" w:bidi="zh_TW"/>
+          </w:rPr>
+          <w:rPr>
+            <w:color w:val="0000EE"/>
+            <w:u w:val="single"/>
+          </w:rPr>
+          <w:t>路23:2</w:t>
+        </w:r>
+      </w:hyperlink>
+      <w:r>
+        <w:rPr>
+          <w:lang w:val="zh_TW" w:bidi="zh_TW"/>
+        </w:rPr>
+        <w:t>）。早期教會也支持將納稅視為公民義務（</w:t>
+      </w:r>
+      <w:hyperlink r:id="rId86">
+        <w:r>
+          <w:rPr>
+            <w:lang w:val="zh_TW" w:bidi="zh_TW"/>
+          </w:rPr>
+          <w:rPr>
+            <w:color w:val="0000EE"/>
+            <w:u w:val="single"/>
+          </w:rPr>
+          <w:t>羅13:5–7</w:t>
+        </w:r>
+      </w:hyperlink>
+      <w:r>
+        <w:rPr>
+          <w:lang w:val="zh_TW" w:bidi="zh_TW"/>
+        </w:rPr>
+        <w:t>）。</w:t>
+      </w:r>
+    </w:p>
+    <w:p>
+      <w:pPr/>
+      <w:r>
+        <w:rPr>
+          <w:lang w:val="zh_TW" w:bidi="zh_TW"/>
+        </w:rPr>
+      </w:r>
+      <w:r>
+        <w:rPr>
+          <w:i/>
+          <w:lang w:val="zh_TW" w:bidi="zh_TW"/>
+        </w:rPr>
+        <w:t>另見</w:t>
+      </w:r>
+      <w:r>
+        <w:rPr>
+          <w:lang w:val="zh_TW" w:bidi="zh_TW"/>
+        </w:rPr>
+        <w:t xml:space="preserve"> </w:t>
+      </w:r>
+      <w:r>
+        <w:rPr>
+          <w:lang w:val="zh_TW" w:bidi="zh_TW"/>
+        </w:rPr>
+        <w:t>金錢</w:t>
+      </w:r>
+      <w:r>
+        <w:rPr>
+          <w:lang w:val="zh_TW" w:bidi="zh_TW"/>
+        </w:rPr>
+        <w:t>、</w:t>
+      </w:r>
+      <w:r>
+        <w:rPr>
+          <w:lang w:val="zh_TW" w:bidi="zh_TW"/>
+        </w:rPr>
+        <w:t>銀行家，銀行業</w:t>
+      </w:r>
+      <w:r>
+        <w:rPr>
+          <w:lang w:val="zh_TW" w:bidi="zh_TW"/>
+        </w:rPr>
+        <w:t>、</w:t>
+      </w:r>
+      <w:r>
+        <w:rPr>
+          <w:lang w:val="zh_TW" w:bidi="zh_TW"/>
+        </w:rPr>
+        <w:t>稅吏</w:t>
+      </w:r>
+      <w:r>
+        <w:rPr>
+          <w:lang w:val="zh_TW" w:bidi="zh_TW"/>
+        </w:rPr>
+        <w:t>。</w:t>
+      </w:r>
+      <w:r>
+        <w:rPr>
+          <w:lang w:val="zh_TW" w:bidi="zh_TW"/>
+        </w:rPr>
+      </w:r>
+      <w:r>
+        <w:rPr>
+          <w:lang w:val="zh_TW" w:bidi="zh_TW"/>
+        </w:rPr>
+      </w:r>
+    </w:p>
+    <w:p>
+      <w:pPr/>
+      <w:r>
+        <w:rPr>
+          <w:lang w:val="zh_TW" w:bidi="zh_TW"/>
+        </w:rPr>
+      </w:r>
+    </w:p>
+    <w:p>
+      <w:pPr>
+        <w:pStyle w:val="Heading2"/>
+      </w:pPr>
+      <w:r>
+        <w:rPr>
+          <w:lang w:val="zh_TW" w:bidi="zh_TW"/>
+        </w:rPr>
+        <w:t>睡覺</w:t>
+      </w:r>
+      <w:r>
+        <w:rPr>
+          <w:lang w:val="zh_TW" w:bidi="zh_TW"/>
+        </w:rPr>
+      </w:r>
+    </w:p>
+    <w:p>
+      <w:pPr/>
+      <w:r>
+        <w:rPr>
+          <w:lang w:val="zh_TW" w:bidi="zh_TW"/>
+        </w:rPr>
+      </w:r>
+      <w:r>
+        <w:rPr>
+          <w:lang w:val="zh_TW" w:bidi="zh_TW"/>
+        </w:rPr>
+        <w:t>身心的自然休息狀態。在聖經中，睡覺可以有三個意義：</w:t>
       </w:r>
     </w:p>
     <w:p>
@@ -798,7 +2940,7 @@
         <w:rPr>
           <w:lang w:val="zh_TW" w:bidi="zh_TW"/>
         </w:rPr>
-        <w:t>它提供了對書面律法的解釋。根據拉比的說法，口傳律法使遵守書面律法成為可能。沒有口傳律法，就不可能遵守書面律法。這方面的一個好例子可以在聖經的安息日律法中找到。大家都知道人們不應該在安息日工作。然而，拉比們說需要口傳律法來解釋「工作」實際上是什麼意思。</w:t>
+        <w:t>身體的休息</w:t>
       </w:r>
     </w:p>
     <w:p>
@@ -816,7 +2958,36 @@
         <w:rPr>
           <w:lang w:val="zh_TW" w:bidi="zh_TW"/>
         </w:rPr>
-        <w:t>口傳律法的第二個目的在於更新和調整成文律法以適應新的情況。口傳律法旨在使成文律法適用於每一代人。沒有口傳律法，人們可能會認為成文律法已然過時。</w:t>
+        <w:t>道德或屬靈上無所作為</w:t>
+      </w:r>
+    </w:p>
+    <w:p>
+      <w:pPr>
+        <w:pStyle w:val="ListNumber"/>
+        <w:spacing w:line="240" w:lineRule="auto"/>
+        <w:ind w:left="720"/>
+      </w:pPr>
+      <w:r>
+        <w:rPr>
+          <w:lang w:val="zh_TW" w:bidi="zh_TW"/>
+        </w:rPr>
+      </w:r>
+      <w:r>
+        <w:rPr>
+          <w:lang w:val="zh_TW" w:bidi="zh_TW"/>
+        </w:rPr>
+        <w:t>死亡</w:t>
+      </w:r>
+    </w:p>
+    <w:p>
+      <w:pPr>
+        <w:pStyle w:val="Heading3"/>
+      </w:pPr>
+      <w:r>
+        <w:rPr>
+          <w:lang w:val="zh_TW" w:bidi="zh_TW"/>
+        </w:rPr>
+        <w:t>睡覺作為身體的需求</w:t>
       </w:r>
     </w:p>
     <w:p>
@@ -830,7 +3001,187 @@
         <w:rPr>
           <w:lang w:val="zh_TW" w:bidi="zh_TW"/>
         </w:rPr>
-        <w:t>因此，口傳律法幫助人們理解什麼不應該做，以及良好的猶太教信仰應該是如何的樣貌。</w:t>
+        <w:t>人類身體所需的睡眠，被視為神所賜予珍貴的禮物（</w:t>
+      </w:r>
+      <w:hyperlink r:id="rId87">
+        <w:r>
+          <w:rPr>
+            <w:lang w:val="zh_TW" w:bidi="zh_TW"/>
+          </w:rPr>
+          <w:rPr>
+            <w:color w:val="0000EE"/>
+            <w:u w:val="single"/>
+          </w:rPr>
+          <w:t>詩4:8</w:t>
+        </w:r>
+      </w:hyperlink>
+      <w:r>
+        <w:rPr>
+          <w:lang w:val="zh_TW" w:bidi="zh_TW"/>
+        </w:rPr>
+        <w:t>，</w:t>
+      </w:r>
+      <w:hyperlink r:id="rId88">
+        <w:r>
+          <w:rPr>
+            <w:lang w:val="zh_TW" w:bidi="zh_TW"/>
+          </w:rPr>
+          <w:rPr>
+            <w:color w:val="0000EE"/>
+            <w:u w:val="single"/>
+          </w:rPr>
+          <w:t>127:2</w:t>
+        </w:r>
+      </w:hyperlink>
+      <w:r>
+        <w:rPr>
+          <w:lang w:val="zh_TW" w:bidi="zh_TW"/>
+        </w:rPr>
+        <w:t>）。神可以選擇某人，使他失眠，以達成祂的目的（</w:t>
+      </w:r>
+      <w:hyperlink r:id="rId89">
+        <w:r>
+          <w:rPr>
+            <w:lang w:val="zh_TW" w:bidi="zh_TW"/>
+          </w:rPr>
+          <w:rPr>
+            <w:color w:val="0000EE"/>
+            <w:u w:val="single"/>
+          </w:rPr>
+          <w:t>斯6:1</w:t>
+        </w:r>
+      </w:hyperlink>
+      <w:r>
+        <w:rPr>
+          <w:lang w:val="zh_TW" w:bidi="zh_TW"/>
+        </w:rPr>
+        <w:t>；</w:t>
+      </w:r>
+      <w:hyperlink r:id="rId90">
+        <w:r>
+          <w:rPr>
+            <w:lang w:val="zh_TW" w:bidi="zh_TW"/>
+          </w:rPr>
+          <w:rPr>
+            <w:color w:val="0000EE"/>
+            <w:u w:val="single"/>
+          </w:rPr>
+          <w:t>但6:18</w:t>
+        </w:r>
+      </w:hyperlink>
+      <w:r>
+        <w:rPr>
+          <w:lang w:val="zh_TW" w:bidi="zh_TW"/>
+        </w:rPr>
+        <w:t>）。神也可能賜人沉睡（</w:t>
+      </w:r>
+      <w:hyperlink r:id="rId91">
+        <w:r>
+          <w:rPr>
+            <w:lang w:val="zh_TW" w:bidi="zh_TW"/>
+          </w:rPr>
+          <w:rPr>
+            <w:color w:val="0000EE"/>
+            <w:u w:val="single"/>
+          </w:rPr>
+          <w:t>創2:21</w:t>
+        </w:r>
+      </w:hyperlink>
+      <w:r>
+        <w:rPr>
+          <w:lang w:val="zh_TW" w:bidi="zh_TW"/>
+        </w:rPr>
+        <w:t>，</w:t>
+      </w:r>
+      <w:hyperlink r:id="rId92">
+        <w:r>
+          <w:rPr>
+            <w:lang w:val="zh_TW" w:bidi="zh_TW"/>
+          </w:rPr>
+          <w:rPr>
+            <w:color w:val="0000EE"/>
+            <w:u w:val="single"/>
+          </w:rPr>
+          <w:t>15:12</w:t>
+        </w:r>
+      </w:hyperlink>
+      <w:r>
+        <w:rPr>
+          <w:lang w:val="zh_TW" w:bidi="zh_TW"/>
+        </w:rPr>
+        <w:t>；</w:t>
+      </w:r>
+      <w:hyperlink r:id="rId93">
+        <w:r>
+          <w:rPr>
+            <w:lang w:val="zh_TW" w:bidi="zh_TW"/>
+          </w:rPr>
+          <w:rPr>
+            <w:color w:val="0000EE"/>
+            <w:u w:val="single"/>
+          </w:rPr>
+          <w:t>撒上26:12</w:t>
+        </w:r>
+      </w:hyperlink>
+      <w:r>
+        <w:rPr>
+          <w:lang w:val="zh_TW" w:bidi="zh_TW"/>
+        </w:rPr>
+        <w:t>）。人在睡覺時，神可能會在夢或異象中顯示祂的旨意（例如：</w:t>
+      </w:r>
+      <w:hyperlink r:id="rId94">
+        <w:r>
+          <w:rPr>
+            <w:lang w:val="zh_TW" w:bidi="zh_TW"/>
+          </w:rPr>
+          <w:rPr>
+            <w:color w:val="0000EE"/>
+            <w:u w:val="single"/>
+          </w:rPr>
+          <w:t>創28:11–16</w:t>
+        </w:r>
+      </w:hyperlink>
+      <w:r>
+        <w:rPr>
+          <w:lang w:val="zh_TW" w:bidi="zh_TW"/>
+        </w:rPr>
+        <w:t>；</w:t>
+      </w:r>
+      <w:hyperlink r:id="rId95">
+        <w:r>
+          <w:rPr>
+            <w:lang w:val="zh_TW" w:bidi="zh_TW"/>
+          </w:rPr>
+          <w:rPr>
+            <w:color w:val="0000EE"/>
+            <w:u w:val="single"/>
+          </w:rPr>
+          <w:t>伯4:13–17</w:t>
+        </w:r>
+      </w:hyperlink>
+      <w:r>
+        <w:rPr>
+          <w:lang w:val="zh_TW" w:bidi="zh_TW"/>
+        </w:rPr>
+        <w:t>；</w:t>
+      </w:r>
+      <w:hyperlink r:id="rId96">
+        <w:r>
+          <w:rPr>
+            <w:lang w:val="zh_TW" w:bidi="zh_TW"/>
+          </w:rPr>
+          <w:rPr>
+            <w:color w:val="0000EE"/>
+            <w:u w:val="single"/>
+          </w:rPr>
+          <w:t>太1:20–24</w:t>
+        </w:r>
+      </w:hyperlink>
+      <w:r>
+        <w:rPr>
+          <w:lang w:val="zh_TW" w:bidi="zh_TW"/>
+        </w:rPr>
+        <w:t>）。</w:t>
       </w:r>
     </w:p>
     <w:p>
@@ -844,18 +3195,84 @@
         <w:rPr>
           <w:lang w:val="zh_TW" w:bidi="zh_TW"/>
         </w:rPr>
-        <w:t>每一個世代都面臨新的社會、政治和經濟情況。這意味著神的話語需要以新的方式來應用。然而，神的話語本身不應該僅僅為了迎合人們的需求或解決新問題而改變。我們在公元一世紀看到了這個例子。耶穌批評猶太領袖將他們的口述傳統置於神的話語之上（</w:t>
-      </w:r>
-      <w:hyperlink r:id="rId22">
-        <w:r>
-          <w:rPr>
-            <w:lang w:val="zh_TW" w:bidi="zh_TW"/>
-          </w:rPr>
-          <w:rPr>
-            <w:color w:val="0000EE"/>
-            <w:u w:val="single"/>
-          </w:rPr>
-          <w:t>馬可福音7:9–13</w:t>
+        <w:t>箴言警告，人若沉迷睡覺，會導致生命缺乏紀律。例如，有一則箴言說：「</w:t>
+      </w:r>
+      <w:r>
+        <w:rPr>
+          <w:lang w:val="zh_TW" w:bidi="zh_TW"/>
+        </w:rPr>
+        <w:t>不要貪睡，免致貧窮； 眼要睜開，你就吃飽。</w:t>
+      </w:r>
+      <w:r>
+        <w:rPr>
+          <w:lang w:val="zh_TW" w:bidi="zh_TW"/>
+        </w:rPr>
+        <w:t>」（</w:t>
+      </w:r>
+      <w:hyperlink r:id="rId97">
+        <w:r>
+          <w:rPr>
+            <w:lang w:val="zh_TW" w:bidi="zh_TW"/>
+          </w:rPr>
+          <w:rPr>
+            <w:color w:val="0000EE"/>
+            <w:u w:val="single"/>
+          </w:rPr>
+          <w:t>箴20:13</w:t>
+        </w:r>
+      </w:hyperlink>
+      <w:r>
+        <w:rPr>
+          <w:lang w:val="zh_TW" w:bidi="zh_TW"/>
+        </w:rPr>
+        <w:t>；另見</w:t>
+      </w:r>
+      <w:hyperlink r:id="rId98">
+        <w:r>
+          <w:rPr>
+            <w:lang w:val="zh_TW" w:bidi="zh_TW"/>
+          </w:rPr>
+          <w:rPr>
+            <w:color w:val="0000EE"/>
+            <w:u w:val="single"/>
+          </w:rPr>
+          <w:t>6:9–11</w:t>
+        </w:r>
+      </w:hyperlink>
+      <w:r>
+        <w:rPr>
+          <w:lang w:val="zh_TW" w:bidi="zh_TW"/>
+        </w:rPr>
+        <w:t>，</w:t>
+      </w:r>
+      <w:hyperlink r:id="rId99">
+        <w:r>
+          <w:rPr>
+            <w:lang w:val="zh_TW" w:bidi="zh_TW"/>
+          </w:rPr>
+          <w:rPr>
+            <w:color w:val="0000EE"/>
+            <w:u w:val="single"/>
+          </w:rPr>
+          <w:t>10:5</w:t>
+        </w:r>
+      </w:hyperlink>
+      <w:r>
+        <w:rPr>
+          <w:lang w:val="zh_TW" w:bidi="zh_TW"/>
+        </w:rPr>
+        <w:t>，</w:t>
+      </w:r>
+      <w:hyperlink r:id="rId100">
+        <w:r>
+          <w:rPr>
+            <w:lang w:val="zh_TW" w:bidi="zh_TW"/>
+          </w:rPr>
+          <w:rPr>
+            <w:color w:val="0000EE"/>
+            <w:u w:val="single"/>
+          </w:rPr>
+          <w:t>24:32–34</w:t>
         </w:r>
       </w:hyperlink>
       <w:r>
@@ -873,7 +3290,7 @@
         <w:rPr>
           <w:lang w:val="zh_TW" w:bidi="zh_TW"/>
         </w:rPr>
-        <w:t>塔木德的早期形式</w:t>
+        <w:t>睡眠作為道德或屬靈的無所作為</w:t>
       </w:r>
     </w:p>
     <w:p>
@@ -887,16 +3304,108 @@
         <w:rPr>
           <w:lang w:val="zh_TW" w:bidi="zh_TW"/>
         </w:rPr>
-        <w:t>最早教授口傳律法的方法之一是透過米大示（Midrash），意思是「解釋」。米大示是一種對聖經經文的註釋（解釋或觀察）。米大示有兩種類型：</w:t>
+        <w:t>從象徵角度來說，睡眠用來表達懶惰、粗心和不活躍。</w:t>
+      </w:r>
+      <w:hyperlink r:id="rId101">
+        <w:r>
+          <w:rPr>
+            <w:lang w:val="zh_TW" w:bidi="zh_TW"/>
+          </w:rPr>
+          <w:rPr>
+            <w:color w:val="0000EE"/>
+            <w:u w:val="single"/>
+          </w:rPr>
+          <w:t>以賽亞書五十六章10節</w:t>
+        </w:r>
+      </w:hyperlink>
+      <w:r>
+        <w:rPr>
+          <w:lang w:val="zh_TW" w:bidi="zh_TW"/>
+        </w:rPr>
+        <w:t>提到未盡責成為領袖，帶領神子民的人：「</w:t>
+      </w:r>
+      <w:r>
+        <w:rPr>
+          <w:lang w:val="zh_TW" w:bidi="zh_TW"/>
+        </w:rPr>
+        <w:t>他看守的人是瞎眼的</w:t>
+      </w:r>
+      <w:r>
+        <w:rPr>
+          <w:lang w:val="zh_TW" w:bidi="zh_TW"/>
+        </w:rPr>
+        <w:t>......</w:t>
+      </w:r>
+      <w:r>
+        <w:rPr>
+          <w:lang w:val="zh_TW" w:bidi="zh_TW"/>
+        </w:rPr>
+        <w:t>但知做夢，躺臥，貪睡</w:t>
+      </w:r>
+      <w:r>
+        <w:rPr>
+          <w:lang w:val="zh_TW" w:bidi="zh_TW"/>
+        </w:rPr>
+        <w:t>」。在新約聖經中，主的僕人應保持警醒，以便他們的主人來時，不會發現他們在睡覺（</w:t>
+      </w:r>
+      <w:hyperlink r:id="rId102">
+        <w:r>
+          <w:rPr>
+            <w:lang w:val="zh_TW" w:bidi="zh_TW"/>
+          </w:rPr>
+          <w:rPr>
+            <w:color w:val="0000EE"/>
+            <w:u w:val="single"/>
+          </w:rPr>
+          <w:t>可13:35–37</w:t>
+        </w:r>
+      </w:hyperlink>
+      <w:r>
+        <w:rPr>
+          <w:lang w:val="zh_TW" w:bidi="zh_TW"/>
+        </w:rPr>
+        <w:t>；另見</w:t>
+      </w:r>
+      <w:hyperlink r:id="rId103">
+        <w:r>
+          <w:rPr>
+            <w:lang w:val="zh_TW" w:bidi="zh_TW"/>
+          </w:rPr>
+          <w:rPr>
+            <w:color w:val="0000EE"/>
+            <w:u w:val="single"/>
+          </w:rPr>
+          <w:t>太25:1–13</w:t>
+        </w:r>
+      </w:hyperlink>
+      <w:r>
+        <w:rPr>
+          <w:lang w:val="zh_TW" w:bidi="zh_TW"/>
+        </w:rPr>
+        <w:t>，</w:t>
+      </w:r>
+      <w:hyperlink r:id="rId104">
+        <w:r>
+          <w:rPr>
+            <w:lang w:val="zh_TW" w:bidi="zh_TW"/>
+          </w:rPr>
+          <w:rPr>
+            <w:color w:val="0000EE"/>
+            <w:u w:val="single"/>
+          </w:rPr>
+          <w:t>26:40–46</w:t>
+        </w:r>
+      </w:hyperlink>
+      <w:r>
+        <w:rPr>
+          <w:lang w:val="zh_TW" w:bidi="zh_TW"/>
+        </w:rPr>
+        <w:t>）。在新約聖經的書信中，保羅經常提醒信徒應在屬靈上警醒：</w:t>
       </w:r>
     </w:p>
     <w:p>
       <w:pPr>
-        <w:pStyle w:val="ListNumber"/>
-        <w:numPr>
-          <w:ilvl w:val="0"/>
-          <w:numId w:val="15"/>
-        </w:numPr>
+        <w:pStyle w:val="ListBullet"/>
         <w:spacing w:line="240" w:lineRule="auto"/>
         <w:ind w:left="720"/>
       </w:pPr>
@@ -907,21 +3416,44 @@
       </w:r>
       <w:r>
         <w:rPr>
-          <w:b/>
-          <w:lang w:val="zh_TW" w:bidi="zh_TW"/>
-        </w:rPr>
-        <w:t>米大示哈拉卡：</w:t>
-      </w:r>
-      <w:r>
-        <w:rPr>
-          <w:lang w:val="zh_TW" w:bidi="zh_TW"/>
-        </w:rPr>
-        <w:t>解釋舊約聖經中的律法部分，著重於如何活。</w:t>
+          <w:lang w:val="zh_TW" w:bidi="zh_TW"/>
+        </w:rPr>
+        <w:t>「</w:t>
+      </w:r>
+      <w:r>
+        <w:rPr>
+          <w:lang w:val="zh_TW" w:bidi="zh_TW"/>
+        </w:rPr>
+        <w:t>你這睡着的人當醒過來， 從死裏復活！基督就要光照你了。</w:t>
+      </w:r>
+      <w:r>
+        <w:rPr>
+          <w:lang w:val="zh_TW" w:bidi="zh_TW"/>
+        </w:rPr>
+        <w:t>」（</w:t>
+      </w:r>
+      <w:hyperlink r:id="rId105">
+        <w:r>
+          <w:rPr>
+            <w:lang w:val="zh_TW" w:bidi="zh_TW"/>
+          </w:rPr>
+          <w:rPr>
+            <w:color w:val="0000EE"/>
+            <w:u w:val="single"/>
+          </w:rPr>
+          <w:t>弗5:14</w:t>
+        </w:r>
+      </w:hyperlink>
+      <w:r>
+        <w:rPr>
+          <w:lang w:val="zh_TW" w:bidi="zh_TW"/>
+        </w:rPr>
+        <w:t>）。</w:t>
       </w:r>
     </w:p>
     <w:p>
       <w:pPr>
-        <w:pStyle w:val="ListNumber"/>
+        <w:pStyle w:val="ListBullet"/>
         <w:spacing w:line="240" w:lineRule="auto"/>
         <w:ind w:left="720"/>
       </w:pPr>
@@ -932,16 +3464,50 @@
       </w:r>
       <w:r>
         <w:rPr>
-          <w:b/>
-          <w:lang w:val="zh_TW" w:bidi="zh_TW"/>
-        </w:rPr>
-        <w:t>米大示哈加達：</w:t>
-      </w:r>
-      <w:r>
-        <w:rPr>
-          <w:lang w:val="zh_TW" w:bidi="zh_TW"/>
-        </w:rPr>
-        <w:t>解釋非律法部分，如倫理和熱心所在，意思是「敘述」。</w:t>
+          <w:lang w:val="zh_TW" w:bidi="zh_TW"/>
+        </w:rPr>
+        <w:t>「</w:t>
+      </w:r>
+      <w:r>
+        <w:rPr>
+          <w:lang w:val="zh_TW" w:bidi="zh_TW"/>
+        </w:rPr>
+        <w:t>所以，我們不要睡覺像別人一樣，總要警醒謹守。</w:t>
+      </w:r>
+      <w:r>
+        <w:rPr>
+          <w:lang w:val="zh_TW" w:bidi="zh_TW"/>
+        </w:rPr>
+        <w:t>」（</w:t>
+      </w:r>
+      <w:hyperlink r:id="rId106">
+        <w:r>
+          <w:rPr>
+            <w:lang w:val="zh_TW" w:bidi="zh_TW"/>
+          </w:rPr>
+          <w:rPr>
+            <w:color w:val="0000EE"/>
+            <w:u w:val="single"/>
+          </w:rPr>
+          <w:t>帖前5:6</w:t>
+        </w:r>
+      </w:hyperlink>
+      <w:r>
+        <w:rPr>
+          <w:lang w:val="zh_TW" w:bidi="zh_TW"/>
+        </w:rPr>
+        <w:t>）。</w:t>
+      </w:r>
+    </w:p>
+    <w:p>
+      <w:pPr>
+        <w:pStyle w:val="Heading3"/>
+      </w:pPr>
+      <w:r>
+        <w:rPr>
+          <w:lang w:val="zh_TW" w:bidi="zh_TW"/>
+        </w:rPr>
+        <w:t>睡眠如同死亡</w:t>
       </w:r>
     </w:p>
     <w:p>
@@ -955,43 +3521,43 @@
         <w:rPr>
           <w:lang w:val="zh_TW" w:bidi="zh_TW"/>
         </w:rPr>
-        <w:t>以斯拉和接受教導的同伴在公元前444年在耶路撒冷城牆完成時，使用了米大示。他們「使百姓明白律法；百姓都站在自己的地方。他們清清楚楚地念神的律法書，講明意思，使百姓明白所念的」(</w:t>
-      </w:r>
-      <w:hyperlink r:id="rId23">
-        <w:r>
-          <w:rPr>
-            <w:lang w:val="zh_TW" w:bidi="zh_TW"/>
-          </w:rPr>
-          <w:rPr>
-            <w:color w:val="0000EE"/>
-            <w:u w:val="single"/>
-          </w:rPr>
-          <w:t>尼希米記8:7</w:t>
-        </w:r>
-      </w:hyperlink>
-      <w:r>
-        <w:rPr>
-          <w:lang w:val="zh_TW" w:bidi="zh_TW"/>
-        </w:rPr>
-        <w:t>–</w:t>
-      </w:r>
-      <w:hyperlink r:id="rId23">
-        <w:r>
-          <w:rPr>
-            <w:lang w:val="zh_TW" w:bidi="zh_TW"/>
-          </w:rPr>
-          <w:rPr>
-            <w:color w:val="0000EE"/>
-            <w:u w:val="single"/>
-          </w:rPr>
-          <w:t>8</w:t>
-        </w:r>
-      </w:hyperlink>
-      <w:r>
-        <w:rPr>
-          <w:lang w:val="zh_TW" w:bidi="zh_TW"/>
-        </w:rPr>
-        <w:t>)。</w:t>
+        <w:t>聖經經常將死亡比作睡眠。在舊約聖經中，當一個人去世時，通常說他與他的列祖同睡（例如</w:t>
+      </w:r>
+      <w:hyperlink r:id="rId107">
+        <w:r>
+          <w:rPr>
+            <w:lang w:val="zh_TW" w:bidi="zh_TW"/>
+          </w:rPr>
+          <w:rPr>
+            <w:color w:val="0000EE"/>
+            <w:u w:val="single"/>
+          </w:rPr>
+          <w:t>申31:16</w:t>
+        </w:r>
+      </w:hyperlink>
+      <w:r>
+        <w:rPr>
+          <w:lang w:val="zh_TW" w:bidi="zh_TW"/>
+        </w:rPr>
+        <w:t>；</w:t>
+      </w:r>
+      <w:hyperlink r:id="rId108">
+        <w:r>
+          <w:rPr>
+            <w:lang w:val="zh_TW" w:bidi="zh_TW"/>
+          </w:rPr>
+          <w:rPr>
+            <w:color w:val="0000EE"/>
+            <w:u w:val="single"/>
+          </w:rPr>
+          <w:t>撒下7:12</w:t>
+        </w:r>
+      </w:hyperlink>
+      <w:r>
+        <w:rPr>
+          <w:lang w:val="zh_TW" w:bidi="zh_TW"/>
+        </w:rPr>
+        <w:t>）。</w:t>
       </w:r>
     </w:p>
     <w:p>
@@ -1005,7 +3571,127 @@
         <w:rPr>
           <w:lang w:val="zh_TW" w:bidi="zh_TW"/>
         </w:rPr>
-        <w:t>在以斯拉之後，許多教師使用這種米大示的方法。這些宗教領袖被稱為經師（Soferim，「守書人」或「文士」），直到大約公元前200年。他們有時被稱為「大會堂」。他們教導以色列要避免崇拜假神或忘記神的律法。</w:t>
+        <w:t>耶穌將死亡比作睡眠（</w:t>
+      </w:r>
+      <w:hyperlink r:id="rId109">
+        <w:r>
+          <w:rPr>
+            <w:lang w:val="zh_TW" w:bidi="zh_TW"/>
+          </w:rPr>
+          <w:rPr>
+            <w:color w:val="0000EE"/>
+            <w:u w:val="single"/>
+          </w:rPr>
+          <w:t>太9:24</w:t>
+        </w:r>
+      </w:hyperlink>
+      <w:r>
+        <w:rPr>
+          <w:lang w:val="zh_TW" w:bidi="zh_TW"/>
+        </w:rPr>
+        <w:t>；</w:t>
+      </w:r>
+      <w:hyperlink r:id="rId110">
+        <w:r>
+          <w:rPr>
+            <w:lang w:val="zh_TW" w:bidi="zh_TW"/>
+          </w:rPr>
+          <w:rPr>
+            <w:color w:val="0000EE"/>
+            <w:u w:val="single"/>
+          </w:rPr>
+          <w:t>約11:11</w:t>
+        </w:r>
+      </w:hyperlink>
+      <w:r>
+        <w:rPr>
+          <w:lang w:val="zh_TW" w:bidi="zh_TW"/>
+        </w:rPr>
+        <w:t>），使徒保羅也是如此（</w:t>
+      </w:r>
+      <w:hyperlink r:id="rId111">
+        <w:r>
+          <w:rPr>
+            <w:lang w:val="zh_TW" w:bidi="zh_TW"/>
+          </w:rPr>
+          <w:rPr>
+            <w:color w:val="0000EE"/>
+            <w:u w:val="single"/>
+          </w:rPr>
+          <w:t>林前11:30</w:t>
+        </w:r>
+      </w:hyperlink>
+      <w:r>
+        <w:rPr>
+          <w:lang w:val="zh_TW" w:bidi="zh_TW"/>
+        </w:rPr>
+        <w:t>，</w:t>
+      </w:r>
+      <w:hyperlink r:id="rId112">
+        <w:r>
+          <w:rPr>
+            <w:lang w:val="zh_TW" w:bidi="zh_TW"/>
+          </w:rPr>
+          <w:rPr>
+            <w:color w:val="0000EE"/>
+            <w:u w:val="single"/>
+          </w:rPr>
+          <w:t>15:20、51</w:t>
+        </w:r>
+      </w:hyperlink>
+      <w:r>
+        <w:rPr>
+          <w:lang w:val="zh_TW" w:bidi="zh_TW"/>
+        </w:rPr>
+        <w:t>；</w:t>
+      </w:r>
+      <w:hyperlink r:id="rId113">
+        <w:r>
+          <w:rPr>
+            <w:lang w:val="zh_TW" w:bidi="zh_TW"/>
+          </w:rPr>
+          <w:rPr>
+            <w:color w:val="0000EE"/>
+            <w:u w:val="single"/>
+          </w:rPr>
+          <w:t>帖前4:13–14</w:t>
+        </w:r>
+      </w:hyperlink>
+      <w:r>
+        <w:rPr>
+          <w:lang w:val="zh_TW" w:bidi="zh_TW"/>
+        </w:rPr>
+        <w:t>）。這些陳述中顯示了死亡的暫時性，因此它被稱為睡眠。甚至</w:t>
+      </w:r>
+      <w:hyperlink r:id="rId114">
+        <w:r>
+          <w:rPr>
+            <w:lang w:val="zh_TW" w:bidi="zh_TW"/>
+          </w:rPr>
+          <w:rPr>
+            <w:color w:val="0000EE"/>
+            <w:u w:val="single"/>
+          </w:rPr>
+          <w:t>但以理書十二章二節</w:t>
+        </w:r>
+      </w:hyperlink>
+      <w:r>
+        <w:rPr>
+          <w:lang w:val="zh_TW" w:bidi="zh_TW"/>
+        </w:rPr>
+        <w:t>也說死亡是睡眠，「</w:t>
+      </w:r>
+      <w:r>
+        <w:rPr>
+          <w:lang w:val="zh_TW" w:bidi="zh_TW"/>
+        </w:rPr>
+        <w:t>睡在塵埃中的，必有多人復醒。其中有得永生的，有受羞辱永遠被憎惡的。</w:t>
+      </w:r>
+      <w:r>
+        <w:rPr>
+          <w:lang w:val="zh_TW" w:bidi="zh_TW"/>
+        </w:rPr>
+        <w:t>」</w:t>
       </w:r>
     </w:p>
     <w:p>
@@ -1019,176 +3705,91 @@
         <w:rPr>
           <w:lang w:val="zh_TW" w:bidi="zh_TW"/>
         </w:rPr>
-        <w:t>經師之後是哈西典（「虔誠者」），他們試圖鼓勵宗教委身。哈西典之後是公元前128年的法利賽人（「分離者」）。所有這些群體都對米大示方法有所貢獻。</w:t>
-      </w:r>
-    </w:p>
-    <w:p>
-      <w:pPr/>
-      <w:r>
-        <w:rPr>
-          <w:lang w:val="zh_TW" w:bidi="zh_TW"/>
-        </w:rPr>
-      </w:r>
-      <w:r>
-        <w:rPr>
-          <w:lang w:val="zh_TW" w:bidi="zh_TW"/>
-        </w:rPr>
-        <w:t>隨著時間的推移，需要記住的材料越來越多。人們通過不斷重複來學習。這種新方法被稱為米示拿（Mishnah），意思是「重複」。米示拿的教師被稱為他拿念（Tannaim），意思是「口頭傳授者」。</w:t>
-      </w:r>
-    </w:p>
-    <w:p>
-      <w:pPr/>
-      <w:r>
-        <w:rPr>
-          <w:lang w:val="zh_TW" w:bidi="zh_TW"/>
-        </w:rPr>
-      </w:r>
-      <w:r>
-        <w:rPr>
-          <w:lang w:val="zh_TW" w:bidi="zh_TW"/>
-        </w:rPr>
-        <w:t>米大示和米示拿都被使用了許多年。口傳律法最終發展龐大到人們難以學習和記憶的地步。因此，它被書寫記錄下來。後來的拉比對米示拿進行了詳細的討論和解釋。這些討論被稱為革馬拉（Gemara，意為「完成」）。與最初的口傳律法一樣，革馬拉也是先口述傳承，然後才文字記錄。革馬拉和米示拿一起組成了塔木德。</w:t>
-      </w:r>
-    </w:p>
-    <w:p>
-      <w:pPr/>
-      <w:r>
-        <w:rPr>
-          <w:lang w:val="zh_TW" w:bidi="zh_TW"/>
-        </w:rPr>
-      </w:r>
-      <w:r>
-        <w:rPr>
-          <w:i/>
-          <w:lang w:val="zh_TW" w:bidi="zh_TW"/>
-        </w:rPr>
-        <w:t>另見</w:t>
-      </w:r>
-      <w:r>
-        <w:rPr>
-          <w:lang w:val="zh_TW" w:bidi="zh_TW"/>
-        </w:rPr>
-        <w:t xml:space="preserve"> </w:t>
-      </w:r>
-      <w:r>
-        <w:rPr>
-          <w:lang w:val="zh_TW" w:bidi="zh_TW"/>
-        </w:rPr>
-        <w:t>革馬拉</w:t>
-      </w:r>
+        <w:t>新約聖經中的其他段落更為具體，包括</w:t>
+      </w:r>
+      <w:hyperlink r:id="rId115">
+        <w:r>
+          <w:rPr>
+            <w:lang w:val="zh_TW" w:bidi="zh_TW"/>
+          </w:rPr>
+          <w:rPr>
+            <w:color w:val="0000EE"/>
+            <w:u w:val="single"/>
+          </w:rPr>
+          <w:t>路加福音二十三章43節</w:t>
+        </w:r>
+      </w:hyperlink>
       <w:r>
         <w:rPr>
           <w:lang w:val="zh_TW" w:bidi="zh_TW"/>
         </w:rPr>
         <w:t>；</w:t>
       </w:r>
-      <w:r>
-        <w:rPr>
-          <w:lang w:val="zh_TW" w:bidi="zh_TW"/>
-        </w:rPr>
-        <w:t>哈加達</w:t>
-      </w:r>
+      <w:hyperlink r:id="rId116">
+        <w:r>
+          <w:rPr>
+            <w:lang w:val="zh_TW" w:bidi="zh_TW"/>
+          </w:rPr>
+          <w:rPr>
+            <w:color w:val="0000EE"/>
+            <w:u w:val="single"/>
+          </w:rPr>
+          <w:t>哥林多後書五章8節</w:t>
+        </w:r>
+      </w:hyperlink>
       <w:r>
         <w:rPr>
           <w:lang w:val="zh_TW" w:bidi="zh_TW"/>
         </w:rPr>
         <w:t>；</w:t>
       </w:r>
-      <w:r>
-        <w:rPr>
-          <w:lang w:val="zh_TW" w:bidi="zh_TW"/>
-        </w:rPr>
-        <w:t>哈拉卡</w:t>
-      </w:r>
-      <w:r>
-        <w:rPr>
-          <w:lang w:val="zh_TW" w:bidi="zh_TW"/>
-        </w:rPr>
-        <w:t>；</w:t>
-      </w:r>
-      <w:r>
-        <w:rPr>
-          <w:lang w:val="zh_TW" w:bidi="zh_TW"/>
-        </w:rPr>
-        <w:t>聖經中的法律概念</w:t>
-      </w:r>
-      <w:r>
-        <w:rPr>
-          <w:lang w:val="zh_TW" w:bidi="zh_TW"/>
-        </w:rPr>
-        <w:t>；</w:t>
-      </w:r>
-      <w:r>
-        <w:rPr>
-          <w:lang w:val="zh_TW" w:bidi="zh_TW"/>
-        </w:rPr>
-        <w:t>米大示</w:t>
-      </w:r>
-      <w:r>
-        <w:rPr>
-          <w:lang w:val="zh_TW" w:bidi="zh_TW"/>
-        </w:rPr>
-        <w:t>；</w:t>
-      </w:r>
-      <w:r>
-        <w:rPr>
-          <w:lang w:val="zh_TW" w:bidi="zh_TW"/>
-        </w:rPr>
-        <w:t>米示拿</w:t>
-      </w:r>
-      <w:r>
-        <w:rPr>
-          <w:lang w:val="zh_TW" w:bidi="zh_TW"/>
-        </w:rPr>
-        <w:t>；</w:t>
-      </w:r>
-      <w:r>
-        <w:rPr>
-          <w:lang w:val="zh_TW" w:bidi="zh_TW"/>
-        </w:rPr>
-        <w:t>法利賽人</w:t>
-      </w:r>
-      <w:r>
-        <w:rPr>
-          <w:lang w:val="zh_TW" w:bidi="zh_TW"/>
-        </w:rPr>
-        <w:t>；</w:t>
-      </w:r>
-      <w:r>
-        <w:rPr>
-          <w:lang w:val="zh_TW" w:bidi="zh_TW"/>
-        </w:rPr>
-        <w:t>妥拉</w:t>
-      </w:r>
-      <w:r>
-        <w:rPr>
-          <w:lang w:val="zh_TW" w:bidi="zh_TW"/>
-        </w:rPr>
-        <w:t>；</w:t>
-      </w:r>
-      <w:r>
-        <w:rPr>
-          <w:lang w:val="zh_TW" w:bidi="zh_TW"/>
-        </w:rPr>
-        <w:t>傳統</w:t>
-      </w:r>
-      <w:r>
-        <w:rPr>
-          <w:lang w:val="zh_TW" w:bidi="zh_TW"/>
-        </w:rPr>
-        <w:t>；</w:t>
-      </w:r>
-      <w:r>
-        <w:rPr>
-          <w:lang w:val="zh_TW" w:bidi="zh_TW"/>
-        </w:rPr>
-        <w:t>口頭傳統</w:t>
-      </w:r>
-      <w:r>
-        <w:rPr>
-          <w:lang w:val="zh_TW" w:bidi="zh_TW"/>
-        </w:rPr>
-        <w:t>。</w:t>
+      <w:hyperlink r:id="rId117">
+        <w:r>
+          <w:rPr>
+            <w:lang w:val="zh_TW" w:bidi="zh_TW"/>
+          </w:rPr>
+          <w:rPr>
+            <w:color w:val="0000EE"/>
+            <w:u w:val="single"/>
+          </w:rPr>
+          <w:t>腓利比書一章23節</w:t>
+        </w:r>
+      </w:hyperlink>
+      <w:r>
+        <w:rPr>
+          <w:lang w:val="zh_TW" w:bidi="zh_TW"/>
+        </w:rPr>
+        <w:t>和</w:t>
+      </w:r>
+      <w:hyperlink r:id="rId118">
+        <w:r>
+          <w:rPr>
+            <w:lang w:val="zh_TW" w:bidi="zh_TW"/>
+          </w:rPr>
+          <w:rPr>
+            <w:color w:val="0000EE"/>
+            <w:u w:val="single"/>
+          </w:rPr>
+          <w:t>帖撒羅尼迦前書五章13至14節</w:t>
+        </w:r>
+      </w:hyperlink>
+      <w:r>
+        <w:rPr>
+          <w:lang w:val="zh_TW" w:bidi="zh_TW"/>
+        </w:rPr>
+        <w:t>，其上下文的語境對我們理解聖經中死亡的意義，也十分重要。在上述路加福音的經文中，耶穌釘十字架時，曾對垂死的強盗說：「</w:t>
+      </w:r>
+      <w:r>
+        <w:rPr>
+          <w:lang w:val="zh_TW" w:bidi="zh_TW"/>
+        </w:rPr>
+        <w:t>今日你要同我在樂園裏了。</w:t>
+      </w:r>
+      <w:r>
+        <w:rPr>
+          <w:lang w:val="zh_TW" w:bidi="zh_TW"/>
+        </w:rPr>
+        <w:t>」在上述哥林多後書的例子中，保羅談到死亡對他來說是去「與主同住」。</w:t>
       </w:r>
       <w:r>
         <w:rPr>
@@ -3092,12 +5693,6 @@
     <w:abstractNumId w:val="11"/>
   </w:num>
   <w:num w:numId="14">
-    <w:abstractNumId w:val="3"/>
-    <w:lvlOverride w:ilvl="0">
-      <w:startOverride w:val="1"/>
-    </w:lvlOverride>
-  </w:num>
-  <w:num w:numId="15">
     <w:abstractNumId w:val="3"/>
     <w:lvlOverride w:ilvl="0">
       <w:startOverride w:val="1"/>

--- a/zht/docx/132.content.docx
+++ b/zht/docx/132.content.docx
@@ -149,7 +149,7 @@
         <w:rPr>
           <w:lang w:val="zh_TW" w:bidi="zh_TW"/>
         </w:rPr>
-        <w:t>shui</w:t>
+        <w:t>ru</w:t>
       </w:r>
       <w:r>
         <w:rPr>
@@ -212,7 +212,7 @@
         <w:rPr>
           <w:lang w:val="zh_TW" w:bidi="zh_TW"/>
         </w:rPr>
-        <w:t>水</w:t>
+        <w:t>乳母</w:t>
       </w:r>
       <w:r>
         <w:rPr>
@@ -231,21 +231,7 @@
         <w:rPr>
           <w:lang w:val="zh_TW" w:bidi="zh_TW"/>
         </w:rPr>
-        <w:t>生命的基本要素之一，覆蓋了地球表面的大部分，也是人體的主要組成部分。沒有水，生物只能存活幾天。</w:t>
-      </w:r>
-    </w:p>
-    <w:p>
-      <w:pPr/>
-      <w:r>
-        <w:rPr>
-          <w:lang w:val="zh_TW" w:bidi="zh_TW"/>
-        </w:rPr>
-      </w:r>
-      <w:r>
-        <w:rPr>
-          <w:lang w:val="zh_TW" w:bidi="zh_TW"/>
-        </w:rPr>
-        <w:t>在創世之初，水覆蓋了地球，然後神使旱地從水中顯出來（</w:t>
+        <w:t>乳母是照顧非自己親生嬰孩的婦人，或是照顧幼兒的男子。這份工作主要是餵養並照料嬰孩。多數婦人會照顧自己的兒女，例如撒拉和哈拿（</w:t>
       </w:r>
       <w:hyperlink r:id="rId13">
         <w:r>
@@ -256,14 +242,14 @@
             <w:color w:val="0000EE"/>
             <w:u w:val="single"/>
           </w:rPr>
-          <w:t>創1:9–10</w:t>
+          <w:t>創21:7</w:t>
         </w:r>
       </w:hyperlink>
       <w:r>
         <w:rPr>
           <w:lang w:val="zh_TW" w:bidi="zh_TW"/>
         </w:rPr>
-        <w:t>）。正如彼得所說：「憑神的命有了天，並從水而出、藉水而成的地」（</w:t>
+        <w:t>；</w:t>
       </w:r>
       <w:hyperlink r:id="rId14">
         <w:r>
@@ -274,7 +260,7 @@
             <w:color w:val="0000EE"/>
             <w:u w:val="single"/>
           </w:rPr>
-          <w:t>彼後3:5</w:t>
+          <w:t>撒上1:23</w:t>
         </w:r>
       </w:hyperlink>
       <w:r>
@@ -295,7 +281,7 @@
         <w:rPr>
           <w:lang w:val="zh_TW" w:bidi="zh_TW"/>
         </w:rPr>
-        <w:t>當神創造伊甸園時，祂造了一條河來滋潤園子，這條河分成四條河，其中兩條是幼發拉底河和底格里斯河，這兩條河至今仍滋養著美索不達米亞地區的農業（</w:t>
+        <w:t>奶母（wet nurse，替別的婦人哺乳其孩子的婦人）常常會成為家中的一分子，並且有一個特別的地位。利百加有一位奶母，這位婦人去世的時候，聖經甚至記下她的事：「利百加的奶母底波拉死了，就葬在伯特利下邊橡樹底下；那棵樹名叫亞倫‧巴古。」（</w:t>
       </w:r>
       <w:hyperlink r:id="rId15">
         <w:r>
@@ -306,14 +292,28 @@
             <w:color w:val="0000EE"/>
             <w:u w:val="single"/>
           </w:rPr>
-          <w:t>創2:10–14</w:t>
+          <w:t>創35:8</w:t>
         </w:r>
       </w:hyperlink>
       <w:r>
         <w:rPr>
           <w:lang w:val="zh_TW" w:bidi="zh_TW"/>
         </w:rPr>
-        <w:t>）。聖經記載，早期地球上沒有雨水，只有霧氣滋潤大地（</w:t>
+        <w:t>）。</w:t>
+      </w:r>
+    </w:p>
+    <w:p>
+      <w:pPr/>
+      <w:r>
+        <w:rPr>
+          <w:lang w:val="zh_TW" w:bidi="zh_TW"/>
+        </w:rPr>
+      </w:r>
+      <w:r>
+        <w:rPr>
+          <w:lang w:val="zh_TW" w:bidi="zh_TW"/>
+        </w:rPr>
+        <w:t>摩西的母親在法老的女兒付錢請她照顧摩西之後，就成了他的乳母（</w:t>
       </w:r>
       <w:hyperlink r:id="rId16">
         <w:r>
@@ -324,14 +324,14 @@
             <w:color w:val="0000EE"/>
             <w:u w:val="single"/>
           </w:rPr>
-          <w:t>5–6</w:t>
+          <w:t>出2:7</w:t>
         </w:r>
       </w:hyperlink>
       <w:r>
         <w:rPr>
           <w:lang w:val="zh_TW" w:bidi="zh_TW"/>
         </w:rPr>
-        <w:t>節）。在挪亞的時代，神用洪水（大量且迅猛的水流）毀滅了「當時的世界」（</w:t>
+        <w:t>）。王室的兒子也會由乳母照料，約阿施就是一例。他的姑姑約示巴將他和他的乳母藏起來（</w:t>
       </w:r>
       <w:hyperlink r:id="rId17">
         <w:r>
@@ -342,14 +342,14 @@
             <w:color w:val="0000EE"/>
             <w:u w:val="single"/>
           </w:rPr>
-          <w:t>彼後3:6</w:t>
+          <w:t>王下11:2</w:t>
         </w:r>
       </w:hyperlink>
       <w:r>
         <w:rPr>
           <w:lang w:val="zh_TW" w:bidi="zh_TW"/>
         </w:rPr>
-        <w:t>）。這是對世人邪惡的懲罰。</w:t>
+        <w:t>）。因為約阿施躲藏了六年，並在七歲登基，所以他藏起來的時候大約一歲。他的乳母必定是一位奶母。</w:t>
       </w:r>
     </w:p>
     <w:p>
@@ -363,7 +363,7 @@
         <w:rPr>
           <w:lang w:val="zh_TW" w:bidi="zh_TW"/>
         </w:rPr>
-        <w:t>在近東地區，水尤為重要。因為該地區降雨量有限。例如，埃及的開羅每年僅降雨二到四英寸（或5.1到10.2厘米），而阿斯旺（Aswan）的年均降雨量幾乎為零。埃及依賴尼羅河，該河的水源來自赤道的降雨。相比較之下，巴勒斯坦則「有山有谷、雨水滋潤」（</w:t>
+        <w:t>王室的孩子會得到特別的照顧，斷奶以後也會由乳母看管。孩子通常吃奶到大約三歲，到了斷奶（停止哺乳）的時候，家裡會擺設筵席（</w:t>
       </w:r>
       <w:hyperlink r:id="rId18">
         <w:r>
@@ -374,28 +374,14 @@
             <w:color w:val="0000EE"/>
             <w:u w:val="single"/>
           </w:rPr>
-          <w:t>申11:10–11</w:t>
+          <w:t>創21:8</w:t>
         </w:r>
       </w:hyperlink>
       <w:r>
         <w:rPr>
           <w:lang w:val="zh_TW" w:bidi="zh_TW"/>
         </w:rPr>
-        <w:t>）。</w:t>
-      </w:r>
-    </w:p>
-    <w:p>
-      <w:pPr/>
-      <w:r>
-        <w:rPr>
-          <w:lang w:val="zh_TW" w:bidi="zh_TW"/>
-        </w:rPr>
-      </w:r>
-      <w:r>
-        <w:rPr>
-          <w:lang w:val="zh_TW" w:bidi="zh_TW"/>
-        </w:rPr>
-        <w:t>水在聖經中有許多象徵性的用法。義人像一棵樹栽在溪水旁（</w:t>
+        <w:t>；</w:t>
       </w:r>
       <w:hyperlink r:id="rId19">
         <w:r>
@@ -406,14 +392,14 @@
             <w:color w:val="0000EE"/>
             <w:u w:val="single"/>
           </w:rPr>
-          <w:t>詩1:3</w:t>
+          <w:t>撒上1:23–24</w:t>
         </w:r>
       </w:hyperlink>
       <w:r>
         <w:rPr>
           <w:lang w:val="zh_TW" w:bidi="zh_TW"/>
         </w:rPr>
-        <w:t>；</w:t>
+        <w:t>）。孩子斷奶之後，就由兼為教師的乳母照管孩子。米非波設五歲的時候，他的乳母抱著他逃跑，卻失腳跌倒，使他成了瘸腿的（</w:t>
       </w:r>
       <w:hyperlink r:id="rId20">
         <w:r>
@@ -424,14 +410,14 @@
             <w:color w:val="0000EE"/>
             <w:u w:val="single"/>
           </w:rPr>
-          <w:t>耶17:8</w:t>
+          <w:t>撒下4:4</w:t>
         </w:r>
       </w:hyperlink>
       <w:r>
         <w:rPr>
           <w:lang w:val="zh_TW" w:bidi="zh_TW"/>
         </w:rPr>
-        <w:t>）。靈魂對神的渴慕就像對水的渴求：「我要切切地尋求你，在乾旱疲乏無水之地，我渴想你； 我的心切慕你」（</w:t>
+        <w:t>）。拿俄米也以乳母的身分照顧她的孫子（</w:t>
       </w:r>
       <w:hyperlink r:id="rId21">
         <w:r>
@@ -442,14 +428,28 @@
             <w:color w:val="0000EE"/>
             <w:u w:val="single"/>
           </w:rPr>
-          <w:t>詩63:1</w:t>
+          <w:t>得4:16</w:t>
         </w:r>
       </w:hyperlink>
       <w:r>
         <w:rPr>
           <w:lang w:val="zh_TW" w:bidi="zh_TW"/>
         </w:rPr>
-        <w:t>）；「我的心渴想你， 如乾旱之地盼雨一樣」（</w:t>
+        <w:t>）。</w:t>
+      </w:r>
+    </w:p>
+    <w:p>
+      <w:pPr/>
+      <w:r>
+        <w:rPr>
+          <w:lang w:val="zh_TW" w:bidi="zh_TW"/>
+        </w:rPr>
+      </w:r>
+      <w:r>
+        <w:rPr>
+          <w:lang w:val="zh_TW" w:bidi="zh_TW"/>
+        </w:rPr>
+        <w:t>男乳母很可能會擔任年幼貴冑的教師。例如，</w:t>
       </w:r>
       <w:hyperlink r:id="rId22">
         <w:r>
@@ -460,28 +460,14 @@
             <w:color w:val="0000EE"/>
             <w:u w:val="single"/>
           </w:rPr>
-          <w:t>143:6</w:t>
+          <w:t>列王紀下十章1節</w:t>
         </w:r>
       </w:hyperlink>
       <w:r>
         <w:rPr>
           <w:lang w:val="zh_TW" w:bidi="zh_TW"/>
         </w:rPr>
-        <w:t>）。</w:t>
-      </w:r>
-    </w:p>
-    <w:p>
-      <w:pPr/>
-      <w:r>
-        <w:rPr>
-          <w:lang w:val="zh_TW" w:bidi="zh_TW"/>
-        </w:rPr>
-      </w:r>
-      <w:r>
-        <w:rPr>
-          <w:lang w:val="zh_TW" w:bidi="zh_TW"/>
-        </w:rPr>
-        <w:t>耶穌滿足了這個需求，並宣告說：「人若渴了，可以到我這裡來喝。信我的人就如經上所說：『從他腹中要流出活水的江河來。』」（</w:t>
+        <w:t>提到了亞哈的眾子有師傅（參</w:t>
       </w:r>
       <w:hyperlink r:id="rId23">
         <w:r>
@@ -492,14 +478,14 @@
             <w:color w:val="0000EE"/>
             <w:u w:val="single"/>
           </w:rPr>
-          <w:t>約7:37–38</w:t>
+          <w:t>王下10:5</w:t>
         </w:r>
       </w:hyperlink>
       <w:r>
         <w:rPr>
           <w:lang w:val="zh_TW" w:bidi="zh_TW"/>
         </w:rPr>
-        <w:t>）。耶穌說：「人若喝我所賜的水就永遠不渴。我所賜的水要在他裡頭成為泉源，直湧到永生。」（</w:t>
+        <w:t>）。因此，我們應該這樣理解摩西提到自己是「乳母」的話：「這百姓豈是我懷的胎，豈是我生下來的呢？你竟對我說：『把他們抱在懷裡，如養育之父抱吃奶的孩子，直抱到你起誓應許給他們祖宗的地去。』」（</w:t>
       </w:r>
       <w:hyperlink r:id="rId24">
         <w:r>
@@ -510,14 +496,14 @@
             <w:color w:val="0000EE"/>
             <w:u w:val="single"/>
           </w:rPr>
-          <w:t>4:14</w:t>
+          <w:t>民11:12</w:t>
         </w:r>
       </w:hyperlink>
       <w:r>
         <w:rPr>
           <w:lang w:val="zh_TW" w:bidi="zh_TW"/>
         </w:rPr>
-        <w:t>）。耶穌的靈，就是那滿足人類靈魂渴慕的靈水（</w:t>
+        <w:t>）。保羅也把自己看作教會的「乳母」（</w:t>
       </w:r>
       <w:hyperlink r:id="rId25">
         <w:r>
@@ -528,7 +514,7 @@
             <w:color w:val="0000EE"/>
             <w:u w:val="single"/>
           </w:rPr>
-          <w:t>7:38–39</w:t>
+          <w:t>帖前2:7</w:t>
         </w:r>
       </w:hyperlink>
       <w:r>
@@ -536,3260 +522,6 @@
           <w:lang w:val="zh_TW" w:bidi="zh_TW"/>
         </w:rPr>
         <w:t>）。</w:t>
-      </w:r>
-    </w:p>
-    <w:p>
-      <w:pPr/>
-      <w:r>
-        <w:rPr>
-          <w:lang w:val="zh_TW" w:bidi="zh_TW"/>
-        </w:rPr>
-      </w:r>
-      <w:r>
-        <w:rPr>
-          <w:lang w:val="zh_TW" w:bidi="zh_TW"/>
-        </w:rPr>
-        <w:t>神的話語也被描繪為水，能使我們靈性得潔淨。主說教會的潔凈是「用水藉著道把教會洗淨」（</w:t>
-      </w:r>
-      <w:hyperlink r:id="rId26">
-        <w:r>
-          <w:rPr>
-            <w:lang w:val="zh_TW" w:bidi="zh_TW"/>
-          </w:rPr>
-          <w:rPr>
-            <w:color w:val="0000EE"/>
-            <w:u w:val="single"/>
-          </w:rPr>
-          <w:t>弗5:26</w:t>
-        </w:r>
-      </w:hyperlink>
-      <w:r>
-        <w:rPr>
-          <w:lang w:val="zh_TW" w:bidi="zh_TW"/>
-        </w:rPr>
-        <w:t>）。保羅說人得救是「藉著重生的洗和聖靈的更新」（</w:t>
-      </w:r>
-      <w:hyperlink r:id="rId27">
-        <w:r>
-          <w:rPr>
-            <w:lang w:val="zh_TW" w:bidi="zh_TW"/>
-          </w:rPr>
-          <w:rPr>
-            <w:color w:val="0000EE"/>
-            <w:u w:val="single"/>
-          </w:rPr>
-          <w:t>多3:5</w:t>
-        </w:r>
-      </w:hyperlink>
-      <w:r>
-        <w:rPr>
-          <w:lang w:val="zh_TW" w:bidi="zh_TW"/>
-        </w:rPr>
-        <w:t>）。</w:t>
-      </w:r>
-    </w:p>
-    <w:p>
-      <w:pPr/>
-      <w:r>
-        <w:rPr>
-          <w:lang w:val="zh_TW" w:bidi="zh_TW"/>
-        </w:rPr>
-      </w:r>
-      <w:r>
-        <w:rPr>
-          <w:lang w:val="zh_TW" w:bidi="zh_TW"/>
-        </w:rPr>
-        <w:t>在聖經的最後一章，主宣告：「我要將生命泉的水白白賜給那口渴的人喝」（</w:t>
-      </w:r>
-      <w:hyperlink r:id="rId28">
-        <w:r>
-          <w:rPr>
-            <w:lang w:val="zh_TW" w:bidi="zh_TW"/>
-          </w:rPr>
-          <w:rPr>
-            <w:color w:val="0000EE"/>
-            <w:u w:val="single"/>
-          </w:rPr>
-          <w:t>啟21:6</w:t>
-        </w:r>
-      </w:hyperlink>
-      <w:r>
-        <w:rPr>
-          <w:lang w:val="zh_TW" w:bidi="zh_TW"/>
-        </w:rPr>
-        <w:t>）。甚至在描述天上的新耶路撒冷時，也提到水——生命水的河：「天使又指示我在城內街道當中一道生命水的河，明亮如水晶，從神和羔羊的寶座流出來。」（</w:t>
-      </w:r>
-      <w:hyperlink r:id="rId29">
-        <w:r>
-          <w:rPr>
-            <w:lang w:val="zh_TW" w:bidi="zh_TW"/>
-          </w:rPr>
-          <w:rPr>
-            <w:color w:val="0000EE"/>
-            <w:u w:val="single"/>
-          </w:rPr>
-          <w:t>22:1–2</w:t>
-        </w:r>
-      </w:hyperlink>
-      <w:r>
-        <w:rPr>
-          <w:lang w:val="zh_TW" w:bidi="zh_TW"/>
-        </w:rPr>
-        <w:t>）。同樣，聖經的最後邀請說：「口渴的人也當來；願意的，都可以白白取生命的水喝」（</w:t>
-      </w:r>
-      <w:hyperlink r:id="rId30">
-        <w:r>
-          <w:rPr>
-            <w:lang w:val="zh_TW" w:bidi="zh_TW"/>
-          </w:rPr>
-          <w:rPr>
-            <w:color w:val="0000EE"/>
-            <w:u w:val="single"/>
-          </w:rPr>
-          <w:t>17</w:t>
-        </w:r>
-      </w:hyperlink>
-      <w:r>
-        <w:rPr>
-          <w:lang w:val="zh_TW" w:bidi="zh_TW"/>
-        </w:rPr>
-        <w:t>節）。</w:t>
-      </w:r>
-      <w:r>
-        <w:rPr>
-          <w:lang w:val="zh_TW" w:bidi="zh_TW"/>
-        </w:rPr>
-      </w:r>
-      <w:r>
-        <w:rPr>
-          <w:lang w:val="zh_TW" w:bidi="zh_TW"/>
-        </w:rPr>
-      </w:r>
-    </w:p>
-    <w:p>
-      <w:pPr/>
-      <w:r>
-        <w:rPr>
-          <w:lang w:val="zh_TW" w:bidi="zh_TW"/>
-        </w:rPr>
-      </w:r>
-    </w:p>
-    <w:p>
-      <w:pPr>
-        <w:pStyle w:val="Heading2"/>
-      </w:pPr>
-      <w:r>
-        <w:rPr>
-          <w:lang w:val="zh_TW" w:bidi="zh_TW"/>
-        </w:rPr>
-        <w:t>水瓶</w:t>
-      </w:r>
-      <w:r>
-        <w:rPr>
-          <w:lang w:val="zh_TW" w:bidi="zh_TW"/>
-        </w:rPr>
-      </w:r>
-    </w:p>
-    <w:p>
-      <w:pPr/>
-      <w:r>
-        <w:rPr>
-          <w:lang w:val="zh_TW" w:bidi="zh_TW"/>
-        </w:rPr>
-      </w:r>
-      <w:r>
-        <w:rPr>
-          <w:lang w:val="zh_TW" w:bidi="zh_TW"/>
-        </w:rPr>
-        <w:t>水瓶是用來盛裝並傾倒液體的器皿，也可稱為罈或壺，常用來裝水或酒。水瓶多以陶土製成，也有金屬製的。人們會把水瓶扛在肩上，或頂在頭上攜帶。在聖經時代，婦女常拿著水瓶到井旁打水（</w:t>
-      </w:r>
-      <w:hyperlink r:id="rId31">
-        <w:r>
-          <w:rPr>
-            <w:lang w:val="zh_TW" w:bidi="zh_TW"/>
-          </w:rPr>
-          <w:rPr>
-            <w:color w:val="0000EE"/>
-            <w:u w:val="single"/>
-          </w:rPr>
-          <w:t>創24:14–20</w:t>
-        </w:r>
-      </w:hyperlink>
-      <w:r>
-        <w:rPr>
-          <w:lang w:val="zh_TW" w:bidi="zh_TW"/>
-        </w:rPr>
-        <w:t>；</w:t>
-      </w:r>
-      <w:hyperlink r:id="rId32">
-        <w:r>
-          <w:rPr>
-            <w:lang w:val="zh_TW" w:bidi="zh_TW"/>
-          </w:rPr>
-          <w:rPr>
-            <w:color w:val="0000EE"/>
-            <w:u w:val="single"/>
-          </w:rPr>
-          <w:t>可14:13</w:t>
-        </w:r>
-      </w:hyperlink>
-      <w:r>
-        <w:rPr>
-          <w:lang w:val="zh_TW" w:bidi="zh_TW"/>
-        </w:rPr>
-        <w:t>）。</w:t>
-      </w:r>
-    </w:p>
-    <w:p>
-      <w:pPr/>
-      <w:r>
-        <w:rPr>
-          <w:lang w:val="zh_TW" w:bidi="zh_TW"/>
-        </w:rPr>
-      </w:r>
-      <w:r>
-        <w:rPr>
-          <w:i/>
-          <w:lang w:val="zh_TW" w:bidi="zh_TW"/>
-        </w:rPr>
-        <w:t xml:space="preserve">見 </w:t>
-      </w:r>
-      <w:r>
-        <w:rPr>
-          <w:lang w:val="zh_TW" w:bidi="zh_TW"/>
-        </w:rPr>
-        <w:t>陶器</w:t>
-      </w:r>
-      <w:r>
-        <w:rPr>
-          <w:lang w:val="zh_TW" w:bidi="zh_TW"/>
-        </w:rPr>
-        <w:t>。</w:t>
-      </w:r>
-      <w:r>
-        <w:rPr>
-          <w:lang w:val="zh_TW" w:bidi="zh_TW"/>
-        </w:rPr>
-      </w:r>
-      <w:r>
-        <w:rPr>
-          <w:lang w:val="zh_TW" w:bidi="zh_TW"/>
-        </w:rPr>
-      </w:r>
-    </w:p>
-    <w:p>
-      <w:pPr/>
-      <w:r>
-        <w:rPr>
-          <w:lang w:val="zh_TW" w:bidi="zh_TW"/>
-        </w:rPr>
-      </w:r>
-    </w:p>
-    <w:p>
-      <w:pPr>
-        <w:pStyle w:val="Heading2"/>
-      </w:pPr>
-      <w:r>
-        <w:rPr>
-          <w:lang w:val="zh_TW" w:bidi="zh_TW"/>
-        </w:rPr>
-        <w:t>水手</w:t>
-      </w:r>
-      <w:r>
-        <w:rPr>
-          <w:lang w:val="zh_TW" w:bidi="zh_TW"/>
-        </w:rPr>
-      </w:r>
-    </w:p>
-    <w:p>
-      <w:pPr/>
-      <w:r>
-        <w:rPr>
-          <w:lang w:val="zh_TW" w:bidi="zh_TW"/>
-        </w:rPr>
-      </w:r>
-      <w:r>
-        <w:rPr>
-          <w:lang w:val="zh_TW" w:bidi="zh_TW"/>
-        </w:rPr>
-        <w:t>指受過訓練，能夠駕駛船隻在海上航行的人。以色列人通常不從事航海活動，他們的水上活動主要局限於加利利海和約旦河。他們偶爾可能會接觸到大船（</w:t>
-      </w:r>
-      <w:hyperlink r:id="rId33">
-        <w:r>
-          <w:rPr>
-            <w:lang w:val="zh_TW" w:bidi="zh_TW"/>
-          </w:rPr>
-          <w:rPr>
-            <w:color w:val="0000EE"/>
-            <w:u w:val="single"/>
-          </w:rPr>
-          <w:t>創49:13</w:t>
-        </w:r>
-      </w:hyperlink>
-      <w:r>
-        <w:rPr>
-          <w:lang w:val="zh_TW" w:bidi="zh_TW"/>
-        </w:rPr>
-        <w:t>；</w:t>
-      </w:r>
-      <w:hyperlink r:id="rId34">
-        <w:r>
-          <w:rPr>
-            <w:lang w:val="zh_TW" w:bidi="zh_TW"/>
-          </w:rPr>
-          <w:rPr>
-            <w:color w:val="0000EE"/>
-            <w:u w:val="single"/>
-          </w:rPr>
-          <w:t>士5:17</w:t>
-        </w:r>
-      </w:hyperlink>
-      <w:r>
-        <w:rPr>
-          <w:lang w:val="zh_TW" w:bidi="zh_TW"/>
-        </w:rPr>
-        <w:t>）。所羅門在亞喀巴灣（Gulf of Aqaba）的以旬迦別擁有一支船隊（</w:t>
-      </w:r>
-      <w:hyperlink r:id="rId35">
-        <w:r>
-          <w:rPr>
-            <w:lang w:val="zh_TW" w:bidi="zh_TW"/>
-          </w:rPr>
-          <w:rPr>
-            <w:color w:val="0000EE"/>
-            <w:u w:val="single"/>
-          </w:rPr>
-          <w:t>王上9:26–28</w:t>
-        </w:r>
-      </w:hyperlink>
-      <w:r>
-        <w:rPr>
-          <w:lang w:val="zh_TW" w:bidi="zh_TW"/>
-        </w:rPr>
-        <w:t>；</w:t>
-      </w:r>
-      <w:hyperlink r:id="rId36">
-        <w:r>
-          <w:rPr>
-            <w:lang w:val="zh_TW" w:bidi="zh_TW"/>
-          </w:rPr>
-          <w:rPr>
-            <w:color w:val="0000EE"/>
-            <w:u w:val="single"/>
-          </w:rPr>
-          <w:t>代下8:17–18</w:t>
-        </w:r>
-      </w:hyperlink>
-      <w:r>
-        <w:rPr>
-          <w:lang w:val="zh_TW" w:bidi="zh_TW"/>
-        </w:rPr>
-        <w:t>，</w:t>
-      </w:r>
-      <w:hyperlink r:id="rId37">
-        <w:r>
-          <w:rPr>
-            <w:lang w:val="zh_TW" w:bidi="zh_TW"/>
-          </w:rPr>
-          <w:rPr>
-            <w:color w:val="0000EE"/>
-            <w:u w:val="single"/>
-          </w:rPr>
-          <w:t>9:21</w:t>
-        </w:r>
-      </w:hyperlink>
-      <w:r>
-        <w:rPr>
-          <w:lang w:val="zh_TW" w:bidi="zh_TW"/>
-        </w:rPr>
-        <w:t>）。約沙法也在以旬迦別擁有一支船隊（</w:t>
-      </w:r>
-      <w:hyperlink r:id="rId38">
-        <w:r>
-          <w:rPr>
-            <w:lang w:val="zh_TW" w:bidi="zh_TW"/>
-          </w:rPr>
-          <w:rPr>
-            <w:color w:val="0000EE"/>
-            <w:u w:val="single"/>
-          </w:rPr>
-          <w:t>王上22:48</w:t>
-        </w:r>
-      </w:hyperlink>
-      <w:r>
-        <w:rPr>
-          <w:lang w:val="zh_TW" w:bidi="zh_TW"/>
-        </w:rPr>
-        <w:t>；</w:t>
-      </w:r>
-      <w:hyperlink r:id="rId39">
-        <w:r>
-          <w:rPr>
-            <w:lang w:val="zh_TW" w:bidi="zh_TW"/>
-          </w:rPr>
-          <w:rPr>
-            <w:color w:val="0000EE"/>
-            <w:u w:val="single"/>
-          </w:rPr>
-          <w:t>代下20:35–37</w:t>
-        </w:r>
-      </w:hyperlink>
-      <w:r>
-        <w:rPr>
-          <w:lang w:val="zh_TW" w:bidi="zh_TW"/>
-        </w:rPr>
-        <w:t>）。</w:t>
-      </w:r>
-    </w:p>
-    <w:p>
-      <w:pPr/>
-      <w:r>
-        <w:rPr>
-          <w:lang w:val="zh_TW" w:bidi="zh_TW"/>
-        </w:rPr>
-      </w:r>
-      <w:r>
-        <w:rPr>
-          <w:lang w:val="zh_TW" w:bidi="zh_TW"/>
-        </w:rPr>
-        <w:t>新約多次提到船隻和水手——如加利利的眾多漁船（</w:t>
-      </w:r>
-      <w:hyperlink r:id="rId40">
-        <w:r>
-          <w:rPr>
-            <w:lang w:val="zh_TW" w:bidi="zh_TW"/>
-          </w:rPr>
-          <w:rPr>
-            <w:color w:val="0000EE"/>
-            <w:u w:val="single"/>
-          </w:rPr>
-          <w:t>太14:22</w:t>
-        </w:r>
-      </w:hyperlink>
-      <w:r>
-        <w:rPr>
-          <w:lang w:val="zh_TW" w:bidi="zh_TW"/>
-        </w:rPr>
-        <w:t>；</w:t>
-      </w:r>
-      <w:hyperlink r:id="rId41">
-        <w:r>
-          <w:rPr>
-            <w:lang w:val="zh_TW" w:bidi="zh_TW"/>
-          </w:rPr>
-          <w:rPr>
-            <w:color w:val="0000EE"/>
-            <w:u w:val="single"/>
-          </w:rPr>
-          <w:t>可1:19</w:t>
-        </w:r>
-      </w:hyperlink>
-      <w:r>
-        <w:rPr>
-          <w:lang w:val="zh_TW" w:bidi="zh_TW"/>
-        </w:rPr>
-        <w:t>，</w:t>
-      </w:r>
-      <w:hyperlink r:id="rId42">
-        <w:r>
-          <w:rPr>
-            <w:lang w:val="zh_TW" w:bidi="zh_TW"/>
-          </w:rPr>
-          <w:rPr>
-            <w:color w:val="0000EE"/>
-            <w:u w:val="single"/>
-          </w:rPr>
-          <w:t>3:9</w:t>
-        </w:r>
-      </w:hyperlink>
-      <w:r>
-        <w:rPr>
-          <w:lang w:val="zh_TW" w:bidi="zh_TW"/>
-        </w:rPr>
-        <w:t>；</w:t>
-      </w:r>
-      <w:hyperlink r:id="rId43">
-        <w:r>
-          <w:rPr>
-            <w:lang w:val="zh_TW" w:bidi="zh_TW"/>
-          </w:rPr>
-          <w:rPr>
-            <w:color w:val="0000EE"/>
-            <w:u w:val="single"/>
-          </w:rPr>
-          <w:t>路5:2</w:t>
-        </w:r>
-      </w:hyperlink>
-      <w:r>
-        <w:rPr>
-          <w:lang w:val="zh_TW" w:bidi="zh_TW"/>
-        </w:rPr>
-        <w:t>；</w:t>
-      </w:r>
-      <w:hyperlink r:id="rId44">
-        <w:r>
-          <w:rPr>
-            <w:lang w:val="zh_TW" w:bidi="zh_TW"/>
-          </w:rPr>
-          <w:rPr>
-            <w:color w:val="0000EE"/>
-            <w:u w:val="single"/>
-          </w:rPr>
-          <w:t>約6:19、22–24</w:t>
-        </w:r>
-      </w:hyperlink>
-      <w:r>
-        <w:rPr>
-          <w:lang w:val="zh_TW" w:bidi="zh_TW"/>
-        </w:rPr>
-        <w:t>，</w:t>
-      </w:r>
-      <w:hyperlink r:id="rId45">
-        <w:r>
-          <w:rPr>
-            <w:lang w:val="zh_TW" w:bidi="zh_TW"/>
-          </w:rPr>
-          <w:rPr>
-            <w:color w:val="0000EE"/>
-            <w:u w:val="single"/>
-          </w:rPr>
-          <w:t>21:8</w:t>
-        </w:r>
-      </w:hyperlink>
-      <w:r>
-        <w:rPr>
-          <w:lang w:val="zh_TW" w:bidi="zh_TW"/>
-        </w:rPr>
-        <w:t>），也有大船，如保羅前往羅馬所乘的大船（</w:t>
-      </w:r>
-      <w:hyperlink r:id="rId46">
-        <w:r>
-          <w:rPr>
-            <w:lang w:val="zh_TW" w:bidi="zh_TW"/>
-          </w:rPr>
-          <w:rPr>
-            <w:color w:val="0000EE"/>
-            <w:u w:val="single"/>
-          </w:rPr>
-          <w:t>徒27:6–44</w:t>
-        </w:r>
-      </w:hyperlink>
-      <w:r>
-        <w:rPr>
-          <w:lang w:val="zh_TW" w:bidi="zh_TW"/>
-        </w:rPr>
-        <w:t>）。</w:t>
-      </w:r>
-      <w:hyperlink r:id="rId47">
-        <w:r>
-          <w:rPr>
-            <w:lang w:val="zh_TW" w:bidi="zh_TW"/>
-          </w:rPr>
-          <w:rPr>
-            <w:color w:val="0000EE"/>
-            <w:u w:val="single"/>
-          </w:rPr>
-          <w:t>使徒行傳二十七章27、30節</w:t>
-        </w:r>
-      </w:hyperlink>
-      <w:r>
-        <w:rPr>
-          <w:lang w:val="zh_TW" w:bidi="zh_TW"/>
-        </w:rPr>
-        <w:t>中提到船員或水手。英文譯本中的mariner一詞指的是水手（</w:t>
-      </w:r>
-      <w:hyperlink r:id="rId48">
-        <w:r>
-          <w:rPr>
-            <w:lang w:val="zh_TW" w:bidi="zh_TW"/>
-          </w:rPr>
-          <w:rPr>
-            <w:color w:val="0000EE"/>
-            <w:u w:val="single"/>
-          </w:rPr>
-          <w:t>結27:9、27–29</w:t>
-        </w:r>
-      </w:hyperlink>
-      <w:r>
-        <w:rPr>
-          <w:lang w:val="zh_TW" w:bidi="zh_TW"/>
-        </w:rPr>
-        <w:t>；</w:t>
-      </w:r>
-      <w:hyperlink r:id="rId49">
-        <w:r>
-          <w:rPr>
-            <w:lang w:val="zh_TW" w:bidi="zh_TW"/>
-          </w:rPr>
-          <w:rPr>
-            <w:color w:val="0000EE"/>
-            <w:u w:val="single"/>
-          </w:rPr>
-          <w:t>拿1:5</w:t>
-        </w:r>
-      </w:hyperlink>
-      <w:r>
-        <w:rPr>
-          <w:lang w:val="zh_TW" w:bidi="zh_TW"/>
-        </w:rPr>
-        <w:t>）。</w:t>
-      </w:r>
-    </w:p>
-    <w:p>
-      <w:pPr/>
-      <w:r>
-        <w:rPr>
-          <w:lang w:val="zh_TW" w:bidi="zh_TW"/>
-        </w:rPr>
-      </w:r>
-      <w:r>
-        <w:rPr>
-          <w:i/>
-          <w:lang w:val="zh_TW" w:bidi="zh_TW"/>
-        </w:rPr>
-        <w:t>另見</w:t>
-      </w:r>
-      <w:r>
-        <w:rPr>
-          <w:lang w:val="zh_TW" w:bidi="zh_TW"/>
-        </w:rPr>
-        <w:t>旅行</w:t>
-      </w:r>
-      <w:r>
-        <w:rPr>
-          <w:lang w:val="zh_TW" w:bidi="zh_TW"/>
-        </w:rPr>
-        <w:t>。</w:t>
-      </w:r>
-      <w:r>
-        <w:rPr>
-          <w:lang w:val="zh_TW" w:bidi="zh_TW"/>
-        </w:rPr>
-      </w:r>
-      <w:r>
-        <w:rPr>
-          <w:lang w:val="zh_TW" w:bidi="zh_TW"/>
-        </w:rPr>
-      </w:r>
-    </w:p>
-    <w:p>
-      <w:pPr/>
-      <w:r>
-        <w:rPr>
-          <w:lang w:val="zh_TW" w:bidi="zh_TW"/>
-        </w:rPr>
-      </w:r>
-    </w:p>
-    <w:p>
-      <w:pPr>
-        <w:pStyle w:val="Heading2"/>
-      </w:pPr>
-      <w:r>
-        <w:rPr>
-          <w:lang w:val="zh_TW" w:bidi="zh_TW"/>
-        </w:rPr>
-        <w:t>稅吏</w:t>
-      </w:r>
-      <w:r>
-        <w:rPr>
-          <w:lang w:val="zh_TW" w:bidi="zh_TW"/>
-        </w:rPr>
-      </w:r>
-    </w:p>
-    <w:p>
-      <w:pPr/>
-      <w:r>
-        <w:rPr>
-          <w:lang w:val="zh_TW" w:bidi="zh_TW"/>
-        </w:rPr>
-      </w:r>
-      <w:r>
-        <w:rPr>
-          <w:lang w:val="zh_TW" w:bidi="zh_TW"/>
-        </w:rPr>
-        <w:t>負責為政府徵收稅款的人。在新約時期，羅馬政府徵收各種稅款，他們自己的官員負責其中一些工作，但也將部分任務委派給私人，包括猶太人和其他人，這些人必須向當局上交一筆約定的稅款。然而，許多不誠實的稅吏徵收的稅款遠超過人們需要繳納的數額，因此稅吏成為一個被人厭惡的群體，特別是那些欺騙猶太同胞的猶太稅吏。撒該就是一個猶太人，他是「稅吏長」，在耶利哥一帶積累了相當的財富（</w:t>
-      </w:r>
-      <w:hyperlink r:id="rId50">
-        <w:r>
-          <w:rPr>
-            <w:lang w:val="zh_TW" w:bidi="zh_TW"/>
-          </w:rPr>
-          <w:rPr>
-            <w:color w:val="0000EE"/>
-            <w:u w:val="single"/>
-          </w:rPr>
-          <w:t>路19:2–10</w:t>
-        </w:r>
-      </w:hyperlink>
-      <w:r>
-        <w:rPr>
-          <w:lang w:val="zh_TW" w:bidi="zh_TW"/>
-        </w:rPr>
-        <w:t>）。這樣的人被視為罪人，常與「稅吏並罪人」這句法聯繫起來（</w:t>
-      </w:r>
-      <w:hyperlink r:id="rId51">
-        <w:r>
-          <w:rPr>
-            <w:lang w:val="zh_TW" w:bidi="zh_TW"/>
-          </w:rPr>
-          <w:rPr>
-            <w:color w:val="0000EE"/>
-            <w:u w:val="single"/>
-          </w:rPr>
-          <w:t>太9:10–11</w:t>
-        </w:r>
-      </w:hyperlink>
-      <w:r>
-        <w:rPr>
-          <w:lang w:val="zh_TW" w:bidi="zh_TW"/>
-        </w:rPr>
-        <w:t>，</w:t>
-      </w:r>
-      <w:hyperlink r:id="rId52">
-        <w:r>
-          <w:rPr>
-            <w:lang w:val="zh_TW" w:bidi="zh_TW"/>
-          </w:rPr>
-          <w:rPr>
-            <w:color w:val="0000EE"/>
-            <w:u w:val="single"/>
-          </w:rPr>
-          <w:t>11:19</w:t>
-        </w:r>
-      </w:hyperlink>
-      <w:r>
-        <w:rPr>
-          <w:lang w:val="zh_TW" w:bidi="zh_TW"/>
-        </w:rPr>
-        <w:t>；</w:t>
-      </w:r>
-      <w:hyperlink r:id="rId53">
-        <w:r>
-          <w:rPr>
-            <w:lang w:val="zh_TW" w:bidi="zh_TW"/>
-          </w:rPr>
-          <w:rPr>
-            <w:color w:val="0000EE"/>
-            <w:u w:val="single"/>
-          </w:rPr>
-          <w:t>可2:15–16</w:t>
-        </w:r>
-      </w:hyperlink>
-      <w:r>
-        <w:rPr>
-          <w:lang w:val="zh_TW" w:bidi="zh_TW"/>
-        </w:rPr>
-        <w:t>；</w:t>
-      </w:r>
-      <w:hyperlink r:id="rId54">
-        <w:r>
-          <w:rPr>
-            <w:lang w:val="zh_TW" w:bidi="zh_TW"/>
-          </w:rPr>
-          <w:rPr>
-            <w:color w:val="0000EE"/>
-            <w:u w:val="single"/>
-          </w:rPr>
-          <w:t>路5:30</w:t>
-        </w:r>
-      </w:hyperlink>
-      <w:r>
-        <w:rPr>
-          <w:lang w:val="zh_TW" w:bidi="zh_TW"/>
-        </w:rPr>
-        <w:t>，</w:t>
-      </w:r>
-      <w:hyperlink r:id="rId50">
-        <w:r>
-          <w:rPr>
-            <w:lang w:val="zh_TW" w:bidi="zh_TW"/>
-          </w:rPr>
-          <w:rPr>
-            <w:color w:val="0000EE"/>
-            <w:u w:val="single"/>
-          </w:rPr>
-          <w:t>19:2–10</w:t>
-        </w:r>
-      </w:hyperlink>
-      <w:r>
-        <w:rPr>
-          <w:lang w:val="zh_TW" w:bidi="zh_TW"/>
-        </w:rPr>
-        <w:t>）。</w:t>
-      </w:r>
-      <w:r>
-        <w:rPr>
-          <w:lang w:val="zh_TW" w:bidi="zh_TW"/>
-        </w:rPr>
-      </w:r>
-      <w:r>
-        <w:rPr>
-          <w:lang w:val="zh_TW" w:bidi="zh_TW"/>
-        </w:rPr>
-      </w:r>
-    </w:p>
-    <w:p>
-      <w:pPr/>
-      <w:r>
-        <w:rPr>
-          <w:lang w:val="zh_TW" w:bidi="zh_TW"/>
-        </w:rPr>
-      </w:r>
-    </w:p>
-    <w:p>
-      <w:pPr>
-        <w:pStyle w:val="Heading2"/>
-      </w:pPr>
-      <w:r>
-        <w:rPr>
-          <w:lang w:val="zh_TW" w:bidi="zh_TW"/>
-        </w:rPr>
-        <w:t>稅收與課稅</w:t>
-      </w:r>
-      <w:r>
-        <w:rPr>
-          <w:lang w:val="zh_TW" w:bidi="zh_TW"/>
-        </w:rPr>
-      </w:r>
-    </w:p>
-    <w:p>
-      <w:pPr/>
-      <w:r>
-        <w:rPr>
-          <w:lang w:val="zh_TW" w:bidi="zh_TW"/>
-        </w:rPr>
-      </w:r>
-      <w:r>
-        <w:rPr>
-          <w:lang w:val="zh_TW" w:bidi="zh_TW"/>
-        </w:rPr>
-        <w:t>稅收是強大的國家向居住在其境內的人民徵收的金錢或物品</w:t>
-      </w:r>
-      <w:r>
-        <w:rPr>
-          <w:lang w:val="zh_TW" w:bidi="zh_TW"/>
-        </w:rPr>
-        <w:t>。</w:t>
-      </w:r>
-      <w:r>
-        <w:rPr>
-          <w:lang w:val="zh_TW" w:bidi="zh_TW"/>
-        </w:rPr>
-        <w:t>這</w:t>
-      </w:r>
-      <w:r>
-        <w:rPr>
-          <w:lang w:val="zh_TW" w:bidi="zh_TW"/>
-        </w:rPr>
-        <w:t>筆款項</w:t>
-      </w:r>
-      <w:r>
-        <w:rPr>
-          <w:lang w:val="zh_TW" w:bidi="zh_TW"/>
-        </w:rPr>
-        <w:t>也稱為貢品</w:t>
-      </w:r>
-      <w:r>
-        <w:rPr>
-          <w:lang w:val="zh_TW" w:bidi="zh_TW"/>
-        </w:rPr>
-        <w:t>，通常包括金、銀、</w:t>
-      </w:r>
-      <w:r>
-        <w:rPr>
-          <w:lang w:val="zh_TW" w:bidi="zh_TW"/>
-        </w:rPr>
-        <w:t>牲畜</w:t>
-      </w:r>
-      <w:r>
-        <w:rPr>
-          <w:lang w:val="zh_TW" w:bidi="zh_TW"/>
-        </w:rPr>
-        <w:t>、農作物和強制勞動。統治者和祭司</w:t>
-      </w:r>
-      <w:r>
-        <w:rPr>
-          <w:lang w:val="zh_TW" w:bidi="zh_TW"/>
-        </w:rPr>
-        <w:t>也會徵稅</w:t>
-      </w:r>
-      <w:r>
-        <w:rPr>
-          <w:lang w:val="zh_TW" w:bidi="zh_TW"/>
-        </w:rPr>
-        <w:t>以維持聖殿的運作。</w:t>
-      </w:r>
-    </w:p>
-    <w:p>
-      <w:pPr/>
-      <w:r>
-        <w:rPr>
-          <w:lang w:val="zh_TW" w:bidi="zh_TW"/>
-        </w:rPr>
-      </w:r>
-      <w:r>
-        <w:rPr>
-          <w:lang w:val="zh_TW" w:bidi="zh_TW"/>
-        </w:rPr>
-        <w:t>「貢品」</w:t>
-      </w:r>
-      <w:r>
-        <w:rPr>
-          <w:lang w:val="zh_TW" w:bidi="zh_TW"/>
-        </w:rPr>
-        <w:t>（譯註：和合本譯為服苦的僕人）一詞首次在</w:t>
-      </w:r>
-      <w:hyperlink r:id="rId55">
-        <w:r>
-          <w:rPr>
-            <w:lang w:val="zh_TW" w:bidi="zh_TW"/>
-          </w:rPr>
-          <w:rPr>
-            <w:color w:val="0000EE"/>
-            <w:u w:val="single"/>
-          </w:rPr>
-          <w:t>創世記四十九章15節</w:t>
-        </w:r>
-      </w:hyperlink>
-      <w:r>
-        <w:rPr>
-          <w:lang w:val="zh_TW" w:bidi="zh_TW"/>
-        </w:rPr>
-        <w:t>出現。在</w:t>
-      </w:r>
-      <w:hyperlink r:id="rId56">
-        <w:r>
-          <w:rPr>
-            <w:lang w:val="zh_TW" w:bidi="zh_TW"/>
-          </w:rPr>
-          <w:rPr>
-            <w:color w:val="0000EE"/>
-            <w:u w:val="single"/>
-          </w:rPr>
-          <w:t>民數記三十一章28節</w:t>
-        </w:r>
-      </w:hyperlink>
-      <w:r>
-        <w:rPr>
-          <w:lang w:val="zh_TW" w:bidi="zh_TW"/>
-        </w:rPr>
-        <w:t>中，</w:t>
-      </w:r>
-      <w:r>
-        <w:rPr>
-          <w:lang w:val="zh_TW" w:bidi="zh_TW"/>
-        </w:rPr>
-        <w:t>戰利品被分配，其中一部分作為貢品獻給祭司</w:t>
-      </w:r>
-      <w:r>
-        <w:rPr>
-          <w:lang w:val="zh_TW" w:bidi="zh_TW"/>
-        </w:rPr>
-        <w:t>。</w:t>
-      </w:r>
-      <w:r>
-        <w:rPr>
-          <w:lang w:val="zh_TW" w:bidi="zh_TW"/>
-        </w:rPr>
-        <w:t>最初，希伯來人</w:t>
-      </w:r>
-      <w:r>
-        <w:rPr>
-          <w:lang w:val="zh_TW" w:bidi="zh_TW"/>
-        </w:rPr>
-        <w:t>是自願</w:t>
-      </w:r>
-      <w:r>
-        <w:rPr>
-          <w:lang w:val="zh_TW" w:bidi="zh_TW"/>
-        </w:rPr>
-        <w:t>將聖殿的貢品奉獻給主的</w:t>
-      </w:r>
-      <w:r>
-        <w:rPr>
-          <w:lang w:val="zh_TW" w:bidi="zh_TW"/>
-        </w:rPr>
-        <w:t>（</w:t>
-      </w:r>
-      <w:hyperlink r:id="rId57">
-        <w:r>
-          <w:rPr>
-            <w:lang w:val="zh_TW" w:bidi="zh_TW"/>
-          </w:rPr>
-          <w:rPr>
-            <w:color w:val="0000EE"/>
-            <w:u w:val="single"/>
-          </w:rPr>
-          <w:t>申16:10</w:t>
-        </w:r>
-      </w:hyperlink>
-      <w:r>
-        <w:rPr>
-          <w:lang w:val="zh_TW" w:bidi="zh_TW"/>
-        </w:rPr>
-        <w:t>）。</w:t>
-      </w:r>
-      <w:r>
-        <w:rPr>
-          <w:lang w:val="zh_TW" w:bidi="zh_TW"/>
-        </w:rPr>
-        <w:t>後來，這成為一種強制的稅收</w:t>
-      </w:r>
-      <w:r>
-        <w:rPr>
-          <w:lang w:val="zh_TW" w:bidi="zh_TW"/>
-        </w:rPr>
-        <w:t>（</w:t>
-      </w:r>
-      <w:hyperlink r:id="rId58">
-        <w:r>
-          <w:rPr>
-            <w:lang w:val="zh_TW" w:bidi="zh_TW"/>
-          </w:rPr>
-          <w:rPr>
-            <w:color w:val="0000EE"/>
-            <w:u w:val="single"/>
-          </w:rPr>
-          <w:t>太17:24</w:t>
-        </w:r>
-      </w:hyperlink>
-      <w:r>
-        <w:rPr>
-          <w:lang w:val="zh_TW" w:bidi="zh_TW"/>
-        </w:rPr>
-        <w:t>）。</w:t>
-      </w:r>
-    </w:p>
-    <w:p>
-      <w:pPr>
-        <w:pStyle w:val="Heading3"/>
-      </w:pPr>
-      <w:r>
-        <w:rPr>
-          <w:lang w:val="zh_TW" w:bidi="zh_TW"/>
-        </w:rPr>
-        <w:t>古代世界的</w:t>
-      </w:r>
-      <w:r>
-        <w:rPr>
-          <w:lang w:val="zh_TW" w:bidi="zh_TW"/>
-        </w:rPr>
-        <w:t>稅收</w:t>
-      </w:r>
-    </w:p>
-    <w:p>
-      <w:pPr/>
-      <w:r>
-        <w:rPr>
-          <w:lang w:val="zh_TW" w:bidi="zh_TW"/>
-        </w:rPr>
-      </w:r>
-      <w:r>
-        <w:rPr>
-          <w:lang w:val="zh_TW" w:bidi="zh_TW"/>
-        </w:rPr>
-        <w:t>早在公元前2500年，</w:t>
-      </w:r>
-      <w:r>
-        <w:rPr>
-          <w:lang w:val="zh_TW" w:bidi="zh_TW"/>
-        </w:rPr>
-        <w:t>稅收已經影響了拉加什（</w:t>
-      </w:r>
-      <w:r>
-        <w:rPr>
-          <w:lang w:val="zh_TW" w:bidi="zh_TW"/>
-        </w:rPr>
-        <w:t>Lagash）這個城市</w:t>
-      </w:r>
-      <w:r>
-        <w:rPr>
-          <w:lang w:val="zh_TW" w:bidi="zh_TW"/>
-        </w:rPr>
-        <w:t>生活的各個方面</w:t>
-      </w:r>
-      <w:r>
-        <w:rPr>
-          <w:lang w:val="zh_TW" w:bidi="zh_TW"/>
-        </w:rPr>
-        <w:t>，包括</w:t>
-      </w:r>
-      <w:r>
-        <w:rPr>
-          <w:lang w:val="zh_TW" w:bidi="zh_TW"/>
-        </w:rPr>
-        <w:t>收入、婚姻、離婚和死亡</w:t>
-      </w:r>
-      <w:r>
-        <w:rPr>
-          <w:lang w:val="zh_TW" w:bidi="zh_TW"/>
-        </w:rPr>
-        <w:t>。蘇美人（Sumerians）相信土地屬於神和國王，因此他們須支付租金或稅款。</w:t>
-      </w:r>
-    </w:p>
-    <w:p>
-      <w:pPr>
-        <w:pStyle w:val="Heading4"/>
-      </w:pPr>
-      <w:r>
-        <w:rPr>
-          <w:lang w:val="zh_TW" w:bidi="zh_TW"/>
-        </w:rPr>
-        <w:t>古代以色列的</w:t>
-      </w:r>
-      <w:r>
-        <w:rPr>
-          <w:lang w:val="zh_TW" w:bidi="zh_TW"/>
-        </w:rPr>
-        <w:t>稅收</w:t>
-      </w:r>
-    </w:p>
-    <w:p>
-      <w:pPr/>
-      <w:r>
-        <w:rPr>
-          <w:lang w:val="zh_TW" w:bidi="zh_TW"/>
-        </w:rPr>
-      </w:r>
-      <w:r>
-        <w:rPr>
-          <w:lang w:val="zh_TW" w:bidi="zh_TW"/>
-        </w:rPr>
-        <w:t>在埃及，約瑟在七個豐年期間徵收了20%的穀物，來為接下來的七個荒年做準備（</w:t>
-      </w:r>
-      <w:hyperlink r:id="rId59">
-        <w:r>
-          <w:rPr>
-            <w:lang w:val="zh_TW" w:bidi="zh_TW"/>
-          </w:rPr>
-          <w:rPr>
-            <w:color w:val="0000EE"/>
-            <w:u w:val="single"/>
-          </w:rPr>
-          <w:t>創41:25–42:5</w:t>
-        </w:r>
-      </w:hyperlink>
-      <w:r>
-        <w:rPr>
-          <w:lang w:val="zh_TW" w:bidi="zh_TW"/>
-        </w:rPr>
-        <w:t>）。後來，在飢荒期間，人民將土地賣給法老，因此他擁有了埃及大部分的土地。從那時起，人民耕種土地，並從收成中給法老20%的稅（創47:13–26）。</w:t>
-      </w:r>
-    </w:p>
-    <w:p>
-      <w:pPr/>
-      <w:r>
-        <w:rPr>
-          <w:lang w:val="zh_TW" w:bidi="zh_TW"/>
-        </w:rPr>
-      </w:r>
-      <w:r>
-        <w:rPr>
-          <w:lang w:val="zh_TW" w:bidi="zh_TW"/>
-        </w:rPr>
-        <w:t>像大衛這樣用血汗換取江山的國王，</w:t>
-      </w:r>
-      <w:r>
-        <w:rPr>
-          <w:lang w:val="zh_TW" w:bidi="zh_TW"/>
-        </w:rPr>
-        <w:t>無需向自己的百姓徵稅就能保持國庫充盈</w:t>
-      </w:r>
-      <w:r>
-        <w:rPr>
-          <w:lang w:val="zh_TW" w:bidi="zh_TW"/>
-        </w:rPr>
-        <w:t>。被征服的民族，如迦南人，</w:t>
-      </w:r>
-      <w:r>
-        <w:rPr>
-          <w:lang w:val="zh_TW" w:bidi="zh_TW"/>
-        </w:rPr>
-        <w:t>會向國庫貢獻財富</w:t>
-      </w:r>
-      <w:r>
-        <w:rPr>
-          <w:lang w:val="zh_TW" w:bidi="zh_TW"/>
-        </w:rPr>
-        <w:t>（</w:t>
-      </w:r>
-      <w:hyperlink r:id="rId60">
-        <w:r>
-          <w:rPr>
-            <w:lang w:val="zh_TW" w:bidi="zh_TW"/>
-          </w:rPr>
-          <w:rPr>
-            <w:color w:val="0000EE"/>
-            <w:u w:val="single"/>
-          </w:rPr>
-          <w:t>撒下8:6–14</w:t>
-        </w:r>
-      </w:hyperlink>
-      <w:r>
-        <w:rPr>
-          <w:lang w:val="zh_TW" w:bidi="zh_TW"/>
-        </w:rPr>
-        <w:t>；</w:t>
-      </w:r>
-      <w:hyperlink r:id="rId61">
-        <w:r>
-          <w:rPr>
-            <w:lang w:val="zh_TW" w:bidi="zh_TW"/>
-          </w:rPr>
-          <w:rPr>
-            <w:color w:val="0000EE"/>
-            <w:u w:val="single"/>
-          </w:rPr>
-          <w:t>代上27:25–31</w:t>
-        </w:r>
-      </w:hyperlink>
-      <w:r>
-        <w:rPr>
-          <w:lang w:val="zh_TW" w:bidi="zh_TW"/>
-        </w:rPr>
-        <w:t>）。</w:t>
-      </w:r>
-      <w:r>
-        <w:rPr>
-          <w:lang w:val="zh_TW" w:bidi="zh_TW"/>
-        </w:rPr>
-        <w:t>這些財富包括</w:t>
-      </w:r>
-      <w:r>
-        <w:rPr>
-          <w:lang w:val="zh_TW" w:bidi="zh_TW"/>
-        </w:rPr>
-        <w:t>金、銀、銅、1,700 名騎兵和 20,000名步兵。此外，大衛和他的繼任者經常</w:t>
-      </w:r>
-      <w:r>
-        <w:rPr>
-          <w:lang w:val="zh_TW" w:bidi="zh_TW"/>
-        </w:rPr>
-        <w:t>強迫以色列境內的</w:t>
-      </w:r>
-      <w:r>
-        <w:rPr>
-          <w:lang w:val="zh_TW" w:bidi="zh_TW"/>
-        </w:rPr>
-        <w:t>外邦人</w:t>
-      </w:r>
-      <w:r>
-        <w:rPr>
-          <w:lang w:val="zh_TW" w:bidi="zh_TW"/>
-        </w:rPr>
-        <w:t>做苦工</w:t>
-      </w:r>
-      <w:r>
-        <w:rPr>
-          <w:lang w:val="zh_TW" w:bidi="zh_TW"/>
-        </w:rPr>
-        <w:t>（</w:t>
-      </w:r>
-      <w:hyperlink r:id="rId62">
-        <w:r>
-          <w:rPr>
-            <w:lang w:val="zh_TW" w:bidi="zh_TW"/>
-          </w:rPr>
-          <w:rPr>
-            <w:color w:val="0000EE"/>
-            <w:u w:val="single"/>
-          </w:rPr>
-          <w:t>撒下20:24</w:t>
-        </w:r>
-      </w:hyperlink>
-      <w:r>
-        <w:rPr>
-          <w:lang w:val="zh_TW" w:bidi="zh_TW"/>
-        </w:rPr>
-        <w:t>；王上</w:t>
-      </w:r>
-      <w:hyperlink r:id="rId63">
-        <w:r>
-          <w:rPr>
-            <w:lang w:val="zh_TW" w:bidi="zh_TW"/>
-          </w:rPr>
-          <w:rPr>
-            <w:color w:val="0000EE"/>
-            <w:u w:val="single"/>
-          </w:rPr>
-          <w:t>9:20–21</w:t>
-        </w:r>
-      </w:hyperlink>
-      <w:r>
-        <w:rPr>
-          <w:lang w:val="zh_TW" w:bidi="zh_TW"/>
-        </w:rPr>
-        <w:t>）。</w:t>
-      </w:r>
-    </w:p>
-    <w:p>
-      <w:pPr/>
-      <w:r>
-        <w:rPr>
-          <w:lang w:val="zh_TW" w:bidi="zh_TW"/>
-        </w:rPr>
-      </w:r>
-      <w:r>
-        <w:rPr>
-          <w:lang w:val="zh_TW" w:bidi="zh_TW"/>
-        </w:rPr>
-        <w:t>以色列可能最早在所羅門統治時期就開始徵稅</w:t>
-      </w:r>
-      <w:r>
-        <w:rPr>
-          <w:lang w:val="zh_TW" w:bidi="zh_TW"/>
-        </w:rPr>
-        <w:t>。在這段時間，收入來自貢品，而非戰利品。為了支持宮廷和大型建築工程，所羅門將以色列分為12個地區，每個地區都</w:t>
-      </w:r>
-      <w:r>
-        <w:rPr>
-          <w:lang w:val="zh_TW" w:bidi="zh_TW"/>
-        </w:rPr>
-        <w:t>派</w:t>
-      </w:r>
-      <w:r>
-        <w:rPr>
-          <w:lang w:val="zh_TW" w:bidi="zh_TW"/>
-        </w:rPr>
-        <w:t>一名</w:t>
-      </w:r>
-      <w:r>
-        <w:rPr>
-          <w:lang w:val="zh_TW" w:bidi="zh_TW"/>
-        </w:rPr>
-        <w:t>官吏。</w:t>
-      </w:r>
-      <w:r>
-        <w:rPr>
-          <w:lang w:val="zh_TW" w:bidi="zh_TW"/>
-        </w:rPr>
-        <w:t>而這些官吏每年為王家提供一個月的食物和其它支持（</w:t>
-      </w:r>
-      <w:hyperlink r:id="rId64">
-        <w:r>
-          <w:rPr>
-            <w:lang w:val="zh_TW" w:bidi="zh_TW"/>
-          </w:rPr>
-          <w:rPr>
-            <w:color w:val="0000EE"/>
-            <w:u w:val="single"/>
-          </w:rPr>
-          <w:t>王上4:7</w:t>
-        </w:r>
-      </w:hyperlink>
-      <w:r>
-        <w:rPr>
-          <w:lang w:val="zh_TW" w:bidi="zh_TW"/>
-        </w:rPr>
-        <w:t>）。</w:t>
-      </w:r>
-    </w:p>
-    <w:p>
-      <w:pPr/>
-      <w:r>
-        <w:rPr>
-          <w:lang w:val="zh_TW" w:bidi="zh_TW"/>
-        </w:rPr>
-      </w:r>
-      <w:r>
-        <w:rPr>
-          <w:lang w:val="zh_TW" w:bidi="zh_TW"/>
-        </w:rPr>
-        <w:t>所羅門還通過對經過他王國的商隊徵稅來獲得收入</w:t>
-      </w:r>
-      <w:r>
-        <w:rPr>
-          <w:lang w:val="zh_TW" w:bidi="zh_TW"/>
-        </w:rPr>
-        <w:t>。此外，外邦人和以色列人都被迫</w:t>
-      </w:r>
-      <w:r>
-        <w:rPr>
-          <w:lang w:val="zh_TW" w:bidi="zh_TW"/>
-        </w:rPr>
-        <w:t>參與大型項目</w:t>
-      </w:r>
-      <w:r>
-        <w:rPr>
-          <w:lang w:val="zh_TW" w:bidi="zh_TW"/>
-        </w:rPr>
-        <w:t>，</w:t>
-      </w:r>
-      <w:r>
-        <w:rPr>
-          <w:lang w:val="zh_TW" w:bidi="zh_TW"/>
-        </w:rPr>
-        <w:t>特別是</w:t>
-      </w:r>
-      <w:r>
-        <w:rPr>
-          <w:lang w:val="zh_TW" w:bidi="zh_TW"/>
-        </w:rPr>
-        <w:t>聖殿</w:t>
-      </w:r>
-      <w:r>
-        <w:rPr>
-          <w:lang w:val="zh_TW" w:bidi="zh_TW"/>
-        </w:rPr>
-        <w:t>的建設</w:t>
-      </w:r>
-      <w:r>
-        <w:rPr>
-          <w:lang w:val="zh_TW" w:bidi="zh_TW"/>
-        </w:rPr>
-        <w:t>（</w:t>
-      </w:r>
-      <w:hyperlink r:id="rId65">
-        <w:r>
-          <w:rPr>
-            <w:lang w:val="zh_TW" w:bidi="zh_TW"/>
-          </w:rPr>
-          <w:rPr>
-            <w:color w:val="0000EE"/>
-            <w:u w:val="single"/>
-          </w:rPr>
-          <w:t>王上5:13</w:t>
-        </w:r>
-      </w:hyperlink>
-      <w:r>
-        <w:rPr>
-          <w:lang w:val="zh_TW" w:bidi="zh_TW"/>
-        </w:rPr>
-        <w:t>，</w:t>
-      </w:r>
-      <w:hyperlink r:id="rId63">
-        <w:r>
-          <w:rPr>
-            <w:lang w:val="zh_TW" w:bidi="zh_TW"/>
-          </w:rPr>
-          <w:rPr>
-            <w:color w:val="0000EE"/>
-            <w:u w:val="single"/>
-          </w:rPr>
-          <w:t>9:20–21</w:t>
-        </w:r>
-      </w:hyperlink>
-      <w:r>
-        <w:rPr>
-          <w:lang w:val="zh_TW" w:bidi="zh_TW"/>
-        </w:rPr>
-        <w:t>；</w:t>
-      </w:r>
-      <w:hyperlink r:id="rId66">
-        <w:r>
-          <w:rPr>
-            <w:lang w:val="zh_TW" w:bidi="zh_TW"/>
-          </w:rPr>
-          <w:rPr>
-            <w:color w:val="0000EE"/>
-            <w:u w:val="single"/>
-          </w:rPr>
-          <w:t>代下8:7–8</w:t>
-        </w:r>
-      </w:hyperlink>
-      <w:r>
-        <w:rPr>
-          <w:lang w:val="zh_TW" w:bidi="zh_TW"/>
-        </w:rPr>
-        <w:t>）。考古學家從出土罐子的罐柄上，找到了印有希伯來文「歸於王」的印記。這些很可能是用來收集作為王室徵收部分貨物的大罐子（</w:t>
-      </w:r>
-      <w:hyperlink r:id="rId67">
-        <w:r>
-          <w:rPr>
-            <w:lang w:val="zh_TW" w:bidi="zh_TW"/>
-          </w:rPr>
-          <w:rPr>
-            <w:color w:val="0000EE"/>
-            <w:u w:val="single"/>
-          </w:rPr>
-          <w:t>代下2:10</w:t>
-        </w:r>
-      </w:hyperlink>
-      <w:r>
-        <w:rPr>
-          <w:lang w:val="zh_TW" w:bidi="zh_TW"/>
-        </w:rPr>
-        <w:t>）。</w:t>
-      </w:r>
-    </w:p>
-    <w:p>
-      <w:pPr/>
-      <w:r>
-        <w:rPr>
-          <w:lang w:val="zh_TW" w:bidi="zh_TW"/>
-        </w:rPr>
-      </w:r>
-      <w:r>
-        <w:rPr>
-          <w:lang w:val="zh_TW" w:bidi="zh_TW"/>
-        </w:rPr>
-        <w:t>約沙法成功地在國內向人民徵稅（</w:t>
-      </w:r>
-      <w:hyperlink r:id="rId68">
-        <w:r>
-          <w:rPr>
-            <w:lang w:val="zh_TW" w:bidi="zh_TW"/>
-          </w:rPr>
-          <w:rPr>
-            <w:color w:val="0000EE"/>
-            <w:u w:val="single"/>
-          </w:rPr>
-          <w:t>代下17:5</w:t>
-        </w:r>
-      </w:hyperlink>
-      <w:r>
-        <w:rPr>
-          <w:lang w:val="zh_TW" w:bidi="zh_TW"/>
-        </w:rPr>
-        <w:t>）。</w:t>
-      </w:r>
-      <w:r>
-        <w:rPr>
-          <w:lang w:val="zh_TW" w:bidi="zh_TW"/>
-        </w:rPr>
-        <w:t>他還繼續收取來自外國的貢品，</w:t>
-      </w:r>
-      <w:r>
-        <w:rPr>
-          <w:lang w:val="zh_TW" w:bidi="zh_TW"/>
-        </w:rPr>
-        <w:t>包括來自非利士人的金和銀，以及來自阿拉伯人的7,700隻公</w:t>
-      </w:r>
-      <w:r>
-        <w:rPr>
-          <w:lang w:val="zh_TW" w:bidi="zh_TW"/>
-        </w:rPr>
-        <w:t>綿</w:t>
-      </w:r>
-      <w:r>
-        <w:rPr>
-          <w:lang w:val="zh_TW" w:bidi="zh_TW"/>
-        </w:rPr>
-        <w:t>羊和7,700隻公山羊（</w:t>
-      </w:r>
-      <w:hyperlink r:id="rId69">
-        <w:r>
-          <w:rPr>
-            <w:lang w:val="zh_TW" w:bidi="zh_TW"/>
-          </w:rPr>
-          <w:rPr>
-            <w:color w:val="0000EE"/>
-            <w:u w:val="single"/>
-          </w:rPr>
-          <w:t>代下17:11–12</w:t>
-        </w:r>
-      </w:hyperlink>
-      <w:r>
-        <w:rPr>
-          <w:lang w:val="zh_TW" w:bidi="zh_TW"/>
-        </w:rPr>
-        <w:t>）。隨著鄰國日漸壯大，猶大開始進貢給外邦列國。亞述王西拿基立要求</w:t>
-      </w:r>
-      <w:r>
-        <w:rPr>
-          <w:lang w:val="zh_TW" w:bidi="zh_TW"/>
-        </w:rPr>
-        <w:t>銀子</w:t>
-      </w:r>
-      <w:r>
-        <w:rPr>
-          <w:lang w:val="zh_TW" w:bidi="zh_TW"/>
-        </w:rPr>
-        <w:t>300他連得和</w:t>
-      </w:r>
-      <w:r>
-        <w:rPr>
-          <w:lang w:val="zh_TW" w:bidi="zh_TW"/>
-        </w:rPr>
-        <w:t>金子</w:t>
-      </w:r>
-      <w:r>
-        <w:rPr>
-          <w:lang w:val="zh_TW" w:bidi="zh_TW"/>
-        </w:rPr>
-        <w:t>30他連得，甚至使猶大國要把聖殿的門上的金子</w:t>
-      </w:r>
-      <w:r>
-        <w:rPr>
-          <w:lang w:val="zh_TW" w:bidi="zh_TW"/>
-        </w:rPr>
-        <w:t>刮下來</w:t>
-      </w:r>
-      <w:r>
-        <w:rPr>
-          <w:lang w:val="zh_TW" w:bidi="zh_TW"/>
-        </w:rPr>
-        <w:t>（</w:t>
-      </w:r>
-      <w:hyperlink r:id="rId70">
-        <w:r>
-          <w:rPr>
-            <w:lang w:val="zh_TW" w:bidi="zh_TW"/>
-          </w:rPr>
-          <w:rPr>
-            <w:color w:val="0000EE"/>
-            <w:u w:val="single"/>
-          </w:rPr>
-          <w:t>王下18:14–16</w:t>
-        </w:r>
-      </w:hyperlink>
-      <w:r>
-        <w:rPr>
-          <w:lang w:val="zh_TW" w:bidi="zh_TW"/>
-        </w:rPr>
-        <w:t>）。後來，法老尼哥要求</w:t>
-      </w:r>
-      <w:r>
-        <w:rPr>
-          <w:lang w:val="zh_TW" w:bidi="zh_TW"/>
-        </w:rPr>
-        <w:t>猶大國</w:t>
-      </w:r>
-      <w:r>
-        <w:rPr>
-          <w:lang w:val="zh_TW" w:bidi="zh_TW"/>
-        </w:rPr>
-        <w:t>提供</w:t>
-      </w:r>
-      <w:r>
-        <w:rPr>
-          <w:lang w:val="zh_TW" w:bidi="zh_TW"/>
-        </w:rPr>
-        <w:t>銀子</w:t>
-      </w:r>
-      <w:r>
-        <w:rPr>
-          <w:lang w:val="zh_TW" w:bidi="zh_TW"/>
-        </w:rPr>
-        <w:t>100他連得和</w:t>
-      </w:r>
-      <w:r>
-        <w:rPr>
-          <w:lang w:val="zh_TW" w:bidi="zh_TW"/>
-        </w:rPr>
-        <w:t>金子</w:t>
-      </w:r>
-      <w:r>
-        <w:rPr>
-          <w:lang w:val="zh_TW" w:bidi="zh_TW"/>
-        </w:rPr>
-        <w:t>一他連得（</w:t>
-      </w:r>
-      <w:hyperlink r:id="rId71">
-        <w:r>
-          <w:rPr>
-            <w:lang w:val="zh_TW" w:bidi="zh_TW"/>
-          </w:rPr>
-          <w:rPr>
-            <w:color w:val="0000EE"/>
-            <w:u w:val="single"/>
-          </w:rPr>
-          <w:t>王下23:33</w:t>
-        </w:r>
-      </w:hyperlink>
-      <w:r>
-        <w:rPr>
-          <w:lang w:val="zh_TW" w:bidi="zh_TW"/>
-        </w:rPr>
-        <w:t>）。不久之後，尼布甲尼撒奪走了聖殿和王宮</w:t>
-      </w:r>
-      <w:r>
-        <w:rPr>
-          <w:lang w:val="zh_TW" w:bidi="zh_TW"/>
-        </w:rPr>
-        <w:t>中的</w:t>
-      </w:r>
-      <w:r>
-        <w:rPr>
-          <w:lang w:val="zh_TW" w:bidi="zh_TW"/>
-        </w:rPr>
-        <w:t>所有的</w:t>
-      </w:r>
-      <w:r>
-        <w:rPr>
-          <w:lang w:val="zh_TW" w:bidi="zh_TW"/>
-        </w:rPr>
-        <w:t>寶物</w:t>
-      </w:r>
-      <w:r>
-        <w:rPr>
-          <w:lang w:val="zh_TW" w:bidi="zh_TW"/>
-        </w:rPr>
-        <w:t>，又帶走了10,000名俘虜、</w:t>
-      </w:r>
-      <w:r>
-        <w:rPr>
-          <w:lang w:val="zh_TW" w:bidi="zh_TW"/>
-        </w:rPr>
-        <w:t>木匠</w:t>
-      </w:r>
-      <w:r>
-        <w:rPr>
-          <w:lang w:val="zh_TW" w:bidi="zh_TW"/>
-        </w:rPr>
-        <w:t>和鐵匠。除了</w:t>
-      </w:r>
-      <w:r>
-        <w:rPr>
-          <w:lang w:val="zh_TW" w:bidi="zh_TW"/>
-        </w:rPr>
-        <w:t>極貧窮的人</w:t>
-      </w:r>
-      <w:r>
-        <w:rPr>
-          <w:lang w:val="zh_TW" w:bidi="zh_TW"/>
-        </w:rPr>
-        <w:t>外，耶路撒冷幾乎無人居住（</w:t>
-      </w:r>
-      <w:hyperlink r:id="rId72">
-        <w:r>
-          <w:rPr>
-            <w:lang w:val="zh_TW" w:bidi="zh_TW"/>
-          </w:rPr>
-          <w:rPr>
-            <w:color w:val="0000EE"/>
-            <w:u w:val="single"/>
-          </w:rPr>
-          <w:t>王下24:13–16</w:t>
-        </w:r>
-      </w:hyperlink>
-      <w:r>
-        <w:rPr>
-          <w:lang w:val="zh_TW" w:bidi="zh_TW"/>
-        </w:rPr>
-        <w:t>）。</w:t>
-      </w:r>
-    </w:p>
-    <w:p>
-      <w:pPr>
-        <w:pStyle w:val="Heading4"/>
-      </w:pPr>
-      <w:r>
-        <w:rPr>
-          <w:lang w:val="zh_TW" w:bidi="zh_TW"/>
-        </w:rPr>
-        <w:t>外國的</w:t>
-      </w:r>
-      <w:r>
-        <w:rPr>
-          <w:lang w:val="zh_TW" w:bidi="zh_TW"/>
-        </w:rPr>
-        <w:t>課稅</w:t>
-      </w:r>
-    </w:p>
-    <w:p>
-      <w:pPr/>
-      <w:r>
-        <w:rPr>
-          <w:lang w:val="zh_TW" w:bidi="zh_TW"/>
-        </w:rPr>
-      </w:r>
-      <w:r>
-        <w:rPr>
-          <w:lang w:val="zh_TW" w:bidi="zh_TW"/>
-        </w:rPr>
-        <w:t>波斯人建立了一個固定的稅制。在這個制度中，總督（各省的巡撫）</w:t>
-      </w:r>
-      <w:r>
-        <w:rPr>
-          <w:lang w:val="zh_TW" w:bidi="zh_TW"/>
-        </w:rPr>
-        <w:t>需要</w:t>
-      </w:r>
-      <w:r>
-        <w:rPr>
-          <w:lang w:val="zh_TW" w:bidi="zh_TW"/>
-        </w:rPr>
-        <w:t>向皇家庫房支付固定的金額（</w:t>
-      </w:r>
-      <w:hyperlink r:id="rId73">
-        <w:r>
-          <w:rPr>
-            <w:lang w:val="zh_TW" w:bidi="zh_TW"/>
-          </w:rPr>
-          <w:rPr>
-            <w:color w:val="0000EE"/>
-            <w:u w:val="single"/>
-          </w:rPr>
-          <w:t>斯10:1</w:t>
-        </w:r>
-      </w:hyperlink>
-      <w:r>
-        <w:rPr>
-          <w:lang w:val="zh_TW" w:bidi="zh_TW"/>
-        </w:rPr>
-        <w:t>）。亞達薛西一世</w:t>
-      </w:r>
-      <w:r>
-        <w:rPr>
-          <w:lang w:val="zh_TW" w:bidi="zh_TW"/>
-        </w:rPr>
-        <w:t>豁免了</w:t>
-      </w:r>
-      <w:r>
-        <w:rPr>
-          <w:lang w:val="zh_TW" w:bidi="zh_TW"/>
-        </w:rPr>
-        <w:t>祭司、利未人和聖殿工人的稅務責任（</w:t>
-      </w:r>
-      <w:hyperlink r:id="rId74">
-        <w:r>
-          <w:rPr>
-            <w:lang w:val="zh_TW" w:bidi="zh_TW"/>
-          </w:rPr>
-          <w:rPr>
-            <w:color w:val="0000EE"/>
-            <w:u w:val="single"/>
-          </w:rPr>
-          <w:t>拉7:24</w:t>
-        </w:r>
-      </w:hyperlink>
-      <w:r>
-        <w:rPr>
-          <w:lang w:val="zh_TW" w:bidi="zh_TW"/>
-        </w:rPr>
-        <w:t>）。</w:t>
-      </w:r>
-      <w:r>
-        <w:rPr>
-          <w:lang w:val="zh_TW" w:bidi="zh_TW"/>
-        </w:rPr>
-        <w:t>此外，有些</w:t>
-      </w:r>
-      <w:r>
-        <w:rPr>
-          <w:lang w:val="zh_TW" w:bidi="zh_TW"/>
-        </w:rPr>
-        <w:t>巡撫（譯註：和合本譯作「省長」）向</w:t>
-      </w:r>
-      <w:r>
-        <w:rPr>
-          <w:lang w:val="zh_TW" w:bidi="zh_TW"/>
-        </w:rPr>
-        <w:t>百姓索要</w:t>
-      </w:r>
-      <w:r>
-        <w:rPr>
-          <w:lang w:val="zh_TW" w:bidi="zh_TW"/>
-        </w:rPr>
-        <w:t>額外的稅</w:t>
-      </w:r>
-      <w:r>
-        <w:rPr>
-          <w:lang w:val="zh_TW" w:bidi="zh_TW"/>
-        </w:rPr>
-        <w:t>收</w:t>
-      </w:r>
-      <w:r>
-        <w:rPr>
-          <w:lang w:val="zh_TW" w:bidi="zh_TW"/>
-        </w:rPr>
-        <w:t>，</w:t>
-      </w:r>
-      <w:r>
-        <w:rPr>
-          <w:lang w:val="zh_TW" w:bidi="zh_TW"/>
-        </w:rPr>
-        <w:t>用以供應其家庭的開支，</w:t>
-      </w:r>
-      <w:r>
-        <w:rPr>
-          <w:lang w:val="zh_TW" w:bidi="zh_TW"/>
-        </w:rPr>
-        <w:t>包括糧物、酒和</w:t>
-      </w:r>
-      <w:r>
-        <w:rPr>
-          <w:lang w:val="zh_TW" w:bidi="zh_TW"/>
-        </w:rPr>
-        <w:t>銀子</w:t>
-      </w:r>
-      <w:r>
-        <w:rPr>
-          <w:lang w:val="zh_TW" w:bidi="zh_TW"/>
-        </w:rPr>
-        <w:t>40舍客勒（</w:t>
-      </w:r>
-      <w:hyperlink r:id="rId75">
-        <w:r>
-          <w:rPr>
-            <w:lang w:val="zh_TW" w:bidi="zh_TW"/>
-          </w:rPr>
-          <w:rPr>
-            <w:color w:val="0000EE"/>
-            <w:u w:val="single"/>
-          </w:rPr>
-          <w:t>尼5:14–15</w:t>
-        </w:r>
-      </w:hyperlink>
-      <w:r>
-        <w:rPr>
-          <w:lang w:val="zh_TW" w:bidi="zh_TW"/>
-        </w:rPr>
-        <w:t>）。但作為巡撫，尼希米並沒有領取這筆食物津貼，因為他認為當時百姓的稅務負擔已經十分沉重。人們不得不以他們的田地、葡萄園和房屋作抵押借款，以支付「王的稅項」。這意味著如果他們無法償還貸款，就有失去財產的風險。大流士允許猶太人使用王室的稅金來重建聖殿（</w:t>
-      </w:r>
-      <w:hyperlink r:id="rId76">
-        <w:r>
-          <w:rPr>
-            <w:lang w:val="zh_TW" w:bidi="zh_TW"/>
-          </w:rPr>
-          <w:rPr>
-            <w:color w:val="0000EE"/>
-            <w:u w:val="single"/>
-          </w:rPr>
-          <w:t>拉6:7–10</w:t>
-        </w:r>
-      </w:hyperlink>
-      <w:r>
-        <w:rPr>
-          <w:lang w:val="zh_TW" w:bidi="zh_TW"/>
-        </w:rPr>
-        <w:t>）。</w:t>
-      </w:r>
-    </w:p>
-    <w:p>
-      <w:pPr/>
-      <w:r>
-        <w:rPr>
-          <w:lang w:val="zh_TW" w:bidi="zh_TW"/>
-        </w:rPr>
-      </w:r>
-      <w:r>
-        <w:rPr>
-          <w:lang w:val="zh_TW" w:bidi="zh_TW"/>
-        </w:rPr>
-        <w:t>在西流古（Seleucids）、托勒密（Ptolemies）和羅馬的時代，收稅方式有所改變。稅吏的職位被賣給出價最高的人，然後他們從人民身上榨取最高的稅金來建立個人財富。猶太人繳納什一稅以維修聖殿，並</w:t>
-      </w:r>
-      <w:r>
-        <w:rPr>
-          <w:lang w:val="zh_TW" w:bidi="zh_TW"/>
-        </w:rPr>
-        <w:t>繳納</w:t>
-      </w:r>
-      <w:r>
-        <w:rPr>
-          <w:lang w:val="zh_TW" w:bidi="zh_TW"/>
-        </w:rPr>
-        <w:t>高達三分之一的穀物和一半的水果的稅。此外，他們還</w:t>
-      </w:r>
-      <w:r>
-        <w:rPr>
-          <w:lang w:val="zh_TW" w:bidi="zh_TW"/>
-        </w:rPr>
-        <w:t>需要</w:t>
-      </w:r>
-      <w:r>
-        <w:rPr>
-          <w:lang w:val="zh_TW" w:bidi="zh_TW"/>
-        </w:rPr>
-        <w:t>支付</w:t>
-      </w:r>
-      <w:r>
-        <w:rPr>
-          <w:lang w:val="zh_TW" w:bidi="zh_TW"/>
-        </w:rPr>
-        <w:t>消費稅、銷售稅和人頭稅</w:t>
-      </w:r>
-      <w:r>
-        <w:rPr>
-          <w:lang w:val="zh_TW" w:bidi="zh_TW"/>
-        </w:rPr>
-        <w:t>。</w:t>
-      </w:r>
-    </w:p>
-    <w:p>
-      <w:pPr>
-        <w:pStyle w:val="Heading4"/>
-      </w:pPr>
-      <w:r>
-        <w:rPr>
-          <w:lang w:val="zh_TW" w:bidi="zh_TW"/>
-        </w:rPr>
-        <w:t>猶太法律中的稅收與實踐</w:t>
-      </w:r>
-    </w:p>
-    <w:p>
-      <w:pPr/>
-      <w:r>
-        <w:rPr>
-          <w:lang w:val="zh_TW" w:bidi="zh_TW"/>
-        </w:rPr>
-      </w:r>
-      <w:r>
-        <w:rPr>
-          <w:lang w:val="zh_TW" w:bidi="zh_TW"/>
-        </w:rPr>
-        <w:t>除了</w:t>
-      </w:r>
-      <w:r>
-        <w:rPr>
-          <w:lang w:val="zh_TW" w:bidi="zh_TW"/>
-        </w:rPr>
-        <w:t>外國的</w:t>
-      </w:r>
-      <w:r>
-        <w:rPr>
-          <w:lang w:val="zh_TW" w:bidi="zh_TW"/>
-        </w:rPr>
-        <w:t>稅外，</w:t>
-      </w:r>
-      <w:r>
-        <w:rPr>
-          <w:lang w:val="zh_TW" w:bidi="zh_TW"/>
-        </w:rPr>
-        <w:t>世界各地的猶太人，凡20歲以上的</w:t>
-      </w:r>
-      <w:r>
-        <w:rPr>
-          <w:lang w:val="zh_TW" w:bidi="zh_TW"/>
-        </w:rPr>
-        <w:t>（</w:t>
-      </w:r>
-      <w:hyperlink r:id="rId77">
-        <w:r>
-          <w:rPr>
-            <w:lang w:val="zh_TW" w:bidi="zh_TW"/>
-          </w:rPr>
-          <w:rPr>
-            <w:color w:val="0000EE"/>
-            <w:u w:val="single"/>
-          </w:rPr>
-          <w:t>出30:11–16</w:t>
-        </w:r>
-      </w:hyperlink>
-      <w:r>
-        <w:rPr>
-          <w:lang w:val="zh_TW" w:bidi="zh_TW"/>
-        </w:rPr>
-        <w:t>）</w:t>
-      </w:r>
-      <w:r>
-        <w:rPr>
-          <w:lang w:val="zh_TW" w:bidi="zh_TW"/>
-        </w:rPr>
-        <w:t>，每年都要支付半舍客勒來支持耶路撒冷的聖殿</w:t>
-      </w:r>
-      <w:r>
-        <w:rPr>
-          <w:lang w:val="zh_TW" w:bidi="zh_TW"/>
-        </w:rPr>
-        <w:t>（</w:t>
-      </w:r>
-      <w:hyperlink r:id="rId58">
-        <w:r>
-          <w:rPr>
-            <w:lang w:val="zh_TW" w:bidi="zh_TW"/>
-          </w:rPr>
-          <w:rPr>
-            <w:color w:val="0000EE"/>
-            <w:u w:val="single"/>
-          </w:rPr>
-          <w:t>太17:24</w:t>
-        </w:r>
-      </w:hyperlink>
-      <w:r>
-        <w:rPr>
-          <w:lang w:val="zh_TW" w:bidi="zh_TW"/>
-        </w:rPr>
-        <w:t>）。</w:t>
-      </w:r>
-      <w:r>
-        <w:rPr>
-          <w:lang w:val="zh_TW" w:bidi="zh_TW"/>
-        </w:rPr>
-        <w:t>即使在公元70年聖殿被毀後，這項傳統仍然持續</w:t>
-      </w:r>
-      <w:r>
-        <w:rPr>
-          <w:lang w:val="zh_TW" w:bidi="zh_TW"/>
-        </w:rPr>
-        <w:t>。耶穌</w:t>
-      </w:r>
-      <w:r>
-        <w:rPr>
-          <w:lang w:val="zh_TW" w:bidi="zh_TW"/>
-        </w:rPr>
-        <w:t>曾被問及關於這項稅收的問題</w:t>
-      </w:r>
-      <w:r>
-        <w:rPr>
-          <w:lang w:val="zh_TW" w:bidi="zh_TW"/>
-        </w:rPr>
-        <w:t>（</w:t>
-      </w:r>
-      <w:hyperlink r:id="rId78">
-        <w:r>
-          <w:rPr>
-            <w:lang w:val="zh_TW" w:bidi="zh_TW"/>
-          </w:rPr>
-          <w:rPr>
-            <w:color w:val="0000EE"/>
-            <w:u w:val="single"/>
-          </w:rPr>
-          <w:t>太17:25</w:t>
-        </w:r>
-      </w:hyperlink>
-      <w:r>
-        <w:rPr>
-          <w:lang w:val="zh_TW" w:bidi="zh_TW"/>
-        </w:rPr>
-        <w:t>），以及向羅馬繳稅</w:t>
-      </w:r>
-      <w:r>
-        <w:rPr>
-          <w:lang w:val="zh_TW" w:bidi="zh_TW"/>
-        </w:rPr>
-        <w:t>是否合法</w:t>
-      </w:r>
-      <w:r>
-        <w:rPr>
-          <w:lang w:val="zh_TW" w:bidi="zh_TW"/>
-        </w:rPr>
-        <w:t>（</w:t>
-      </w:r>
-      <w:hyperlink r:id="rId79">
-        <w:r>
-          <w:rPr>
-            <w:lang w:val="zh_TW" w:bidi="zh_TW"/>
-          </w:rPr>
-          <w:rPr>
-            <w:color w:val="0000EE"/>
-            <w:u w:val="single"/>
-          </w:rPr>
-          <w:t>太22:17</w:t>
-        </w:r>
-      </w:hyperlink>
-      <w:r>
-        <w:rPr>
-          <w:lang w:val="zh_TW" w:bidi="zh_TW"/>
-        </w:rPr>
-        <w:t>；</w:t>
-      </w:r>
-      <w:hyperlink r:id="rId80">
-        <w:r>
-          <w:rPr>
-            <w:lang w:val="zh_TW" w:bidi="zh_TW"/>
-          </w:rPr>
-          <w:rPr>
-            <w:color w:val="0000EE"/>
-            <w:u w:val="single"/>
-          </w:rPr>
-          <w:t>可12:14–15</w:t>
-        </w:r>
-      </w:hyperlink>
-      <w:r>
-        <w:rPr>
-          <w:lang w:val="zh_TW" w:bidi="zh_TW"/>
-        </w:rPr>
-        <w:t>；</w:t>
-      </w:r>
-      <w:hyperlink r:id="rId81">
-        <w:r>
-          <w:rPr>
-            <w:lang w:val="zh_TW" w:bidi="zh_TW"/>
-          </w:rPr>
-          <w:rPr>
-            <w:color w:val="0000EE"/>
-            <w:u w:val="single"/>
-          </w:rPr>
-          <w:t>路20:22</w:t>
-        </w:r>
-      </w:hyperlink>
-      <w:r>
-        <w:rPr>
-          <w:lang w:val="zh_TW" w:bidi="zh_TW"/>
-        </w:rPr>
-        <w:t>）。儘管耶穌</w:t>
-      </w:r>
-      <w:r>
-        <w:rPr>
-          <w:lang w:val="zh_TW" w:bidi="zh_TW"/>
-        </w:rPr>
-        <w:t>以著名的回答──</w:t>
-      </w:r>
-      <w:r>
-        <w:rPr>
-          <w:lang w:val="zh_TW" w:bidi="zh_TW"/>
-        </w:rPr>
-        <w:t>「</w:t>
-      </w:r>
-      <w:r>
-        <w:rPr>
-          <w:lang w:val="zh_TW" w:bidi="zh_TW"/>
-        </w:rPr>
-        <w:t>凱撒的物當歸給凱撒；神的物當歸給神</w:t>
-      </w:r>
-      <w:r>
-        <w:rPr>
-          <w:lang w:val="zh_TW" w:bidi="zh_TW"/>
-        </w:rPr>
-        <w:t>」 (</w:t>
-      </w:r>
-      <w:hyperlink r:id="rId82">
-        <w:r>
-          <w:rPr>
-            <w:lang w:val="zh_TW" w:bidi="zh_TW"/>
-          </w:rPr>
-          <w:rPr>
-            <w:color w:val="0000EE"/>
-            <w:u w:val="single"/>
-          </w:rPr>
-          <w:t>太22:21</w:t>
-        </w:r>
-      </w:hyperlink>
-      <w:r>
-        <w:rPr>
-          <w:lang w:val="zh_TW" w:bidi="zh_TW"/>
-        </w:rPr>
-        <w:t>；</w:t>
-      </w:r>
-      <w:hyperlink r:id="rId83">
-        <w:r>
-          <w:rPr>
-            <w:lang w:val="zh_TW" w:bidi="zh_TW"/>
-          </w:rPr>
-          <w:rPr>
-            <w:color w:val="0000EE"/>
-            <w:u w:val="single"/>
-          </w:rPr>
-          <w:t>可12:17</w:t>
-        </w:r>
-      </w:hyperlink>
-      <w:r>
-        <w:rPr>
-          <w:lang w:val="zh_TW" w:bidi="zh_TW"/>
-        </w:rPr>
-        <w:t>；</w:t>
-      </w:r>
-      <w:hyperlink r:id="rId84">
-        <w:r>
-          <w:rPr>
-            <w:lang w:val="zh_TW" w:bidi="zh_TW"/>
-          </w:rPr>
-          <w:rPr>
-            <w:color w:val="0000EE"/>
-            <w:u w:val="single"/>
-          </w:rPr>
-          <w:t xml:space="preserve">路 20:25) </w:t>
-        </w:r>
-      </w:hyperlink>
-      <w:r>
-        <w:rPr>
-          <w:lang w:val="zh_TW" w:bidi="zh_TW"/>
-        </w:rPr>
-        <w:t>──回應 ，但他仍在彼拉多面前被指控禁止納稅給凱撒（</w:t>
-      </w:r>
-      <w:hyperlink r:id="rId85">
-        <w:r>
-          <w:rPr>
-            <w:lang w:val="zh_TW" w:bidi="zh_TW"/>
-          </w:rPr>
-          <w:rPr>
-            <w:color w:val="0000EE"/>
-            <w:u w:val="single"/>
-          </w:rPr>
-          <w:t>路23:2</w:t>
-        </w:r>
-      </w:hyperlink>
-      <w:r>
-        <w:rPr>
-          <w:lang w:val="zh_TW" w:bidi="zh_TW"/>
-        </w:rPr>
-        <w:t>）。早期教會也支持將納稅視為公民義務（</w:t>
-      </w:r>
-      <w:hyperlink r:id="rId86">
-        <w:r>
-          <w:rPr>
-            <w:lang w:val="zh_TW" w:bidi="zh_TW"/>
-          </w:rPr>
-          <w:rPr>
-            <w:color w:val="0000EE"/>
-            <w:u w:val="single"/>
-          </w:rPr>
-          <w:t>羅13:5–7</w:t>
-        </w:r>
-      </w:hyperlink>
-      <w:r>
-        <w:rPr>
-          <w:lang w:val="zh_TW" w:bidi="zh_TW"/>
-        </w:rPr>
-        <w:t>）。</w:t>
-      </w:r>
-    </w:p>
-    <w:p>
-      <w:pPr/>
-      <w:r>
-        <w:rPr>
-          <w:lang w:val="zh_TW" w:bidi="zh_TW"/>
-        </w:rPr>
-      </w:r>
-      <w:r>
-        <w:rPr>
-          <w:i/>
-          <w:lang w:val="zh_TW" w:bidi="zh_TW"/>
-        </w:rPr>
-        <w:t>另見</w:t>
-      </w:r>
-      <w:r>
-        <w:rPr>
-          <w:lang w:val="zh_TW" w:bidi="zh_TW"/>
-        </w:rPr>
-        <w:t xml:space="preserve"> </w:t>
-      </w:r>
-      <w:r>
-        <w:rPr>
-          <w:lang w:val="zh_TW" w:bidi="zh_TW"/>
-        </w:rPr>
-        <w:t>金錢</w:t>
-      </w:r>
-      <w:r>
-        <w:rPr>
-          <w:lang w:val="zh_TW" w:bidi="zh_TW"/>
-        </w:rPr>
-        <w:t>、</w:t>
-      </w:r>
-      <w:r>
-        <w:rPr>
-          <w:lang w:val="zh_TW" w:bidi="zh_TW"/>
-        </w:rPr>
-        <w:t>銀行家，銀行業</w:t>
-      </w:r>
-      <w:r>
-        <w:rPr>
-          <w:lang w:val="zh_TW" w:bidi="zh_TW"/>
-        </w:rPr>
-        <w:t>、</w:t>
-      </w:r>
-      <w:r>
-        <w:rPr>
-          <w:lang w:val="zh_TW" w:bidi="zh_TW"/>
-        </w:rPr>
-        <w:t>稅吏</w:t>
-      </w:r>
-      <w:r>
-        <w:rPr>
-          <w:lang w:val="zh_TW" w:bidi="zh_TW"/>
-        </w:rPr>
-        <w:t>。</w:t>
-      </w:r>
-      <w:r>
-        <w:rPr>
-          <w:lang w:val="zh_TW" w:bidi="zh_TW"/>
-        </w:rPr>
-      </w:r>
-      <w:r>
-        <w:rPr>
-          <w:lang w:val="zh_TW" w:bidi="zh_TW"/>
-        </w:rPr>
-      </w:r>
-    </w:p>
-    <w:p>
-      <w:pPr/>
-      <w:r>
-        <w:rPr>
-          <w:lang w:val="zh_TW" w:bidi="zh_TW"/>
-        </w:rPr>
-      </w:r>
-    </w:p>
-    <w:p>
-      <w:pPr>
-        <w:pStyle w:val="Heading2"/>
-      </w:pPr>
-      <w:r>
-        <w:rPr>
-          <w:lang w:val="zh_TW" w:bidi="zh_TW"/>
-        </w:rPr>
-        <w:t>睡覺</w:t>
-      </w:r>
-      <w:r>
-        <w:rPr>
-          <w:lang w:val="zh_TW" w:bidi="zh_TW"/>
-        </w:rPr>
-      </w:r>
-    </w:p>
-    <w:p>
-      <w:pPr/>
-      <w:r>
-        <w:rPr>
-          <w:lang w:val="zh_TW" w:bidi="zh_TW"/>
-        </w:rPr>
-      </w:r>
-      <w:r>
-        <w:rPr>
-          <w:lang w:val="zh_TW" w:bidi="zh_TW"/>
-        </w:rPr>
-        <w:t>身心的自然休息狀態。在聖經中，睡覺可以有三個意義：</w:t>
-      </w:r>
-    </w:p>
-    <w:p>
-      <w:pPr>
-        <w:pStyle w:val="ListNumber"/>
-        <w:numPr>
-          <w:ilvl w:val="0"/>
-          <w:numId w:val="14"/>
-        </w:numPr>
-        <w:spacing w:line="240" w:lineRule="auto"/>
-        <w:ind w:left="720"/>
-      </w:pPr>
-      <w:r>
-        <w:rPr>
-          <w:lang w:val="zh_TW" w:bidi="zh_TW"/>
-        </w:rPr>
-      </w:r>
-      <w:r>
-        <w:rPr>
-          <w:lang w:val="zh_TW" w:bidi="zh_TW"/>
-        </w:rPr>
-        <w:t>身體的休息</w:t>
-      </w:r>
-    </w:p>
-    <w:p>
-      <w:pPr>
-        <w:pStyle w:val="ListNumber"/>
-        <w:spacing w:line="240" w:lineRule="auto"/>
-        <w:ind w:left="720"/>
-      </w:pPr>
-      <w:r>
-        <w:rPr>
-          <w:lang w:val="zh_TW" w:bidi="zh_TW"/>
-        </w:rPr>
-      </w:r>
-      <w:r>
-        <w:rPr>
-          <w:lang w:val="zh_TW" w:bidi="zh_TW"/>
-        </w:rPr>
-        <w:t>道德或屬靈上無所作為</w:t>
-      </w:r>
-    </w:p>
-    <w:p>
-      <w:pPr>
-        <w:pStyle w:val="ListNumber"/>
-        <w:spacing w:line="240" w:lineRule="auto"/>
-        <w:ind w:left="720"/>
-      </w:pPr>
-      <w:r>
-        <w:rPr>
-          <w:lang w:val="zh_TW" w:bidi="zh_TW"/>
-        </w:rPr>
-      </w:r>
-      <w:r>
-        <w:rPr>
-          <w:lang w:val="zh_TW" w:bidi="zh_TW"/>
-        </w:rPr>
-        <w:t>死亡</w:t>
-      </w:r>
-    </w:p>
-    <w:p>
-      <w:pPr>
-        <w:pStyle w:val="Heading3"/>
-      </w:pPr>
-      <w:r>
-        <w:rPr>
-          <w:lang w:val="zh_TW" w:bidi="zh_TW"/>
-        </w:rPr>
-        <w:t>睡覺作為身體的需求</w:t>
-      </w:r>
-    </w:p>
-    <w:p>
-      <w:pPr/>
-      <w:r>
-        <w:rPr>
-          <w:lang w:val="zh_TW" w:bidi="zh_TW"/>
-        </w:rPr>
-      </w:r>
-      <w:r>
-        <w:rPr>
-          <w:lang w:val="zh_TW" w:bidi="zh_TW"/>
-        </w:rPr>
-        <w:t>人類身體所需的睡眠，被視為神所賜予珍貴的禮物（</w:t>
-      </w:r>
-      <w:hyperlink r:id="rId87">
-        <w:r>
-          <w:rPr>
-            <w:lang w:val="zh_TW" w:bidi="zh_TW"/>
-          </w:rPr>
-          <w:rPr>
-            <w:color w:val="0000EE"/>
-            <w:u w:val="single"/>
-          </w:rPr>
-          <w:t>詩4:8</w:t>
-        </w:r>
-      </w:hyperlink>
-      <w:r>
-        <w:rPr>
-          <w:lang w:val="zh_TW" w:bidi="zh_TW"/>
-        </w:rPr>
-        <w:t>，</w:t>
-      </w:r>
-      <w:hyperlink r:id="rId88">
-        <w:r>
-          <w:rPr>
-            <w:lang w:val="zh_TW" w:bidi="zh_TW"/>
-          </w:rPr>
-          <w:rPr>
-            <w:color w:val="0000EE"/>
-            <w:u w:val="single"/>
-          </w:rPr>
-          <w:t>127:2</w:t>
-        </w:r>
-      </w:hyperlink>
-      <w:r>
-        <w:rPr>
-          <w:lang w:val="zh_TW" w:bidi="zh_TW"/>
-        </w:rPr>
-        <w:t>）。神可以選擇某人，使他失眠，以達成祂的目的（</w:t>
-      </w:r>
-      <w:hyperlink r:id="rId89">
-        <w:r>
-          <w:rPr>
-            <w:lang w:val="zh_TW" w:bidi="zh_TW"/>
-          </w:rPr>
-          <w:rPr>
-            <w:color w:val="0000EE"/>
-            <w:u w:val="single"/>
-          </w:rPr>
-          <w:t>斯6:1</w:t>
-        </w:r>
-      </w:hyperlink>
-      <w:r>
-        <w:rPr>
-          <w:lang w:val="zh_TW" w:bidi="zh_TW"/>
-        </w:rPr>
-        <w:t>；</w:t>
-      </w:r>
-      <w:hyperlink r:id="rId90">
-        <w:r>
-          <w:rPr>
-            <w:lang w:val="zh_TW" w:bidi="zh_TW"/>
-          </w:rPr>
-          <w:rPr>
-            <w:color w:val="0000EE"/>
-            <w:u w:val="single"/>
-          </w:rPr>
-          <w:t>但6:18</w:t>
-        </w:r>
-      </w:hyperlink>
-      <w:r>
-        <w:rPr>
-          <w:lang w:val="zh_TW" w:bidi="zh_TW"/>
-        </w:rPr>
-        <w:t>）。神也可能賜人沉睡（</w:t>
-      </w:r>
-      <w:hyperlink r:id="rId91">
-        <w:r>
-          <w:rPr>
-            <w:lang w:val="zh_TW" w:bidi="zh_TW"/>
-          </w:rPr>
-          <w:rPr>
-            <w:color w:val="0000EE"/>
-            <w:u w:val="single"/>
-          </w:rPr>
-          <w:t>創2:21</w:t>
-        </w:r>
-      </w:hyperlink>
-      <w:r>
-        <w:rPr>
-          <w:lang w:val="zh_TW" w:bidi="zh_TW"/>
-        </w:rPr>
-        <w:t>，</w:t>
-      </w:r>
-      <w:hyperlink r:id="rId92">
-        <w:r>
-          <w:rPr>
-            <w:lang w:val="zh_TW" w:bidi="zh_TW"/>
-          </w:rPr>
-          <w:rPr>
-            <w:color w:val="0000EE"/>
-            <w:u w:val="single"/>
-          </w:rPr>
-          <w:t>15:12</w:t>
-        </w:r>
-      </w:hyperlink>
-      <w:r>
-        <w:rPr>
-          <w:lang w:val="zh_TW" w:bidi="zh_TW"/>
-        </w:rPr>
-        <w:t>；</w:t>
-      </w:r>
-      <w:hyperlink r:id="rId93">
-        <w:r>
-          <w:rPr>
-            <w:lang w:val="zh_TW" w:bidi="zh_TW"/>
-          </w:rPr>
-          <w:rPr>
-            <w:color w:val="0000EE"/>
-            <w:u w:val="single"/>
-          </w:rPr>
-          <w:t>撒上26:12</w:t>
-        </w:r>
-      </w:hyperlink>
-      <w:r>
-        <w:rPr>
-          <w:lang w:val="zh_TW" w:bidi="zh_TW"/>
-        </w:rPr>
-        <w:t>）。人在睡覺時，神可能會在夢或異象中顯示祂的旨意（例如：</w:t>
-      </w:r>
-      <w:hyperlink r:id="rId94">
-        <w:r>
-          <w:rPr>
-            <w:lang w:val="zh_TW" w:bidi="zh_TW"/>
-          </w:rPr>
-          <w:rPr>
-            <w:color w:val="0000EE"/>
-            <w:u w:val="single"/>
-          </w:rPr>
-          <w:t>創28:11–16</w:t>
-        </w:r>
-      </w:hyperlink>
-      <w:r>
-        <w:rPr>
-          <w:lang w:val="zh_TW" w:bidi="zh_TW"/>
-        </w:rPr>
-        <w:t>；</w:t>
-      </w:r>
-      <w:hyperlink r:id="rId95">
-        <w:r>
-          <w:rPr>
-            <w:lang w:val="zh_TW" w:bidi="zh_TW"/>
-          </w:rPr>
-          <w:rPr>
-            <w:color w:val="0000EE"/>
-            <w:u w:val="single"/>
-          </w:rPr>
-          <w:t>伯4:13–17</w:t>
-        </w:r>
-      </w:hyperlink>
-      <w:r>
-        <w:rPr>
-          <w:lang w:val="zh_TW" w:bidi="zh_TW"/>
-        </w:rPr>
-        <w:t>；</w:t>
-      </w:r>
-      <w:hyperlink r:id="rId96">
-        <w:r>
-          <w:rPr>
-            <w:lang w:val="zh_TW" w:bidi="zh_TW"/>
-          </w:rPr>
-          <w:rPr>
-            <w:color w:val="0000EE"/>
-            <w:u w:val="single"/>
-          </w:rPr>
-          <w:t>太1:20–24</w:t>
-        </w:r>
-      </w:hyperlink>
-      <w:r>
-        <w:rPr>
-          <w:lang w:val="zh_TW" w:bidi="zh_TW"/>
-        </w:rPr>
-        <w:t>）。</w:t>
-      </w:r>
-    </w:p>
-    <w:p>
-      <w:pPr/>
-      <w:r>
-        <w:rPr>
-          <w:lang w:val="zh_TW" w:bidi="zh_TW"/>
-        </w:rPr>
-      </w:r>
-      <w:r>
-        <w:rPr>
-          <w:lang w:val="zh_TW" w:bidi="zh_TW"/>
-        </w:rPr>
-        <w:t>箴言警告，人若沉迷睡覺，會導致生命缺乏紀律。例如，有一則箴言說：「</w:t>
-      </w:r>
-      <w:r>
-        <w:rPr>
-          <w:lang w:val="zh_TW" w:bidi="zh_TW"/>
-        </w:rPr>
-        <w:t>不要貪睡，免致貧窮； 眼要睜開，你就吃飽。</w:t>
-      </w:r>
-      <w:r>
-        <w:rPr>
-          <w:lang w:val="zh_TW" w:bidi="zh_TW"/>
-        </w:rPr>
-        <w:t>」（</w:t>
-      </w:r>
-      <w:hyperlink r:id="rId97">
-        <w:r>
-          <w:rPr>
-            <w:lang w:val="zh_TW" w:bidi="zh_TW"/>
-          </w:rPr>
-          <w:rPr>
-            <w:color w:val="0000EE"/>
-            <w:u w:val="single"/>
-          </w:rPr>
-          <w:t>箴20:13</w:t>
-        </w:r>
-      </w:hyperlink>
-      <w:r>
-        <w:rPr>
-          <w:lang w:val="zh_TW" w:bidi="zh_TW"/>
-        </w:rPr>
-        <w:t>；另見</w:t>
-      </w:r>
-      <w:hyperlink r:id="rId98">
-        <w:r>
-          <w:rPr>
-            <w:lang w:val="zh_TW" w:bidi="zh_TW"/>
-          </w:rPr>
-          <w:rPr>
-            <w:color w:val="0000EE"/>
-            <w:u w:val="single"/>
-          </w:rPr>
-          <w:t>6:9–11</w:t>
-        </w:r>
-      </w:hyperlink>
-      <w:r>
-        <w:rPr>
-          <w:lang w:val="zh_TW" w:bidi="zh_TW"/>
-        </w:rPr>
-        <w:t>，</w:t>
-      </w:r>
-      <w:hyperlink r:id="rId99">
-        <w:r>
-          <w:rPr>
-            <w:lang w:val="zh_TW" w:bidi="zh_TW"/>
-          </w:rPr>
-          <w:rPr>
-            <w:color w:val="0000EE"/>
-            <w:u w:val="single"/>
-          </w:rPr>
-          <w:t>10:5</w:t>
-        </w:r>
-      </w:hyperlink>
-      <w:r>
-        <w:rPr>
-          <w:lang w:val="zh_TW" w:bidi="zh_TW"/>
-        </w:rPr>
-        <w:t>，</w:t>
-      </w:r>
-      <w:hyperlink r:id="rId100">
-        <w:r>
-          <w:rPr>
-            <w:lang w:val="zh_TW" w:bidi="zh_TW"/>
-          </w:rPr>
-          <w:rPr>
-            <w:color w:val="0000EE"/>
-            <w:u w:val="single"/>
-          </w:rPr>
-          <w:t>24:32–34</w:t>
-        </w:r>
-      </w:hyperlink>
-      <w:r>
-        <w:rPr>
-          <w:lang w:val="zh_TW" w:bidi="zh_TW"/>
-        </w:rPr>
-        <w:t>）。</w:t>
-      </w:r>
-    </w:p>
-    <w:p>
-      <w:pPr>
-        <w:pStyle w:val="Heading3"/>
-      </w:pPr>
-      <w:r>
-        <w:rPr>
-          <w:lang w:val="zh_TW" w:bidi="zh_TW"/>
-        </w:rPr>
-        <w:t>睡眠作為道德或屬靈的無所作為</w:t>
-      </w:r>
-    </w:p>
-    <w:p>
-      <w:pPr/>
-      <w:r>
-        <w:rPr>
-          <w:lang w:val="zh_TW" w:bidi="zh_TW"/>
-        </w:rPr>
-      </w:r>
-      <w:r>
-        <w:rPr>
-          <w:lang w:val="zh_TW" w:bidi="zh_TW"/>
-        </w:rPr>
-        <w:t>從象徵角度來說，睡眠用來表達懶惰、粗心和不活躍。</w:t>
-      </w:r>
-      <w:hyperlink r:id="rId101">
-        <w:r>
-          <w:rPr>
-            <w:lang w:val="zh_TW" w:bidi="zh_TW"/>
-          </w:rPr>
-          <w:rPr>
-            <w:color w:val="0000EE"/>
-            <w:u w:val="single"/>
-          </w:rPr>
-          <w:t>以賽亞書五十六章10節</w:t>
-        </w:r>
-      </w:hyperlink>
-      <w:r>
-        <w:rPr>
-          <w:lang w:val="zh_TW" w:bidi="zh_TW"/>
-        </w:rPr>
-        <w:t>提到未盡責成為領袖，帶領神子民的人：「</w:t>
-      </w:r>
-      <w:r>
-        <w:rPr>
-          <w:lang w:val="zh_TW" w:bidi="zh_TW"/>
-        </w:rPr>
-        <w:t>他看守的人是瞎眼的</w:t>
-      </w:r>
-      <w:r>
-        <w:rPr>
-          <w:lang w:val="zh_TW" w:bidi="zh_TW"/>
-        </w:rPr>
-        <w:t>......</w:t>
-      </w:r>
-      <w:r>
-        <w:rPr>
-          <w:lang w:val="zh_TW" w:bidi="zh_TW"/>
-        </w:rPr>
-        <w:t>但知做夢，躺臥，貪睡</w:t>
-      </w:r>
-      <w:r>
-        <w:rPr>
-          <w:lang w:val="zh_TW" w:bidi="zh_TW"/>
-        </w:rPr>
-        <w:t>」。在新約聖經中，主的僕人應保持警醒，以便他們的主人來時，不會發現他們在睡覺（</w:t>
-      </w:r>
-      <w:hyperlink r:id="rId102">
-        <w:r>
-          <w:rPr>
-            <w:lang w:val="zh_TW" w:bidi="zh_TW"/>
-          </w:rPr>
-          <w:rPr>
-            <w:color w:val="0000EE"/>
-            <w:u w:val="single"/>
-          </w:rPr>
-          <w:t>可13:35–37</w:t>
-        </w:r>
-      </w:hyperlink>
-      <w:r>
-        <w:rPr>
-          <w:lang w:val="zh_TW" w:bidi="zh_TW"/>
-        </w:rPr>
-        <w:t>；另見</w:t>
-      </w:r>
-      <w:hyperlink r:id="rId103">
-        <w:r>
-          <w:rPr>
-            <w:lang w:val="zh_TW" w:bidi="zh_TW"/>
-          </w:rPr>
-          <w:rPr>
-            <w:color w:val="0000EE"/>
-            <w:u w:val="single"/>
-          </w:rPr>
-          <w:t>太25:1–13</w:t>
-        </w:r>
-      </w:hyperlink>
-      <w:r>
-        <w:rPr>
-          <w:lang w:val="zh_TW" w:bidi="zh_TW"/>
-        </w:rPr>
-        <w:t>，</w:t>
-      </w:r>
-      <w:hyperlink r:id="rId104">
-        <w:r>
-          <w:rPr>
-            <w:lang w:val="zh_TW" w:bidi="zh_TW"/>
-          </w:rPr>
-          <w:rPr>
-            <w:color w:val="0000EE"/>
-            <w:u w:val="single"/>
-          </w:rPr>
-          <w:t>26:40–46</w:t>
-        </w:r>
-      </w:hyperlink>
-      <w:r>
-        <w:rPr>
-          <w:lang w:val="zh_TW" w:bidi="zh_TW"/>
-        </w:rPr>
-        <w:t>）。在新約聖經的書信中，保羅經常提醒信徒應在屬靈上警醒：</w:t>
-      </w:r>
-    </w:p>
-    <w:p>
-      <w:pPr>
-        <w:pStyle w:val="ListBullet"/>
-        <w:spacing w:line="240" w:lineRule="auto"/>
-        <w:ind w:left="720"/>
-      </w:pPr>
-      <w:r>
-        <w:rPr>
-          <w:lang w:val="zh_TW" w:bidi="zh_TW"/>
-        </w:rPr>
-      </w:r>
-      <w:r>
-        <w:rPr>
-          <w:lang w:val="zh_TW" w:bidi="zh_TW"/>
-        </w:rPr>
-        <w:t>「</w:t>
-      </w:r>
-      <w:r>
-        <w:rPr>
-          <w:lang w:val="zh_TW" w:bidi="zh_TW"/>
-        </w:rPr>
-        <w:t>你這睡着的人當醒過來， 從死裏復活！基督就要光照你了。</w:t>
-      </w:r>
-      <w:r>
-        <w:rPr>
-          <w:lang w:val="zh_TW" w:bidi="zh_TW"/>
-        </w:rPr>
-        <w:t>」（</w:t>
-      </w:r>
-      <w:hyperlink r:id="rId105">
-        <w:r>
-          <w:rPr>
-            <w:lang w:val="zh_TW" w:bidi="zh_TW"/>
-          </w:rPr>
-          <w:rPr>
-            <w:color w:val="0000EE"/>
-            <w:u w:val="single"/>
-          </w:rPr>
-          <w:t>弗5:14</w:t>
-        </w:r>
-      </w:hyperlink>
-      <w:r>
-        <w:rPr>
-          <w:lang w:val="zh_TW" w:bidi="zh_TW"/>
-        </w:rPr>
-        <w:t>）。</w:t>
-      </w:r>
-    </w:p>
-    <w:p>
-      <w:pPr>
-        <w:pStyle w:val="ListBullet"/>
-        <w:spacing w:line="240" w:lineRule="auto"/>
-        <w:ind w:left="720"/>
-      </w:pPr>
-      <w:r>
-        <w:rPr>
-          <w:lang w:val="zh_TW" w:bidi="zh_TW"/>
-        </w:rPr>
-      </w:r>
-      <w:r>
-        <w:rPr>
-          <w:lang w:val="zh_TW" w:bidi="zh_TW"/>
-        </w:rPr>
-        <w:t>「</w:t>
-      </w:r>
-      <w:r>
-        <w:rPr>
-          <w:lang w:val="zh_TW" w:bidi="zh_TW"/>
-        </w:rPr>
-        <w:t>所以，我們不要睡覺像別人一樣，總要警醒謹守。</w:t>
-      </w:r>
-      <w:r>
-        <w:rPr>
-          <w:lang w:val="zh_TW" w:bidi="zh_TW"/>
-        </w:rPr>
-        <w:t>」（</w:t>
-      </w:r>
-      <w:hyperlink r:id="rId106">
-        <w:r>
-          <w:rPr>
-            <w:lang w:val="zh_TW" w:bidi="zh_TW"/>
-          </w:rPr>
-          <w:rPr>
-            <w:color w:val="0000EE"/>
-            <w:u w:val="single"/>
-          </w:rPr>
-          <w:t>帖前5:6</w:t>
-        </w:r>
-      </w:hyperlink>
-      <w:r>
-        <w:rPr>
-          <w:lang w:val="zh_TW" w:bidi="zh_TW"/>
-        </w:rPr>
-        <w:t>）。</w:t>
-      </w:r>
-    </w:p>
-    <w:p>
-      <w:pPr>
-        <w:pStyle w:val="Heading3"/>
-      </w:pPr>
-      <w:r>
-        <w:rPr>
-          <w:lang w:val="zh_TW" w:bidi="zh_TW"/>
-        </w:rPr>
-        <w:t>睡眠如同死亡</w:t>
-      </w:r>
-    </w:p>
-    <w:p>
-      <w:pPr/>
-      <w:r>
-        <w:rPr>
-          <w:lang w:val="zh_TW" w:bidi="zh_TW"/>
-        </w:rPr>
-      </w:r>
-      <w:r>
-        <w:rPr>
-          <w:lang w:val="zh_TW" w:bidi="zh_TW"/>
-        </w:rPr>
-        <w:t>聖經經常將死亡比作睡眠。在舊約聖經中，當一個人去世時，通常說他與他的列祖同睡（例如</w:t>
-      </w:r>
-      <w:hyperlink r:id="rId107">
-        <w:r>
-          <w:rPr>
-            <w:lang w:val="zh_TW" w:bidi="zh_TW"/>
-          </w:rPr>
-          <w:rPr>
-            <w:color w:val="0000EE"/>
-            <w:u w:val="single"/>
-          </w:rPr>
-          <w:t>申31:16</w:t>
-        </w:r>
-      </w:hyperlink>
-      <w:r>
-        <w:rPr>
-          <w:lang w:val="zh_TW" w:bidi="zh_TW"/>
-        </w:rPr>
-        <w:t>；</w:t>
-      </w:r>
-      <w:hyperlink r:id="rId108">
-        <w:r>
-          <w:rPr>
-            <w:lang w:val="zh_TW" w:bidi="zh_TW"/>
-          </w:rPr>
-          <w:rPr>
-            <w:color w:val="0000EE"/>
-            <w:u w:val="single"/>
-          </w:rPr>
-          <w:t>撒下7:12</w:t>
-        </w:r>
-      </w:hyperlink>
-      <w:r>
-        <w:rPr>
-          <w:lang w:val="zh_TW" w:bidi="zh_TW"/>
-        </w:rPr>
-        <w:t>）。</w:t>
-      </w:r>
-    </w:p>
-    <w:p>
-      <w:pPr/>
-      <w:r>
-        <w:rPr>
-          <w:lang w:val="zh_TW" w:bidi="zh_TW"/>
-        </w:rPr>
-      </w:r>
-      <w:r>
-        <w:rPr>
-          <w:lang w:val="zh_TW" w:bidi="zh_TW"/>
-        </w:rPr>
-        <w:t>耶穌將死亡比作睡眠（</w:t>
-      </w:r>
-      <w:hyperlink r:id="rId109">
-        <w:r>
-          <w:rPr>
-            <w:lang w:val="zh_TW" w:bidi="zh_TW"/>
-          </w:rPr>
-          <w:rPr>
-            <w:color w:val="0000EE"/>
-            <w:u w:val="single"/>
-          </w:rPr>
-          <w:t>太9:24</w:t>
-        </w:r>
-      </w:hyperlink>
-      <w:r>
-        <w:rPr>
-          <w:lang w:val="zh_TW" w:bidi="zh_TW"/>
-        </w:rPr>
-        <w:t>；</w:t>
-      </w:r>
-      <w:hyperlink r:id="rId110">
-        <w:r>
-          <w:rPr>
-            <w:lang w:val="zh_TW" w:bidi="zh_TW"/>
-          </w:rPr>
-          <w:rPr>
-            <w:color w:val="0000EE"/>
-            <w:u w:val="single"/>
-          </w:rPr>
-          <w:t>約11:11</w:t>
-        </w:r>
-      </w:hyperlink>
-      <w:r>
-        <w:rPr>
-          <w:lang w:val="zh_TW" w:bidi="zh_TW"/>
-        </w:rPr>
-        <w:t>），使徒保羅也是如此（</w:t>
-      </w:r>
-      <w:hyperlink r:id="rId111">
-        <w:r>
-          <w:rPr>
-            <w:lang w:val="zh_TW" w:bidi="zh_TW"/>
-          </w:rPr>
-          <w:rPr>
-            <w:color w:val="0000EE"/>
-            <w:u w:val="single"/>
-          </w:rPr>
-          <w:t>林前11:30</w:t>
-        </w:r>
-      </w:hyperlink>
-      <w:r>
-        <w:rPr>
-          <w:lang w:val="zh_TW" w:bidi="zh_TW"/>
-        </w:rPr>
-        <w:t>，</w:t>
-      </w:r>
-      <w:hyperlink r:id="rId112">
-        <w:r>
-          <w:rPr>
-            <w:lang w:val="zh_TW" w:bidi="zh_TW"/>
-          </w:rPr>
-          <w:rPr>
-            <w:color w:val="0000EE"/>
-            <w:u w:val="single"/>
-          </w:rPr>
-          <w:t>15:20、51</w:t>
-        </w:r>
-      </w:hyperlink>
-      <w:r>
-        <w:rPr>
-          <w:lang w:val="zh_TW" w:bidi="zh_TW"/>
-        </w:rPr>
-        <w:t>；</w:t>
-      </w:r>
-      <w:hyperlink r:id="rId113">
-        <w:r>
-          <w:rPr>
-            <w:lang w:val="zh_TW" w:bidi="zh_TW"/>
-          </w:rPr>
-          <w:rPr>
-            <w:color w:val="0000EE"/>
-            <w:u w:val="single"/>
-          </w:rPr>
-          <w:t>帖前4:13–14</w:t>
-        </w:r>
-      </w:hyperlink>
-      <w:r>
-        <w:rPr>
-          <w:lang w:val="zh_TW" w:bidi="zh_TW"/>
-        </w:rPr>
-        <w:t>）。這些陳述中顯示了死亡的暫時性，因此它被稱為睡眠。甚至</w:t>
-      </w:r>
-      <w:hyperlink r:id="rId114">
-        <w:r>
-          <w:rPr>
-            <w:lang w:val="zh_TW" w:bidi="zh_TW"/>
-          </w:rPr>
-          <w:rPr>
-            <w:color w:val="0000EE"/>
-            <w:u w:val="single"/>
-          </w:rPr>
-          <w:t>但以理書十二章二節</w:t>
-        </w:r>
-      </w:hyperlink>
-      <w:r>
-        <w:rPr>
-          <w:lang w:val="zh_TW" w:bidi="zh_TW"/>
-        </w:rPr>
-        <w:t>也說死亡是睡眠，「</w:t>
-      </w:r>
-      <w:r>
-        <w:rPr>
-          <w:lang w:val="zh_TW" w:bidi="zh_TW"/>
-        </w:rPr>
-        <w:t>睡在塵埃中的，必有多人復醒。其中有得永生的，有受羞辱永遠被憎惡的。</w:t>
-      </w:r>
-      <w:r>
-        <w:rPr>
-          <w:lang w:val="zh_TW" w:bidi="zh_TW"/>
-        </w:rPr>
-        <w:t>」</w:t>
-      </w:r>
-    </w:p>
-    <w:p>
-      <w:pPr/>
-      <w:r>
-        <w:rPr>
-          <w:lang w:val="zh_TW" w:bidi="zh_TW"/>
-        </w:rPr>
-      </w:r>
-      <w:r>
-        <w:rPr>
-          <w:lang w:val="zh_TW" w:bidi="zh_TW"/>
-        </w:rPr>
-        <w:t>新約聖經中的其他段落更為具體，包括</w:t>
-      </w:r>
-      <w:hyperlink r:id="rId115">
-        <w:r>
-          <w:rPr>
-            <w:lang w:val="zh_TW" w:bidi="zh_TW"/>
-          </w:rPr>
-          <w:rPr>
-            <w:color w:val="0000EE"/>
-            <w:u w:val="single"/>
-          </w:rPr>
-          <w:t>路加福音二十三章43節</w:t>
-        </w:r>
-      </w:hyperlink>
-      <w:r>
-        <w:rPr>
-          <w:lang w:val="zh_TW" w:bidi="zh_TW"/>
-        </w:rPr>
-        <w:t>；</w:t>
-      </w:r>
-      <w:hyperlink r:id="rId116">
-        <w:r>
-          <w:rPr>
-            <w:lang w:val="zh_TW" w:bidi="zh_TW"/>
-          </w:rPr>
-          <w:rPr>
-            <w:color w:val="0000EE"/>
-            <w:u w:val="single"/>
-          </w:rPr>
-          <w:t>哥林多後書五章8節</w:t>
-        </w:r>
-      </w:hyperlink>
-      <w:r>
-        <w:rPr>
-          <w:lang w:val="zh_TW" w:bidi="zh_TW"/>
-        </w:rPr>
-        <w:t>；</w:t>
-      </w:r>
-      <w:hyperlink r:id="rId117">
-        <w:r>
-          <w:rPr>
-            <w:lang w:val="zh_TW" w:bidi="zh_TW"/>
-          </w:rPr>
-          <w:rPr>
-            <w:color w:val="0000EE"/>
-            <w:u w:val="single"/>
-          </w:rPr>
-          <w:t>腓利比書一章23節</w:t>
-        </w:r>
-      </w:hyperlink>
-      <w:r>
-        <w:rPr>
-          <w:lang w:val="zh_TW" w:bidi="zh_TW"/>
-        </w:rPr>
-        <w:t>和</w:t>
-      </w:r>
-      <w:hyperlink r:id="rId118">
-        <w:r>
-          <w:rPr>
-            <w:lang w:val="zh_TW" w:bidi="zh_TW"/>
-          </w:rPr>
-          <w:rPr>
-            <w:color w:val="0000EE"/>
-            <w:u w:val="single"/>
-          </w:rPr>
-          <w:t>帖撒羅尼迦前書五章13至14節</w:t>
-        </w:r>
-      </w:hyperlink>
-      <w:r>
-        <w:rPr>
-          <w:lang w:val="zh_TW" w:bidi="zh_TW"/>
-        </w:rPr>
-        <w:t>，其上下文的語境對我們理解聖經中死亡的意義，也十分重要。在上述路加福音的經文中，耶穌釘十字架時，曾對垂死的強盗說：「</w:t>
-      </w:r>
-      <w:r>
-        <w:rPr>
-          <w:lang w:val="zh_TW" w:bidi="zh_TW"/>
-        </w:rPr>
-        <w:t>今日你要同我在樂園裏了。</w:t>
-      </w:r>
-      <w:r>
-        <w:rPr>
-          <w:lang w:val="zh_TW" w:bidi="zh_TW"/>
-        </w:rPr>
-        <w:t>」在上述哥林多後書的例子中，保羅談到死亡對他來說是去「與主同住」。</w:t>
       </w:r>
       <w:r>
         <w:rPr>
@@ -5691,12 +2423,6 @@
   </w:num>
   <w:num w:numId="13" w16cid:durableId="592781308">
     <w:abstractNumId w:val="11"/>
-  </w:num>
-  <w:num w:numId="14">
-    <w:abstractNumId w:val="3"/>
-    <w:lvlOverride w:ilvl="0">
-      <w:startOverride w:val="1"/>
-    </w:lvlOverride>
   </w:num>
   <w:numIdMacAtCleanup w:val="10"/>
 </w:numbering>

--- a/zht/docx/132.content.docx
+++ b/zht/docx/132.content.docx
@@ -19,7 +19,7 @@
         <w:rPr>
           <w:lang w:val="zh_TW" w:bidi="zh_TW"/>
         </w:rPr>
-        <w:t>Resource: Tyndale Open Bible Dictionary</w:t>
+        <w:t>Resource: Aquifer Open Bible Dictionary</w:t>
       </w:r>
       <w:r>
         <w:rPr>
@@ -112,7 +112,7 @@
         <w:rPr>
           <w:lang w:val="zh_TW" w:bidi="zh_TW"/>
         </w:rPr>
-        <w:t>Tyndale Open Bible Dictionary</w:t>
+        <w:t>Aquifer Open Bible Dictionary</w:t>
       </w:r>
     </w:p>
     <w:p>

--- a/zht/docx/132.content.docx
+++ b/zht/docx/132.content.docx
@@ -149,7 +149,7 @@
         <w:rPr>
           <w:lang w:val="zh_TW" w:bidi="zh_TW"/>
         </w:rPr>
-        <w:t>ru</w:t>
+        <w:t>rao</w:t>
       </w:r>
       <w:r>
         <w:rPr>
@@ -212,7 +212,7 @@
         <w:rPr>
           <w:lang w:val="zh_TW" w:bidi="zh_TW"/>
         </w:rPr>
-        <w:t>乳母</w:t>
+        <w:t>饒恕</w:t>
       </w:r>
       <w:r>
         <w:rPr>
@@ -231,7 +231,7 @@
         <w:rPr>
           <w:lang w:val="zh_TW" w:bidi="zh_TW"/>
         </w:rPr>
-        <w:t>乳母是照顧非自己親生嬰孩的婦人，或是照顧幼兒的男子。這份工作主要是餵養並照料嬰孩。多數婦人會照顧自己的兒女，例如撒拉和哈拿（</w:t>
+        <w:t>饒恕，涉及修復破裂的關係；不再對錯誤和冒犯感到怨恨。饒恕主要是神的行為，祂赦免罪人免受審判，並使他們免於因犯罪而受到神的懲罰。由於只有神是聖潔的，只有神能夠赦免罪（</w:t>
       </w:r>
       <w:hyperlink r:id="rId13">
         <w:r>
@@ -242,7 +242,7 @@
             <w:color w:val="0000EE"/>
             <w:u w:val="single"/>
           </w:rPr>
-          <w:t>創21:7</w:t>
+          <w:t>可2:7</w:t>
         </w:r>
       </w:hyperlink>
       <w:r>
@@ -260,14 +260,14 @@
             <w:color w:val="0000EE"/>
             <w:u w:val="single"/>
           </w:rPr>
-          <w:t>撒上1:23</w:t>
+          <w:t>路5:21</w:t>
         </w:r>
       </w:hyperlink>
       <w:r>
         <w:rPr>
           <w:lang w:val="zh_TW" w:bidi="zh_TW"/>
         </w:rPr>
-        <w:t>）。</w:t>
+        <w:t>）。饒恕也是一種人類行為，延伸到對鄰舍的饒恕——這是人們意識到並接受神饒恕的表現。因此，饒恕是基督教獨有的教義。</w:t>
       </w:r>
     </w:p>
     <w:p>
@@ -281,25 +281,18 @@
         <w:rPr>
           <w:lang w:val="zh_TW" w:bidi="zh_TW"/>
         </w:rPr>
-        <w:t>奶母（wet nurse，替別的婦人哺乳其孩子的婦人）常常會成為家中的一分子，並且有一個特別的地位。利百加有一位奶母，這位婦人去世的時候，聖經甚至記下她的事：「利百加的奶母底波拉死了，就葬在伯特利下邊橡樹底下；那棵樹名叫亞倫‧巴古。」（</w:t>
-      </w:r>
-      <w:hyperlink r:id="rId15">
-        <w:r>
-          <w:rPr>
-            <w:lang w:val="zh_TW" w:bidi="zh_TW"/>
-          </w:rPr>
-          <w:rPr>
-            <w:color w:val="0000EE"/>
-            <w:u w:val="single"/>
-          </w:rPr>
-          <w:t>創35:8</w:t>
-        </w:r>
-      </w:hyperlink>
-      <w:r>
-        <w:rPr>
-          <w:lang w:val="zh_TW" w:bidi="zh_TW"/>
-        </w:rPr>
-        <w:t>）。</w:t>
+        <w:t>在其他宗教中，饒恕並不具有同樣的力量。在萬物有靈論（animism）中，人與神之間沒有個人的關係意識。在印度教中，每個人都必須承擔業力（Karma）的必然後果，並在輪迴中不斷償還。佛教同樣沒有一位饒恕的神。伊斯蘭教中雖然有饒恕的觀念，但沒有與個人有關係的神或父神。即使在猶太教中，饒恕的經歷也是有限的，然而新約中對饒恕的發展，為舊約的教導增添了更深的層次。</w:t>
+      </w:r>
+    </w:p>
+    <w:p>
+      <w:pPr>
+        <w:pStyle w:val="Heading3"/>
+      </w:pPr>
+      <w:r>
+        <w:rPr>
+          <w:lang w:val="zh_TW" w:bidi="zh_TW"/>
+        </w:rPr>
+        <w:t>舊約中關於饒恕的表達</w:t>
       </w:r>
     </w:p>
     <w:p>
@@ -313,9 +306,22 @@
         <w:rPr>
           <w:lang w:val="zh_TW" w:bidi="zh_TW"/>
         </w:rPr>
-        <w:t>摩西的母親在法老的女兒付錢請她照顧摩西之後，就成了他的乳母（</w:t>
-      </w:r>
-      <w:hyperlink r:id="rId16">
+        <w:t>關於饒恕的概念是以各種不同的隱喻來表達的。命令是nasa</w:t>
+      </w:r>
+      <w:r>
+        <w:rPr>
+          <w:i/>
+          <w:lang w:val="zh_TW" w:bidi="zh_TW"/>
+        </w:rPr>
+        <w:t>，</w:t>
+      </w:r>
+      <w:r>
+        <w:rPr>
+          <w:lang w:val="zh_TW" w:bidi="zh_TW"/>
+        </w:rPr>
+        <w:t>意為「送走」，就像替罪羊被送到曠野去承擔以色列人的罪一樣。它也被解釋為「憐憫」（</w:t>
+      </w:r>
+      <w:hyperlink r:id="rId15">
         <w:r>
           <w:rPr>
             <w:lang w:val="zh_TW" w:bidi="zh_TW"/>
@@ -324,16 +330,16 @@
             <w:color w:val="0000EE"/>
             <w:u w:val="single"/>
           </w:rPr>
-          <w:t>出2:7</w:t>
+          <w:t>利4:20</w:t>
         </w:r>
       </w:hyperlink>
       <w:r>
         <w:rPr>
           <w:lang w:val="zh_TW" w:bidi="zh_TW"/>
         </w:rPr>
-        <w:t>）。王室的兒子也會由乳母照料，約阿施就是一例。他的姑姑約示巴將他和他的乳母藏起來（</w:t>
-      </w:r>
-      <w:hyperlink r:id="rId17">
+        <w:t>；</w:t>
+      </w:r>
+      <w:hyperlink r:id="rId16">
         <w:r>
           <w:rPr>
             <w:lang w:val="zh_TW" w:bidi="zh_TW"/>
@@ -342,14 +348,273 @@
             <w:color w:val="0000EE"/>
             <w:u w:val="single"/>
           </w:rPr>
-          <w:t>王下11:2</w:t>
+          <w:t>王上8:30、34</w:t>
         </w:r>
       </w:hyperlink>
       <w:r>
         <w:rPr>
           <w:lang w:val="zh_TW" w:bidi="zh_TW"/>
         </w:rPr>
-        <w:t>）。因為約阿施躲藏了六年，並在七歲登基，所以他藏起來的時候大約一歲。他的乳母必定是一位奶母。</w:t>
+        <w:t>；</w:t>
+      </w:r>
+      <w:hyperlink r:id="rId17">
+        <w:r>
+          <w:rPr>
+            <w:lang w:val="zh_TW" w:bidi="zh_TW"/>
+          </w:rPr>
+          <w:rPr>
+            <w:color w:val="0000EE"/>
+            <w:u w:val="single"/>
+          </w:rPr>
+          <w:t>詩86:5，</w:t>
+        </w:r>
+      </w:hyperlink>
+      <w:hyperlink r:id="rId18">
+        <w:r>
+          <w:rPr>
+            <w:lang w:val="zh_TW" w:bidi="zh_TW"/>
+          </w:rPr>
+          <w:rPr>
+            <w:color w:val="0000EE"/>
+            <w:u w:val="single"/>
+          </w:rPr>
+          <w:t>103:3</w:t>
+        </w:r>
+      </w:hyperlink>
+      <w:r>
+        <w:rPr>
+          <w:lang w:val="zh_TW" w:bidi="zh_TW"/>
+        </w:rPr>
+        <w:t>）。希伯來文kapar通常用於贖罪，意思是「遮蓋」，就像獻祭是為了遮蓋敬拜者的不足（</w:t>
+      </w:r>
+      <w:hyperlink r:id="rId19">
+        <w:r>
+          <w:rPr>
+            <w:lang w:val="zh_TW" w:bidi="zh_TW"/>
+          </w:rPr>
+          <w:rPr>
+            <w:color w:val="0000EE"/>
+            <w:u w:val="single"/>
+          </w:rPr>
+          <w:t>出29:36</w:t>
+        </w:r>
+      </w:hyperlink>
+      <w:r>
+        <w:rPr>
+          <w:lang w:val="zh_TW" w:bidi="zh_TW"/>
+        </w:rPr>
+        <w:t>；</w:t>
+      </w:r>
+      <w:hyperlink r:id="rId20">
+        <w:r>
+          <w:rPr>
+            <w:lang w:val="zh_TW" w:bidi="zh_TW"/>
+          </w:rPr>
+          <w:rPr>
+            <w:color w:val="0000EE"/>
+            <w:u w:val="single"/>
+          </w:rPr>
+          <w:t>申21:8</w:t>
+        </w:r>
+      </w:hyperlink>
+      <w:r>
+        <w:rPr>
+          <w:lang w:val="zh_TW" w:bidi="zh_TW"/>
+        </w:rPr>
+        <w:t>；</w:t>
+      </w:r>
+      <w:hyperlink r:id="rId21">
+        <w:r>
+          <w:rPr>
+            <w:lang w:val="zh_TW" w:bidi="zh_TW"/>
+          </w:rPr>
+          <w:rPr>
+            <w:color w:val="0000EE"/>
+            <w:u w:val="single"/>
+          </w:rPr>
+          <w:t>耶18:23</w:t>
+        </w:r>
+      </w:hyperlink>
+      <w:r>
+        <w:rPr>
+          <w:lang w:val="zh_TW" w:bidi="zh_TW"/>
+        </w:rPr>
+        <w:t>；</w:t>
+      </w:r>
+      <w:hyperlink r:id="rId22">
+        <w:r>
+          <w:rPr>
+            <w:lang w:val="zh_TW" w:bidi="zh_TW"/>
+          </w:rPr>
+          <w:rPr>
+            <w:color w:val="0000EE"/>
+            <w:u w:val="single"/>
+          </w:rPr>
+          <w:t>結43:20</w:t>
+        </w:r>
+      </w:hyperlink>
+      <w:r>
+        <w:rPr>
+          <w:lang w:val="zh_TW" w:bidi="zh_TW"/>
+        </w:rPr>
+        <w:t>，</w:t>
+      </w:r>
+      <w:hyperlink r:id="rId23">
+        <w:r>
+          <w:rPr>
+            <w:lang w:val="zh_TW" w:bidi="zh_TW"/>
+          </w:rPr>
+          <w:rPr>
+            <w:color w:val="0000EE"/>
+            <w:u w:val="single"/>
+          </w:rPr>
+          <w:t>45:20</w:t>
+        </w:r>
+      </w:hyperlink>
+      <w:r>
+        <w:rPr>
+          <w:lang w:val="zh_TW" w:bidi="zh_TW"/>
+        </w:rPr>
+        <w:t>）。salah的同源詞總是指神的饒恕行為（</w:t>
+      </w:r>
+      <w:hyperlink r:id="rId24">
+        <w:r>
+          <w:rPr>
+            <w:lang w:val="zh_TW" w:bidi="zh_TW"/>
+          </w:rPr>
+          <w:rPr>
+            <w:color w:val="0000EE"/>
+            <w:u w:val="single"/>
+          </w:rPr>
+          <w:t>民30:5、8、12</w:t>
+        </w:r>
+      </w:hyperlink>
+      <w:r>
+        <w:rPr>
+          <w:lang w:val="zh_TW" w:bidi="zh_TW"/>
+        </w:rPr>
+        <w:t>；</w:t>
+      </w:r>
+      <w:hyperlink r:id="rId17">
+        <w:r>
+          <w:rPr>
+            <w:lang w:val="zh_TW" w:bidi="zh_TW"/>
+          </w:rPr>
+          <w:rPr>
+            <w:color w:val="0000EE"/>
+            <w:u w:val="single"/>
+          </w:rPr>
+          <w:t>詩86:5</w:t>
+        </w:r>
+      </w:hyperlink>
+      <w:r>
+        <w:rPr>
+          <w:lang w:val="zh_TW" w:bidi="zh_TW"/>
+        </w:rPr>
+        <w:t>，</w:t>
+      </w:r>
+      <w:hyperlink r:id="rId25">
+        <w:r>
+          <w:rPr>
+            <w:lang w:val="zh_TW" w:bidi="zh_TW"/>
+          </w:rPr>
+          <w:rPr>
+            <w:color w:val="0000EE"/>
+            <w:u w:val="single"/>
+          </w:rPr>
+          <w:t>130:4</w:t>
+        </w:r>
+      </w:hyperlink>
+      <w:r>
+        <w:rPr>
+          <w:lang w:val="zh_TW" w:bidi="zh_TW"/>
+        </w:rPr>
+        <w:t>；</w:t>
+      </w:r>
+      <w:hyperlink r:id="rId26">
+        <w:r>
+          <w:rPr>
+            <w:lang w:val="zh_TW" w:bidi="zh_TW"/>
+          </w:rPr>
+          <w:rPr>
+            <w:color w:val="0000EE"/>
+            <w:u w:val="single"/>
+          </w:rPr>
+          <w:t>但9:9</w:t>
+        </w:r>
+      </w:hyperlink>
+      <w:r>
+        <w:rPr>
+          <w:lang w:val="zh_TW" w:bidi="zh_TW"/>
+        </w:rPr>
+        <w:t>）。神會放過罪，將其除去。另一個表達是maha</w:t>
+      </w:r>
+      <w:r>
+        <w:rPr>
+          <w:i/>
+          <w:lang w:val="zh_TW" w:bidi="zh_TW"/>
+        </w:rPr>
+        <w:t>，</w:t>
+      </w:r>
+      <w:r>
+        <w:rPr>
+          <w:lang w:val="zh_TW" w:bidi="zh_TW"/>
+        </w:rPr>
+        <w:t>意為「塗抹（wipe away）」（</w:t>
+      </w:r>
+      <w:hyperlink r:id="rId27">
+        <w:r>
+          <w:rPr>
+            <w:lang w:val="zh_TW" w:bidi="zh_TW"/>
+          </w:rPr>
+          <w:rPr>
+            <w:color w:val="0000EE"/>
+            <w:u w:val="single"/>
+          </w:rPr>
+          <w:t>詩51:1、7</w:t>
+        </w:r>
+      </w:hyperlink>
+      <w:r>
+        <w:rPr>
+          <w:lang w:val="zh_TW" w:bidi="zh_TW"/>
+        </w:rPr>
+        <w:t>；</w:t>
+      </w:r>
+      <w:hyperlink r:id="rId28">
+        <w:r>
+          <w:rPr>
+            <w:lang w:val="zh_TW" w:bidi="zh_TW"/>
+          </w:rPr>
+          <w:rPr>
+            <w:color w:val="0000EE"/>
+            <w:u w:val="single"/>
+          </w:rPr>
+          <w:t>賽43:25</w:t>
+        </w:r>
+      </w:hyperlink>
+      <w:r>
+        <w:rPr>
+          <w:lang w:val="zh_TW" w:bidi="zh_TW"/>
+        </w:rPr>
+        <w:t>，</w:t>
+      </w:r>
+      <w:hyperlink r:id="rId29">
+        <w:r>
+          <w:rPr>
+            <w:lang w:val="zh_TW" w:bidi="zh_TW"/>
+          </w:rPr>
+          <w:rPr>
+            <w:color w:val="0000EE"/>
+            <w:u w:val="single"/>
+          </w:rPr>
+          <w:t>44:22</w:t>
+        </w:r>
+      </w:hyperlink>
+      <w:r>
+        <w:rPr>
+          <w:lang w:val="zh_TW" w:bidi="zh_TW"/>
+        </w:rPr>
+        <w:t>）。</w:t>
       </w:r>
     </w:p>
     <w:p>
@@ -363,9 +628,9 @@
         <w:rPr>
           <w:lang w:val="zh_TW" w:bidi="zh_TW"/>
         </w:rPr>
-        <w:t>王室的孩子會得到特別的照顧，斷奶以後也會由乳母看管。孩子通常吃奶到大約三歲，到了斷奶（停止哺乳）的時候，家裡會擺設筵席（</w:t>
-      </w:r>
-      <w:hyperlink r:id="rId18">
+        <w:t>舊約教導我們，神是寬恕的神（</w:t>
+      </w:r>
+      <w:hyperlink r:id="rId30">
         <w:r>
           <w:rPr>
             <w:lang w:val="zh_TW" w:bidi="zh_TW"/>
@@ -374,7 +639,7 @@
             <w:color w:val="0000EE"/>
             <w:u w:val="single"/>
           </w:rPr>
-          <w:t>創21:8</w:t>
+          <w:t>出34:6–7</w:t>
         </w:r>
       </w:hyperlink>
       <w:r>
@@ -383,7 +648,7 @@
         </w:rPr>
         <w:t>；</w:t>
       </w:r>
-      <w:hyperlink r:id="rId19">
+      <w:hyperlink r:id="rId31">
         <w:r>
           <w:rPr>
             <w:lang w:val="zh_TW" w:bidi="zh_TW"/>
@@ -392,16 +657,16 @@
             <w:color w:val="0000EE"/>
             <w:u w:val="single"/>
           </w:rPr>
-          <w:t>撒上1:23–24</w:t>
+          <w:t>尼9:17</w:t>
         </w:r>
       </w:hyperlink>
       <w:r>
         <w:rPr>
           <w:lang w:val="zh_TW" w:bidi="zh_TW"/>
         </w:rPr>
-        <w:t>）。孩子斷奶之後，就由兼為教師的乳母照管孩子。米非波設五歲的時候，他的乳母抱著他逃跑，卻失腳跌倒，使他成了瘸腿的（</w:t>
-      </w:r>
-      <w:hyperlink r:id="rId20">
+        <w:t>；</w:t>
+      </w:r>
+      <w:hyperlink r:id="rId26">
         <w:r>
           <w:rPr>
             <w:lang w:val="zh_TW" w:bidi="zh_TW"/>
@@ -410,16 +675,16 @@
             <w:color w:val="0000EE"/>
             <w:u w:val="single"/>
           </w:rPr>
-          <w:t>撒下4:4</w:t>
+          <w:t>但9:9</w:t>
         </w:r>
       </w:hyperlink>
       <w:r>
         <w:rPr>
           <w:lang w:val="zh_TW" w:bidi="zh_TW"/>
         </w:rPr>
-        <w:t>）。拿俄米也以乳母的身分照顧她的孫子（</w:t>
-      </w:r>
-      <w:hyperlink r:id="rId21">
+        <w:t>），但祂也是公義的，並會懲罰罪惡。許多經文記載，當適當的條件未滿足，或犯下嚴重罪行時，神拒絕饒恕（</w:t>
+      </w:r>
+      <w:hyperlink r:id="rId32">
         <w:r>
           <w:rPr>
             <w:lang w:val="zh_TW" w:bidi="zh_TW"/>
@@ -428,14 +693,140 @@
             <w:color w:val="0000EE"/>
             <w:u w:val="single"/>
           </w:rPr>
-          <w:t>得4:16</w:t>
+          <w:t>申29:20</w:t>
         </w:r>
       </w:hyperlink>
       <w:r>
         <w:rPr>
           <w:lang w:val="zh_TW" w:bidi="zh_TW"/>
         </w:rPr>
-        <w:t>）。</w:t>
+        <w:t>；</w:t>
+      </w:r>
+      <w:hyperlink r:id="rId33">
+        <w:r>
+          <w:rPr>
+            <w:lang w:val="zh_TW" w:bidi="zh_TW"/>
+          </w:rPr>
+          <w:rPr>
+            <w:color w:val="0000EE"/>
+            <w:u w:val="single"/>
+          </w:rPr>
+          <w:t>王下24:4</w:t>
+        </w:r>
+      </w:hyperlink>
+      <w:r>
+        <w:rPr>
+          <w:lang w:val="zh_TW" w:bidi="zh_TW"/>
+        </w:rPr>
+        <w:t>；</w:t>
+      </w:r>
+      <w:hyperlink r:id="rId34">
+        <w:r>
+          <w:rPr>
+            <w:lang w:val="zh_TW" w:bidi="zh_TW"/>
+          </w:rPr>
+          <w:rPr>
+            <w:color w:val="0000EE"/>
+            <w:u w:val="single"/>
+          </w:rPr>
+          <w:t>耶5:7</w:t>
+        </w:r>
+      </w:hyperlink>
+      <w:r>
+        <w:rPr>
+          <w:lang w:val="zh_TW" w:bidi="zh_TW"/>
+        </w:rPr>
+        <w:t>）。饒恕根植於神的品格，但祂的饒恕從不是無區別的，因為人們也必須悔改。舊約使用生動的比喻來表明神饒恕宏大的程度。罪被「投於深海」（</w:t>
+      </w:r>
+      <w:hyperlink r:id="rId35">
+        <w:r>
+          <w:rPr>
+            <w:lang w:val="zh_TW" w:bidi="zh_TW"/>
+          </w:rPr>
+          <w:rPr>
+            <w:color w:val="0000EE"/>
+            <w:u w:val="single"/>
+          </w:rPr>
+          <w:t>彌7:19</w:t>
+        </w:r>
+      </w:hyperlink>
+      <w:r>
+        <w:rPr>
+          <w:lang w:val="zh_TW" w:bidi="zh_TW"/>
+        </w:rPr>
+        <w:t>），罪被移除就像「東離西有多遠」（</w:t>
+      </w:r>
+      <w:hyperlink r:id="rId36">
+        <w:r>
+          <w:rPr>
+            <w:lang w:val="zh_TW" w:bidi="zh_TW"/>
+          </w:rPr>
+          <w:rPr>
+            <w:color w:val="0000EE"/>
+            <w:u w:val="single"/>
+          </w:rPr>
+          <w:t>詩103:12</w:t>
+        </w:r>
+      </w:hyperlink>
+      <w:r>
+        <w:rPr>
+          <w:lang w:val="zh_TW" w:bidi="zh_TW"/>
+        </w:rPr>
+        <w:t>），扔在神的背後（</w:t>
+      </w:r>
+      <w:hyperlink r:id="rId37">
+        <w:r>
+          <w:rPr>
+            <w:lang w:val="zh_TW" w:bidi="zh_TW"/>
+          </w:rPr>
+          <w:rPr>
+            <w:color w:val="0000EE"/>
+            <w:u w:val="single"/>
+          </w:rPr>
+          <w:t>賽38:17</w:t>
+        </w:r>
+      </w:hyperlink>
+      <w:r>
+        <w:rPr>
+          <w:lang w:val="zh_TW" w:bidi="zh_TW"/>
+        </w:rPr>
+        <w:t>），「不再記念」（</w:t>
+      </w:r>
+      <w:hyperlink r:id="rId38">
+        <w:r>
+          <w:rPr>
+            <w:lang w:val="zh_TW" w:bidi="zh_TW"/>
+          </w:rPr>
+          <w:rPr>
+            <w:color w:val="0000EE"/>
+            <w:u w:val="single"/>
+          </w:rPr>
+          <w:t>耶31:34</w:t>
+        </w:r>
+      </w:hyperlink>
+      <w:r>
+        <w:rPr>
+          <w:lang w:val="zh_TW" w:bidi="zh_TW"/>
+        </w:rPr>
+        <w:t>）。罪的污點和污垢被漂白成白色（</w:t>
+      </w:r>
+      <w:hyperlink r:id="rId39">
+        <w:r>
+          <w:rPr>
+            <w:lang w:val="zh_TW" w:bidi="zh_TW"/>
+          </w:rPr>
+          <w:rPr>
+            <w:color w:val="0000EE"/>
+            <w:u w:val="single"/>
+          </w:rPr>
+          <w:t>賽1:18</w:t>
+        </w:r>
+      </w:hyperlink>
+      <w:r>
+        <w:rPr>
+          <w:lang w:val="zh_TW" w:bidi="zh_TW"/>
+        </w:rPr>
+        <w:t>）。像重擔一樣壓迫著人的罪，被永遠解除和赦免。</w:t>
       </w:r>
     </w:p>
     <w:p>
@@ -449,9 +840,34 @@
         <w:rPr>
           <w:lang w:val="zh_TW" w:bidi="zh_TW"/>
         </w:rPr>
-        <w:t>男乳母很可能會擔任年幼貴冑的教師。例如，</w:t>
-      </w:r>
-      <w:hyperlink r:id="rId22">
+        <w:t>舊約中饒恕的動力，在於使人從過去中釋放出來。過去的行為和罪行並未被否認，但再也不會成為束縛。饒恕帶來自由。</w:t>
+      </w:r>
+    </w:p>
+    <w:p>
+      <w:pPr>
+        <w:pStyle w:val="Heading3"/>
+      </w:pPr>
+      <w:r>
+        <w:rPr>
+          <w:lang w:val="zh_TW" w:bidi="zh_TW"/>
+        </w:rPr>
+        <w:t>新約中的饒恕</w:t>
+      </w:r>
+    </w:p>
+    <w:p>
+      <w:pPr/>
+      <w:r>
+        <w:rPr>
+          <w:lang w:val="zh_TW" w:bidi="zh_TW"/>
+        </w:rPr>
+      </w:r>
+      <w:r>
+        <w:rPr>
+          <w:lang w:val="zh_TW" w:bidi="zh_TW"/>
+        </w:rPr>
+        <w:t>在新約中，當基督為我們死時，神饒恕了我們的罪，這更加強化了神白白饒恕這一概念。每個人都是無力償還的欠債者（</w:t>
+      </w:r>
+      <w:hyperlink r:id="rId40">
         <w:r>
           <w:rPr>
             <w:lang w:val="zh_TW" w:bidi="zh_TW"/>
@@ -460,16 +876,16 @@
             <w:color w:val="0000EE"/>
             <w:u w:val="single"/>
           </w:rPr>
-          <w:t>列王紀下十章1節</w:t>
+          <w:t>太18:23–35</w:t>
         </w:r>
       </w:hyperlink>
       <w:r>
         <w:rPr>
           <w:lang w:val="zh_TW" w:bidi="zh_TW"/>
         </w:rPr>
-        <w:t>提到了亞哈的眾子有師傅（參</w:t>
-      </w:r>
-      <w:hyperlink r:id="rId23">
+        <w:t>），沒有償還的希望。我們都是罪人，無法遵守律法或拯救自己（</w:t>
+      </w:r>
+      <w:hyperlink r:id="rId41">
         <w:r>
           <w:rPr>
             <w:lang w:val="zh_TW" w:bidi="zh_TW"/>
@@ -478,16 +894,16 @@
             <w:color w:val="0000EE"/>
             <w:u w:val="single"/>
           </w:rPr>
-          <w:t>王下10:5</w:t>
+          <w:t>可10:26–27</w:t>
         </w:r>
       </w:hyperlink>
       <w:r>
         <w:rPr>
           <w:lang w:val="zh_TW" w:bidi="zh_TW"/>
         </w:rPr>
-        <w:t>）。因此，我們應該這樣理解摩西提到自己是「乳母」的話：「這百姓豈是我懷的胎，豈是我生下來的呢？你竟對我說：『把他們抱在懷裡，如養育之父抱吃奶的孩子，直抱到你起誓應許給他們祖宗的地去。』」（</w:t>
-      </w:r>
-      <w:hyperlink r:id="rId24">
+        <w:t>）。這突顯了新約的教導，即唯有在基督裡才有饒恕。只有祂有權赦免罪（</w:t>
+      </w:r>
+      <w:hyperlink r:id="rId42">
         <w:r>
           <w:rPr>
             <w:lang w:val="zh_TW" w:bidi="zh_TW"/>
@@ -496,16 +912,16 @@
             <w:color w:val="0000EE"/>
             <w:u w:val="single"/>
           </w:rPr>
-          <w:t>民11:12</w:t>
+          <w:t>2:5–10</w:t>
         </w:r>
       </w:hyperlink>
       <w:r>
         <w:rPr>
           <w:lang w:val="zh_TW" w:bidi="zh_TW"/>
         </w:rPr>
-        <w:t>）。保羅也把自己看作教會的「乳母」（</w:t>
-      </w:r>
-      <w:hyperlink r:id="rId25">
+        <w:t>），是祂的死具有救贖的意義（</w:t>
+      </w:r>
+      <w:hyperlink r:id="rId43">
         <w:r>
           <w:rPr>
             <w:lang w:val="zh_TW" w:bidi="zh_TW"/>
@@ -514,14 +930,545 @@
             <w:color w:val="0000EE"/>
             <w:u w:val="single"/>
           </w:rPr>
-          <w:t>帖前2:7</w:t>
+          <w:t>太26:28</w:t>
         </w:r>
       </w:hyperlink>
       <w:r>
         <w:rPr>
           <w:lang w:val="zh_TW" w:bidi="zh_TW"/>
         </w:rPr>
+        <w:t>；</w:t>
+      </w:r>
+      <w:hyperlink r:id="rId44">
+        <w:r>
+          <w:rPr>
+            <w:lang w:val="zh_TW" w:bidi="zh_TW"/>
+          </w:rPr>
+          <w:rPr>
+            <w:color w:val="0000EE"/>
+            <w:u w:val="single"/>
+          </w:rPr>
+          <w:t>可10:45</w:t>
+        </w:r>
+      </w:hyperlink>
+      <w:r>
+        <w:rPr>
+          <w:lang w:val="zh_TW" w:bidi="zh_TW"/>
+        </w:rPr>
+        <w:t>），祂的寶血是新約的基礎（</w:t>
+      </w:r>
+      <w:hyperlink r:id="rId45">
+        <w:r>
+          <w:rPr>
+            <w:lang w:val="zh_TW" w:bidi="zh_TW"/>
+          </w:rPr>
+          <w:rPr>
+            <w:color w:val="0000EE"/>
+            <w:u w:val="single"/>
+          </w:rPr>
+          <w:t>林前11:25</w:t>
+        </w:r>
+      </w:hyperlink>
+      <w:r>
+        <w:rPr>
+          <w:lang w:val="zh_TW" w:bidi="zh_TW"/>
+        </w:rPr>
+        <w:t>）。唯有藉著祂，才能進入真正的饒恕經歷（</w:t>
+      </w:r>
+      <w:hyperlink r:id="rId46">
+        <w:r>
+          <w:rPr>
+            <w:lang w:val="zh_TW" w:bidi="zh_TW"/>
+          </w:rPr>
+          <w:rPr>
+            <w:color w:val="0000EE"/>
+            <w:u w:val="single"/>
+          </w:rPr>
+          <w:t>來9:15、22</w:t>
+        </w:r>
+      </w:hyperlink>
+      <w:r>
+        <w:rPr>
+          <w:lang w:val="zh_TW" w:bidi="zh_TW"/>
+        </w:rPr>
+        <w:t>）。因此，饒恕與耶穌基督的宣告密不可分（</w:t>
+      </w:r>
+      <w:hyperlink r:id="rId47">
+        <w:r>
+          <w:rPr>
+            <w:lang w:val="zh_TW" w:bidi="zh_TW"/>
+          </w:rPr>
+          <w:rPr>
+            <w:color w:val="0000EE"/>
+            <w:u w:val="single"/>
+          </w:rPr>
+          <w:t>徒13:38</w:t>
+        </w:r>
+      </w:hyperlink>
+      <w:r>
+        <w:rPr>
+          <w:lang w:val="zh_TW" w:bidi="zh_TW"/>
+        </w:rPr>
+        <w:t>；</w:t>
+      </w:r>
+      <w:hyperlink r:id="rId48">
+        <w:r>
+          <w:rPr>
+            <w:lang w:val="zh_TW" w:bidi="zh_TW"/>
+          </w:rPr>
+          <w:rPr>
+            <w:color w:val="0000EE"/>
+            <w:u w:val="single"/>
+          </w:rPr>
+          <w:t>弗1:7</w:t>
+        </w:r>
+      </w:hyperlink>
+      <w:r>
+        <w:rPr>
+          <w:lang w:val="zh_TW" w:bidi="zh_TW"/>
+        </w:rPr>
+        <w:t>；</w:t>
+      </w:r>
+      <w:hyperlink r:id="rId49">
+        <w:r>
+          <w:rPr>
+            <w:lang w:val="zh_TW" w:bidi="zh_TW"/>
+          </w:rPr>
+          <w:rPr>
+            <w:color w:val="0000EE"/>
+            <w:u w:val="single"/>
+          </w:rPr>
+          <w:t>西1:14</w:t>
+        </w:r>
+      </w:hyperlink>
+      <w:r>
+        <w:rPr>
+          <w:lang w:val="zh_TW" w:bidi="zh_TW"/>
+        </w:rPr>
+        <w:t>；</w:t>
+      </w:r>
+      <w:hyperlink r:id="rId50">
+        <w:r>
+          <w:rPr>
+            <w:lang w:val="zh_TW" w:bidi="zh_TW"/>
+          </w:rPr>
+          <w:rPr>
+            <w:color w:val="0000EE"/>
+            <w:u w:val="single"/>
+          </w:rPr>
+          <w:t>約一2:12</w:t>
+        </w:r>
+      </w:hyperlink>
+      <w:r>
+        <w:rPr>
+          <w:lang w:val="zh_TW" w:bidi="zh_TW"/>
+        </w:rPr>
         <w:t>）。</w:t>
+      </w:r>
+    </w:p>
+    <w:p>
+      <w:pPr/>
+      <w:r>
+        <w:rPr>
+          <w:lang w:val="zh_TW" w:bidi="zh_TW"/>
+        </w:rPr>
+      </w:r>
+      <w:r>
+        <w:rPr>
+          <w:lang w:val="zh_TW" w:bidi="zh_TW"/>
+        </w:rPr>
+        <w:t>新約中還有其它獨特的饒恕概念。希臘文charizomai的意思是「赦免罪」，在保羅的著作中被獨特地發展為神的恩典赦免（</w:t>
+      </w:r>
+      <w:hyperlink r:id="rId51">
+        <w:r>
+          <w:rPr>
+            <w:lang w:val="zh_TW" w:bidi="zh_TW"/>
+          </w:rPr>
+          <w:rPr>
+            <w:color w:val="0000EE"/>
+            <w:u w:val="single"/>
+          </w:rPr>
+          <w:t>林後2:7</w:t>
+        </w:r>
+      </w:hyperlink>
+      <w:r>
+        <w:rPr>
+          <w:lang w:val="zh_TW" w:bidi="zh_TW"/>
+        </w:rPr>
+        <w:t>，</w:t>
+      </w:r>
+      <w:hyperlink r:id="rId52">
+        <w:r>
+          <w:rPr>
+            <w:lang w:val="zh_TW" w:bidi="zh_TW"/>
+          </w:rPr>
+          <w:rPr>
+            <w:color w:val="0000EE"/>
+            <w:u w:val="single"/>
+          </w:rPr>
+          <w:t>12:13</w:t>
+        </w:r>
+      </w:hyperlink>
+      <w:r>
+        <w:rPr>
+          <w:lang w:val="zh_TW" w:bidi="zh_TW"/>
+        </w:rPr>
+        <w:t>；</w:t>
+      </w:r>
+      <w:hyperlink r:id="rId53">
+        <w:r>
+          <w:rPr>
+            <w:lang w:val="zh_TW" w:bidi="zh_TW"/>
+          </w:rPr>
+          <w:rPr>
+            <w:color w:val="0000EE"/>
+            <w:u w:val="single"/>
+          </w:rPr>
+          <w:t>弗4:32；</w:t>
+        </w:r>
+      </w:hyperlink>
+      <w:hyperlink r:id="rId54">
+        <w:r>
+          <w:rPr>
+            <w:lang w:val="zh_TW" w:bidi="zh_TW"/>
+          </w:rPr>
+          <w:rPr>
+            <w:color w:val="0000EE"/>
+            <w:u w:val="single"/>
+          </w:rPr>
+          <w:t>西2:13</w:t>
+        </w:r>
+      </w:hyperlink>
+      <w:r>
+        <w:rPr>
+          <w:lang w:val="zh_TW" w:bidi="zh_TW"/>
+        </w:rPr>
+        <w:t>，</w:t>
+      </w:r>
+      <w:hyperlink r:id="rId55">
+        <w:r>
+          <w:rPr>
+            <w:lang w:val="zh_TW" w:bidi="zh_TW"/>
+          </w:rPr>
+          <w:rPr>
+            <w:color w:val="0000EE"/>
+            <w:u w:val="single"/>
+          </w:rPr>
+          <w:t>3:13</w:t>
+        </w:r>
+      </w:hyperlink>
+      <w:r>
+        <w:rPr>
+          <w:lang w:val="zh_TW" w:bidi="zh_TW"/>
+        </w:rPr>
+        <w:t>）。罪被視為一種債務，而aphesis表示債務的清償（「把它除掉〔putting it away〕」——見</w:t>
+      </w:r>
+      <w:hyperlink r:id="rId56">
+        <w:r>
+          <w:rPr>
+            <w:lang w:val="zh_TW" w:bidi="zh_TW"/>
+          </w:rPr>
+          <w:rPr>
+            <w:color w:val="0000EE"/>
+            <w:u w:val="single"/>
+          </w:rPr>
+          <w:t>路6:37</w:t>
+        </w:r>
+      </w:hyperlink>
+      <w:r>
+        <w:rPr>
+          <w:lang w:val="zh_TW" w:bidi="zh_TW"/>
+        </w:rPr>
+        <w:t>）。饒恕也被視為赦免，paresis（「略過（passing over）」）。神沒有按照罪應得的全部報應來審判（</w:t>
+      </w:r>
+      <w:hyperlink r:id="rId57">
+        <w:r>
+          <w:rPr>
+            <w:lang w:val="zh_TW" w:bidi="zh_TW"/>
+          </w:rPr>
+          <w:rPr>
+            <w:color w:val="0000EE"/>
+            <w:u w:val="single"/>
+          </w:rPr>
+          <w:t>徒14:16</w:t>
+        </w:r>
+      </w:hyperlink>
+      <w:r>
+        <w:rPr>
+          <w:lang w:val="zh_TW" w:bidi="zh_TW"/>
+        </w:rPr>
+        <w:t>，</w:t>
+      </w:r>
+      <w:hyperlink r:id="rId58">
+        <w:r>
+          <w:rPr>
+            <w:lang w:val="zh_TW" w:bidi="zh_TW"/>
+          </w:rPr>
+          <w:rPr>
+            <w:color w:val="0000EE"/>
+            <w:u w:val="single"/>
+          </w:rPr>
+          <w:t>17:30</w:t>
+        </w:r>
+      </w:hyperlink>
+      <w:r>
+        <w:rPr>
+          <w:lang w:val="zh_TW" w:bidi="zh_TW"/>
+        </w:rPr>
+        <w:t>），而是顯示了憐憫。</w:t>
+      </w:r>
+    </w:p>
+    <w:p>
+      <w:pPr/>
+      <w:r>
+        <w:rPr>
+          <w:lang w:val="zh_TW" w:bidi="zh_TW"/>
+        </w:rPr>
+      </w:r>
+      <w:r>
+        <w:rPr>
+          <w:lang w:val="zh_TW" w:bidi="zh_TW"/>
+        </w:rPr>
+        <w:t>然而，新約提到兩個饒恕的限制。一個是不得赦免的罪（</w:t>
+      </w:r>
+      <w:hyperlink r:id="rId59">
+        <w:r>
+          <w:rPr>
+            <w:lang w:val="zh_TW" w:bidi="zh_TW"/>
+          </w:rPr>
+          <w:rPr>
+            <w:color w:val="0000EE"/>
+            <w:u w:val="single"/>
+          </w:rPr>
+          <w:t>太12:31–32</w:t>
+        </w:r>
+      </w:hyperlink>
+      <w:r>
+        <w:rPr>
+          <w:lang w:val="zh_TW" w:bidi="zh_TW"/>
+        </w:rPr>
+        <w:t>；</w:t>
+      </w:r>
+      <w:hyperlink r:id="rId60">
+        <w:r>
+          <w:rPr>
+            <w:lang w:val="zh_TW" w:bidi="zh_TW"/>
+          </w:rPr>
+          <w:rPr>
+            <w:color w:val="0000EE"/>
+            <w:u w:val="single"/>
+          </w:rPr>
+          <w:t>可3:28–30</w:t>
+        </w:r>
+      </w:hyperlink>
+      <w:r>
+        <w:rPr>
+          <w:lang w:val="zh_TW" w:bidi="zh_TW"/>
+        </w:rPr>
+        <w:t>；</w:t>
+      </w:r>
+      <w:hyperlink r:id="rId61">
+        <w:r>
+          <w:rPr>
+            <w:lang w:val="zh_TW" w:bidi="zh_TW"/>
+          </w:rPr>
+          <w:rPr>
+            <w:color w:val="0000EE"/>
+            <w:u w:val="single"/>
+          </w:rPr>
+          <w:t>路12:10</w:t>
+        </w:r>
+      </w:hyperlink>
+      <w:r>
+        <w:rPr>
+          <w:lang w:val="zh_TW" w:bidi="zh_TW"/>
+        </w:rPr>
+        <w:t>）。在這方面，基督提到那些像法利賽人一樣，在道德判斷上如此扭曲，以至於無法區分撒但的作行和基督的善行的人。另一種是「褻瀆聖靈的罪」，即「至於死的罪」（</w:t>
+      </w:r>
+      <w:hyperlink r:id="rId62">
+        <w:r>
+          <w:rPr>
+            <w:lang w:val="zh_TW" w:bidi="zh_TW"/>
+          </w:rPr>
+          <w:rPr>
+            <w:color w:val="0000EE"/>
+            <w:u w:val="single"/>
+          </w:rPr>
+          <w:t>約一5:16</w:t>
+        </w:r>
+      </w:hyperlink>
+      <w:r>
+        <w:rPr>
+          <w:lang w:val="zh_TW" w:bidi="zh_TW"/>
+        </w:rPr>
+        <w:t>）。這種罪並未具體定義，但其本質似乎是持續拒絕神的恩典。</w:t>
+      </w:r>
+    </w:p>
+    <w:p>
+      <w:pPr/>
+      <w:r>
+        <w:rPr>
+          <w:lang w:val="zh_TW" w:bidi="zh_TW"/>
+        </w:rPr>
+      </w:r>
+      <w:r>
+        <w:rPr>
+          <w:lang w:val="zh_TW" w:bidi="zh_TW"/>
+        </w:rPr>
+        <w:t>新約中的饒恕倫理強調，悔改是饒恕的條件（</w:t>
+      </w:r>
+      <w:hyperlink r:id="rId63">
+        <w:r>
+          <w:rPr>
+            <w:lang w:val="zh_TW" w:bidi="zh_TW"/>
+          </w:rPr>
+          <w:rPr>
+            <w:color w:val="0000EE"/>
+            <w:u w:val="single"/>
+          </w:rPr>
+          <w:t>林後7:10</w:t>
+        </w:r>
+      </w:hyperlink>
+      <w:r>
+        <w:rPr>
+          <w:lang w:val="zh_TW" w:bidi="zh_TW"/>
+        </w:rPr>
+        <w:t>），還包括需要饒恕他人（</w:t>
+      </w:r>
+      <w:hyperlink r:id="rId64">
+        <w:r>
+          <w:rPr>
+            <w:lang w:val="zh_TW" w:bidi="zh_TW"/>
+          </w:rPr>
+          <w:rPr>
+            <w:color w:val="0000EE"/>
+            <w:u w:val="single"/>
+          </w:rPr>
+          <w:t>太6:14–15</w:t>
+        </w:r>
+      </w:hyperlink>
+      <w:r>
+        <w:rPr>
+          <w:lang w:val="zh_TW" w:bidi="zh_TW"/>
+        </w:rPr>
+        <w:t>）。如果在接受饒恕的同時不饒恕他人，這顯然表明悔改並不徹底。主多次在比喻中強調，願意饒恕他人是真正悔改的標誌（</w:t>
+      </w:r>
+      <w:hyperlink r:id="rId40">
+        <w:r>
+          <w:rPr>
+            <w:lang w:val="zh_TW" w:bidi="zh_TW"/>
+          </w:rPr>
+          <w:rPr>
+            <w:color w:val="0000EE"/>
+            <w:u w:val="single"/>
+          </w:rPr>
+          <w:t>太18:23–35</w:t>
+        </w:r>
+      </w:hyperlink>
+      <w:r>
+        <w:rPr>
+          <w:lang w:val="zh_TW" w:bidi="zh_TW"/>
+        </w:rPr>
+        <w:t>；</w:t>
+      </w:r>
+      <w:hyperlink r:id="rId56">
+        <w:r>
+          <w:rPr>
+            <w:lang w:val="zh_TW" w:bidi="zh_TW"/>
+          </w:rPr>
+          <w:rPr>
+            <w:color w:val="0000EE"/>
+            <w:u w:val="single"/>
+          </w:rPr>
+          <w:t>路6:37</w:t>
+        </w:r>
+      </w:hyperlink>
+      <w:r>
+        <w:rPr>
+          <w:lang w:val="zh_TW" w:bidi="zh_TW"/>
+        </w:rPr>
+        <w:t>）。因此，基督教導我們，饒恕是一種責任，沒有任何限制。必須毫無保留地饒恕，甚至要到70個7次（</w:t>
+      </w:r>
+      <w:hyperlink r:id="rId65">
+        <w:r>
+          <w:rPr>
+            <w:lang w:val="zh_TW" w:bidi="zh_TW"/>
+          </w:rPr>
+          <w:rPr>
+            <w:color w:val="0000EE"/>
+            <w:u w:val="single"/>
+          </w:rPr>
+          <w:t>太18:21–22</w:t>
+        </w:r>
+      </w:hyperlink>
+      <w:r>
+        <w:rPr>
+          <w:lang w:val="zh_TW" w:bidi="zh_TW"/>
+        </w:rPr>
+        <w:t>）。饒恕是信徒之間相互關係的一部分：既然所有人都依賴於神的饒恕，那麼所有人也都必須彼此饒恕。「主怎樣饒恕了你們，你們也要怎樣饒恕人」（</w:t>
+      </w:r>
+      <w:hyperlink r:id="rId55">
+        <w:r>
+          <w:rPr>
+            <w:lang w:val="zh_TW" w:bidi="zh_TW"/>
+          </w:rPr>
+          <w:rPr>
+            <w:color w:val="0000EE"/>
+            <w:u w:val="single"/>
+          </w:rPr>
+          <w:t>西3:13</w:t>
+        </w:r>
+      </w:hyperlink>
+      <w:r>
+        <w:rPr>
+          <w:lang w:val="zh_TW" w:bidi="zh_TW"/>
+        </w:rPr>
+        <w:t>）。</w:t>
+      </w:r>
+    </w:p>
+    <w:p>
+      <w:pPr/>
+      <w:r>
+        <w:rPr>
+          <w:lang w:val="zh_TW" w:bidi="zh_TW"/>
+        </w:rPr>
+      </w:r>
+      <w:r>
+        <w:rPr>
+          <w:i/>
+          <w:lang w:val="zh_TW" w:bidi="zh_TW"/>
+        </w:rPr>
+        <w:t>另見</w:t>
+      </w:r>
+      <w:r>
+        <w:rPr>
+          <w:lang w:val="zh_TW" w:bidi="zh_TW"/>
+        </w:rPr>
+        <w:t xml:space="preserve"> </w:t>
+      </w:r>
+      <w:r>
+        <w:rPr>
+          <w:lang w:val="zh_TW" w:bidi="zh_TW"/>
+        </w:rPr>
+        <w:t>承認</w:t>
+      </w:r>
+      <w:r>
+        <w:rPr>
+          <w:lang w:val="zh_TW" w:bidi="zh_TW"/>
+        </w:rPr>
+        <w:t>；</w:t>
+      </w:r>
+      <w:r>
+        <w:rPr>
+          <w:lang w:val="zh_TW" w:bidi="zh_TW"/>
+        </w:rPr>
+        <w:t>悔改</w:t>
+      </w:r>
+      <w:r>
+        <w:rPr>
+          <w:lang w:val="zh_TW" w:bidi="zh_TW"/>
+        </w:rPr>
+        <w:t>。</w:t>
       </w:r>
       <w:r>
         <w:rPr>

--- a/zht/docx/132.content.docx
+++ b/zht/docx/132.content.docx
@@ -149,7 +149,7 @@
         <w:rPr>
           <w:lang w:val="zh_TW" w:bidi="zh_TW"/>
         </w:rPr>
-        <w:t>rao</w:t>
+        <w:t>qu</w:t>
       </w:r>
       <w:r>
         <w:rPr>
@@ -212,7 +212,7 @@
         <w:rPr>
           <w:lang w:val="zh_TW" w:bidi="zh_TW"/>
         </w:rPr>
-        <w:t>饒恕</w:t>
+        <w:t>屈膝</w:t>
       </w:r>
       <w:r>
         <w:rPr>
@@ -231,7 +231,7 @@
         <w:rPr>
           <w:lang w:val="zh_TW" w:bidi="zh_TW"/>
         </w:rPr>
-        <w:t>饒恕，涉及修復破裂的關係；不再對錯誤和冒犯感到怨恨。饒恕主要是神的行為，祂赦免罪人免受審判，並使他們免於因犯罪而受到神的懲罰。由於只有神是聖潔的，只有神能夠赦免罪（</w:t>
+        <w:t>通常表示崇拜、尊敬或順服的姿勢。強壯的膝象徵著一個人有堅定的信心和目標，因此屈膝表示對上級的順服。人在君王、統治者、長官或神面前屈膝。</w:t>
       </w:r>
       <w:hyperlink r:id="rId13">
         <w:r>
@@ -242,14 +242,14 @@
             <w:color w:val="0000EE"/>
             <w:u w:val="single"/>
           </w:rPr>
-          <w:t>可2:7</w:t>
+          <w:t>創41:43</w:t>
         </w:r>
       </w:hyperlink>
       <w:r>
         <w:rPr>
           <w:lang w:val="zh_TW" w:bidi="zh_TW"/>
         </w:rPr>
-        <w:t>；</w:t>
+        <w:t>描述在法老和約瑟面前跪下的人。人在主面前敬畏地跪下是很常見的（</w:t>
       </w:r>
       <w:hyperlink r:id="rId14">
         <w:r>
@@ -260,14 +260,86 @@
             <w:color w:val="0000EE"/>
             <w:u w:val="single"/>
           </w:rPr>
-          <w:t>路5:21</w:t>
+          <w:t>賽45:23</w:t>
         </w:r>
       </w:hyperlink>
       <w:r>
         <w:rPr>
           <w:lang w:val="zh_TW" w:bidi="zh_TW"/>
         </w:rPr>
-        <w:t>）。饒恕也是一種人類行為，延伸到對鄰舍的饒恕——這是人們意識到並接受神饒恕的表現。因此，饒恕是基督教獨有的教義。</w:t>
+        <w:t>；</w:t>
+      </w:r>
+      <w:hyperlink r:id="rId15">
+        <w:r>
+          <w:rPr>
+            <w:lang w:val="zh_TW" w:bidi="zh_TW"/>
+          </w:rPr>
+          <w:rPr>
+            <w:color w:val="0000EE"/>
+            <w:u w:val="single"/>
+          </w:rPr>
+          <w:t>羅14:11</w:t>
+        </w:r>
+      </w:hyperlink>
+      <w:r>
+        <w:rPr>
+          <w:lang w:val="zh_TW" w:bidi="zh_TW"/>
+        </w:rPr>
+        <w:t>；</w:t>
+      </w:r>
+      <w:hyperlink r:id="rId16">
+        <w:r>
+          <w:rPr>
+            <w:lang w:val="zh_TW" w:bidi="zh_TW"/>
+          </w:rPr>
+          <w:rPr>
+            <w:color w:val="0000EE"/>
+            <w:u w:val="single"/>
+          </w:rPr>
+          <w:t>腓2:10</w:t>
+        </w:r>
+      </w:hyperlink>
+      <w:r>
+        <w:rPr>
+          <w:lang w:val="zh_TW" w:bidi="zh_TW"/>
+        </w:rPr>
+        <w:t>）。發生饑荒時，以色列人偏離了主，那些保持忠心的人被描述為「未曾向巴力屈膝的」（</w:t>
+      </w:r>
+      <w:hyperlink r:id="rId17">
+        <w:r>
+          <w:rPr>
+            <w:lang w:val="zh_TW" w:bidi="zh_TW"/>
+          </w:rPr>
+          <w:rPr>
+            <w:color w:val="0000EE"/>
+            <w:u w:val="single"/>
+          </w:rPr>
+          <w:t>王上19:18</w:t>
+        </w:r>
+      </w:hyperlink>
+      <w:r>
+        <w:rPr>
+          <w:lang w:val="zh_TW" w:bidi="zh_TW"/>
+        </w:rPr>
+        <w:t>；見</w:t>
+      </w:r>
+      <w:hyperlink r:id="rId18">
+        <w:r>
+          <w:rPr>
+            <w:lang w:val="zh_TW" w:bidi="zh_TW"/>
+          </w:rPr>
+          <w:rPr>
+            <w:color w:val="0000EE"/>
+            <w:u w:val="single"/>
+          </w:rPr>
+          <w:t>羅11:4</w:t>
+        </w:r>
+      </w:hyperlink>
+      <w:r>
+        <w:rPr>
+          <w:lang w:val="zh_TW" w:bidi="zh_TW"/>
+        </w:rPr>
+        <w:t>）。</w:t>
       </w:r>
     </w:p>
     <w:p>
@@ -281,18 +353,139 @@
         <w:rPr>
           <w:lang w:val="zh_TW" w:bidi="zh_TW"/>
         </w:rPr>
-        <w:t>在其他宗教中，饒恕並不具有同樣的力量。在萬物有靈論（animism）中，人與神之間沒有個人的關係意識。在印度教中，每個人都必須承擔業力（Karma）的必然後果，並在輪迴中不斷償還。佛教同樣沒有一位饒恕的神。伊斯蘭教中雖然有饒恕的觀念，但沒有與個人有關係的神或父神。即使在猶太教中，饒恕的經歷也是有限的，然而新約中對饒恕的發展，為舊約的教導增添了更深的層次。</w:t>
-      </w:r>
-    </w:p>
-    <w:p>
-      <w:pPr>
-        <w:pStyle w:val="Heading3"/>
-      </w:pPr>
-      <w:r>
-        <w:rPr>
-          <w:lang w:val="zh_TW" w:bidi="zh_TW"/>
-        </w:rPr>
-        <w:t>舊約中關於饒恕的表達</w:t>
+        <w:t>穩固的膝代表力量，雙膝被擊打則代表力量被毀（</w:t>
+      </w:r>
+      <w:hyperlink r:id="rId19">
+        <w:r>
+          <w:rPr>
+            <w:lang w:val="zh_TW" w:bidi="zh_TW"/>
+          </w:rPr>
+          <w:rPr>
+            <w:color w:val="0000EE"/>
+            <w:u w:val="single"/>
+          </w:rPr>
+          <w:t>申28:35</w:t>
+        </w:r>
+      </w:hyperlink>
+      <w:r>
+        <w:rPr>
+          <w:lang w:val="zh_TW" w:bidi="zh_TW"/>
+        </w:rPr>
+        <w:t>）。以賽亞求主使無力的膝穩固（</w:t>
+      </w:r>
+      <w:hyperlink r:id="rId20">
+        <w:r>
+          <w:rPr>
+            <w:lang w:val="zh_TW" w:bidi="zh_TW"/>
+          </w:rPr>
+          <w:rPr>
+            <w:color w:val="0000EE"/>
+            <w:u w:val="single"/>
+          </w:rPr>
+          <w:t>賽35:3</w:t>
+        </w:r>
+      </w:hyperlink>
+      <w:r>
+        <w:rPr>
+          <w:lang w:val="zh_TW" w:bidi="zh_TW"/>
+        </w:rPr>
+        <w:t>）。經文提到軟弱或無力的膝時一般指信心的不穩固（</w:t>
+      </w:r>
+      <w:hyperlink r:id="rId21">
+        <w:r>
+          <w:rPr>
+            <w:lang w:val="zh_TW" w:bidi="zh_TW"/>
+          </w:rPr>
+          <w:rPr>
+            <w:color w:val="0000EE"/>
+            <w:u w:val="single"/>
+          </w:rPr>
+          <w:t>伯4:4</w:t>
+        </w:r>
+      </w:hyperlink>
+      <w:r>
+        <w:rPr>
+          <w:lang w:val="zh_TW" w:bidi="zh_TW"/>
+        </w:rPr>
+        <w:t>；</w:t>
+      </w:r>
+      <w:hyperlink r:id="rId22">
+        <w:r>
+          <w:rPr>
+            <w:lang w:val="zh_TW" w:bidi="zh_TW"/>
+          </w:rPr>
+          <w:rPr>
+            <w:color w:val="0000EE"/>
+            <w:u w:val="single"/>
+          </w:rPr>
+          <w:t>來12:12</w:t>
+        </w:r>
+      </w:hyperlink>
+      <w:r>
+        <w:rPr>
+          <w:lang w:val="zh_TW" w:bidi="zh_TW"/>
+        </w:rPr>
+        <w:t>），但有時也指健康的衰退（</w:t>
+      </w:r>
+      <w:hyperlink r:id="rId23">
+        <w:r>
+          <w:rPr>
+            <w:lang w:val="zh_TW" w:bidi="zh_TW"/>
+          </w:rPr>
+          <w:rPr>
+            <w:color w:val="0000EE"/>
+            <w:u w:val="single"/>
+          </w:rPr>
+          <w:t>詩109:24</w:t>
+        </w:r>
+      </w:hyperlink>
+      <w:r>
+        <w:rPr>
+          <w:lang w:val="zh_TW" w:bidi="zh_TW"/>
+        </w:rPr>
+        <w:t>）。以西結提到那些膝「弱如水」的人（</w:t>
+      </w:r>
+      <w:hyperlink r:id="rId24">
+        <w:r>
+          <w:rPr>
+            <w:lang w:val="zh_TW" w:bidi="zh_TW"/>
+          </w:rPr>
+          <w:rPr>
+            <w:color w:val="0000EE"/>
+            <w:u w:val="single"/>
+          </w:rPr>
+          <w:t>結7:17</w:t>
+        </w:r>
+      </w:hyperlink>
+      <w:hyperlink r:id="rId24">
+        <w:r>
+          <w:rPr>
+            <w:lang w:val="zh_TW" w:bidi="zh_TW"/>
+          </w:rPr>
+          <w:rPr>
+            <w:color w:val="0000EE"/>
+            <w:u w:val="single"/>
+          </w:rPr>
+          <w:t>，</w:t>
+        </w:r>
+      </w:hyperlink>
+      <w:hyperlink r:id="rId25">
+        <w:r>
+          <w:rPr>
+            <w:lang w:val="zh_TW" w:bidi="zh_TW"/>
+          </w:rPr>
+          <w:rPr>
+            <w:color w:val="0000EE"/>
+            <w:u w:val="single"/>
+          </w:rPr>
+          <w:t>21:7</w:t>
+        </w:r>
+      </w:hyperlink>
+      <w:r>
+        <w:rPr>
+          <w:lang w:val="zh_TW" w:bidi="zh_TW"/>
+        </w:rPr>
+        <w:t>）。</w:t>
       </w:r>
     </w:p>
     <w:p>
@@ -306,22 +499,9 @@
         <w:rPr>
           <w:lang w:val="zh_TW" w:bidi="zh_TW"/>
         </w:rPr>
-        <w:t>關於饒恕的概念是以各種不同的隱喻來表達的。命令是nasa</w:t>
-      </w:r>
-      <w:r>
-        <w:rPr>
-          <w:i/>
-          <w:lang w:val="zh_TW" w:bidi="zh_TW"/>
-        </w:rPr>
-        <w:t>，</w:t>
-      </w:r>
-      <w:r>
-        <w:rPr>
-          <w:lang w:val="zh_TW" w:bidi="zh_TW"/>
-        </w:rPr>
-        <w:t>意為「送走」，就像替罪羊被送到曠野去承擔以色列人的罪一樣。它也被解釋為「憐憫」（</w:t>
-      </w:r>
-      <w:hyperlink r:id="rId15">
+        <w:t>在主面前雙膝跪下是一種表示敬拜（</w:t>
+      </w:r>
+      <w:hyperlink r:id="rId26">
         <w:r>
           <w:rPr>
             <w:lang w:val="zh_TW" w:bidi="zh_TW"/>
@@ -330,16 +510,16 @@
             <w:color w:val="0000EE"/>
             <w:u w:val="single"/>
           </w:rPr>
-          <w:t>利4:20</w:t>
+          <w:t>詩95:6</w:t>
         </w:r>
       </w:hyperlink>
       <w:r>
         <w:rPr>
           <w:lang w:val="zh_TW" w:bidi="zh_TW"/>
         </w:rPr>
-        <w:t>；</w:t>
-      </w:r>
-      <w:hyperlink r:id="rId16">
+        <w:t>）和禱告的姿勢（</w:t>
+      </w:r>
+      <w:hyperlink r:id="rId27">
         <w:r>
           <w:rPr>
             <w:lang w:val="zh_TW" w:bidi="zh_TW"/>
@@ -348,16 +528,16 @@
             <w:color w:val="0000EE"/>
             <w:u w:val="single"/>
           </w:rPr>
-          <w:t>王上8:30、34</w:t>
+          <w:t>但6:10</w:t>
         </w:r>
       </w:hyperlink>
       <w:r>
         <w:rPr>
           <w:lang w:val="zh_TW" w:bidi="zh_TW"/>
         </w:rPr>
-        <w:t>；</w:t>
-      </w:r>
-      <w:hyperlink r:id="rId17">
+        <w:t>）。基督自己在客西馬尼園跪下禱告（</w:t>
+      </w:r>
+      <w:hyperlink r:id="rId28">
         <w:r>
           <w:rPr>
             <w:lang w:val="zh_TW" w:bidi="zh_TW"/>
@@ -366,10 +546,16 @@
             <w:color w:val="0000EE"/>
             <w:u w:val="single"/>
           </w:rPr>
-          <w:t>詩86:5，</w:t>
+          <w:t>路22:41</w:t>
         </w:r>
       </w:hyperlink>
-      <w:hyperlink r:id="rId18">
+      <w:r>
+        <w:rPr>
+          <w:lang w:val="zh_TW" w:bidi="zh_TW"/>
+        </w:rPr>
+        <w:t>），彼得、保羅和司提反也曾如此（</w:t>
+      </w:r>
+      <w:hyperlink r:id="rId29">
         <w:r>
           <w:rPr>
             <w:lang w:val="zh_TW" w:bidi="zh_TW"/>
@@ -378,16 +564,10 @@
             <w:color w:val="0000EE"/>
             <w:u w:val="single"/>
           </w:rPr>
-          <w:t>103:3</w:t>
+          <w:t>徒7:60</w:t>
         </w:r>
       </w:hyperlink>
-      <w:r>
-        <w:rPr>
-          <w:lang w:val="zh_TW" w:bidi="zh_TW"/>
-        </w:rPr>
-        <w:t>）。希伯來文kapar通常用於贖罪，意思是「遮蓋」，就像獻祭是為了遮蓋敬拜者的不足（</w:t>
-      </w:r>
-      <w:hyperlink r:id="rId19">
+      <w:hyperlink r:id="rId29">
         <w:r>
           <w:rPr>
             <w:lang w:val="zh_TW" w:bidi="zh_TW"/>
@@ -396,16 +576,10 @@
             <w:color w:val="0000EE"/>
             <w:u w:val="single"/>
           </w:rPr>
-          <w:t>出29:36</w:t>
+          <w:t>，</w:t>
         </w:r>
       </w:hyperlink>
-      <w:r>
-        <w:rPr>
-          <w:lang w:val="zh_TW" w:bidi="zh_TW"/>
-        </w:rPr>
-        <w:t>；</w:t>
-      </w:r>
-      <w:hyperlink r:id="rId20">
+      <w:hyperlink r:id="rId30">
         <w:r>
           <w:rPr>
             <w:lang w:val="zh_TW" w:bidi="zh_TW"/>
@@ -414,16 +588,10 @@
             <w:color w:val="0000EE"/>
             <w:u w:val="single"/>
           </w:rPr>
-          <w:t>申21:8</w:t>
+          <w:t>9:40</w:t>
         </w:r>
       </w:hyperlink>
-      <w:r>
-        <w:rPr>
-          <w:lang w:val="zh_TW" w:bidi="zh_TW"/>
-        </w:rPr>
-        <w:t>；</w:t>
-      </w:r>
-      <w:hyperlink r:id="rId21">
+      <w:hyperlink r:id="rId30">
         <w:r>
           <w:rPr>
             <w:lang w:val="zh_TW" w:bidi="zh_TW"/>
@@ -432,16 +600,10 @@
             <w:color w:val="0000EE"/>
             <w:u w:val="single"/>
           </w:rPr>
-          <w:t>耶18:23</w:t>
+          <w:t>，</w:t>
         </w:r>
       </w:hyperlink>
-      <w:r>
-        <w:rPr>
-          <w:lang w:val="zh_TW" w:bidi="zh_TW"/>
-        </w:rPr>
-        <w:t>；</w:t>
-      </w:r>
-      <w:hyperlink r:id="rId22">
+      <w:hyperlink r:id="rId31">
         <w:r>
           <w:rPr>
             <w:lang w:val="zh_TW" w:bidi="zh_TW"/>
@@ -450,16 +612,10 @@
             <w:color w:val="0000EE"/>
             <w:u w:val="single"/>
           </w:rPr>
-          <w:t>結43:20</w:t>
+          <w:t>20:36</w:t>
         </w:r>
       </w:hyperlink>
-      <w:r>
-        <w:rPr>
-          <w:lang w:val="zh_TW" w:bidi="zh_TW"/>
-        </w:rPr>
-        <w:t>，</w:t>
-      </w:r>
-      <w:hyperlink r:id="rId23">
+      <w:hyperlink r:id="rId31">
         <w:r>
           <w:rPr>
             <w:lang w:val="zh_TW" w:bidi="zh_TW"/>
@@ -468,16 +624,10 @@
             <w:color w:val="0000EE"/>
             <w:u w:val="single"/>
           </w:rPr>
-          <w:t>45:20</w:t>
+          <w:t>，</w:t>
         </w:r>
       </w:hyperlink>
-      <w:r>
-        <w:rPr>
-          <w:lang w:val="zh_TW" w:bidi="zh_TW"/>
-        </w:rPr>
-        <w:t>）。salah的同源詞總是指神的饒恕行為（</w:t>
-      </w:r>
-      <w:hyperlink r:id="rId24">
+      <w:hyperlink r:id="rId32">
         <w:r>
           <w:rPr>
             <w:lang w:val="zh_TW" w:bidi="zh_TW"/>
@@ -486,16 +636,16 @@
             <w:color w:val="0000EE"/>
             <w:u w:val="single"/>
           </w:rPr>
-          <w:t>民30:5、8、12</w:t>
+          <w:t>21:5</w:t>
         </w:r>
       </w:hyperlink>
       <w:r>
         <w:rPr>
           <w:lang w:val="zh_TW" w:bidi="zh_TW"/>
         </w:rPr>
-        <w:t>；</w:t>
-      </w:r>
-      <w:hyperlink r:id="rId17">
+        <w:t>）。所羅門在主面前屈膝禱告和祈求（</w:t>
+      </w:r>
+      <w:hyperlink r:id="rId33">
         <w:r>
           <w:rPr>
             <w:lang w:val="zh_TW" w:bidi="zh_TW"/>
@@ -504,16 +654,16 @@
             <w:color w:val="0000EE"/>
             <w:u w:val="single"/>
           </w:rPr>
-          <w:t>詩86:5</w:t>
+          <w:t>王上8:54</w:t>
         </w:r>
       </w:hyperlink>
       <w:r>
         <w:rPr>
           <w:lang w:val="zh_TW" w:bidi="zh_TW"/>
         </w:rPr>
-        <w:t>，</w:t>
-      </w:r>
-      <w:hyperlink r:id="rId25">
+        <w:t>），甚至有一次他造了一個方便他能站上去的銅臺，當著以色列的會眾在主面前跪下（</w:t>
+      </w:r>
+      <w:hyperlink r:id="rId34">
         <w:r>
           <w:rPr>
             <w:lang w:val="zh_TW" w:bidi="zh_TW"/>
@@ -522,92 +672,7 @@
             <w:color w:val="0000EE"/>
             <w:u w:val="single"/>
           </w:rPr>
-          <w:t>130:4</w:t>
-        </w:r>
-      </w:hyperlink>
-      <w:r>
-        <w:rPr>
-          <w:lang w:val="zh_TW" w:bidi="zh_TW"/>
-        </w:rPr>
-        <w:t>；</w:t>
-      </w:r>
-      <w:hyperlink r:id="rId26">
-        <w:r>
-          <w:rPr>
-            <w:lang w:val="zh_TW" w:bidi="zh_TW"/>
-          </w:rPr>
-          <w:rPr>
-            <w:color w:val="0000EE"/>
-            <w:u w:val="single"/>
-          </w:rPr>
-          <w:t>但9:9</w:t>
-        </w:r>
-      </w:hyperlink>
-      <w:r>
-        <w:rPr>
-          <w:lang w:val="zh_TW" w:bidi="zh_TW"/>
-        </w:rPr>
-        <w:t>）。神會放過罪，將其除去。另一個表達是maha</w:t>
-      </w:r>
-      <w:r>
-        <w:rPr>
-          <w:i/>
-          <w:lang w:val="zh_TW" w:bidi="zh_TW"/>
-        </w:rPr>
-        <w:t>，</w:t>
-      </w:r>
-      <w:r>
-        <w:rPr>
-          <w:lang w:val="zh_TW" w:bidi="zh_TW"/>
-        </w:rPr>
-        <w:t>意為「塗抹（wipe away）」（</w:t>
-      </w:r>
-      <w:hyperlink r:id="rId27">
-        <w:r>
-          <w:rPr>
-            <w:lang w:val="zh_TW" w:bidi="zh_TW"/>
-          </w:rPr>
-          <w:rPr>
-            <w:color w:val="0000EE"/>
-            <w:u w:val="single"/>
-          </w:rPr>
-          <w:t>詩51:1、7</w:t>
-        </w:r>
-      </w:hyperlink>
-      <w:r>
-        <w:rPr>
-          <w:lang w:val="zh_TW" w:bidi="zh_TW"/>
-        </w:rPr>
-        <w:t>；</w:t>
-      </w:r>
-      <w:hyperlink r:id="rId28">
-        <w:r>
-          <w:rPr>
-            <w:lang w:val="zh_TW" w:bidi="zh_TW"/>
-          </w:rPr>
-          <w:rPr>
-            <w:color w:val="0000EE"/>
-            <w:u w:val="single"/>
-          </w:rPr>
-          <w:t>賽43:25</w:t>
-        </w:r>
-      </w:hyperlink>
-      <w:r>
-        <w:rPr>
-          <w:lang w:val="zh_TW" w:bidi="zh_TW"/>
-        </w:rPr>
-        <w:t>，</w:t>
-      </w:r>
-      <w:hyperlink r:id="rId29">
-        <w:r>
-          <w:rPr>
-            <w:lang w:val="zh_TW" w:bidi="zh_TW"/>
-          </w:rPr>
-          <w:rPr>
-            <w:color w:val="0000EE"/>
-            <w:u w:val="single"/>
-          </w:rPr>
-          <w:t>44:22</w:t>
+          <w:t>代下6:13</w:t>
         </w:r>
       </w:hyperlink>
       <w:r>
@@ -628,9 +693,9 @@
         <w:rPr>
           <w:lang w:val="zh_TW" w:bidi="zh_TW"/>
         </w:rPr>
-        <w:t>舊約教導我們，神是寬恕的神（</w:t>
-      </w:r>
-      <w:hyperlink r:id="rId30">
+        <w:t>有些人跪下痛悔，好像以斯拉在獻晚祭時那樣（</w:t>
+      </w:r>
+      <w:hyperlink r:id="rId35">
         <w:r>
           <w:rPr>
             <w:lang w:val="zh_TW" w:bidi="zh_TW"/>
@@ -639,16 +704,16 @@
             <w:color w:val="0000EE"/>
             <w:u w:val="single"/>
           </w:rPr>
-          <w:t>出34:6–7</w:t>
+          <w:t>拉9:5</w:t>
         </w:r>
       </w:hyperlink>
       <w:r>
         <w:rPr>
           <w:lang w:val="zh_TW" w:bidi="zh_TW"/>
         </w:rPr>
-        <w:t>；</w:t>
-      </w:r>
-      <w:hyperlink r:id="rId31">
+        <w:t>），又像彼得求主赦免他的信心和信靠不足時那樣（</w:t>
+      </w:r>
+      <w:hyperlink r:id="rId36">
         <w:r>
           <w:rPr>
             <w:lang w:val="zh_TW" w:bidi="zh_TW"/>
@@ -657,16 +722,16 @@
             <w:color w:val="0000EE"/>
             <w:u w:val="single"/>
           </w:rPr>
-          <w:t>尼9:17</w:t>
+          <w:t>路5:8</w:t>
         </w:r>
       </w:hyperlink>
       <w:r>
         <w:rPr>
           <w:lang w:val="zh_TW" w:bidi="zh_TW"/>
         </w:rPr>
-        <w:t>；</w:t>
-      </w:r>
-      <w:hyperlink r:id="rId26">
+        <w:t>）。人在先知以利亞面前跪下哀求，視他為神的代表（</w:t>
+      </w:r>
+      <w:hyperlink r:id="rId37">
         <w:r>
           <w:rPr>
             <w:lang w:val="zh_TW" w:bidi="zh_TW"/>
@@ -675,16 +740,16 @@
             <w:color w:val="0000EE"/>
             <w:u w:val="single"/>
           </w:rPr>
-          <w:t>但9:9</w:t>
+          <w:t>王下1:13</w:t>
         </w:r>
       </w:hyperlink>
       <w:r>
         <w:rPr>
           <w:lang w:val="zh_TW" w:bidi="zh_TW"/>
         </w:rPr>
-        <w:t>），但祂也是公義的，並會懲罰罪惡。許多經文記載，當適當的條件未滿足，或犯下嚴重罪行時，神拒絕饒恕（</w:t>
-      </w:r>
-      <w:hyperlink r:id="rId32">
+        <w:t>），還有許多人在主面前跪下求醫治（</w:t>
+      </w:r>
+      <w:hyperlink r:id="rId38">
         <w:r>
           <w:rPr>
             <w:lang w:val="zh_TW" w:bidi="zh_TW"/>
@@ -693,7 +758,7 @@
             <w:color w:val="0000EE"/>
             <w:u w:val="single"/>
           </w:rPr>
-          <w:t>申29:20</w:t>
+          <w:t>太17:14</w:t>
         </w:r>
       </w:hyperlink>
       <w:r>
@@ -702,7 +767,7 @@
         </w:rPr>
         <w:t>；</w:t>
       </w:r>
-      <w:hyperlink r:id="rId33">
+      <w:hyperlink r:id="rId39">
         <w:r>
           <w:rPr>
             <w:lang w:val="zh_TW" w:bidi="zh_TW"/>
@@ -711,16 +776,16 @@
             <w:color w:val="0000EE"/>
             <w:u w:val="single"/>
           </w:rPr>
-          <w:t>王下24:4</w:t>
+          <w:t>可1:40</w:t>
         </w:r>
       </w:hyperlink>
       <w:r>
         <w:rPr>
           <w:lang w:val="zh_TW" w:bidi="zh_TW"/>
         </w:rPr>
-        <w:t>；</w:t>
-      </w:r>
-      <w:hyperlink r:id="rId34">
+        <w:t>）。但以理在天使面前心存驚奇和敬畏地跪下（</w:t>
+      </w:r>
+      <w:hyperlink r:id="rId40">
         <w:r>
           <w:rPr>
             <w:lang w:val="zh_TW" w:bidi="zh_TW"/>
@@ -729,16 +794,16 @@
             <w:color w:val="0000EE"/>
             <w:u w:val="single"/>
           </w:rPr>
-          <w:t>耶5:7</w:t>
+          <w:t>但10:10</w:t>
         </w:r>
       </w:hyperlink>
       <w:r>
         <w:rPr>
           <w:lang w:val="zh_TW" w:bidi="zh_TW"/>
         </w:rPr>
-        <w:t>）。饒恕根植於神的品格，但祂的饒恕從不是無區別的，因為人們也必須悔改。舊約使用生動的比喻來表明神饒恕宏大的程度。罪被「投於深海」（</w:t>
-      </w:r>
-      <w:hyperlink r:id="rId35">
+        <w:t>），伯沙撒的驚惶從他「雙膝彼此相碰」看得出（</w:t>
+      </w:r>
+      <w:hyperlink r:id="rId41">
         <w:r>
           <w:rPr>
             <w:lang w:val="zh_TW" w:bidi="zh_TW"/>
@@ -747,16 +812,16 @@
             <w:color w:val="0000EE"/>
             <w:u w:val="single"/>
           </w:rPr>
-          <w:t>彌7:19</w:t>
+          <w:t>但5:6</w:t>
         </w:r>
       </w:hyperlink>
       <w:r>
         <w:rPr>
           <w:lang w:val="zh_TW" w:bidi="zh_TW"/>
         </w:rPr>
-        <w:t>），罪被移除就像「東離西有多遠」（</w:t>
-      </w:r>
-      <w:hyperlink r:id="rId36">
+        <w:t>）。在新約中，君尊卻寬容的基督遭受士兵們的嘲弄和譏誚，跪在祂面前嘲諷地喊道：「恭喜，猶太人的王啊！」（</w:t>
+      </w:r>
+      <w:hyperlink r:id="rId42">
         <w:r>
           <w:rPr>
             <w:lang w:val="zh_TW" w:bidi="zh_TW"/>
@@ -765,16 +830,16 @@
             <w:color w:val="0000EE"/>
             <w:u w:val="single"/>
           </w:rPr>
-          <w:t>詩103:12</w:t>
+          <w:t>太27:29</w:t>
         </w:r>
       </w:hyperlink>
       <w:r>
         <w:rPr>
           <w:lang w:val="zh_TW" w:bidi="zh_TW"/>
         </w:rPr>
-        <w:t>），扔在神的背後（</w:t>
-      </w:r>
-      <w:hyperlink r:id="rId37">
+        <w:t>；</w:t>
+      </w:r>
+      <w:hyperlink r:id="rId43">
         <w:r>
           <w:rPr>
             <w:lang w:val="zh_TW" w:bidi="zh_TW"/>
@@ -783,692 +848,14 @@
             <w:color w:val="0000EE"/>
             <w:u w:val="single"/>
           </w:rPr>
-          <w:t>賽38:17</w:t>
+          <w:t>可15:19</w:t>
         </w:r>
       </w:hyperlink>
       <w:r>
         <w:rPr>
           <w:lang w:val="zh_TW" w:bidi="zh_TW"/>
         </w:rPr>
-        <w:t>），「不再記念」（</w:t>
-      </w:r>
-      <w:hyperlink r:id="rId38">
-        <w:r>
-          <w:rPr>
-            <w:lang w:val="zh_TW" w:bidi="zh_TW"/>
-          </w:rPr>
-          <w:rPr>
-            <w:color w:val="0000EE"/>
-            <w:u w:val="single"/>
-          </w:rPr>
-          <w:t>耶31:34</w:t>
-        </w:r>
-      </w:hyperlink>
-      <w:r>
-        <w:rPr>
-          <w:lang w:val="zh_TW" w:bidi="zh_TW"/>
-        </w:rPr>
-        <w:t>）。罪的污點和污垢被漂白成白色（</w:t>
-      </w:r>
-      <w:hyperlink r:id="rId39">
-        <w:r>
-          <w:rPr>
-            <w:lang w:val="zh_TW" w:bidi="zh_TW"/>
-          </w:rPr>
-          <w:rPr>
-            <w:color w:val="0000EE"/>
-            <w:u w:val="single"/>
-          </w:rPr>
-          <w:t>賽1:18</w:t>
-        </w:r>
-      </w:hyperlink>
-      <w:r>
-        <w:rPr>
-          <w:lang w:val="zh_TW" w:bidi="zh_TW"/>
-        </w:rPr>
-        <w:t>）。像重擔一樣壓迫著人的罪，被永遠解除和赦免。</w:t>
-      </w:r>
-    </w:p>
-    <w:p>
-      <w:pPr/>
-      <w:r>
-        <w:rPr>
-          <w:lang w:val="zh_TW" w:bidi="zh_TW"/>
-        </w:rPr>
-      </w:r>
-      <w:r>
-        <w:rPr>
-          <w:lang w:val="zh_TW" w:bidi="zh_TW"/>
-        </w:rPr>
-        <w:t>舊約中饒恕的動力，在於使人從過去中釋放出來。過去的行為和罪行並未被否認，但再也不會成為束縛。饒恕帶來自由。</w:t>
-      </w:r>
-    </w:p>
-    <w:p>
-      <w:pPr>
-        <w:pStyle w:val="Heading3"/>
-      </w:pPr>
-      <w:r>
-        <w:rPr>
-          <w:lang w:val="zh_TW" w:bidi="zh_TW"/>
-        </w:rPr>
-        <w:t>新約中的饒恕</w:t>
-      </w:r>
-    </w:p>
-    <w:p>
-      <w:pPr/>
-      <w:r>
-        <w:rPr>
-          <w:lang w:val="zh_TW" w:bidi="zh_TW"/>
-        </w:rPr>
-      </w:r>
-      <w:r>
-        <w:rPr>
-          <w:lang w:val="zh_TW" w:bidi="zh_TW"/>
-        </w:rPr>
-        <w:t>在新約中，當基督為我們死時，神饒恕了我們的罪，這更加強化了神白白饒恕這一概念。每個人都是無力償還的欠債者（</w:t>
-      </w:r>
-      <w:hyperlink r:id="rId40">
-        <w:r>
-          <w:rPr>
-            <w:lang w:val="zh_TW" w:bidi="zh_TW"/>
-          </w:rPr>
-          <w:rPr>
-            <w:color w:val="0000EE"/>
-            <w:u w:val="single"/>
-          </w:rPr>
-          <w:t>太18:23–35</w:t>
-        </w:r>
-      </w:hyperlink>
-      <w:r>
-        <w:rPr>
-          <w:lang w:val="zh_TW" w:bidi="zh_TW"/>
-        </w:rPr>
-        <w:t>），沒有償還的希望。我們都是罪人，無法遵守律法或拯救自己（</w:t>
-      </w:r>
-      <w:hyperlink r:id="rId41">
-        <w:r>
-          <w:rPr>
-            <w:lang w:val="zh_TW" w:bidi="zh_TW"/>
-          </w:rPr>
-          <w:rPr>
-            <w:color w:val="0000EE"/>
-            <w:u w:val="single"/>
-          </w:rPr>
-          <w:t>可10:26–27</w:t>
-        </w:r>
-      </w:hyperlink>
-      <w:r>
-        <w:rPr>
-          <w:lang w:val="zh_TW" w:bidi="zh_TW"/>
-        </w:rPr>
-        <w:t>）。這突顯了新約的教導，即唯有在基督裡才有饒恕。只有祂有權赦免罪（</w:t>
-      </w:r>
-      <w:hyperlink r:id="rId42">
-        <w:r>
-          <w:rPr>
-            <w:lang w:val="zh_TW" w:bidi="zh_TW"/>
-          </w:rPr>
-          <w:rPr>
-            <w:color w:val="0000EE"/>
-            <w:u w:val="single"/>
-          </w:rPr>
-          <w:t>2:5–10</w:t>
-        </w:r>
-      </w:hyperlink>
-      <w:r>
-        <w:rPr>
-          <w:lang w:val="zh_TW" w:bidi="zh_TW"/>
-        </w:rPr>
-        <w:t>），是祂的死具有救贖的意義（</w:t>
-      </w:r>
-      <w:hyperlink r:id="rId43">
-        <w:r>
-          <w:rPr>
-            <w:lang w:val="zh_TW" w:bidi="zh_TW"/>
-          </w:rPr>
-          <w:rPr>
-            <w:color w:val="0000EE"/>
-            <w:u w:val="single"/>
-          </w:rPr>
-          <w:t>太26:28</w:t>
-        </w:r>
-      </w:hyperlink>
-      <w:r>
-        <w:rPr>
-          <w:lang w:val="zh_TW" w:bidi="zh_TW"/>
-        </w:rPr>
-        <w:t>；</w:t>
-      </w:r>
-      <w:hyperlink r:id="rId44">
-        <w:r>
-          <w:rPr>
-            <w:lang w:val="zh_TW" w:bidi="zh_TW"/>
-          </w:rPr>
-          <w:rPr>
-            <w:color w:val="0000EE"/>
-            <w:u w:val="single"/>
-          </w:rPr>
-          <w:t>可10:45</w:t>
-        </w:r>
-      </w:hyperlink>
-      <w:r>
-        <w:rPr>
-          <w:lang w:val="zh_TW" w:bidi="zh_TW"/>
-        </w:rPr>
-        <w:t>），祂的寶血是新約的基礎（</w:t>
-      </w:r>
-      <w:hyperlink r:id="rId45">
-        <w:r>
-          <w:rPr>
-            <w:lang w:val="zh_TW" w:bidi="zh_TW"/>
-          </w:rPr>
-          <w:rPr>
-            <w:color w:val="0000EE"/>
-            <w:u w:val="single"/>
-          </w:rPr>
-          <w:t>林前11:25</w:t>
-        </w:r>
-      </w:hyperlink>
-      <w:r>
-        <w:rPr>
-          <w:lang w:val="zh_TW" w:bidi="zh_TW"/>
-        </w:rPr>
-        <w:t>）。唯有藉著祂，才能進入真正的饒恕經歷（</w:t>
-      </w:r>
-      <w:hyperlink r:id="rId46">
-        <w:r>
-          <w:rPr>
-            <w:lang w:val="zh_TW" w:bidi="zh_TW"/>
-          </w:rPr>
-          <w:rPr>
-            <w:color w:val="0000EE"/>
-            <w:u w:val="single"/>
-          </w:rPr>
-          <w:t>來9:15、22</w:t>
-        </w:r>
-      </w:hyperlink>
-      <w:r>
-        <w:rPr>
-          <w:lang w:val="zh_TW" w:bidi="zh_TW"/>
-        </w:rPr>
-        <w:t>）。因此，饒恕與耶穌基督的宣告密不可分（</w:t>
-      </w:r>
-      <w:hyperlink r:id="rId47">
-        <w:r>
-          <w:rPr>
-            <w:lang w:val="zh_TW" w:bidi="zh_TW"/>
-          </w:rPr>
-          <w:rPr>
-            <w:color w:val="0000EE"/>
-            <w:u w:val="single"/>
-          </w:rPr>
-          <w:t>徒13:38</w:t>
-        </w:r>
-      </w:hyperlink>
-      <w:r>
-        <w:rPr>
-          <w:lang w:val="zh_TW" w:bidi="zh_TW"/>
-        </w:rPr>
-        <w:t>；</w:t>
-      </w:r>
-      <w:hyperlink r:id="rId48">
-        <w:r>
-          <w:rPr>
-            <w:lang w:val="zh_TW" w:bidi="zh_TW"/>
-          </w:rPr>
-          <w:rPr>
-            <w:color w:val="0000EE"/>
-            <w:u w:val="single"/>
-          </w:rPr>
-          <w:t>弗1:7</w:t>
-        </w:r>
-      </w:hyperlink>
-      <w:r>
-        <w:rPr>
-          <w:lang w:val="zh_TW" w:bidi="zh_TW"/>
-        </w:rPr>
-        <w:t>；</w:t>
-      </w:r>
-      <w:hyperlink r:id="rId49">
-        <w:r>
-          <w:rPr>
-            <w:lang w:val="zh_TW" w:bidi="zh_TW"/>
-          </w:rPr>
-          <w:rPr>
-            <w:color w:val="0000EE"/>
-            <w:u w:val="single"/>
-          </w:rPr>
-          <w:t>西1:14</w:t>
-        </w:r>
-      </w:hyperlink>
-      <w:r>
-        <w:rPr>
-          <w:lang w:val="zh_TW" w:bidi="zh_TW"/>
-        </w:rPr>
-        <w:t>；</w:t>
-      </w:r>
-      <w:hyperlink r:id="rId50">
-        <w:r>
-          <w:rPr>
-            <w:lang w:val="zh_TW" w:bidi="zh_TW"/>
-          </w:rPr>
-          <w:rPr>
-            <w:color w:val="0000EE"/>
-            <w:u w:val="single"/>
-          </w:rPr>
-          <w:t>約一2:12</w:t>
-        </w:r>
-      </w:hyperlink>
-      <w:r>
-        <w:rPr>
-          <w:lang w:val="zh_TW" w:bidi="zh_TW"/>
-        </w:rPr>
         <w:t>）。</w:t>
-      </w:r>
-    </w:p>
-    <w:p>
-      <w:pPr/>
-      <w:r>
-        <w:rPr>
-          <w:lang w:val="zh_TW" w:bidi="zh_TW"/>
-        </w:rPr>
-      </w:r>
-      <w:r>
-        <w:rPr>
-          <w:lang w:val="zh_TW" w:bidi="zh_TW"/>
-        </w:rPr>
-        <w:t>新約中還有其它獨特的饒恕概念。希臘文charizomai的意思是「赦免罪」，在保羅的著作中被獨特地發展為神的恩典赦免（</w:t>
-      </w:r>
-      <w:hyperlink r:id="rId51">
-        <w:r>
-          <w:rPr>
-            <w:lang w:val="zh_TW" w:bidi="zh_TW"/>
-          </w:rPr>
-          <w:rPr>
-            <w:color w:val="0000EE"/>
-            <w:u w:val="single"/>
-          </w:rPr>
-          <w:t>林後2:7</w:t>
-        </w:r>
-      </w:hyperlink>
-      <w:r>
-        <w:rPr>
-          <w:lang w:val="zh_TW" w:bidi="zh_TW"/>
-        </w:rPr>
-        <w:t>，</w:t>
-      </w:r>
-      <w:hyperlink r:id="rId52">
-        <w:r>
-          <w:rPr>
-            <w:lang w:val="zh_TW" w:bidi="zh_TW"/>
-          </w:rPr>
-          <w:rPr>
-            <w:color w:val="0000EE"/>
-            <w:u w:val="single"/>
-          </w:rPr>
-          <w:t>12:13</w:t>
-        </w:r>
-      </w:hyperlink>
-      <w:r>
-        <w:rPr>
-          <w:lang w:val="zh_TW" w:bidi="zh_TW"/>
-        </w:rPr>
-        <w:t>；</w:t>
-      </w:r>
-      <w:hyperlink r:id="rId53">
-        <w:r>
-          <w:rPr>
-            <w:lang w:val="zh_TW" w:bidi="zh_TW"/>
-          </w:rPr>
-          <w:rPr>
-            <w:color w:val="0000EE"/>
-            <w:u w:val="single"/>
-          </w:rPr>
-          <w:t>弗4:32；</w:t>
-        </w:r>
-      </w:hyperlink>
-      <w:hyperlink r:id="rId54">
-        <w:r>
-          <w:rPr>
-            <w:lang w:val="zh_TW" w:bidi="zh_TW"/>
-          </w:rPr>
-          <w:rPr>
-            <w:color w:val="0000EE"/>
-            <w:u w:val="single"/>
-          </w:rPr>
-          <w:t>西2:13</w:t>
-        </w:r>
-      </w:hyperlink>
-      <w:r>
-        <w:rPr>
-          <w:lang w:val="zh_TW" w:bidi="zh_TW"/>
-        </w:rPr>
-        <w:t>，</w:t>
-      </w:r>
-      <w:hyperlink r:id="rId55">
-        <w:r>
-          <w:rPr>
-            <w:lang w:val="zh_TW" w:bidi="zh_TW"/>
-          </w:rPr>
-          <w:rPr>
-            <w:color w:val="0000EE"/>
-            <w:u w:val="single"/>
-          </w:rPr>
-          <w:t>3:13</w:t>
-        </w:r>
-      </w:hyperlink>
-      <w:r>
-        <w:rPr>
-          <w:lang w:val="zh_TW" w:bidi="zh_TW"/>
-        </w:rPr>
-        <w:t>）。罪被視為一種債務，而aphesis表示債務的清償（「把它除掉〔putting it away〕」——見</w:t>
-      </w:r>
-      <w:hyperlink r:id="rId56">
-        <w:r>
-          <w:rPr>
-            <w:lang w:val="zh_TW" w:bidi="zh_TW"/>
-          </w:rPr>
-          <w:rPr>
-            <w:color w:val="0000EE"/>
-            <w:u w:val="single"/>
-          </w:rPr>
-          <w:t>路6:37</w:t>
-        </w:r>
-      </w:hyperlink>
-      <w:r>
-        <w:rPr>
-          <w:lang w:val="zh_TW" w:bidi="zh_TW"/>
-        </w:rPr>
-        <w:t>）。饒恕也被視為赦免，paresis（「略過（passing over）」）。神沒有按照罪應得的全部報應來審判（</w:t>
-      </w:r>
-      <w:hyperlink r:id="rId57">
-        <w:r>
-          <w:rPr>
-            <w:lang w:val="zh_TW" w:bidi="zh_TW"/>
-          </w:rPr>
-          <w:rPr>
-            <w:color w:val="0000EE"/>
-            <w:u w:val="single"/>
-          </w:rPr>
-          <w:t>徒14:16</w:t>
-        </w:r>
-      </w:hyperlink>
-      <w:r>
-        <w:rPr>
-          <w:lang w:val="zh_TW" w:bidi="zh_TW"/>
-        </w:rPr>
-        <w:t>，</w:t>
-      </w:r>
-      <w:hyperlink r:id="rId58">
-        <w:r>
-          <w:rPr>
-            <w:lang w:val="zh_TW" w:bidi="zh_TW"/>
-          </w:rPr>
-          <w:rPr>
-            <w:color w:val="0000EE"/>
-            <w:u w:val="single"/>
-          </w:rPr>
-          <w:t>17:30</w:t>
-        </w:r>
-      </w:hyperlink>
-      <w:r>
-        <w:rPr>
-          <w:lang w:val="zh_TW" w:bidi="zh_TW"/>
-        </w:rPr>
-        <w:t>），而是顯示了憐憫。</w:t>
-      </w:r>
-    </w:p>
-    <w:p>
-      <w:pPr/>
-      <w:r>
-        <w:rPr>
-          <w:lang w:val="zh_TW" w:bidi="zh_TW"/>
-        </w:rPr>
-      </w:r>
-      <w:r>
-        <w:rPr>
-          <w:lang w:val="zh_TW" w:bidi="zh_TW"/>
-        </w:rPr>
-        <w:t>然而，新約提到兩個饒恕的限制。一個是不得赦免的罪（</w:t>
-      </w:r>
-      <w:hyperlink r:id="rId59">
-        <w:r>
-          <w:rPr>
-            <w:lang w:val="zh_TW" w:bidi="zh_TW"/>
-          </w:rPr>
-          <w:rPr>
-            <w:color w:val="0000EE"/>
-            <w:u w:val="single"/>
-          </w:rPr>
-          <w:t>太12:31–32</w:t>
-        </w:r>
-      </w:hyperlink>
-      <w:r>
-        <w:rPr>
-          <w:lang w:val="zh_TW" w:bidi="zh_TW"/>
-        </w:rPr>
-        <w:t>；</w:t>
-      </w:r>
-      <w:hyperlink r:id="rId60">
-        <w:r>
-          <w:rPr>
-            <w:lang w:val="zh_TW" w:bidi="zh_TW"/>
-          </w:rPr>
-          <w:rPr>
-            <w:color w:val="0000EE"/>
-            <w:u w:val="single"/>
-          </w:rPr>
-          <w:t>可3:28–30</w:t>
-        </w:r>
-      </w:hyperlink>
-      <w:r>
-        <w:rPr>
-          <w:lang w:val="zh_TW" w:bidi="zh_TW"/>
-        </w:rPr>
-        <w:t>；</w:t>
-      </w:r>
-      <w:hyperlink r:id="rId61">
-        <w:r>
-          <w:rPr>
-            <w:lang w:val="zh_TW" w:bidi="zh_TW"/>
-          </w:rPr>
-          <w:rPr>
-            <w:color w:val="0000EE"/>
-            <w:u w:val="single"/>
-          </w:rPr>
-          <w:t>路12:10</w:t>
-        </w:r>
-      </w:hyperlink>
-      <w:r>
-        <w:rPr>
-          <w:lang w:val="zh_TW" w:bidi="zh_TW"/>
-        </w:rPr>
-        <w:t>）。在這方面，基督提到那些像法利賽人一樣，在道德判斷上如此扭曲，以至於無法區分撒但的作行和基督的善行的人。另一種是「褻瀆聖靈的罪」，即「至於死的罪」（</w:t>
-      </w:r>
-      <w:hyperlink r:id="rId62">
-        <w:r>
-          <w:rPr>
-            <w:lang w:val="zh_TW" w:bidi="zh_TW"/>
-          </w:rPr>
-          <w:rPr>
-            <w:color w:val="0000EE"/>
-            <w:u w:val="single"/>
-          </w:rPr>
-          <w:t>約一5:16</w:t>
-        </w:r>
-      </w:hyperlink>
-      <w:r>
-        <w:rPr>
-          <w:lang w:val="zh_TW" w:bidi="zh_TW"/>
-        </w:rPr>
-        <w:t>）。這種罪並未具體定義，但其本質似乎是持續拒絕神的恩典。</w:t>
-      </w:r>
-    </w:p>
-    <w:p>
-      <w:pPr/>
-      <w:r>
-        <w:rPr>
-          <w:lang w:val="zh_TW" w:bidi="zh_TW"/>
-        </w:rPr>
-      </w:r>
-      <w:r>
-        <w:rPr>
-          <w:lang w:val="zh_TW" w:bidi="zh_TW"/>
-        </w:rPr>
-        <w:t>新約中的饒恕倫理強調，悔改是饒恕的條件（</w:t>
-      </w:r>
-      <w:hyperlink r:id="rId63">
-        <w:r>
-          <w:rPr>
-            <w:lang w:val="zh_TW" w:bidi="zh_TW"/>
-          </w:rPr>
-          <w:rPr>
-            <w:color w:val="0000EE"/>
-            <w:u w:val="single"/>
-          </w:rPr>
-          <w:t>林後7:10</w:t>
-        </w:r>
-      </w:hyperlink>
-      <w:r>
-        <w:rPr>
-          <w:lang w:val="zh_TW" w:bidi="zh_TW"/>
-        </w:rPr>
-        <w:t>），還包括需要饒恕他人（</w:t>
-      </w:r>
-      <w:hyperlink r:id="rId64">
-        <w:r>
-          <w:rPr>
-            <w:lang w:val="zh_TW" w:bidi="zh_TW"/>
-          </w:rPr>
-          <w:rPr>
-            <w:color w:val="0000EE"/>
-            <w:u w:val="single"/>
-          </w:rPr>
-          <w:t>太6:14–15</w:t>
-        </w:r>
-      </w:hyperlink>
-      <w:r>
-        <w:rPr>
-          <w:lang w:val="zh_TW" w:bidi="zh_TW"/>
-        </w:rPr>
-        <w:t>）。如果在接受饒恕的同時不饒恕他人，這顯然表明悔改並不徹底。主多次在比喻中強調，願意饒恕他人是真正悔改的標誌（</w:t>
-      </w:r>
-      <w:hyperlink r:id="rId40">
-        <w:r>
-          <w:rPr>
-            <w:lang w:val="zh_TW" w:bidi="zh_TW"/>
-          </w:rPr>
-          <w:rPr>
-            <w:color w:val="0000EE"/>
-            <w:u w:val="single"/>
-          </w:rPr>
-          <w:t>太18:23–35</w:t>
-        </w:r>
-      </w:hyperlink>
-      <w:r>
-        <w:rPr>
-          <w:lang w:val="zh_TW" w:bidi="zh_TW"/>
-        </w:rPr>
-        <w:t>；</w:t>
-      </w:r>
-      <w:hyperlink r:id="rId56">
-        <w:r>
-          <w:rPr>
-            <w:lang w:val="zh_TW" w:bidi="zh_TW"/>
-          </w:rPr>
-          <w:rPr>
-            <w:color w:val="0000EE"/>
-            <w:u w:val="single"/>
-          </w:rPr>
-          <w:t>路6:37</w:t>
-        </w:r>
-      </w:hyperlink>
-      <w:r>
-        <w:rPr>
-          <w:lang w:val="zh_TW" w:bidi="zh_TW"/>
-        </w:rPr>
-        <w:t>）。因此，基督教導我們，饒恕是一種責任，沒有任何限制。必須毫無保留地饒恕，甚至要到70個7次（</w:t>
-      </w:r>
-      <w:hyperlink r:id="rId65">
-        <w:r>
-          <w:rPr>
-            <w:lang w:val="zh_TW" w:bidi="zh_TW"/>
-          </w:rPr>
-          <w:rPr>
-            <w:color w:val="0000EE"/>
-            <w:u w:val="single"/>
-          </w:rPr>
-          <w:t>太18:21–22</w:t>
-        </w:r>
-      </w:hyperlink>
-      <w:r>
-        <w:rPr>
-          <w:lang w:val="zh_TW" w:bidi="zh_TW"/>
-        </w:rPr>
-        <w:t>）。饒恕是信徒之間相互關係的一部分：既然所有人都依賴於神的饒恕，那麼所有人也都必須彼此饒恕。「主怎樣饒恕了你們，你們也要怎樣饒恕人」（</w:t>
-      </w:r>
-      <w:hyperlink r:id="rId55">
-        <w:r>
-          <w:rPr>
-            <w:lang w:val="zh_TW" w:bidi="zh_TW"/>
-          </w:rPr>
-          <w:rPr>
-            <w:color w:val="0000EE"/>
-            <w:u w:val="single"/>
-          </w:rPr>
-          <w:t>西3:13</w:t>
-        </w:r>
-      </w:hyperlink>
-      <w:r>
-        <w:rPr>
-          <w:lang w:val="zh_TW" w:bidi="zh_TW"/>
-        </w:rPr>
-        <w:t>）。</w:t>
-      </w:r>
-    </w:p>
-    <w:p>
-      <w:pPr/>
-      <w:r>
-        <w:rPr>
-          <w:lang w:val="zh_TW" w:bidi="zh_TW"/>
-        </w:rPr>
-      </w:r>
-      <w:r>
-        <w:rPr>
-          <w:i/>
-          <w:lang w:val="zh_TW" w:bidi="zh_TW"/>
-        </w:rPr>
-        <w:t>另見</w:t>
-      </w:r>
-      <w:r>
-        <w:rPr>
-          <w:lang w:val="zh_TW" w:bidi="zh_TW"/>
-        </w:rPr>
-        <w:t xml:space="preserve"> </w:t>
-      </w:r>
-      <w:r>
-        <w:rPr>
-          <w:lang w:val="zh_TW" w:bidi="zh_TW"/>
-        </w:rPr>
-        <w:t>承認</w:t>
-      </w:r>
-      <w:r>
-        <w:rPr>
-          <w:lang w:val="zh_TW" w:bidi="zh_TW"/>
-        </w:rPr>
-        <w:t>；</w:t>
-      </w:r>
-      <w:r>
-        <w:rPr>
-          <w:lang w:val="zh_TW" w:bidi="zh_TW"/>
-        </w:rPr>
-        <w:t>悔改</w:t>
-      </w:r>
-      <w:r>
-        <w:rPr>
-          <w:lang w:val="zh_TW" w:bidi="zh_TW"/>
-        </w:rPr>
-        <w:t>。</w:t>
       </w:r>
       <w:r>
         <w:rPr>

--- a/zht/docx/132.content.docx
+++ b/zht/docx/132.content.docx
@@ -149,7 +149,7 @@
         <w:rPr>
           <w:lang w:val="zh_TW" w:bidi="zh_TW"/>
         </w:rPr>
-        <w:t>qu</w:t>
+        <w:t>qin</w:t>
       </w:r>
       <w:r>
         <w:rPr>
@@ -212,7 +212,7 @@
         <w:rPr>
           <w:lang w:val="zh_TW" w:bidi="zh_TW"/>
         </w:rPr>
-        <w:t>屈膝</w:t>
+        <w:t>親嘴，親嘴問安</w:t>
       </w:r>
       <w:r>
         <w:rPr>
@@ -231,7 +231,39 @@
         <w:rPr>
           <w:lang w:val="zh_TW" w:bidi="zh_TW"/>
         </w:rPr>
-        <w:t>通常表示崇拜、尊敬或順服的姿勢。強壯的膝象徵著一個人有堅定的信心和目標，因此屈膝表示對上級的順服。人在君王、統治者、長官或神面前屈膝。</w:t>
+        <w:t>在聖經時代，親嘴是表達愛和團契的常見方式。</w:t>
+      </w:r>
+    </w:p>
+    <w:p>
+      <w:pPr/>
+      <w:r>
+        <w:rPr>
+          <w:lang w:val="zh_TW" w:bidi="zh_TW"/>
+        </w:rPr>
+      </w:r>
+      <w:r>
+        <w:rPr>
+          <w:lang w:val="zh_TW" w:bidi="zh_TW"/>
+        </w:rPr>
+        <w:t>聖經在許多不同情況下提到親嘴：</w:t>
+      </w:r>
+    </w:p>
+    <w:p>
+      <w:pPr>
+        <w:pStyle w:val="ListBullet"/>
+        <w:spacing w:line="240" w:lineRule="auto"/>
+        <w:ind w:left="720"/>
+      </w:pPr>
+      <w:r>
+        <w:rPr>
+          <w:lang w:val="zh_TW" w:bidi="zh_TW"/>
+        </w:rPr>
+      </w:r>
+      <w:r>
+        <w:rPr>
+          <w:lang w:val="zh_TW" w:bidi="zh_TW"/>
+        </w:rPr>
+        <w:t>親人和朋友彼此親嘴，以表達愛與情誼（</w:t>
       </w:r>
       <w:hyperlink r:id="rId13">
         <w:r>
@@ -242,14 +274,14 @@
             <w:color w:val="0000EE"/>
             <w:u w:val="single"/>
           </w:rPr>
-          <w:t>創41:43</w:t>
+          <w:t>創29:11</w:t>
         </w:r>
       </w:hyperlink>
       <w:r>
         <w:rPr>
           <w:lang w:val="zh_TW" w:bidi="zh_TW"/>
         </w:rPr>
-        <w:t>描述在法老和約瑟面前跪下的人。人在主面前敬畏地跪下是很常見的（</w:t>
+        <w:t>，</w:t>
       </w:r>
       <w:hyperlink r:id="rId14">
         <w:r>
@@ -260,14 +292,32 @@
             <w:color w:val="0000EE"/>
             <w:u w:val="single"/>
           </w:rPr>
-          <w:t>賽45:23</w:t>
+          <w:t>33:4</w:t>
         </w:r>
       </w:hyperlink>
       <w:r>
         <w:rPr>
           <w:lang w:val="zh_TW" w:bidi="zh_TW"/>
         </w:rPr>
-        <w:t>；</w:t>
+        <w:t>）。</w:t>
+      </w:r>
+    </w:p>
+    <w:p>
+      <w:pPr>
+        <w:pStyle w:val="ListBullet"/>
+        <w:spacing w:line="240" w:lineRule="auto"/>
+        <w:ind w:left="720"/>
+      </w:pPr>
+      <w:r>
+        <w:rPr>
+          <w:lang w:val="zh_TW" w:bidi="zh_TW"/>
+        </w:rPr>
+      </w:r>
+      <w:r>
+        <w:rPr>
+          <w:lang w:val="zh_TW" w:bidi="zh_TW"/>
+        </w:rPr>
+        <w:t>有時親嘴帶有男女之間的愛慕之意（</w:t>
       </w:r>
       <w:hyperlink r:id="rId15">
         <w:r>
@@ -278,7 +328,7 @@
             <w:color w:val="0000EE"/>
             <w:u w:val="single"/>
           </w:rPr>
-          <w:t>羅14:11</w:t>
+          <w:t>箴7:6–13</w:t>
         </w:r>
       </w:hyperlink>
       <w:r>
@@ -296,16 +346,70 @@
             <w:color w:val="0000EE"/>
             <w:u w:val="single"/>
           </w:rPr>
-          <w:t>腓2:10</w:t>
+          <w:t>歌1:2</w:t>
         </w:r>
       </w:hyperlink>
       <w:r>
         <w:rPr>
           <w:lang w:val="zh_TW" w:bidi="zh_TW"/>
         </w:rPr>
-        <w:t>）。發生饑荒時，以色列人偏離了主，那些保持忠心的人被描述為「未曾向巴力屈膝的」（</w:t>
+        <w:t>）。</w:t>
+      </w:r>
+    </w:p>
+    <w:p>
+      <w:pPr>
+        <w:pStyle w:val="ListBullet"/>
+        <w:spacing w:line="240" w:lineRule="auto"/>
+        <w:ind w:left="720"/>
+      </w:pPr>
+      <w:r>
+        <w:rPr>
+          <w:lang w:val="zh_TW" w:bidi="zh_TW"/>
+        </w:rPr>
+      </w:r>
+      <w:r>
+        <w:rPr>
+          <w:lang w:val="zh_TW" w:bidi="zh_TW"/>
+        </w:rPr>
+        <w:t>親嘴也可用來表示尊敬或敬拜（</w:t>
       </w:r>
       <w:hyperlink r:id="rId17">
+        <w:r>
+          <w:rPr>
+            <w:lang w:val="zh_TW" w:bidi="zh_TW"/>
+          </w:rPr>
+          <w:rPr>
+            <w:color w:val="0000EE"/>
+            <w:u w:val="single"/>
+          </w:rPr>
+          <w:t>撒上10:1</w:t>
+        </w:r>
+      </w:hyperlink>
+      <w:r>
+        <w:rPr>
+          <w:lang w:val="zh_TW" w:bidi="zh_TW"/>
+        </w:rPr>
+        <w:t>；</w:t>
+      </w:r>
+      <w:hyperlink r:id="rId18">
+        <w:r>
+          <w:rPr>
+            <w:lang w:val="zh_TW" w:bidi="zh_TW"/>
+          </w:rPr>
+          <w:rPr>
+            <w:color w:val="0000EE"/>
+            <w:u w:val="single"/>
+          </w:rPr>
+          <w:t>伯31:27</w:t>
+        </w:r>
+      </w:hyperlink>
+      <w:r>
+        <w:rPr>
+          <w:lang w:val="zh_TW" w:bidi="zh_TW"/>
+        </w:rPr>
+        <w:t>）。不過，在某些情況下，這種行為被視為錯誤的（</w:t>
+      </w:r>
+      <w:hyperlink r:id="rId19">
         <w:r>
           <w:rPr>
             <w:lang w:val="zh_TW" w:bidi="zh_TW"/>
@@ -321,57 +425,7 @@
         <w:rPr>
           <w:lang w:val="zh_TW" w:bidi="zh_TW"/>
         </w:rPr>
-        <w:t>；見</w:t>
-      </w:r>
-      <w:hyperlink r:id="rId18">
-        <w:r>
-          <w:rPr>
-            <w:lang w:val="zh_TW" w:bidi="zh_TW"/>
-          </w:rPr>
-          <w:rPr>
-            <w:color w:val="0000EE"/>
-            <w:u w:val="single"/>
-          </w:rPr>
-          <w:t>羅11:4</w:t>
-        </w:r>
-      </w:hyperlink>
-      <w:r>
-        <w:rPr>
-          <w:lang w:val="zh_TW" w:bidi="zh_TW"/>
-        </w:rPr>
-        <w:t>）。</w:t>
-      </w:r>
-    </w:p>
-    <w:p>
-      <w:pPr/>
-      <w:r>
-        <w:rPr>
-          <w:lang w:val="zh_TW" w:bidi="zh_TW"/>
-        </w:rPr>
-      </w:r>
-      <w:r>
-        <w:rPr>
-          <w:lang w:val="zh_TW" w:bidi="zh_TW"/>
-        </w:rPr>
-        <w:t>穩固的膝代表力量，雙膝被擊打則代表力量被毀（</w:t>
-      </w:r>
-      <w:hyperlink r:id="rId19">
-        <w:r>
-          <w:rPr>
-            <w:lang w:val="zh_TW" w:bidi="zh_TW"/>
-          </w:rPr>
-          <w:rPr>
-            <w:color w:val="0000EE"/>
-            <w:u w:val="single"/>
-          </w:rPr>
-          <w:t>申28:35</w:t>
-        </w:r>
-      </w:hyperlink>
-      <w:r>
-        <w:rPr>
-          <w:lang w:val="zh_TW" w:bidi="zh_TW"/>
-        </w:rPr>
-        <w:t>）。以賽亞求主使無力的膝穩固（</w:t>
+        <w:t>；</w:t>
       </w:r>
       <w:hyperlink r:id="rId20">
         <w:r>
@@ -382,14 +436,32 @@
             <w:color w:val="0000EE"/>
             <w:u w:val="single"/>
           </w:rPr>
-          <w:t>賽35:3</w:t>
+          <w:t>何13:2</w:t>
         </w:r>
       </w:hyperlink>
       <w:r>
         <w:rPr>
           <w:lang w:val="zh_TW" w:bidi="zh_TW"/>
         </w:rPr>
-        <w:t>）。經文提到軟弱或無力的膝時一般指信心的不穩固（</w:t>
+        <w:t>）。</w:t>
+      </w:r>
+    </w:p>
+    <w:p>
+      <w:pPr>
+        <w:pStyle w:val="ListBullet"/>
+        <w:spacing w:line="240" w:lineRule="auto"/>
+        <w:ind w:left="720"/>
+      </w:pPr>
+      <w:r>
+        <w:rPr>
+          <w:lang w:val="zh_TW" w:bidi="zh_TW"/>
+        </w:rPr>
+      </w:r>
+      <w:r>
+        <w:rPr>
+          <w:lang w:val="zh_TW" w:bidi="zh_TW"/>
+        </w:rPr>
+        <w:t>親嘴也可能成為出賣人的記號，正如耶穌被出賣時所發生的事（</w:t>
       </w:r>
       <w:hyperlink r:id="rId21">
         <w:r>
@@ -400,14 +472,44 @@
             <w:color w:val="0000EE"/>
             <w:u w:val="single"/>
           </w:rPr>
-          <w:t>伯4:4</w:t>
+          <w:t>太26:48–49</w:t>
         </w:r>
       </w:hyperlink>
       <w:r>
         <w:rPr>
           <w:lang w:val="zh_TW" w:bidi="zh_TW"/>
         </w:rPr>
-        <w:t>；</w:t>
+        <w:t>）。</w:t>
+      </w:r>
+    </w:p>
+    <w:p>
+      <w:pPr/>
+      <w:r>
+        <w:rPr>
+          <w:lang w:val="zh_TW" w:bidi="zh_TW"/>
+        </w:rPr>
+      </w:r>
+      <w:r>
+        <w:rPr>
+          <w:lang w:val="zh_TW" w:bidi="zh_TW"/>
+        </w:rPr>
+        <w:t>在新約聖經中，「聖潔的親嘴」或「親嘴問安」共出現五次：</w:t>
+      </w:r>
+    </w:p>
+    <w:p>
+      <w:pPr>
+        <w:pStyle w:val="ListNumber"/>
+        <w:numPr>
+          <w:ilvl w:val="0"/>
+          <w:numId w:val="14"/>
+        </w:numPr>
+        <w:spacing w:line="240" w:lineRule="auto"/>
+        <w:ind w:left="720"/>
+      </w:pPr>
+      <w:r>
+        <w:rPr>
+          <w:lang w:val="zh_TW" w:bidi="zh_TW"/>
+        </w:rPr>
       </w:r>
       <w:hyperlink r:id="rId22">
         <w:r>
@@ -418,14 +520,20 @@
             <w:color w:val="0000EE"/>
             <w:u w:val="single"/>
           </w:rPr>
-          <w:t>來12:12</w:t>
+          <w:t>羅馬書十六章16節</w:t>
         </w:r>
       </w:hyperlink>
-      <w:r>
-        <w:rPr>
-          <w:lang w:val="zh_TW" w:bidi="zh_TW"/>
-        </w:rPr>
-        <w:t>），但有時也指健康的衰退（</w:t>
+    </w:p>
+    <w:p>
+      <w:pPr>
+        <w:pStyle w:val="ListNumber"/>
+        <w:spacing w:line="240" w:lineRule="auto"/>
+        <w:ind w:left="720"/>
+      </w:pPr>
+      <w:r>
+        <w:rPr>
+          <w:lang w:val="zh_TW" w:bidi="zh_TW"/>
+        </w:rPr>
       </w:r>
       <w:hyperlink r:id="rId23">
         <w:r>
@@ -436,14 +544,20 @@
             <w:color w:val="0000EE"/>
             <w:u w:val="single"/>
           </w:rPr>
-          <w:t>詩109:24</w:t>
+          <w:t>哥林多前書十六章20節</w:t>
         </w:r>
       </w:hyperlink>
-      <w:r>
-        <w:rPr>
-          <w:lang w:val="zh_TW" w:bidi="zh_TW"/>
-        </w:rPr>
-        <w:t>）。以西結提到那些膝「弱如水」的人（</w:t>
+    </w:p>
+    <w:p>
+      <w:pPr>
+        <w:pStyle w:val="ListNumber"/>
+        <w:spacing w:line="240" w:lineRule="auto"/>
+        <w:ind w:left="720"/>
+      </w:pPr>
+      <w:r>
+        <w:rPr>
+          <w:lang w:val="zh_TW" w:bidi="zh_TW"/>
+        </w:rPr>
       </w:r>
       <w:hyperlink r:id="rId24">
         <w:r>
@@ -454,21 +568,21 @@
             <w:color w:val="0000EE"/>
             <w:u w:val="single"/>
           </w:rPr>
-          <w:t>結7:17</w:t>
+          <w:t>哥林多後書十三章12節</w:t>
         </w:r>
       </w:hyperlink>
-      <w:hyperlink r:id="rId24">
-        <w:r>
-          <w:rPr>
-            <w:lang w:val="zh_TW" w:bidi="zh_TW"/>
-          </w:rPr>
-          <w:rPr>
-            <w:color w:val="0000EE"/>
-            <w:u w:val="single"/>
-          </w:rPr>
-          <w:t>，</w:t>
-        </w:r>
-      </w:hyperlink>
+    </w:p>
+    <w:p>
+      <w:pPr>
+        <w:pStyle w:val="ListNumber"/>
+        <w:spacing w:line="240" w:lineRule="auto"/>
+        <w:ind w:left="720"/>
+      </w:pPr>
+      <w:r>
+        <w:rPr>
+          <w:lang w:val="zh_TW" w:bidi="zh_TW"/>
+        </w:rPr>
+      </w:r>
       <w:hyperlink r:id="rId25">
         <w:r>
           <w:rPr>
@@ -478,28 +592,20 @@
             <w:color w:val="0000EE"/>
             <w:u w:val="single"/>
           </w:rPr>
-          <w:t>21:7</w:t>
+          <w:t>帖撒羅尼迦前書五章26節</w:t>
         </w:r>
       </w:hyperlink>
-      <w:r>
-        <w:rPr>
-          <w:lang w:val="zh_TW" w:bidi="zh_TW"/>
-        </w:rPr>
-        <w:t>）。</w:t>
-      </w:r>
     </w:p>
     <w:p>
-      <w:pPr/>
-      <w:r>
-        <w:rPr>
-          <w:lang w:val="zh_TW" w:bidi="zh_TW"/>
-        </w:rPr>
-      </w:r>
-      <w:r>
-        <w:rPr>
-          <w:lang w:val="zh_TW" w:bidi="zh_TW"/>
-        </w:rPr>
-        <w:t>在主面前雙膝跪下是一種表示敬拜（</w:t>
+      <w:pPr>
+        <w:pStyle w:val="ListNumber"/>
+        <w:spacing w:line="240" w:lineRule="auto"/>
+        <w:ind w:left="720"/>
+      </w:pPr>
+      <w:r>
+        <w:rPr>
+          <w:lang w:val="zh_TW" w:bidi="zh_TW"/>
+        </w:rPr>
       </w:r>
       <w:hyperlink r:id="rId26">
         <w:r>
@@ -510,14 +616,22 @@
             <w:color w:val="0000EE"/>
             <w:u w:val="single"/>
           </w:rPr>
-          <w:t>詩95:6</w:t>
+          <w:t>彼得前書五章14節</w:t>
         </w:r>
       </w:hyperlink>
-      <w:r>
-        <w:rPr>
-          <w:lang w:val="zh_TW" w:bidi="zh_TW"/>
-        </w:rPr>
-        <w:t>）和禱告的姿勢（</w:t>
+    </w:p>
+    <w:p>
+      <w:pPr/>
+      <w:r>
+        <w:rPr>
+          <w:lang w:val="zh_TW" w:bidi="zh_TW"/>
+        </w:rPr>
+      </w:r>
+      <w:r>
+        <w:rPr>
+          <w:lang w:val="zh_TW" w:bidi="zh_TW"/>
+        </w:rPr>
+        <w:t>這種親嘴是基督徒彼此相愛和合一的象徵。雖然聖經沒有詳細說明這種禮儀的具體做法，但它是早期基督徒彼此表達友誼和委身的一種方式（</w:t>
       </w:r>
       <w:hyperlink r:id="rId27">
         <w:r>
@@ -528,151 +642,7 @@
             <w:color w:val="0000EE"/>
             <w:u w:val="single"/>
           </w:rPr>
-          <w:t>但6:10</w:t>
-        </w:r>
-      </w:hyperlink>
-      <w:r>
-        <w:rPr>
-          <w:lang w:val="zh_TW" w:bidi="zh_TW"/>
-        </w:rPr>
-        <w:t>）。基督自己在客西馬尼園跪下禱告（</w:t>
-      </w:r>
-      <w:hyperlink r:id="rId28">
-        <w:r>
-          <w:rPr>
-            <w:lang w:val="zh_TW" w:bidi="zh_TW"/>
-          </w:rPr>
-          <w:rPr>
-            <w:color w:val="0000EE"/>
-            <w:u w:val="single"/>
-          </w:rPr>
-          <w:t>路22:41</w:t>
-        </w:r>
-      </w:hyperlink>
-      <w:r>
-        <w:rPr>
-          <w:lang w:val="zh_TW" w:bidi="zh_TW"/>
-        </w:rPr>
-        <w:t>），彼得、保羅和司提反也曾如此（</w:t>
-      </w:r>
-      <w:hyperlink r:id="rId29">
-        <w:r>
-          <w:rPr>
-            <w:lang w:val="zh_TW" w:bidi="zh_TW"/>
-          </w:rPr>
-          <w:rPr>
-            <w:color w:val="0000EE"/>
-            <w:u w:val="single"/>
-          </w:rPr>
-          <w:t>徒7:60</w:t>
-        </w:r>
-      </w:hyperlink>
-      <w:hyperlink r:id="rId29">
-        <w:r>
-          <w:rPr>
-            <w:lang w:val="zh_TW" w:bidi="zh_TW"/>
-          </w:rPr>
-          <w:rPr>
-            <w:color w:val="0000EE"/>
-            <w:u w:val="single"/>
-          </w:rPr>
-          <w:t>，</w:t>
-        </w:r>
-      </w:hyperlink>
-      <w:hyperlink r:id="rId30">
-        <w:r>
-          <w:rPr>
-            <w:lang w:val="zh_TW" w:bidi="zh_TW"/>
-          </w:rPr>
-          <w:rPr>
-            <w:color w:val="0000EE"/>
-            <w:u w:val="single"/>
-          </w:rPr>
-          <w:t>9:40</w:t>
-        </w:r>
-      </w:hyperlink>
-      <w:hyperlink r:id="rId30">
-        <w:r>
-          <w:rPr>
-            <w:lang w:val="zh_TW" w:bidi="zh_TW"/>
-          </w:rPr>
-          <w:rPr>
-            <w:color w:val="0000EE"/>
-            <w:u w:val="single"/>
-          </w:rPr>
-          <w:t>，</w:t>
-        </w:r>
-      </w:hyperlink>
-      <w:hyperlink r:id="rId31">
-        <w:r>
-          <w:rPr>
-            <w:lang w:val="zh_TW" w:bidi="zh_TW"/>
-          </w:rPr>
-          <w:rPr>
-            <w:color w:val="0000EE"/>
-            <w:u w:val="single"/>
-          </w:rPr>
-          <w:t>20:36</w:t>
-        </w:r>
-      </w:hyperlink>
-      <w:hyperlink r:id="rId31">
-        <w:r>
-          <w:rPr>
-            <w:lang w:val="zh_TW" w:bidi="zh_TW"/>
-          </w:rPr>
-          <w:rPr>
-            <w:color w:val="0000EE"/>
-            <w:u w:val="single"/>
-          </w:rPr>
-          <w:t>，</w:t>
-        </w:r>
-      </w:hyperlink>
-      <w:hyperlink r:id="rId32">
-        <w:r>
-          <w:rPr>
-            <w:lang w:val="zh_TW" w:bidi="zh_TW"/>
-          </w:rPr>
-          <w:rPr>
-            <w:color w:val="0000EE"/>
-            <w:u w:val="single"/>
-          </w:rPr>
-          <w:t>21:5</w:t>
-        </w:r>
-      </w:hyperlink>
-      <w:r>
-        <w:rPr>
-          <w:lang w:val="zh_TW" w:bidi="zh_TW"/>
-        </w:rPr>
-        <w:t>）。所羅門在主面前屈膝禱告和祈求（</w:t>
-      </w:r>
-      <w:hyperlink r:id="rId33">
-        <w:r>
-          <w:rPr>
-            <w:lang w:val="zh_TW" w:bidi="zh_TW"/>
-          </w:rPr>
-          <w:rPr>
-            <w:color w:val="0000EE"/>
-            <w:u w:val="single"/>
-          </w:rPr>
-          <w:t>王上8:54</w:t>
-        </w:r>
-      </w:hyperlink>
-      <w:r>
-        <w:rPr>
-          <w:lang w:val="zh_TW" w:bidi="zh_TW"/>
-        </w:rPr>
-        <w:t>），甚至有一次他造了一個方便他能站上去的銅臺，當著以色列的會眾在主面前跪下（</w:t>
-      </w:r>
-      <w:hyperlink r:id="rId34">
-        <w:r>
-          <w:rPr>
-            <w:lang w:val="zh_TW" w:bidi="zh_TW"/>
-          </w:rPr>
-          <w:rPr>
-            <w:color w:val="0000EE"/>
-            <w:u w:val="single"/>
-          </w:rPr>
-          <w:t>代下6:13</w:t>
+          <w:t>帖前5:25–27</w:t>
         </w:r>
       </w:hyperlink>
       <w:r>
@@ -693,169 +663,7 @@
         <w:rPr>
           <w:lang w:val="zh_TW" w:bidi="zh_TW"/>
         </w:rPr>
-        <w:t>有些人跪下痛悔，好像以斯拉在獻晚祭時那樣（</w:t>
-      </w:r>
-      <w:hyperlink r:id="rId35">
-        <w:r>
-          <w:rPr>
-            <w:lang w:val="zh_TW" w:bidi="zh_TW"/>
-          </w:rPr>
-          <w:rPr>
-            <w:color w:val="0000EE"/>
-            <w:u w:val="single"/>
-          </w:rPr>
-          <w:t>拉9:5</w:t>
-        </w:r>
-      </w:hyperlink>
-      <w:r>
-        <w:rPr>
-          <w:lang w:val="zh_TW" w:bidi="zh_TW"/>
-        </w:rPr>
-        <w:t>），又像彼得求主赦免他的信心和信靠不足時那樣（</w:t>
-      </w:r>
-      <w:hyperlink r:id="rId36">
-        <w:r>
-          <w:rPr>
-            <w:lang w:val="zh_TW" w:bidi="zh_TW"/>
-          </w:rPr>
-          <w:rPr>
-            <w:color w:val="0000EE"/>
-            <w:u w:val="single"/>
-          </w:rPr>
-          <w:t>路5:8</w:t>
-        </w:r>
-      </w:hyperlink>
-      <w:r>
-        <w:rPr>
-          <w:lang w:val="zh_TW" w:bidi="zh_TW"/>
-        </w:rPr>
-        <w:t>）。人在先知以利亞面前跪下哀求，視他為神的代表（</w:t>
-      </w:r>
-      <w:hyperlink r:id="rId37">
-        <w:r>
-          <w:rPr>
-            <w:lang w:val="zh_TW" w:bidi="zh_TW"/>
-          </w:rPr>
-          <w:rPr>
-            <w:color w:val="0000EE"/>
-            <w:u w:val="single"/>
-          </w:rPr>
-          <w:t>王下1:13</w:t>
-        </w:r>
-      </w:hyperlink>
-      <w:r>
-        <w:rPr>
-          <w:lang w:val="zh_TW" w:bidi="zh_TW"/>
-        </w:rPr>
-        <w:t>），還有許多人在主面前跪下求醫治（</w:t>
-      </w:r>
-      <w:hyperlink r:id="rId38">
-        <w:r>
-          <w:rPr>
-            <w:lang w:val="zh_TW" w:bidi="zh_TW"/>
-          </w:rPr>
-          <w:rPr>
-            <w:color w:val="0000EE"/>
-            <w:u w:val="single"/>
-          </w:rPr>
-          <w:t>太17:14</w:t>
-        </w:r>
-      </w:hyperlink>
-      <w:r>
-        <w:rPr>
-          <w:lang w:val="zh_TW" w:bidi="zh_TW"/>
-        </w:rPr>
-        <w:t>；</w:t>
-      </w:r>
-      <w:hyperlink r:id="rId39">
-        <w:r>
-          <w:rPr>
-            <w:lang w:val="zh_TW" w:bidi="zh_TW"/>
-          </w:rPr>
-          <w:rPr>
-            <w:color w:val="0000EE"/>
-            <w:u w:val="single"/>
-          </w:rPr>
-          <w:t>可1:40</w:t>
-        </w:r>
-      </w:hyperlink>
-      <w:r>
-        <w:rPr>
-          <w:lang w:val="zh_TW" w:bidi="zh_TW"/>
-        </w:rPr>
-        <w:t>）。但以理在天使面前心存驚奇和敬畏地跪下（</w:t>
-      </w:r>
-      <w:hyperlink r:id="rId40">
-        <w:r>
-          <w:rPr>
-            <w:lang w:val="zh_TW" w:bidi="zh_TW"/>
-          </w:rPr>
-          <w:rPr>
-            <w:color w:val="0000EE"/>
-            <w:u w:val="single"/>
-          </w:rPr>
-          <w:t>但10:10</w:t>
-        </w:r>
-      </w:hyperlink>
-      <w:r>
-        <w:rPr>
-          <w:lang w:val="zh_TW" w:bidi="zh_TW"/>
-        </w:rPr>
-        <w:t>），伯沙撒的驚惶從他「雙膝彼此相碰」看得出（</w:t>
-      </w:r>
-      <w:hyperlink r:id="rId41">
-        <w:r>
-          <w:rPr>
-            <w:lang w:val="zh_TW" w:bidi="zh_TW"/>
-          </w:rPr>
-          <w:rPr>
-            <w:color w:val="0000EE"/>
-            <w:u w:val="single"/>
-          </w:rPr>
-          <w:t>但5:6</w:t>
-        </w:r>
-      </w:hyperlink>
-      <w:r>
-        <w:rPr>
-          <w:lang w:val="zh_TW" w:bidi="zh_TW"/>
-        </w:rPr>
-        <w:t>）。在新約中，君尊卻寬容的基督遭受士兵們的嘲弄和譏誚，跪在祂面前嘲諷地喊道：「恭喜，猶太人的王啊！」（</w:t>
-      </w:r>
-      <w:hyperlink r:id="rId42">
-        <w:r>
-          <w:rPr>
-            <w:lang w:val="zh_TW" w:bidi="zh_TW"/>
-          </w:rPr>
-          <w:rPr>
-            <w:color w:val="0000EE"/>
-            <w:u w:val="single"/>
-          </w:rPr>
-          <w:t>太27:29</w:t>
-        </w:r>
-      </w:hyperlink>
-      <w:r>
-        <w:rPr>
-          <w:lang w:val="zh_TW" w:bidi="zh_TW"/>
-        </w:rPr>
-        <w:t>；</w:t>
-      </w:r>
-      <w:hyperlink r:id="rId43">
-        <w:r>
-          <w:rPr>
-            <w:lang w:val="zh_TW" w:bidi="zh_TW"/>
-          </w:rPr>
-          <w:rPr>
-            <w:color w:val="0000EE"/>
-            <w:u w:val="single"/>
-          </w:rPr>
-          <w:t>可15:19</w:t>
-        </w:r>
-      </w:hyperlink>
-      <w:r>
-        <w:rPr>
-          <w:lang w:val="zh_TW" w:bidi="zh_TW"/>
-        </w:rPr>
-        <w:t>）。</w:t>
+        <w:t>到了公元二世紀後期，這項做法成為教會禮儀的一部分。殉道者游斯丁（Justin Martyr）曾描述這是一種在禱告結束後，會眾彼此親嘴的禮儀。後來，人們把這項禮儀安排在領聖餐之前舉行；再往後，許多教會以簡單的鞠躬取代了親嘴。直到今天，仍有一些教會以不同形式保留這項做法。</w:t>
       </w:r>
       <w:r>
         <w:rPr>
@@ -2757,6 +2565,12 @@
   </w:num>
   <w:num w:numId="13" w16cid:durableId="592781308">
     <w:abstractNumId w:val="11"/>
+  </w:num>
+  <w:num w:numId="14">
+    <w:abstractNumId w:val="3"/>
+    <w:lvlOverride w:ilvl="0">
+      <w:startOverride w:val="1"/>
+    </w:lvlOverride>
   </w:num>
   <w:numIdMacAtCleanup w:val="10"/>
 </w:numbering>

--- a/zht/docx/132.content.docx
+++ b/zht/docx/132.content.docx
@@ -265,36 +265,24 @@
         </w:rPr>
         <w:t>親人和朋友彼此親嘴，以表達愛與情誼（</w:t>
       </w:r>
-      <w:hyperlink r:id="rId13">
-        <w:r>
-          <w:rPr>
-            <w:lang w:val="zh_TW" w:bidi="zh_TW"/>
-          </w:rPr>
-          <w:rPr>
-            <w:color w:val="0000EE"/>
-            <w:u w:val="single"/>
-          </w:rPr>
-          <w:t>創29:11</w:t>
-        </w:r>
-      </w:hyperlink>
+      <w:r>
+        <w:rPr>
+          <w:lang w:val="zh_TW" w:bidi="zh_TW"/>
+        </w:rPr>
+        <w:t>創29:11</w:t>
+      </w:r>
       <w:r>
         <w:rPr>
           <w:lang w:val="zh_TW" w:bidi="zh_TW"/>
         </w:rPr>
         <w:t>，</w:t>
       </w:r>
-      <w:hyperlink r:id="rId14">
-        <w:r>
-          <w:rPr>
-            <w:lang w:val="zh_TW" w:bidi="zh_TW"/>
-          </w:rPr>
-          <w:rPr>
-            <w:color w:val="0000EE"/>
-            <w:u w:val="single"/>
-          </w:rPr>
-          <w:t>33:4</w:t>
-        </w:r>
-      </w:hyperlink>
+      <w:r>
+        <w:rPr>
+          <w:lang w:val="zh_TW" w:bidi="zh_TW"/>
+        </w:rPr>
+        <w:t>33:4</w:t>
+      </w:r>
       <w:r>
         <w:rPr>
           <w:lang w:val="zh_TW" w:bidi="zh_TW"/>
@@ -319,36 +307,24 @@
         </w:rPr>
         <w:t>有時親嘴帶有男女之間的愛慕之意（</w:t>
       </w:r>
-      <w:hyperlink r:id="rId15">
-        <w:r>
-          <w:rPr>
-            <w:lang w:val="zh_TW" w:bidi="zh_TW"/>
-          </w:rPr>
-          <w:rPr>
-            <w:color w:val="0000EE"/>
-            <w:u w:val="single"/>
-          </w:rPr>
-          <w:t>箴7:6–13</w:t>
-        </w:r>
-      </w:hyperlink>
+      <w:r>
+        <w:rPr>
+          <w:lang w:val="zh_TW" w:bidi="zh_TW"/>
+        </w:rPr>
+        <w:t>箴7:6–13</w:t>
+      </w:r>
       <w:r>
         <w:rPr>
           <w:lang w:val="zh_TW" w:bidi="zh_TW"/>
         </w:rPr>
         <w:t>；</w:t>
       </w:r>
-      <w:hyperlink r:id="rId16">
-        <w:r>
-          <w:rPr>
-            <w:lang w:val="zh_TW" w:bidi="zh_TW"/>
-          </w:rPr>
-          <w:rPr>
-            <w:color w:val="0000EE"/>
-            <w:u w:val="single"/>
-          </w:rPr>
-          <w:t>歌1:2</w:t>
-        </w:r>
-      </w:hyperlink>
+      <w:r>
+        <w:rPr>
+          <w:lang w:val="zh_TW" w:bidi="zh_TW"/>
+        </w:rPr>
+        <w:t>歌1:2</w:t>
+      </w:r>
       <w:r>
         <w:rPr>
           <w:lang w:val="zh_TW" w:bidi="zh_TW"/>
@@ -373,72 +349,48 @@
         </w:rPr>
         <w:t>親嘴也可用來表示尊敬或敬拜（</w:t>
       </w:r>
-      <w:hyperlink r:id="rId17">
-        <w:r>
-          <w:rPr>
-            <w:lang w:val="zh_TW" w:bidi="zh_TW"/>
-          </w:rPr>
-          <w:rPr>
-            <w:color w:val="0000EE"/>
-            <w:u w:val="single"/>
-          </w:rPr>
-          <w:t>撒上10:1</w:t>
-        </w:r>
-      </w:hyperlink>
+      <w:r>
+        <w:rPr>
+          <w:lang w:val="zh_TW" w:bidi="zh_TW"/>
+        </w:rPr>
+        <w:t>撒上10:1</w:t>
+      </w:r>
       <w:r>
         <w:rPr>
           <w:lang w:val="zh_TW" w:bidi="zh_TW"/>
         </w:rPr>
         <w:t>；</w:t>
       </w:r>
-      <w:hyperlink r:id="rId18">
-        <w:r>
-          <w:rPr>
-            <w:lang w:val="zh_TW" w:bidi="zh_TW"/>
-          </w:rPr>
-          <w:rPr>
-            <w:color w:val="0000EE"/>
-            <w:u w:val="single"/>
-          </w:rPr>
-          <w:t>伯31:27</w:t>
-        </w:r>
-      </w:hyperlink>
+      <w:r>
+        <w:rPr>
+          <w:lang w:val="zh_TW" w:bidi="zh_TW"/>
+        </w:rPr>
+        <w:t>伯31:27</w:t>
+      </w:r>
       <w:r>
         <w:rPr>
           <w:lang w:val="zh_TW" w:bidi="zh_TW"/>
         </w:rPr>
         <w:t>）。不過，在某些情況下，這種行為被視為錯誤的（</w:t>
       </w:r>
-      <w:hyperlink r:id="rId19">
-        <w:r>
-          <w:rPr>
-            <w:lang w:val="zh_TW" w:bidi="zh_TW"/>
-          </w:rPr>
-          <w:rPr>
-            <w:color w:val="0000EE"/>
-            <w:u w:val="single"/>
-          </w:rPr>
-          <w:t>王上19:18</w:t>
-        </w:r>
-      </w:hyperlink>
+      <w:r>
+        <w:rPr>
+          <w:lang w:val="zh_TW" w:bidi="zh_TW"/>
+        </w:rPr>
+        <w:t>王上19:18</w:t>
+      </w:r>
       <w:r>
         <w:rPr>
           <w:lang w:val="zh_TW" w:bidi="zh_TW"/>
         </w:rPr>
         <w:t>；</w:t>
       </w:r>
-      <w:hyperlink r:id="rId20">
-        <w:r>
-          <w:rPr>
-            <w:lang w:val="zh_TW" w:bidi="zh_TW"/>
-          </w:rPr>
-          <w:rPr>
-            <w:color w:val="0000EE"/>
-            <w:u w:val="single"/>
-          </w:rPr>
-          <w:t>何13:2</w:t>
-        </w:r>
-      </w:hyperlink>
+      <w:r>
+        <w:rPr>
+          <w:lang w:val="zh_TW" w:bidi="zh_TW"/>
+        </w:rPr>
+        <w:t>何13:2</w:t>
+      </w:r>
       <w:r>
         <w:rPr>
           <w:lang w:val="zh_TW" w:bidi="zh_TW"/>
@@ -463,18 +415,12 @@
         </w:rPr>
         <w:t>親嘴也可能成為出賣人的記號，正如耶穌被出賣時所發生的事（</w:t>
       </w:r>
-      <w:hyperlink r:id="rId21">
-        <w:r>
-          <w:rPr>
-            <w:lang w:val="zh_TW" w:bidi="zh_TW"/>
-          </w:rPr>
-          <w:rPr>
-            <w:color w:val="0000EE"/>
-            <w:u w:val="single"/>
-          </w:rPr>
-          <w:t>太26:48–49</w:t>
-        </w:r>
-      </w:hyperlink>
+      <w:r>
+        <w:rPr>
+          <w:lang w:val="zh_TW" w:bidi="zh_TW"/>
+        </w:rPr>
+        <w:t>太26:48–49</w:t>
+      </w:r>
       <w:r>
         <w:rPr>
           <w:lang w:val="zh_TW" w:bidi="zh_TW"/>
@@ -511,18 +457,12 @@
           <w:lang w:val="zh_TW" w:bidi="zh_TW"/>
         </w:rPr>
       </w:r>
-      <w:hyperlink r:id="rId22">
-        <w:r>
-          <w:rPr>
-            <w:lang w:val="zh_TW" w:bidi="zh_TW"/>
-          </w:rPr>
-          <w:rPr>
-            <w:color w:val="0000EE"/>
-            <w:u w:val="single"/>
-          </w:rPr>
-          <w:t>羅馬書十六章16節</w:t>
-        </w:r>
-      </w:hyperlink>
+      <w:r>
+        <w:rPr>
+          <w:lang w:val="zh_TW" w:bidi="zh_TW"/>
+        </w:rPr>
+        <w:t>羅馬書十六章16節</w:t>
+      </w:r>
     </w:p>
     <w:p>
       <w:pPr>
@@ -535,18 +475,12 @@
           <w:lang w:val="zh_TW" w:bidi="zh_TW"/>
         </w:rPr>
       </w:r>
-      <w:hyperlink r:id="rId23">
-        <w:r>
-          <w:rPr>
-            <w:lang w:val="zh_TW" w:bidi="zh_TW"/>
-          </w:rPr>
-          <w:rPr>
-            <w:color w:val="0000EE"/>
-            <w:u w:val="single"/>
-          </w:rPr>
-          <w:t>哥林多前書十六章20節</w:t>
-        </w:r>
-      </w:hyperlink>
+      <w:r>
+        <w:rPr>
+          <w:lang w:val="zh_TW" w:bidi="zh_TW"/>
+        </w:rPr>
+        <w:t>哥林多前書十六章20節</w:t>
+      </w:r>
     </w:p>
     <w:p>
       <w:pPr>
@@ -559,18 +493,12 @@
           <w:lang w:val="zh_TW" w:bidi="zh_TW"/>
         </w:rPr>
       </w:r>
-      <w:hyperlink r:id="rId24">
-        <w:r>
-          <w:rPr>
-            <w:lang w:val="zh_TW" w:bidi="zh_TW"/>
-          </w:rPr>
-          <w:rPr>
-            <w:color w:val="0000EE"/>
-            <w:u w:val="single"/>
-          </w:rPr>
-          <w:t>哥林多後書十三章12節</w:t>
-        </w:r>
-      </w:hyperlink>
+      <w:r>
+        <w:rPr>
+          <w:lang w:val="zh_TW" w:bidi="zh_TW"/>
+        </w:rPr>
+        <w:t>哥林多後書十三章12節</w:t>
+      </w:r>
     </w:p>
     <w:p>
       <w:pPr>
@@ -583,18 +511,12 @@
           <w:lang w:val="zh_TW" w:bidi="zh_TW"/>
         </w:rPr>
       </w:r>
-      <w:hyperlink r:id="rId25">
-        <w:r>
-          <w:rPr>
-            <w:lang w:val="zh_TW" w:bidi="zh_TW"/>
-          </w:rPr>
-          <w:rPr>
-            <w:color w:val="0000EE"/>
-            <w:u w:val="single"/>
-          </w:rPr>
-          <w:t>帖撒羅尼迦前書五章26節</w:t>
-        </w:r>
-      </w:hyperlink>
+      <w:r>
+        <w:rPr>
+          <w:lang w:val="zh_TW" w:bidi="zh_TW"/>
+        </w:rPr>
+        <w:t>帖撒羅尼迦前書五章26節</w:t>
+      </w:r>
     </w:p>
     <w:p>
       <w:pPr>
@@ -607,18 +529,12 @@
           <w:lang w:val="zh_TW" w:bidi="zh_TW"/>
         </w:rPr>
       </w:r>
-      <w:hyperlink r:id="rId26">
-        <w:r>
-          <w:rPr>
-            <w:lang w:val="zh_TW" w:bidi="zh_TW"/>
-          </w:rPr>
-          <w:rPr>
-            <w:color w:val="0000EE"/>
-            <w:u w:val="single"/>
-          </w:rPr>
-          <w:t>彼得前書五章14節</w:t>
-        </w:r>
-      </w:hyperlink>
+      <w:r>
+        <w:rPr>
+          <w:lang w:val="zh_TW" w:bidi="zh_TW"/>
+        </w:rPr>
+        <w:t>彼得前書五章14節</w:t>
+      </w:r>
     </w:p>
     <w:p>
       <w:pPr/>
@@ -633,18 +549,12 @@
         </w:rPr>
         <w:t>這種親嘴是基督徒彼此相愛和合一的象徵。雖然聖經沒有詳細說明這種禮儀的具體做法，但它是早期基督徒彼此表達友誼和委身的一種方式（</w:t>
       </w:r>
-      <w:hyperlink r:id="rId27">
-        <w:r>
-          <w:rPr>
-            <w:lang w:val="zh_TW" w:bidi="zh_TW"/>
-          </w:rPr>
-          <w:rPr>
-            <w:color w:val="0000EE"/>
-            <w:u w:val="single"/>
-          </w:rPr>
-          <w:t>帖前5:25–27</w:t>
-        </w:r>
-      </w:hyperlink>
+      <w:r>
+        <w:rPr>
+          <w:lang w:val="zh_TW" w:bidi="zh_TW"/>
+        </w:rPr>
+        <w:t>帖前5:25–27</w:t>
+      </w:r>
       <w:r>
         <w:rPr>
           <w:lang w:val="zh_TW" w:bidi="zh_TW"/>
